--- a/samples/output/TA7_Unit2_Lesson1_KHBD.docx
+++ b/samples/output/TA7_Unit2_Lesson1_KHBD.docx
@@ -35,7 +35,7 @@
           </w:tcPr>
           <w:p>
             <w:pPr>
-              <w:spacing w:after="60" w:before="40" w:line="300"/>
+              <w:spacing w:after="60" w:before="40" w:line="300" w:lineRule="auto"/>
               <w:jc w:val="center"/>
             </w:pPr>
             <w:r>
@@ -51,7 +51,7 @@
           </w:p>
           <w:p>
             <w:pPr>
-              <w:spacing w:after="60" w:before="40" w:line="300"/>
+              <w:spacing w:after="60" w:before="40" w:line="300" w:lineRule="auto"/>
               <w:jc w:val="center"/>
             </w:pPr>
             <w:r>
@@ -65,7 +65,7 @@
           </w:p>
           <w:p>
             <w:pPr>
-              <w:spacing w:after="60" w:before="40" w:line="300"/>
+              <w:spacing w:after="60" w:before="40" w:line="300" w:lineRule="auto"/>
               <w:jc w:val="center"/>
             </w:pPr>
             <w:r>
@@ -93,7 +93,7 @@
           </w:tcPr>
           <w:p>
             <w:pPr>
-              <w:spacing w:after="60" w:before="40" w:line="300"/>
+              <w:spacing w:after="60" w:before="40" w:line="300" w:lineRule="auto"/>
               <w:jc w:val="center"/>
             </w:pPr>
             <w:r>
@@ -109,7 +109,7 @@
           </w:p>
           <w:p>
             <w:pPr>
-              <w:spacing w:after="60" w:before="40" w:line="300"/>
+              <w:spacing w:after="60" w:before="40" w:line="300" w:lineRule="auto"/>
               <w:jc w:val="center"/>
             </w:pPr>
             <w:r>
@@ -123,7 +123,7 @@
           </w:p>
           <w:p>
             <w:pPr>
-              <w:spacing w:after="60" w:before="40" w:line="300"/>
+              <w:spacing w:after="60" w:before="40" w:line="300" w:lineRule="auto"/>
               <w:jc w:val="center"/>
             </w:pPr>
             <w:r>
@@ -140,7 +140,7 @@
     </w:tbl>
     <w:p>
       <w:pPr>
-        <w:spacing w:after="60" w:before="240" w:line="300"/>
+        <w:spacing w:after="60" w:before="240" w:line="300" w:lineRule="auto"/>
         <w:jc w:val="center"/>
       </w:pPr>
       <w:r>
@@ -156,7 +156,7 @@
     </w:p>
     <w:p>
       <w:pPr>
-        <w:spacing w:after="60" w:before="40" w:line="300"/>
+        <w:spacing w:after="60" w:before="40" w:line="300" w:lineRule="auto"/>
         <w:jc w:val="center"/>
       </w:pPr>
       <w:r>
@@ -172,7 +172,7 @@
     </w:p>
     <w:p>
       <w:pPr>
-        <w:spacing w:after="60" w:before="40" w:line="300"/>
+        <w:spacing w:after="60" w:before="40" w:line="300" w:lineRule="auto"/>
         <w:jc w:val="center"/>
       </w:pPr>
       <w:r>
@@ -186,7 +186,7 @@
     </w:p>
     <w:p>
       <w:pPr>
-        <w:spacing w:after="60" w:before="40" w:line="300"/>
+        <w:spacing w:after="60" w:before="40" w:line="300" w:lineRule="auto"/>
         <w:jc w:val="center"/>
       </w:pPr>
       <w:r>
@@ -210,7 +210,7 @@
     </w:p>
     <w:p>
       <w:pPr>
-        <w:spacing w:after="200" w:before="40" w:line="300"/>
+        <w:spacing w:after="200" w:before="40" w:line="300" w:lineRule="auto"/>
         <w:jc w:val="center"/>
       </w:pPr>
       <w:r>
@@ -229,7 +229,7 @@
     <w:p>
       <w:pPr>
         <w:keepNext/>
-        <w:spacing w:after="80" w:before="200" w:line="300"/>
+        <w:spacing w:after="80" w:before="200" w:line="300" w:lineRule="auto"/>
       </w:pPr>
       <w:r>
         <w:rPr>
@@ -245,7 +245,7 @@
     <w:p>
       <w:pPr>
         <w:keepNext/>
-        <w:spacing w:after="80" w:before="120" w:line="300"/>
+        <w:spacing w:after="80" w:before="120" w:line="300" w:lineRule="auto"/>
       </w:pPr>
       <w:r>
         <w:rPr>
@@ -260,7 +260,7 @@
     </w:p>
     <w:p>
       <w:pPr>
-        <w:spacing w:after="60" w:before="40" w:line="300"/>
+        <w:spacing w:after="60" w:before="40" w:line="300" w:lineRule="auto"/>
         <w:ind w:left="284"/>
       </w:pPr>
       <w:r>
@@ -292,7 +292,7 @@
     </w:p>
     <w:p>
       <w:pPr>
-        <w:spacing w:after="60" w:before="40" w:line="300"/>
+        <w:spacing w:after="60" w:before="40" w:line="300" w:lineRule="auto"/>
         <w:ind w:left="284"/>
       </w:pPr>
       <w:r>
@@ -325,7 +325,7 @@
     <w:p>
       <w:pPr>
         <w:keepNext/>
-        <w:spacing w:after="80" w:before="120" w:line="300"/>
+        <w:spacing w:after="80" w:before="120" w:line="300" w:lineRule="auto"/>
       </w:pPr>
       <w:r>
         <w:rPr>
@@ -340,7 +340,7 @@
     </w:p>
     <w:p>
       <w:pPr>
-        <w:spacing w:after="60" w:before="40" w:line="300"/>
+        <w:spacing w:after="60" w:before="40" w:line="300" w:lineRule="auto"/>
       </w:pPr>
       <w:r>
         <w:rPr>
@@ -357,7 +357,7 @@
     </w:p>
     <w:p>
       <w:pPr>
-        <w:spacing w:after="60" w:before="40" w:line="300"/>
+        <w:spacing w:after="60" w:before="40" w:line="300" w:lineRule="auto"/>
         <w:ind w:left="284"/>
       </w:pPr>
       <w:r>
@@ -389,7 +389,7 @@
     </w:p>
     <w:p>
       <w:pPr>
-        <w:spacing w:after="60" w:before="40" w:line="300"/>
+        <w:spacing w:after="60" w:before="40" w:line="300" w:lineRule="auto"/>
         <w:ind w:left="284"/>
       </w:pPr>
       <w:r>
@@ -421,7 +421,7 @@
     </w:p>
     <w:p>
       <w:pPr>
-        <w:spacing w:after="60" w:before="40" w:line="300"/>
+        <w:spacing w:after="60" w:before="40" w:line="300" w:lineRule="auto"/>
       </w:pPr>
       <w:r>
         <w:rPr>
@@ -438,7 +438,7 @@
     </w:p>
     <w:p>
       <w:pPr>
-        <w:spacing w:after="60" w:before="40" w:line="300"/>
+        <w:spacing w:after="60" w:before="40" w:line="300" w:lineRule="auto"/>
         <w:ind w:left="284"/>
       </w:pPr>
       <w:r>
@@ -470,7 +470,7 @@
     </w:p>
     <w:p>
       <w:pPr>
-        <w:spacing w:after="60" w:before="40" w:line="300"/>
+        <w:spacing w:after="60" w:before="40" w:line="300" w:lineRule="auto"/>
         <w:ind w:left="284"/>
       </w:pPr>
       <w:r>
@@ -503,7 +503,7 @@
     <w:p>
       <w:pPr>
         <w:keepNext/>
-        <w:spacing w:after="80" w:before="120" w:line="300"/>
+        <w:spacing w:after="80" w:before="120" w:line="300" w:lineRule="auto"/>
       </w:pPr>
       <w:r>
         <w:rPr>
@@ -518,7 +518,7 @@
     </w:p>
     <w:p>
       <w:pPr>
-        <w:spacing w:after="60" w:before="40" w:line="300"/>
+        <w:spacing w:after="60" w:before="40" w:line="300" w:lineRule="auto"/>
         <w:ind w:left="284"/>
       </w:pPr>
       <w:r>
@@ -551,7 +551,7 @@
     <w:p>
       <w:pPr>
         <w:keepNext/>
-        <w:spacing w:after="80" w:before="120" w:line="300"/>
+        <w:spacing w:after="80" w:before="120" w:line="300" w:lineRule="auto"/>
       </w:pPr>
       <w:r>
         <w:rPr>
@@ -566,7 +566,7 @@
     </w:p>
     <w:p>
       <w:pPr>
-        <w:spacing w:after="60" w:before="40" w:line="300"/>
+        <w:spacing w:after="60" w:before="40" w:line="300" w:lineRule="auto"/>
         <w:ind w:left="284"/>
       </w:pPr>
       <w:r>
@@ -598,7 +598,7 @@
     </w:p>
     <w:p>
       <w:pPr>
-        <w:spacing w:after="60" w:before="40" w:line="300"/>
+        <w:spacing w:after="60" w:before="40" w:line="300" w:lineRule="auto"/>
         <w:ind w:left="284"/>
       </w:pPr>
       <w:r>
@@ -631,7 +631,7 @@
     <w:p>
       <w:pPr>
         <w:keepNext/>
-        <w:spacing w:after="80" w:before="120" w:line="300"/>
+        <w:spacing w:after="80" w:before="120" w:line="300" w:lineRule="auto"/>
       </w:pPr>
       <w:r>
         <w:rPr>
@@ -646,7 +646,7 @@
     </w:p>
     <w:p>
       <w:pPr>
-        <w:spacing w:after="60" w:before="40" w:line="300"/>
+        <w:spacing w:after="60" w:before="40" w:line="300" w:lineRule="auto"/>
         <w:ind w:left="284"/>
       </w:pPr>
       <w:r>
@@ -688,7 +688,7 @@
     </w:p>
     <w:p>
       <w:pPr>
-        <w:spacing w:after="60" w:before="40" w:line="300"/>
+        <w:spacing w:after="60" w:before="40" w:line="300" w:lineRule="auto"/>
         <w:ind w:left="284"/>
       </w:pPr>
       <w:r>
@@ -730,7 +730,7 @@
     </w:p>
     <w:p>
       <w:pPr>
-        <w:spacing w:after="60" w:before="40" w:line="300"/>
+        <w:spacing w:after="60" w:before="40" w:line="300" w:lineRule="auto"/>
         <w:ind w:left="284"/>
       </w:pPr>
       <w:r>
@@ -773,7 +773,7 @@
     <w:p>
       <w:pPr>
         <w:keepNext/>
-        <w:spacing w:after="80" w:before="200" w:line="300"/>
+        <w:spacing w:after="80" w:before="200" w:line="300" w:lineRule="auto"/>
       </w:pPr>
       <w:r>
         <w:rPr>
@@ -821,7 +821,7 @@
           </w:tcPr>
           <w:p>
             <w:pPr>
-              <w:spacing w:after="60" w:before="40" w:line="300"/>
+              <w:spacing w:after="60" w:before="40" w:line="300" w:lineRule="auto"/>
               <w:jc w:val="center"/>
             </w:pPr>
             <w:r>
@@ -850,7 +850,7 @@
           </w:tcPr>
           <w:p>
             <w:pPr>
-              <w:spacing w:after="60" w:before="40" w:line="300"/>
+              <w:spacing w:after="60" w:before="40" w:line="300" w:lineRule="auto"/>
               <w:jc w:val="center"/>
             </w:pPr>
             <w:r>
@@ -879,7 +879,7 @@
           </w:tcPr>
           <w:p>
             <w:pPr>
-              <w:spacing w:after="60" w:before="40" w:line="300"/>
+              <w:spacing w:after="60" w:before="40" w:line="300" w:lineRule="auto"/>
               <w:jc w:val="center"/>
             </w:pPr>
             <w:r>
@@ -912,7 +912,7 @@
           </w:tcPr>
           <w:p>
             <w:pPr>
-              <w:spacing w:after="60" w:before="40" w:line="300"/>
+              <w:spacing w:after="60" w:before="40" w:line="300" w:lineRule="auto"/>
             </w:pPr>
             <w:r>
               <w:rPr>
@@ -937,7 +937,7 @@
           </w:tcPr>
           <w:p>
             <w:pPr>
-              <w:spacing w:after="60" w:before="40" w:line="300"/>
+              <w:spacing w:after="60" w:before="40" w:line="300" w:lineRule="auto"/>
             </w:pPr>
             <w:r>
               <w:rPr>
@@ -962,7 +962,7 @@
           </w:tcPr>
           <w:p>
             <w:pPr>
-              <w:spacing w:after="60" w:before="40" w:line="300"/>
+              <w:spacing w:after="60" w:before="40" w:line="300" w:lineRule="auto"/>
             </w:pPr>
             <w:r>
               <w:rPr>
@@ -992,7 +992,7 @@
           </w:tcPr>
           <w:p>
             <w:pPr>
-              <w:spacing w:after="60" w:before="40" w:line="300"/>
+              <w:spacing w:after="60" w:before="40" w:line="300" w:lineRule="auto"/>
             </w:pPr>
             <w:r>
               <w:rPr>
@@ -1017,7 +1017,7 @@
           </w:tcPr>
           <w:p>
             <w:pPr>
-              <w:spacing w:after="60" w:before="40" w:line="300"/>
+              <w:spacing w:after="60" w:before="40" w:line="300" w:lineRule="auto"/>
             </w:pPr>
             <w:r>
               <w:rPr>
@@ -1042,7 +1042,7 @@
           </w:tcPr>
           <w:p>
             <w:pPr>
-              <w:spacing w:after="60" w:before="40" w:line="300"/>
+              <w:spacing w:after="60" w:before="40" w:line="300" w:lineRule="auto"/>
             </w:pPr>
             <w:r>
               <w:rPr>
@@ -1072,7 +1072,7 @@
           </w:tcPr>
           <w:p>
             <w:pPr>
-              <w:spacing w:after="60" w:before="40" w:line="300"/>
+              <w:spacing w:after="60" w:before="40" w:line="300" w:lineRule="auto"/>
             </w:pPr>
             <w:r>
               <w:rPr>
@@ -1097,7 +1097,7 @@
           </w:tcPr>
           <w:p>
             <w:pPr>
-              <w:spacing w:after="60" w:before="40" w:line="300"/>
+              <w:spacing w:after="60" w:before="40" w:line="300" w:lineRule="auto"/>
             </w:pPr>
             <w:r>
               <w:rPr>
@@ -1122,7 +1122,7 @@
           </w:tcPr>
           <w:p>
             <w:pPr>
-              <w:spacing w:after="60" w:before="40" w:line="300"/>
+              <w:spacing w:after="60" w:before="40" w:line="300" w:lineRule="auto"/>
             </w:pPr>
             <w:r>
               <w:rPr>
@@ -1152,7 +1152,7 @@
           </w:tcPr>
           <w:p>
             <w:pPr>
-              <w:spacing w:after="60" w:before="40" w:line="300"/>
+              <w:spacing w:after="60" w:before="40" w:line="300" w:lineRule="auto"/>
             </w:pPr>
             <w:r>
               <w:rPr>
@@ -1177,7 +1177,7 @@
           </w:tcPr>
           <w:p>
             <w:pPr>
-              <w:spacing w:after="60" w:before="40" w:line="300"/>
+              <w:spacing w:after="60" w:before="40" w:line="300" w:lineRule="auto"/>
             </w:pPr>
             <w:r>
               <w:rPr>
@@ -1202,7 +1202,7 @@
           </w:tcPr>
           <w:p>
             <w:pPr>
-              <w:spacing w:after="60" w:before="40" w:line="300"/>
+              <w:spacing w:after="60" w:before="40" w:line="300" w:lineRule="auto"/>
             </w:pPr>
             <w:r>
               <w:rPr>
@@ -1232,7 +1232,7 @@
           </w:tcPr>
           <w:p>
             <w:pPr>
-              <w:spacing w:after="60" w:before="40" w:line="300"/>
+              <w:spacing w:after="60" w:before="40" w:line="300" w:lineRule="auto"/>
             </w:pPr>
             <w:r>
               <w:rPr>
@@ -1257,7 +1257,7 @@
           </w:tcPr>
           <w:p>
             <w:pPr>
-              <w:spacing w:after="60" w:before="40" w:line="300"/>
+              <w:spacing w:after="60" w:before="40" w:line="300" w:lineRule="auto"/>
             </w:pPr>
             <w:r>
               <w:rPr>
@@ -1282,7 +1282,7 @@
           </w:tcPr>
           <w:p>
             <w:pPr>
-              <w:spacing w:after="60" w:before="40" w:line="300"/>
+              <w:spacing w:after="60" w:before="40" w:line="300" w:lineRule="auto"/>
             </w:pPr>
             <w:r>
               <w:rPr>
@@ -1312,7 +1312,7 @@
           </w:tcPr>
           <w:p>
             <w:pPr>
-              <w:spacing w:after="60" w:before="40" w:line="300"/>
+              <w:spacing w:after="60" w:before="40" w:line="300" w:lineRule="auto"/>
             </w:pPr>
             <w:r>
               <w:rPr>
@@ -1337,7 +1337,7 @@
           </w:tcPr>
           <w:p>
             <w:pPr>
-              <w:spacing w:after="60" w:before="40" w:line="300"/>
+              <w:spacing w:after="60" w:before="40" w:line="300" w:lineRule="auto"/>
             </w:pPr>
             <w:r>
               <w:rPr>
@@ -1362,7 +1362,7 @@
           </w:tcPr>
           <w:p>
             <w:pPr>
-              <w:spacing w:after="60" w:before="40" w:line="300"/>
+              <w:spacing w:after="60" w:before="40" w:line="300" w:lineRule="auto"/>
             </w:pPr>
             <w:r>
               <w:rPr>
@@ -1392,7 +1392,7 @@
           </w:tcPr>
           <w:p>
             <w:pPr>
-              <w:spacing w:after="60" w:before="40" w:line="300"/>
+              <w:spacing w:after="60" w:before="40" w:line="300" w:lineRule="auto"/>
             </w:pPr>
             <w:r>
               <w:rPr>
@@ -1417,7 +1417,7 @@
           </w:tcPr>
           <w:p>
             <w:pPr>
-              <w:spacing w:after="60" w:before="40" w:line="300"/>
+              <w:spacing w:after="60" w:before="40" w:line="300" w:lineRule="auto"/>
             </w:pPr>
             <w:r>
               <w:rPr>
@@ -1442,7 +1442,7 @@
           </w:tcPr>
           <w:p>
             <w:pPr>
-              <w:spacing w:after="60" w:before="40" w:line="300"/>
+              <w:spacing w:after="60" w:before="40" w:line="300" w:lineRule="auto"/>
             </w:pPr>
             <w:r>
               <w:rPr>
@@ -1459,7 +1459,7 @@
     <w:p>
       <w:pPr>
         <w:keepNext/>
-        <w:spacing w:after="80" w:before="120" w:line="300"/>
+        <w:spacing w:after="80" w:before="120" w:line="300" w:lineRule="auto"/>
       </w:pPr>
       <w:r>
         <w:rPr>
@@ -1474,7 +1474,7 @@
     </w:p>
     <w:p>
       <w:pPr>
-        <w:spacing w:after="60" w:before="40" w:line="300"/>
+        <w:spacing w:after="60" w:before="40" w:line="300" w:lineRule="auto"/>
       </w:pPr>
       <w:r>
         <w:rPr>
@@ -1490,7 +1490,7 @@
     <w:p>
       <w:pPr>
         <w:keepNext/>
-        <w:spacing w:after="80" w:before="120" w:line="300"/>
+        <w:spacing w:after="80" w:before="120" w:line="300" w:lineRule="auto"/>
       </w:pPr>
       <w:r>
         <w:rPr>
@@ -1505,7 +1505,7 @@
     </w:p>
     <w:p>
       <w:pPr>
-        <w:spacing w:after="60" w:before="40" w:line="300"/>
+        <w:spacing w:after="60" w:before="40" w:line="300" w:lineRule="auto"/>
       </w:pPr>
       <w:r>
         <w:rPr>
@@ -1561,7 +1561,7 @@
           </w:tcPr>
           <w:p>
             <w:pPr>
-              <w:spacing w:after="60" w:before="40" w:line="300"/>
+              <w:spacing w:after="60" w:before="40" w:line="300" w:lineRule="auto"/>
               <w:jc w:val="center"/>
             </w:pPr>
             <w:r>
@@ -1590,7 +1590,7 @@
           </w:tcPr>
           <w:p>
             <w:pPr>
-              <w:spacing w:after="60" w:before="40" w:line="300"/>
+              <w:spacing w:after="60" w:before="40" w:line="300" w:lineRule="auto"/>
               <w:jc w:val="center"/>
             </w:pPr>
             <w:r>
@@ -1619,7 +1619,7 @@
           </w:tcPr>
           <w:p>
             <w:pPr>
-              <w:spacing w:after="60" w:before="40" w:line="300"/>
+              <w:spacing w:after="60" w:before="40" w:line="300" w:lineRule="auto"/>
               <w:jc w:val="center"/>
             </w:pPr>
             <w:r>
@@ -1652,7 +1652,7 @@
           </w:tcPr>
           <w:p>
             <w:pPr>
-              <w:spacing w:after="60" w:before="40" w:line="300"/>
+              <w:spacing w:after="60" w:before="40" w:line="300" w:lineRule="auto"/>
             </w:pPr>
             <w:r>
               <w:rPr>
@@ -1677,7 +1677,7 @@
           </w:tcPr>
           <w:p>
             <w:pPr>
-              <w:spacing w:after="60" w:before="40" w:line="300"/>
+              <w:spacing w:after="60" w:before="40" w:line="300" w:lineRule="auto"/>
             </w:pPr>
             <w:r>
               <w:rPr>
@@ -1702,7 +1702,7 @@
           </w:tcPr>
           <w:p>
             <w:pPr>
-              <w:spacing w:after="60" w:before="40" w:line="300"/>
+              <w:spacing w:after="60" w:before="40" w:line="300" w:lineRule="auto"/>
             </w:pPr>
             <w:r>
               <w:rPr>
@@ -1732,7 +1732,7 @@
           </w:tcPr>
           <w:p>
             <w:pPr>
-              <w:spacing w:after="60" w:before="40" w:line="300"/>
+              <w:spacing w:after="60" w:before="40" w:line="300" w:lineRule="auto"/>
             </w:pPr>
             <w:r>
               <w:rPr>
@@ -1757,7 +1757,7 @@
           </w:tcPr>
           <w:p>
             <w:pPr>
-              <w:spacing w:after="60" w:before="40" w:line="300"/>
+              <w:spacing w:after="60" w:before="40" w:line="300" w:lineRule="auto"/>
             </w:pPr>
             <w:r>
               <w:rPr>
@@ -1782,7 +1782,7 @@
           </w:tcPr>
           <w:p>
             <w:pPr>
-              <w:spacing w:after="60" w:before="40" w:line="300"/>
+              <w:spacing w:after="60" w:before="40" w:line="300" w:lineRule="auto"/>
             </w:pPr>
             <w:r>
               <w:rPr>
@@ -1812,7 +1812,7 @@
           </w:tcPr>
           <w:p>
             <w:pPr>
-              <w:spacing w:after="60" w:before="40" w:line="300"/>
+              <w:spacing w:after="60" w:before="40" w:line="300" w:lineRule="auto"/>
             </w:pPr>
             <w:r>
               <w:rPr>
@@ -1837,7 +1837,7 @@
           </w:tcPr>
           <w:p>
             <w:pPr>
-              <w:spacing w:after="60" w:before="40" w:line="300"/>
+              <w:spacing w:after="60" w:before="40" w:line="300" w:lineRule="auto"/>
             </w:pPr>
             <w:r>
               <w:rPr>
@@ -1862,7 +1862,7 @@
           </w:tcPr>
           <w:p>
             <w:pPr>
-              <w:spacing w:after="60" w:before="40" w:line="300"/>
+              <w:spacing w:after="60" w:before="40" w:line="300" w:lineRule="auto"/>
             </w:pPr>
             <w:r>
               <w:rPr>
@@ -1878,7 +1878,7 @@
     </w:tbl>
     <w:p>
       <w:pPr>
-        <w:spacing w:after="60" w:before="40" w:line="300"/>
+        <w:spacing w:after="60" w:before="40" w:line="300" w:lineRule="auto"/>
       </w:pPr>
       <w:r>
         <w:rPr>
@@ -1902,7 +1902,7 @@
     <w:p>
       <w:pPr>
         <w:keepNext/>
-        <w:spacing w:after="80" w:before="200" w:line="300"/>
+        <w:spacing w:after="80" w:before="200" w:line="300" w:lineRule="auto"/>
       </w:pPr>
       <w:r>
         <w:rPr>
@@ -1917,7 +1917,7 @@
     </w:p>
     <w:p>
       <w:pPr>
-        <w:spacing w:after="60" w:before="40" w:line="300"/>
+        <w:spacing w:after="60" w:before="40" w:line="300" w:lineRule="auto"/>
       </w:pPr>
       <w:r>
         <w:rPr>
@@ -1933,7 +1933,7 @@
     <w:p>
       <w:pPr>
         <w:keepNext/>
-        <w:spacing w:after="60" w:before="40" w:line="300"/>
+        <w:spacing w:after="60" w:before="40" w:line="300" w:lineRule="auto"/>
       </w:pPr>
       <w:r>
         <w:rPr>
@@ -1948,7 +1948,7 @@
     </w:p>
     <w:p>
       <w:pPr>
-        <w:spacing w:after="60" w:before="40" w:line="300"/>
+        <w:spacing w:after="60" w:before="40" w:line="300" w:lineRule="auto"/>
         <w:ind w:left="284"/>
       </w:pPr>
       <w:r>
@@ -1980,7 +1980,7 @@
     </w:p>
     <w:p>
       <w:pPr>
-        <w:spacing w:after="60" w:before="40" w:line="300"/>
+        <w:spacing w:after="60" w:before="40" w:line="300" w:lineRule="auto"/>
         <w:ind w:left="284"/>
       </w:pPr>
       <w:r>
@@ -2012,7 +2012,7 @@
     </w:p>
     <w:p>
       <w:pPr>
-        <w:spacing w:after="60" w:before="40" w:line="300"/>
+        <w:spacing w:after="60" w:before="40" w:line="300" w:lineRule="auto"/>
         <w:ind w:left="284"/>
       </w:pPr>
       <w:r>
@@ -2045,7 +2045,7 @@
     <w:p>
       <w:pPr>
         <w:keepNext/>
-        <w:spacing w:after="60" w:before="40" w:line="300"/>
+        <w:spacing w:after="60" w:before="40" w:line="300" w:lineRule="auto"/>
       </w:pPr>
       <w:r>
         <w:rPr>
@@ -2060,7 +2060,7 @@
     </w:p>
     <w:p>
       <w:pPr>
-        <w:spacing w:after="60" w:before="40" w:line="300"/>
+        <w:spacing w:after="60" w:before="40" w:line="300" w:lineRule="auto"/>
         <w:ind w:left="284"/>
       </w:pPr>
       <w:r>
@@ -2092,7 +2092,7 @@
     </w:p>
     <w:p>
       <w:pPr>
-        <w:spacing w:after="60" w:before="40" w:line="300"/>
+        <w:spacing w:after="60" w:before="40" w:line="300" w:lineRule="auto"/>
         <w:ind w:left="284"/>
       </w:pPr>
       <w:r>
@@ -2124,7 +2124,7 @@
     </w:p>
     <w:p>
       <w:pPr>
-        <w:spacing w:after="60" w:before="40" w:line="300"/>
+        <w:spacing w:after="60" w:before="40" w:line="300" w:lineRule="auto"/>
         <w:ind w:left="284"/>
       </w:pPr>
       <w:r>
@@ -2157,7 +2157,7 @@
     <w:p>
       <w:pPr>
         <w:keepNext/>
-        <w:spacing w:after="60" w:before="40" w:line="300"/>
+        <w:spacing w:after="60" w:before="40" w:line="300" w:lineRule="auto"/>
       </w:pPr>
       <w:r>
         <w:rPr>
@@ -2172,7 +2172,7 @@
     </w:p>
     <w:p>
       <w:pPr>
-        <w:spacing w:after="60" w:before="40" w:line="300"/>
+        <w:spacing w:after="60" w:before="40" w:line="300" w:lineRule="auto"/>
         <w:ind w:left="284"/>
       </w:pPr>
       <w:r>
@@ -2204,7 +2204,7 @@
     </w:p>
     <w:p>
       <w:pPr>
-        <w:spacing w:after="60" w:before="40" w:line="300"/>
+        <w:spacing w:after="60" w:before="40" w:line="300" w:lineRule="auto"/>
         <w:ind w:left="284"/>
       </w:pPr>
       <w:r>
@@ -2236,7 +2236,7 @@
     </w:p>
     <w:p>
       <w:pPr>
-        <w:spacing w:after="60" w:before="40" w:line="300"/>
+        <w:spacing w:after="60" w:before="40" w:line="300" w:lineRule="auto"/>
         <w:ind w:left="284"/>
       </w:pPr>
       <w:r>
@@ -2269,7 +2269,7 @@
     <w:p>
       <w:pPr>
         <w:keepNext/>
-        <w:spacing w:after="60" w:before="40" w:line="300"/>
+        <w:spacing w:after="60" w:before="40" w:line="300" w:lineRule="auto"/>
       </w:pPr>
       <w:r>
         <w:rPr>
@@ -2284,7 +2284,7 @@
     </w:p>
     <w:p>
       <w:pPr>
-        <w:spacing w:after="60" w:before="40" w:line="300"/>
+        <w:spacing w:after="60" w:before="40" w:line="300" w:lineRule="auto"/>
         <w:ind w:left="284"/>
       </w:pPr>
       <w:r>
@@ -2316,7 +2316,7 @@
     </w:p>
     <w:p>
       <w:pPr>
-        <w:spacing w:after="60" w:before="40" w:line="300"/>
+        <w:spacing w:after="60" w:before="40" w:line="300" w:lineRule="auto"/>
         <w:ind w:left="284"/>
       </w:pPr>
       <w:r>
@@ -2348,7 +2348,7 @@
     </w:p>
     <w:p>
       <w:pPr>
-        <w:spacing w:after="60" w:before="40" w:line="300"/>
+        <w:spacing w:after="60" w:before="40" w:line="300" w:lineRule="auto"/>
         <w:ind w:left="284"/>
       </w:pPr>
       <w:r>
@@ -2381,7 +2381,7 @@
     <w:p>
       <w:pPr>
         <w:keepNext/>
-        <w:spacing w:after="60" w:before="40" w:line="300"/>
+        <w:spacing w:after="60" w:before="40" w:line="300" w:lineRule="auto"/>
       </w:pPr>
       <w:r>
         <w:rPr>
@@ -2396,7 +2396,7 @@
     </w:p>
     <w:p>
       <w:pPr>
-        <w:spacing w:after="60" w:before="40" w:line="300"/>
+        <w:spacing w:after="60" w:before="40" w:line="300" w:lineRule="auto"/>
         <w:ind w:left="284"/>
       </w:pPr>
       <w:r>
@@ -2428,7 +2428,7 @@
     </w:p>
     <w:p>
       <w:pPr>
-        <w:spacing w:after="60" w:before="40" w:line="300"/>
+        <w:spacing w:after="60" w:before="40" w:line="300" w:lineRule="auto"/>
         <w:ind w:left="284"/>
       </w:pPr>
       <w:r>
@@ -2460,7 +2460,7 @@
     </w:p>
     <w:p>
       <w:pPr>
-        <w:spacing w:after="60" w:before="40" w:line="300"/>
+        <w:spacing w:after="60" w:before="40" w:line="300" w:lineRule="auto"/>
         <w:ind w:left="284"/>
       </w:pPr>
       <w:r>
@@ -2493,7 +2493,7 @@
     <w:p>
       <w:pPr>
         <w:keepNext/>
-        <w:spacing w:after="80" w:before="200" w:line="300"/>
+        <w:spacing w:after="80" w:before="200" w:line="300" w:lineRule="auto"/>
       </w:pPr>
       <w:r>
         <w:rPr>
@@ -2509,7 +2509,7 @@
     <w:p>
       <w:pPr>
         <w:keepNext/>
-        <w:spacing w:after="60" w:before="40" w:line="300"/>
+        <w:spacing w:after="60" w:before="40" w:line="300" w:lineRule="auto"/>
       </w:pPr>
       <w:r>
         <w:rPr>
@@ -2568,7 +2568,7 @@
           </w:tcPr>
           <w:p>
             <w:pPr>
-              <w:spacing w:after="60" w:before="40" w:line="300"/>
+              <w:spacing w:after="60" w:before="40" w:line="300" w:lineRule="auto"/>
               <w:jc w:val="center"/>
             </w:pPr>
             <w:r>
@@ -2597,7 +2597,7 @@
           </w:tcPr>
           <w:p>
             <w:pPr>
-              <w:spacing w:after="60" w:before="40" w:line="300"/>
+              <w:spacing w:after="60" w:before="40" w:line="300" w:lineRule="auto"/>
               <w:jc w:val="center"/>
             </w:pPr>
             <w:r>
@@ -2626,7 +2626,7 @@
           </w:tcPr>
           <w:p>
             <w:pPr>
-              <w:spacing w:after="60" w:before="40" w:line="300"/>
+              <w:spacing w:after="60" w:before="40" w:line="300" w:lineRule="auto"/>
               <w:jc w:val="center"/>
             </w:pPr>
             <w:r>
@@ -2655,7 +2655,7 @@
           </w:tcPr>
           <w:p>
             <w:pPr>
-              <w:spacing w:after="60" w:before="40" w:line="300"/>
+              <w:spacing w:after="60" w:before="40" w:line="300" w:lineRule="auto"/>
               <w:jc w:val="center"/>
             </w:pPr>
             <w:r>
@@ -2688,7 +2688,7 @@
           </w:tcPr>
           <w:p>
             <w:pPr>
-              <w:spacing w:after="60" w:before="40" w:line="300"/>
+              <w:spacing w:after="60" w:before="40" w:line="300" w:lineRule="auto"/>
             </w:pPr>
             <w:r>
               <w:rPr>
@@ -2713,7 +2713,7 @@
           </w:tcPr>
           <w:p>
             <w:pPr>
-              <w:spacing w:after="60" w:before="40" w:line="300"/>
+              <w:spacing w:after="60" w:before="40" w:line="300" w:lineRule="auto"/>
             </w:pPr>
             <w:r>
               <w:rPr>
@@ -2738,7 +2738,7 @@
           </w:tcPr>
           <w:p>
             <w:pPr>
-              <w:spacing w:after="60" w:before="40" w:line="300"/>
+              <w:spacing w:after="60" w:before="40" w:line="300" w:lineRule="auto"/>
             </w:pPr>
             <w:r>
               <w:rPr>
@@ -2763,7 +2763,7 @@
           </w:tcPr>
           <w:p>
             <w:pPr>
-              <w:spacing w:after="60" w:before="40" w:line="300"/>
+              <w:spacing w:after="60" w:before="40" w:line="300" w:lineRule="auto"/>
             </w:pPr>
             <w:r>
               <w:rPr>
@@ -2793,7 +2793,7 @@
           </w:tcPr>
           <w:p>
             <w:pPr>
-              <w:spacing w:after="60" w:before="40" w:line="300"/>
+              <w:spacing w:after="60" w:before="40" w:line="300" w:lineRule="auto"/>
             </w:pPr>
             <w:r>
               <w:rPr>
@@ -2818,7 +2818,7 @@
           </w:tcPr>
           <w:p>
             <w:pPr>
-              <w:spacing w:after="60" w:before="40" w:line="300"/>
+              <w:spacing w:after="60" w:before="40" w:line="300" w:lineRule="auto"/>
             </w:pPr>
             <w:r>
               <w:rPr>
@@ -2843,7 +2843,7 @@
           </w:tcPr>
           <w:p>
             <w:pPr>
-              <w:spacing w:after="60" w:before="40" w:line="300"/>
+              <w:spacing w:after="60" w:before="40" w:line="300" w:lineRule="auto"/>
             </w:pPr>
             <w:r>
               <w:rPr>
@@ -2868,7 +2868,7 @@
           </w:tcPr>
           <w:p>
             <w:pPr>
-              <w:spacing w:after="60" w:before="40" w:line="300"/>
+              <w:spacing w:after="60" w:before="40" w:line="300" w:lineRule="auto"/>
             </w:pPr>
             <w:r>
               <w:rPr>
@@ -2898,7 +2898,7 @@
           </w:tcPr>
           <w:p>
             <w:pPr>
-              <w:spacing w:after="60" w:before="40" w:line="300"/>
+              <w:spacing w:after="60" w:before="40" w:line="300" w:lineRule="auto"/>
             </w:pPr>
             <w:r>
               <w:rPr>
@@ -2923,7 +2923,7 @@
           </w:tcPr>
           <w:p>
             <w:pPr>
-              <w:spacing w:after="60" w:before="40" w:line="300"/>
+              <w:spacing w:after="60" w:before="40" w:line="300" w:lineRule="auto"/>
             </w:pPr>
             <w:r>
               <w:rPr>
@@ -2948,7 +2948,7 @@
           </w:tcPr>
           <w:p>
             <w:pPr>
-              <w:spacing w:after="60" w:before="40" w:line="300"/>
+              <w:spacing w:after="60" w:before="40" w:line="300" w:lineRule="auto"/>
             </w:pPr>
             <w:r>
               <w:rPr>
@@ -2973,7 +2973,7 @@
           </w:tcPr>
           <w:p>
             <w:pPr>
-              <w:spacing w:after="60" w:before="40" w:line="300"/>
+              <w:spacing w:after="60" w:before="40" w:line="300" w:lineRule="auto"/>
             </w:pPr>
             <w:r>
               <w:rPr>
@@ -3003,7 +3003,7 @@
           </w:tcPr>
           <w:p>
             <w:pPr>
-              <w:spacing w:after="60" w:before="40" w:line="300"/>
+              <w:spacing w:after="60" w:before="40" w:line="300" w:lineRule="auto"/>
             </w:pPr>
             <w:r>
               <w:rPr>
@@ -3028,7 +3028,7 @@
           </w:tcPr>
           <w:p>
             <w:pPr>
-              <w:spacing w:after="60" w:before="40" w:line="300"/>
+              <w:spacing w:after="60" w:before="40" w:line="300" w:lineRule="auto"/>
             </w:pPr>
             <w:r>
               <w:rPr>
@@ -3053,7 +3053,7 @@
           </w:tcPr>
           <w:p>
             <w:pPr>
-              <w:spacing w:after="60" w:before="40" w:line="300"/>
+              <w:spacing w:after="60" w:before="40" w:line="300" w:lineRule="auto"/>
             </w:pPr>
             <w:r>
               <w:rPr>
@@ -3078,7 +3078,7 @@
           </w:tcPr>
           <w:p>
             <w:pPr>
-              <w:spacing w:after="60" w:before="40" w:line="300"/>
+              <w:spacing w:after="60" w:before="40" w:line="300" w:lineRule="auto"/>
             </w:pPr>
             <w:r>
               <w:rPr>
@@ -3108,7 +3108,7 @@
           </w:tcPr>
           <w:p>
             <w:pPr>
-              <w:spacing w:after="60" w:before="40" w:line="300"/>
+              <w:spacing w:after="60" w:before="40" w:line="300" w:lineRule="auto"/>
             </w:pPr>
             <w:r>
               <w:rPr>
@@ -3133,7 +3133,7 @@
           </w:tcPr>
           <w:p>
             <w:pPr>
-              <w:spacing w:after="60" w:before="40" w:line="300"/>
+              <w:spacing w:after="60" w:before="40" w:line="300" w:lineRule="auto"/>
             </w:pPr>
             <w:r>
               <w:rPr>
@@ -3158,7 +3158,7 @@
           </w:tcPr>
           <w:p>
             <w:pPr>
-              <w:spacing w:after="60" w:before="40" w:line="300"/>
+              <w:spacing w:after="60" w:before="40" w:line="300" w:lineRule="auto"/>
             </w:pPr>
             <w:r>
               <w:rPr>
@@ -3183,7 +3183,7 @@
           </w:tcPr>
           <w:p>
             <w:pPr>
-              <w:spacing w:after="60" w:before="40" w:line="300"/>
+              <w:spacing w:after="60" w:before="40" w:line="300" w:lineRule="auto"/>
             </w:pPr>
             <w:r>
               <w:rPr>
@@ -3199,16 +3199,8 @@
     </w:tbl>
     <w:p>
       <w:pPr>
-        <w:spacing w:after="0" w:before="0" w:line="300"/>
-      </w:pPr>
-      <w:r>
-        <w:rPr>
-          <w:rFonts w:ascii="Times New Roman" w:cs="Times New Roman" w:eastAsia="Times New Roman" w:hAnsi="Times New Roman"/>
-          <w:sz w:val="26"/>
-          <w:szCs w:val="26"/>
-        </w:rPr>
-        <w:t xml:space="preserve"/>
-      </w:r>
+        <w:spacing w:after="0" w:before="0" w:line="300" w:lineRule="auto"/>
+      </w:pPr>
     </w:p>
     <w:p>
       <w:pPr>
@@ -3223,7 +3215,7 @@
     <w:p>
       <w:pPr>
         <w:keepNext/>
-        <w:spacing w:after="80" w:before="200" w:line="300"/>
+        <w:spacing w:after="80" w:before="200" w:line="300" w:lineRule="auto"/>
       </w:pPr>
       <w:r>
         <w:rPr>
@@ -3271,7 +3263,7 @@
           </w:tcPr>
           <w:p>
             <w:pPr>
-              <w:spacing w:after="60" w:before="40" w:line="300"/>
+              <w:spacing w:after="60" w:before="40" w:line="300" w:lineRule="auto"/>
               <w:jc w:val="center"/>
             </w:pPr>
             <w:r>
@@ -3300,7 +3292,7 @@
           </w:tcPr>
           <w:p>
             <w:pPr>
-              <w:spacing w:after="60" w:before="40" w:line="300"/>
+              <w:spacing w:after="60" w:before="40" w:line="300" w:lineRule="auto"/>
               <w:jc w:val="center"/>
             </w:pPr>
             <w:r>
@@ -3329,7 +3321,7 @@
           </w:tcPr>
           <w:p>
             <w:pPr>
-              <w:spacing w:after="60" w:before="40" w:line="300"/>
+              <w:spacing w:after="60" w:before="40" w:line="300" w:lineRule="auto"/>
               <w:jc w:val="center"/>
             </w:pPr>
             <w:r>
@@ -3362,7 +3354,7 @@
           </w:tcPr>
           <w:p>
             <w:pPr>
-              <w:spacing w:after="60" w:before="40" w:line="300"/>
+              <w:spacing w:after="60" w:before="40" w:line="300" w:lineRule="auto"/>
             </w:pPr>
             <w:r>
               <w:rPr>
@@ -3377,7 +3369,7 @@
           </w:p>
           <w:p>
             <w:pPr>
-              <w:spacing w:after="60" w:before="40" w:line="300"/>
+              <w:spacing w:after="60" w:before="40" w:line="300" w:lineRule="auto"/>
             </w:pPr>
             <w:r>
               <w:rPr>
@@ -3392,7 +3384,7 @@
           </w:p>
           <w:p>
             <w:pPr>
-              <w:spacing w:after="60" w:before="40" w:line="300"/>
+              <w:spacing w:after="60" w:before="40" w:line="300" w:lineRule="auto"/>
             </w:pPr>
             <w:r>
               <w:rPr>
@@ -3415,7 +3407,7 @@
           </w:p>
           <w:p>
             <w:pPr>
-              <w:spacing w:after="60" w:before="40" w:line="300"/>
+              <w:spacing w:after="60" w:before="40" w:line="300" w:lineRule="auto"/>
             </w:pPr>
             <w:r>
               <w:rPr>
@@ -3438,7 +3430,7 @@
           </w:p>
           <w:p>
             <w:pPr>
-              <w:spacing w:after="60" w:before="40" w:line="300"/>
+              <w:spacing w:after="60" w:before="40" w:line="300" w:lineRule="auto"/>
             </w:pPr>
             <w:r>
               <w:rPr>
@@ -3461,7 +3453,7 @@
           </w:p>
           <w:p>
             <w:pPr>
-              <w:spacing w:after="60" w:before="40" w:line="300"/>
+              <w:spacing w:after="60" w:before="40" w:line="300" w:lineRule="auto"/>
             </w:pPr>
             <w:r>
               <w:rPr>
@@ -3484,7 +3476,7 @@
           </w:p>
           <w:p>
             <w:pPr>
-              <w:spacing w:after="60" w:before="40" w:line="300"/>
+              <w:spacing w:after="60" w:before="40" w:line="300" w:lineRule="auto"/>
             </w:pPr>
             <w:r>
               <w:rPr>
@@ -3507,7 +3499,7 @@
           </w:p>
           <w:p>
             <w:pPr>
-              <w:spacing w:after="60" w:before="40" w:line="300"/>
+              <w:spacing w:after="60" w:before="40" w:line="300" w:lineRule="auto"/>
             </w:pPr>
             <w:r>
               <w:rPr>
@@ -3542,7 +3534,7 @@
           </w:tcPr>
           <w:p>
             <w:pPr>
-              <w:spacing w:after="60" w:before="40" w:line="300"/>
+              <w:spacing w:after="60" w:before="40" w:line="300" w:lineRule="auto"/>
             </w:pPr>
             <w:r>
               <w:rPr>
@@ -3565,7 +3557,7 @@
           </w:p>
           <w:p>
             <w:pPr>
-              <w:spacing w:after="60" w:before="40" w:line="300"/>
+              <w:spacing w:after="60" w:before="40" w:line="300" w:lineRule="auto"/>
             </w:pPr>
             <w:r>
               <w:rPr>
@@ -3588,7 +3580,7 @@
           </w:p>
           <w:p>
             <w:pPr>
-              <w:spacing w:after="60" w:before="40" w:line="300"/>
+              <w:spacing w:after="60" w:before="40" w:line="300" w:lineRule="auto"/>
             </w:pPr>
             <w:r>
               <w:rPr>
@@ -3623,7 +3615,7 @@
           </w:tcPr>
           <w:p>
             <w:pPr>
-              <w:spacing w:after="60" w:before="40" w:line="300"/>
+              <w:spacing w:after="60" w:before="40" w:line="300" w:lineRule="auto"/>
             </w:pPr>
             <w:r>
               <w:rPr>
@@ -3636,7 +3628,7 @@
           </w:p>
           <w:p>
             <w:pPr>
-              <w:spacing w:after="60" w:before="40" w:line="300"/>
+              <w:spacing w:after="60" w:before="40" w:line="300" w:lineRule="auto"/>
             </w:pPr>
             <w:r>
               <w:rPr>
@@ -3651,7 +3643,7 @@
           </w:p>
           <w:p>
             <w:pPr>
-              <w:spacing w:after="60" w:before="40" w:line="300"/>
+              <w:spacing w:after="60" w:before="40" w:line="300" w:lineRule="auto"/>
             </w:pPr>
             <w:r>
               <w:rPr>
@@ -3683,7 +3675,7 @@
           </w:tcPr>
           <w:p>
             <w:pPr>
-              <w:spacing w:after="60" w:before="40" w:line="300"/>
+              <w:spacing w:after="60" w:before="40" w:line="300" w:lineRule="auto"/>
             </w:pPr>
             <w:r>
               <w:rPr>
@@ -3698,7 +3690,7 @@
           </w:p>
           <w:p>
             <w:pPr>
-              <w:spacing w:after="60" w:before="40" w:line="300"/>
+              <w:spacing w:after="60" w:before="40" w:line="300" w:lineRule="auto"/>
             </w:pPr>
             <w:r>
               <w:rPr>
@@ -3713,7 +3705,7 @@
           </w:p>
           <w:p>
             <w:pPr>
-              <w:spacing w:after="60" w:before="40" w:line="300"/>
+              <w:spacing w:after="60" w:before="40" w:line="300" w:lineRule="auto"/>
             </w:pPr>
             <w:r>
               <w:rPr>
@@ -3736,7 +3728,7 @@
           </w:p>
           <w:p>
             <w:pPr>
-              <w:spacing w:after="60" w:before="40" w:line="300"/>
+              <w:spacing w:after="60" w:before="40" w:line="300" w:lineRule="auto"/>
             </w:pPr>
             <w:r>
               <w:rPr>
@@ -3759,7 +3751,7 @@
           </w:p>
           <w:p>
             <w:pPr>
-              <w:spacing w:after="60" w:before="40" w:line="300"/>
+              <w:spacing w:after="60" w:before="40" w:line="300" w:lineRule="auto"/>
             </w:pPr>
             <w:r>
               <w:rPr>
@@ -3782,7 +3774,7 @@
           </w:p>
           <w:p>
             <w:pPr>
-              <w:spacing w:after="60" w:before="40" w:line="300"/>
+              <w:spacing w:after="60" w:before="40" w:line="300" w:lineRule="auto"/>
             </w:pPr>
             <w:r>
               <w:rPr>
@@ -3805,7 +3797,7 @@
           </w:p>
           <w:p>
             <w:pPr>
-              <w:spacing w:after="60" w:before="40" w:line="300"/>
+              <w:spacing w:after="60" w:before="40" w:line="300" w:lineRule="auto"/>
             </w:pPr>
             <w:r>
               <w:rPr>
@@ -3828,7 +3820,7 @@
           </w:p>
           <w:p>
             <w:pPr>
-              <w:spacing w:after="60" w:before="40" w:line="300"/>
+              <w:spacing w:after="60" w:before="40" w:line="300" w:lineRule="auto"/>
             </w:pPr>
             <w:r>
               <w:rPr>
@@ -3851,7 +3843,7 @@
           </w:p>
           <w:p>
             <w:pPr>
-              <w:spacing w:after="60" w:before="40" w:line="300"/>
+              <w:spacing w:after="60" w:before="40" w:line="300" w:lineRule="auto"/>
             </w:pPr>
             <w:r>
               <w:rPr>
@@ -3886,7 +3878,7 @@
           </w:tcPr>
           <w:p>
             <w:pPr>
-              <w:spacing w:after="60" w:before="40" w:line="300"/>
+              <w:spacing w:after="60" w:before="40" w:line="300" w:lineRule="auto"/>
             </w:pPr>
             <w:r>
               <w:rPr>
@@ -3904,12 +3896,108 @@
                 <w:sz w:val="24"/>
                 <w:szCs w:val="24"/>
               </w:rPr>
-              <w:t xml:space="preserve">HS đoán nghĩa từ qua tranh/từ trái nghĩa/định nghĩa (popular – antonym; fresh – definition + picture; join – synonym + picture), đọc đồng thanh – cá nhân; theo cặp trả lời 4 câu hỏi về tranh (Who are they? What might they talk about? What are the people in the picture on the wall doing? Are they healthy activities?), rồi nghe – đọc Bài 1 để kiểm tra và gạch chân từ về sức khoẻ.</w:t>
-            </w:r>
-          </w:p>
-          <w:p>
-            <w:pPr>
-              <w:spacing w:after="60" w:before="40" w:line="300"/>
+              <w:t xml:space="preserve">HS đoán nghĩa từ qua tranh/từ trái nghĩa/định nghĩa (popular – antonym; fresh – definition + picture </w:t>
+            </w:r>
+            <w:r>
+              <w:drawing>
+                <wp:inline distT="0" distB="0" distL="0" distR="0">
+                  <wp:extent cx="2190750" cy="2190750"/>
+                  <wp:effectExtent t="0" r="0" b="0" l="0"/>
+                  <wp:docPr id="1" name="" descr="" title=""/>
+                  <wp:cNvGraphicFramePr>
+                    <a:graphicFrameLocks xmlns:a="http://schemas.openxmlformats.org/drawingml/2006/main" noChangeAspect="1"/>
+                  </wp:cNvGraphicFramePr>
+                  <a:graphic xmlns:a="http://schemas.openxmlformats.org/drawingml/2006/main">
+                    <a:graphicData uri="http://schemas.openxmlformats.org/drawingml/2006/picture">
+                      <pic:pic xmlns:pic="http://schemas.openxmlformats.org/drawingml/2006/picture">
+                        <pic:nvPicPr>
+                          <pic:cNvPr id="0" name="" descr=""/>
+                          <pic:cNvPicPr>
+                            <a:picLocks noChangeAspect="1" noChangeArrowheads="1"/>
+                          </pic:cNvPicPr>
+                        </pic:nvPicPr>
+                        <pic:blipFill>
+                          <a:blip r:embed="rId7" cstate="none"/>
+                          <a:srcRect/>
+                          <a:stretch>
+                            <a:fillRect/>
+                          </a:stretch>
+                        </pic:blipFill>
+                        <pic:spPr bwMode="auto">
+                          <a:xfrm>
+                            <a:off x="0" y="0"/>
+                            <a:ext cx="2190750" cy="2190750"/>
+                          </a:xfrm>
+                          <a:prstGeom prst="rect">
+                            <a:avLst/>
+                          </a:prstGeom>
+                        </pic:spPr>
+                      </pic:pic>
+                    </a:graphicData>
+                  </a:graphic>
+                </wp:inline>
+              </w:drawing>
+            </w:r>
+            <w:r>
+              <w:rPr>
+                <w:rFonts w:ascii="Times New Roman" w:cs="Times New Roman" w:eastAsia="Times New Roman" w:hAnsi="Times New Roman"/>
+                <w:sz w:val="24"/>
+                <w:szCs w:val="24"/>
+              </w:rPr>
+              <w:t xml:space="preserve">; join – synonym + picture </w:t>
+            </w:r>
+            <w:r>
+              <w:drawing>
+                <wp:inline distT="0" distB="0" distL="0" distR="0">
+                  <wp:extent cx="2190750" cy="2190750"/>
+                  <wp:effectExtent t="0" r="0" b="0" l="0"/>
+                  <wp:docPr id="2" name="" descr="" title=""/>
+                  <wp:cNvGraphicFramePr>
+                    <a:graphicFrameLocks xmlns:a="http://schemas.openxmlformats.org/drawingml/2006/main" noChangeAspect="1"/>
+                  </wp:cNvGraphicFramePr>
+                  <a:graphic xmlns:a="http://schemas.openxmlformats.org/drawingml/2006/main">
+                    <a:graphicData uri="http://schemas.openxmlformats.org/drawingml/2006/picture">
+                      <pic:pic xmlns:pic="http://schemas.openxmlformats.org/drawingml/2006/picture">
+                        <pic:nvPicPr>
+                          <pic:cNvPr id="0" name="" descr=""/>
+                          <pic:cNvPicPr>
+                            <a:picLocks noChangeAspect="1" noChangeArrowheads="1"/>
+                          </pic:cNvPicPr>
+                        </pic:nvPicPr>
+                        <pic:blipFill>
+                          <a:blip r:embed="rId8" cstate="none"/>
+                          <a:srcRect/>
+                          <a:stretch>
+                            <a:fillRect/>
+                          </a:stretch>
+                        </pic:blipFill>
+                        <pic:spPr bwMode="auto">
+                          <a:xfrm>
+                            <a:off x="0" y="0"/>
+                            <a:ext cx="2190750" cy="2190750"/>
+                          </a:xfrm>
+                          <a:prstGeom prst="rect">
+                            <a:avLst/>
+                          </a:prstGeom>
+                        </pic:spPr>
+                      </pic:pic>
+                    </a:graphicData>
+                  </a:graphic>
+                </wp:inline>
+              </w:drawing>
+            </w:r>
+            <w:r>
+              <w:rPr>
+                <w:rFonts w:ascii="Times New Roman" w:cs="Times New Roman" w:eastAsia="Times New Roman" w:hAnsi="Times New Roman"/>
+                <w:sz w:val="24"/>
+                <w:szCs w:val="24"/>
+              </w:rPr>
+              <w:t xml:space="preserve">), đọc đồng thanh – cá nhân; theo cặp trả lời 4 câu hỏi về tranh (Who are they? What might they talk about? What are the people in the picture on the wall doing? Are they healthy activities?), rồi nghe – đọc Bài 1 để kiểm tra và gạch chân từ về sức khoẻ.</w:t>
+            </w:r>
+          </w:p>
+          <w:p>
+            <w:pPr>
+              <w:spacing w:after="60" w:before="40" w:line="300" w:lineRule="auto"/>
             </w:pPr>
             <w:r>
               <w:rPr>
@@ -3944,7 +4032,7 @@
           </w:tcPr>
           <w:p>
             <w:pPr>
-              <w:spacing w:after="60" w:before="40" w:line="300"/>
+              <w:spacing w:after="60" w:before="40" w:line="300" w:lineRule="auto"/>
             </w:pPr>
             <w:r>
               <w:rPr>
@@ -3957,7 +4045,7 @@
           </w:p>
           <w:p>
             <w:pPr>
-              <w:spacing w:after="60" w:before="40" w:line="300"/>
+              <w:spacing w:after="60" w:before="40" w:line="300" w:lineRule="auto"/>
             </w:pPr>
             <w:r>
               <w:rPr>
@@ -3972,7 +4060,7 @@
           </w:p>
           <w:p>
             <w:pPr>
-              <w:spacing w:after="60" w:before="40" w:line="300"/>
+              <w:spacing w:after="60" w:before="40" w:line="300" w:lineRule="auto"/>
             </w:pPr>
             <w:r>
               <w:rPr>
@@ -4004,7 +4092,7 @@
           </w:tcPr>
           <w:p>
             <w:pPr>
-              <w:spacing w:after="60" w:before="40" w:line="300"/>
+              <w:spacing w:after="60" w:before="40" w:line="300" w:lineRule="auto"/>
             </w:pPr>
             <w:r>
               <w:rPr>
@@ -4019,7 +4107,7 @@
           </w:p>
           <w:p>
             <w:pPr>
-              <w:spacing w:after="60" w:before="40" w:line="300"/>
+              <w:spacing w:after="60" w:before="40" w:line="300" w:lineRule="auto"/>
             </w:pPr>
             <w:r>
               <w:rPr>
@@ -4034,7 +4122,7 @@
           </w:p>
           <w:p>
             <w:pPr>
-              <w:spacing w:after="60" w:before="40" w:line="300"/>
+              <w:spacing w:after="60" w:before="40" w:line="300" w:lineRule="auto"/>
             </w:pPr>
             <w:r>
               <w:rPr>
@@ -4057,7 +4145,7 @@
           </w:p>
           <w:p>
             <w:pPr>
-              <w:spacing w:after="60" w:before="40" w:line="300"/>
+              <w:spacing w:after="60" w:before="40" w:line="300" w:lineRule="auto"/>
             </w:pPr>
             <w:r>
               <w:rPr>
@@ -4080,7 +4168,7 @@
           </w:p>
           <w:p>
             <w:pPr>
-              <w:spacing w:after="60" w:before="40" w:line="300"/>
+              <w:spacing w:after="60" w:before="40" w:line="300" w:lineRule="auto"/>
             </w:pPr>
             <w:r>
               <w:rPr>
@@ -4103,7 +4191,7 @@
           </w:p>
           <w:p>
             <w:pPr>
-              <w:spacing w:after="60" w:before="40" w:line="300"/>
+              <w:spacing w:after="60" w:before="40" w:line="300" w:lineRule="auto"/>
             </w:pPr>
             <w:r>
               <w:rPr>
@@ -4126,7 +4214,7 @@
           </w:p>
           <w:p>
             <w:pPr>
-              <w:spacing w:after="60" w:before="40" w:line="300"/>
+              <w:spacing w:after="60" w:before="40" w:line="300" w:lineRule="auto"/>
             </w:pPr>
             <w:r>
               <w:rPr>
@@ -4149,7 +4237,7 @@
           </w:p>
           <w:p>
             <w:pPr>
-              <w:spacing w:after="60" w:before="40" w:line="300"/>
+              <w:spacing w:after="60" w:before="40" w:line="300" w:lineRule="auto"/>
             </w:pPr>
             <w:r>
               <w:rPr>
@@ -4172,7 +4260,7 @@
           </w:p>
           <w:p>
             <w:pPr>
-              <w:spacing w:after="60" w:before="40" w:line="300"/>
+              <w:spacing w:after="60" w:before="40" w:line="300" w:lineRule="auto"/>
             </w:pPr>
             <w:r>
               <w:rPr>
@@ -4207,7 +4295,7 @@
           </w:tcPr>
           <w:p>
             <w:pPr>
-              <w:spacing w:after="60" w:before="40" w:line="300"/>
+              <w:spacing w:after="60" w:before="40" w:line="300" w:lineRule="auto"/>
             </w:pPr>
             <w:r>
               <w:rPr>
@@ -4225,12 +4313,12 @@
                 <w:sz w:val="24"/>
                 <w:szCs w:val="24"/>
               </w:rPr>
-              <w:t xml:space="preserve">Bài 2: HS chọn đáp án đúng về nội dung hội thoại mà không đọc lại, giải thích vì sao loại 2 phương án còn lại. Bài 3: HS viết từ/cụm từ trong khung dưới mỗi tranh.</w:t>
-            </w:r>
-          </w:p>
-          <w:p>
-            <w:pPr>
-              <w:spacing w:after="60" w:before="40" w:line="300"/>
+              <w:t xml:space="preserve">Bài 2: HS chọn đáp án đúng cho câu hỏi What are Mark and Mi talking about? (A. Health problems / B. Healthy activities / C. Sports and games) mà không đọc lại, giải thích vì sao loại 2 phương án còn lại. Bài 3: HS viết từ/cụm từ trong khung dưới mỗi tranh.</w:t>
+            </w:r>
+          </w:p>
+          <w:p>
+            <w:pPr>
+              <w:spacing w:after="60" w:before="40" w:line="300" w:lineRule="auto"/>
             </w:pPr>
             <w:r>
               <w:rPr>
@@ -4248,7 +4336,7 @@
                 <w:sz w:val="24"/>
                 <w:szCs w:val="24"/>
               </w:rPr>
-              <w:t xml:space="preserve">Bài 2: đáp án B, kèm 1 câu giải thích. Bài 3: 1. sunburn 2. suncream 3. lunch box 4. boating 5. cycling (ghi trên bảng con và SGK).</w:t>
+              <w:t xml:space="preserve">Bài 2: B. Healthy activities, kèm 1 câu giải thích (Mark và Mi nói về boating, cycling… – hoạt động tốt cho sức khoẻ). Bài 3: 1. sunburn 2. suncream 3. lunch box 4. boating 5. cycling (ghi trên bảng con và SGK).</w:t>
             </w:r>
           </w:p>
         </w:tc>
@@ -4265,7 +4353,7 @@
           </w:tcPr>
           <w:p>
             <w:pPr>
-              <w:spacing w:after="60" w:before="40" w:line="300"/>
+              <w:spacing w:after="60" w:before="40" w:line="300" w:lineRule="auto"/>
             </w:pPr>
             <w:r>
               <w:rPr>
@@ -4278,7 +4366,7 @@
           </w:p>
           <w:p>
             <w:pPr>
-              <w:spacing w:after="60" w:before="40" w:line="300"/>
+              <w:spacing w:after="60" w:before="40" w:line="300" w:lineRule="auto"/>
             </w:pPr>
             <w:r>
               <w:rPr>
@@ -4293,7 +4381,7 @@
           </w:p>
           <w:p>
             <w:pPr>
-              <w:spacing w:after="60" w:before="40" w:line="300"/>
+              <w:spacing w:after="60" w:before="40" w:line="300" w:lineRule="auto"/>
             </w:pPr>
             <w:r>
               <w:rPr>
@@ -4325,7 +4413,7 @@
           </w:tcPr>
           <w:p>
             <w:pPr>
-              <w:spacing w:after="60" w:before="40" w:line="300"/>
+              <w:spacing w:after="60" w:before="40" w:line="300" w:lineRule="auto"/>
             </w:pPr>
             <w:r>
               <w:rPr>
@@ -4340,7 +4428,7 @@
           </w:p>
           <w:p>
             <w:pPr>
-              <w:spacing w:after="60" w:before="40" w:line="300"/>
+              <w:spacing w:after="60" w:before="40" w:line="300" w:lineRule="auto"/>
             </w:pPr>
             <w:r>
               <w:rPr>
@@ -4355,7 +4443,7 @@
           </w:p>
           <w:p>
             <w:pPr>
-              <w:spacing w:after="60" w:before="40" w:line="300"/>
+              <w:spacing w:after="60" w:before="40" w:line="300" w:lineRule="auto"/>
             </w:pPr>
             <w:r>
               <w:rPr>
@@ -4378,7 +4466,7 @@
           </w:p>
           <w:p>
             <w:pPr>
-              <w:spacing w:after="60" w:before="40" w:line="300"/>
+              <w:spacing w:after="60" w:before="40" w:line="300" w:lineRule="auto"/>
             </w:pPr>
             <w:r>
               <w:rPr>
@@ -4401,7 +4489,7 @@
           </w:p>
           <w:p>
             <w:pPr>
-              <w:spacing w:after="60" w:before="40" w:line="300"/>
+              <w:spacing w:after="60" w:before="40" w:line="300" w:lineRule="auto"/>
             </w:pPr>
             <w:r>
               <w:rPr>
@@ -4424,7 +4512,7 @@
           </w:p>
           <w:p>
             <w:pPr>
-              <w:spacing w:after="60" w:before="40" w:line="300"/>
+              <w:spacing w:after="60" w:before="40" w:line="300" w:lineRule="auto"/>
             </w:pPr>
             <w:r>
               <w:rPr>
@@ -4447,7 +4535,7 @@
           </w:p>
           <w:p>
             <w:pPr>
-              <w:spacing w:after="60" w:before="40" w:line="300"/>
+              <w:spacing w:after="60" w:before="40" w:line="300" w:lineRule="auto"/>
             </w:pPr>
             <w:r>
               <w:rPr>
@@ -4482,7 +4570,7 @@
           </w:tcPr>
           <w:p>
             <w:pPr>
-              <w:spacing w:after="60" w:before="40" w:line="300"/>
+              <w:spacing w:after="60" w:before="40" w:line="300" w:lineRule="auto"/>
             </w:pPr>
             <w:r>
               <w:rPr>
@@ -4505,7 +4593,7 @@
           </w:p>
           <w:p>
             <w:pPr>
-              <w:spacing w:after="60" w:before="40" w:line="300"/>
+              <w:spacing w:after="60" w:before="40" w:line="300" w:lineRule="auto"/>
             </w:pPr>
             <w:r>
               <w:rPr>
@@ -4540,7 +4628,7 @@
           </w:tcPr>
           <w:p>
             <w:pPr>
-              <w:spacing w:after="60" w:before="40" w:line="300"/>
+              <w:spacing w:after="60" w:before="40" w:line="300" w:lineRule="auto"/>
             </w:pPr>
             <w:r>
               <w:rPr>
@@ -4553,7 +4641,7 @@
           </w:p>
           <w:p>
             <w:pPr>
-              <w:spacing w:after="60" w:before="40" w:line="300"/>
+              <w:spacing w:after="60" w:before="40" w:line="300" w:lineRule="auto"/>
             </w:pPr>
             <w:r>
               <w:rPr>
@@ -4568,7 +4656,7 @@
           </w:p>
           <w:p>
             <w:pPr>
-              <w:spacing w:after="60" w:before="40" w:line="300"/>
+              <w:spacing w:after="60" w:before="40" w:line="300" w:lineRule="auto"/>
             </w:pPr>
             <w:r>
               <w:rPr>
@@ -4600,22 +4688,22 @@
           </w:tcPr>
           <w:p>
             <w:pPr>
-              <w:spacing w:after="60" w:before="40" w:line="300"/>
-            </w:pPr>
-            <w:r>
-              <w:rPr>
-                <w:rFonts w:ascii="Times New Roman" w:cs="Times New Roman" w:eastAsia="Times New Roman" w:hAnsi="Times New Roman"/>
-                <w:b/>
-                <w:bCs/>
-                <w:sz w:val="24"/>
-                <w:szCs w:val="24"/>
-              </w:rPr>
-              <w:t xml:space="preserve">HD5. Production (Same/Different): Survey &amp; Our healthy living plan (Bài 5, tr.19)</w:t>
-            </w:r>
-          </w:p>
-          <w:p>
-            <w:pPr>
-              <w:spacing w:after="60" w:before="40" w:line="300"/>
+              <w:spacing w:after="60" w:before="40" w:line="300" w:lineRule="auto"/>
+            </w:pPr>
+            <w:r>
+              <w:rPr>
+                <w:rFonts w:ascii="Times New Roman" w:cs="Times New Roman" w:eastAsia="Times New Roman" w:hAnsi="Times New Roman"/>
+                <w:b/>
+                <w:bCs/>
+                <w:sz w:val="24"/>
+                <w:szCs w:val="24"/>
+              </w:rPr>
+              <w:t xml:space="preserve">HD5. Production (Same/Different): Good or bad for health? → Our healthy living plan (Bài 5, tr.19 – mở rộng)</w:t>
+            </w:r>
+          </w:p>
+          <w:p>
+            <w:pPr>
+              <w:spacing w:after="60" w:before="40" w:line="300" w:lineRule="auto"/>
             </w:pPr>
             <w:r>
               <w:rPr>
@@ -4630,7 +4718,7 @@
           </w:p>
           <w:p>
             <w:pPr>
-              <w:spacing w:after="60" w:before="40" w:line="300"/>
+              <w:spacing w:after="60" w:before="40" w:line="300" w:lineRule="auto"/>
             </w:pPr>
             <w:r>
               <w:rPr>
@@ -4653,7 +4741,7 @@
           </w:p>
           <w:p>
             <w:pPr>
-              <w:spacing w:after="60" w:before="40" w:line="300"/>
+              <w:spacing w:after="60" w:before="40" w:line="300" w:lineRule="auto"/>
             </w:pPr>
             <w:r>
               <w:rPr>
@@ -4676,7 +4764,7 @@
           </w:p>
           <w:p>
             <w:pPr>
-              <w:spacing w:after="60" w:before="40" w:line="300"/>
+              <w:spacing w:after="60" w:before="40" w:line="300" w:lineRule="auto"/>
             </w:pPr>
             <w:r>
               <w:rPr>
@@ -4699,7 +4787,7 @@
           </w:p>
           <w:p>
             <w:pPr>
-              <w:spacing w:after="60" w:before="40" w:line="300"/>
+              <w:spacing w:after="60" w:before="40" w:line="300" w:lineRule="auto"/>
             </w:pPr>
             <w:r>
               <w:rPr>
@@ -4722,7 +4810,7 @@
           </w:p>
           <w:p>
             <w:pPr>
-              <w:spacing w:after="60" w:before="40" w:line="300"/>
+              <w:spacing w:after="60" w:before="40" w:line="300" w:lineRule="auto"/>
             </w:pPr>
             <w:r>
               <w:rPr>
@@ -4745,7 +4833,7 @@
           </w:p>
           <w:p>
             <w:pPr>
-              <w:spacing w:after="60" w:before="40" w:line="300"/>
+              <w:spacing w:after="60" w:before="40" w:line="300" w:lineRule="auto"/>
             </w:pPr>
             <w:r>
               <w:rPr>
@@ -4780,7 +4868,7 @@
           </w:tcPr>
           <w:p>
             <w:pPr>
-              <w:spacing w:after="60" w:before="40" w:line="300"/>
+              <w:spacing w:after="60" w:before="40" w:line="300" w:lineRule="auto"/>
             </w:pPr>
             <w:r>
               <w:rPr>
@@ -4798,12 +4886,12 @@
                 <w:sz w:val="24"/>
                 <w:szCs w:val="24"/>
               </w:rPr>
-              <w:t xml:space="preserve">Nhóm 4 HS: (1) phỏng vấn nhau theo phiếu khảo sát Bài 5 (Activity – How often – Good/Bad – Why); (2) thống nhất chọn 1 trong 3 phương án (PA1 Healthy outdoor weekend / PA2 Healthy eating day / PA3 Healthy sleep &amp; screen time) và lập thứ tự công việc; (3) đề xuất ≥3 lời khuyên dùng từ vựng của bài; (4) dùng Công cụ Ưu tiên xếp hạng lời khuyên, chọn 1 "hòn đá lớn"; (5) làm poster A3, mỗi thành viên ghi tên cạnh phần việc của mình.</w:t>
-            </w:r>
-          </w:p>
-          <w:p>
-            <w:pPr>
-              <w:spacing w:after="60" w:before="40" w:line="300"/>
+              <w:t xml:space="preserve">Nhóm 4 HS: (1) mỗi HS nêu 2 hoạt động hằng ngày như Bài 5 SGK, các bạn trong nhóm hỏi How often…? và quyết định Good/Bad – Why, ghi vào phiếu khảo sát (mở rộng Bài 5 theo ý đồ khảo sát của bản gốc); (2) thống nhất chọn 1 trong 3 phương án (PA1 Healthy outdoor weekend / PA2 Healthy eating day / PA3 Healthy sleep &amp; screen time) và lập thứ tự công việc; (3) đề xuất ≥3 lời khuyên dùng từ vựng của bài; (4) dùng Công cụ Ưu tiên xếp hạng lời khuyên, chọn 1 "hòn đá lớn"; (5) làm poster A3, mỗi thành viên ghi tên cạnh phần việc của mình.</w:t>
+            </w:r>
+          </w:p>
+          <w:p>
+            <w:pPr>
+              <w:spacing w:after="60" w:before="40" w:line="300" w:lineRule="auto"/>
             </w:pPr>
             <w:r>
               <w:rPr>
@@ -4826,7 +4914,7 @@
           </w:p>
           <w:p>
             <w:pPr>
-              <w:spacing w:after="60" w:before="40" w:line="300"/>
+              <w:spacing w:after="60" w:before="40" w:line="300" w:lineRule="auto"/>
             </w:pPr>
             <w:r>
               <w:rPr>
@@ -4861,7 +4949,7 @@
           </w:tcPr>
           <w:p>
             <w:pPr>
-              <w:spacing w:after="60" w:before="40" w:line="300"/>
+              <w:spacing w:after="60" w:before="40" w:line="300" w:lineRule="auto"/>
             </w:pPr>
             <w:r>
               <w:rPr>
@@ -4874,7 +4962,7 @@
           </w:p>
           <w:p>
             <w:pPr>
-              <w:spacing w:after="60" w:before="40" w:line="300"/>
+              <w:spacing w:after="60" w:before="40" w:line="300" w:lineRule="auto"/>
             </w:pPr>
             <w:r>
               <w:rPr>
@@ -4889,7 +4977,7 @@
           </w:p>
           <w:p>
             <w:pPr>
-              <w:spacing w:after="60" w:before="40" w:line="300"/>
+              <w:spacing w:after="60" w:before="40" w:line="300" w:lineRule="auto"/>
             </w:pPr>
             <w:r>
               <w:rPr>
@@ -4921,7 +5009,7 @@
           </w:tcPr>
           <w:p>
             <w:pPr>
-              <w:spacing w:after="60" w:before="40" w:line="300"/>
+              <w:spacing w:after="60" w:before="40" w:line="300" w:lineRule="auto"/>
             </w:pPr>
             <w:r>
               <w:rPr>
@@ -4936,7 +5024,7 @@
           </w:p>
           <w:p>
             <w:pPr>
-              <w:spacing w:after="60" w:before="40" w:line="300"/>
+              <w:spacing w:after="60" w:before="40" w:line="300" w:lineRule="auto"/>
             </w:pPr>
             <w:r>
               <w:rPr>
@@ -4951,7 +5039,7 @@
           </w:p>
           <w:p>
             <w:pPr>
-              <w:spacing w:after="60" w:before="40" w:line="300"/>
+              <w:spacing w:after="60" w:before="40" w:line="300" w:lineRule="auto"/>
             </w:pPr>
             <w:r>
               <w:rPr>
@@ -4974,7 +5062,7 @@
           </w:p>
           <w:p>
             <w:pPr>
-              <w:spacing w:after="60" w:before="40" w:line="300"/>
+              <w:spacing w:after="60" w:before="40" w:line="300" w:lineRule="auto"/>
             </w:pPr>
             <w:r>
               <w:rPr>
@@ -4997,7 +5085,7 @@
           </w:p>
           <w:p>
             <w:pPr>
-              <w:spacing w:after="60" w:before="40" w:line="300"/>
+              <w:spacing w:after="60" w:before="40" w:line="300" w:lineRule="auto"/>
             </w:pPr>
             <w:r>
               <w:rPr>
@@ -5020,7 +5108,7 @@
           </w:p>
           <w:p>
             <w:pPr>
-              <w:spacing w:after="60" w:before="40" w:line="300"/>
+              <w:spacing w:after="60" w:before="40" w:line="300" w:lineRule="auto"/>
             </w:pPr>
             <w:r>
               <w:rPr>
@@ -5043,7 +5131,7 @@
           </w:p>
           <w:p>
             <w:pPr>
-              <w:spacing w:after="60" w:before="40" w:line="300"/>
+              <w:spacing w:after="60" w:before="40" w:line="300" w:lineRule="auto"/>
             </w:pPr>
             <w:r>
               <w:rPr>
@@ -5066,7 +5154,7 @@
           </w:p>
           <w:p>
             <w:pPr>
-              <w:spacing w:after="60" w:before="40" w:line="300"/>
+              <w:spacing w:after="60" w:before="40" w:line="300" w:lineRule="auto"/>
             </w:pPr>
             <w:r>
               <w:rPr>
@@ -5101,7 +5189,7 @@
           </w:tcPr>
           <w:p>
             <w:pPr>
-              <w:spacing w:after="60" w:before="40" w:line="300"/>
+              <w:spacing w:after="60" w:before="40" w:line="300" w:lineRule="auto"/>
             </w:pPr>
             <w:r>
               <w:rPr>
@@ -5124,7 +5212,7 @@
           </w:p>
           <w:p>
             <w:pPr>
-              <w:spacing w:after="60" w:before="40" w:line="300"/>
+              <w:spacing w:after="60" w:before="40" w:line="300" w:lineRule="auto"/>
             </w:pPr>
             <w:r>
               <w:rPr>
@@ -5147,7 +5235,7 @@
           </w:p>
           <w:p>
             <w:pPr>
-              <w:spacing w:after="60" w:before="40" w:line="300"/>
+              <w:spacing w:after="60" w:before="40" w:line="300" w:lineRule="auto"/>
             </w:pPr>
             <w:r>
               <w:rPr>
@@ -5182,7 +5270,7 @@
           </w:tcPr>
           <w:p>
             <w:pPr>
-              <w:spacing w:after="60" w:before="40" w:line="300"/>
+              <w:spacing w:after="60" w:before="40" w:line="300" w:lineRule="auto"/>
             </w:pPr>
             <w:r>
               <w:rPr>
@@ -5195,7 +5283,7 @@
           </w:p>
           <w:p>
             <w:pPr>
-              <w:spacing w:after="60" w:before="40" w:line="300"/>
+              <w:spacing w:after="60" w:before="40" w:line="300" w:lineRule="auto"/>
             </w:pPr>
             <w:r>
               <w:rPr>
@@ -5210,7 +5298,7 @@
           </w:p>
           <w:p>
             <w:pPr>
-              <w:spacing w:after="60" w:before="40" w:line="300"/>
+              <w:spacing w:after="60" w:before="40" w:line="300" w:lineRule="auto"/>
             </w:pPr>
             <w:r>
               <w:rPr>
@@ -5242,7 +5330,7 @@
           </w:tcPr>
           <w:p>
             <w:pPr>
-              <w:spacing w:after="60" w:before="40" w:line="300"/>
+              <w:spacing w:after="60" w:before="40" w:line="300" w:lineRule="auto"/>
             </w:pPr>
             <w:r>
               <w:rPr>
@@ -5257,7 +5345,7 @@
           </w:p>
           <w:p>
             <w:pPr>
-              <w:spacing w:after="60" w:before="40" w:line="300"/>
+              <w:spacing w:after="60" w:before="40" w:line="300" w:lineRule="auto"/>
             </w:pPr>
             <w:r>
               <w:rPr>
@@ -5272,7 +5360,7 @@
           </w:p>
           <w:p>
             <w:pPr>
-              <w:spacing w:after="60" w:before="40" w:line="300"/>
+              <w:spacing w:after="60" w:before="40" w:line="300" w:lineRule="auto"/>
             </w:pPr>
             <w:r>
               <w:rPr>
@@ -5295,7 +5383,7 @@
           </w:p>
           <w:p>
             <w:pPr>
-              <w:spacing w:after="60" w:before="40" w:line="300"/>
+              <w:spacing w:after="60" w:before="40" w:line="300" w:lineRule="auto"/>
             </w:pPr>
             <w:r>
               <w:rPr>
@@ -5318,7 +5406,7 @@
           </w:p>
           <w:p>
             <w:pPr>
-              <w:spacing w:after="60" w:before="40" w:line="300"/>
+              <w:spacing w:after="60" w:before="40" w:line="300" w:lineRule="auto"/>
             </w:pPr>
             <w:r>
               <w:rPr>
@@ -5341,7 +5429,7 @@
           </w:p>
           <w:p>
             <w:pPr>
-              <w:spacing w:after="60" w:before="40" w:line="300"/>
+              <w:spacing w:after="60" w:before="40" w:line="300" w:lineRule="auto"/>
             </w:pPr>
             <w:r>
               <w:rPr>
@@ -5364,7 +5452,7 @@
           </w:p>
           <w:p>
             <w:pPr>
-              <w:spacing w:after="60" w:before="40" w:line="300"/>
+              <w:spacing w:after="60" w:before="40" w:line="300" w:lineRule="auto"/>
             </w:pPr>
             <w:r>
               <w:rPr>
@@ -5387,7 +5475,7 @@
           </w:p>
           <w:p>
             <w:pPr>
-              <w:spacing w:after="60" w:before="40" w:line="300"/>
+              <w:spacing w:after="60" w:before="40" w:line="300" w:lineRule="auto"/>
             </w:pPr>
             <w:r>
               <w:rPr>
@@ -5402,7 +5490,7 @@
           </w:p>
           <w:p>
             <w:pPr>
-              <w:spacing w:after="60" w:before="40" w:line="300"/>
+              <w:spacing w:after="60" w:before="40" w:line="300" w:lineRule="auto"/>
               <w:ind w:left="284"/>
             </w:pPr>
             <w:r>
@@ -5424,7 +5512,7 @@
           </w:p>
           <w:p>
             <w:pPr>
-              <w:spacing w:after="60" w:before="40" w:line="300"/>
+              <w:spacing w:after="60" w:before="40" w:line="300" w:lineRule="auto"/>
               <w:ind w:left="284"/>
             </w:pPr>
             <w:r>
@@ -5446,7 +5534,7 @@
           </w:p>
           <w:p>
             <w:pPr>
-              <w:spacing w:after="60" w:before="40" w:line="300"/>
+              <w:spacing w:after="60" w:before="40" w:line="300" w:lineRule="auto"/>
               <w:ind w:left="284"/>
             </w:pPr>
             <w:r>
@@ -5480,7 +5568,7 @@
           </w:tcPr>
           <w:p>
             <w:pPr>
-              <w:spacing w:after="60" w:before="40" w:line="300"/>
+              <w:spacing w:after="60" w:before="40" w:line="300" w:lineRule="auto"/>
             </w:pPr>
             <w:r>
               <w:rPr>
@@ -5503,7 +5591,7 @@
           </w:p>
           <w:p>
             <w:pPr>
-              <w:spacing w:after="60" w:before="40" w:line="300"/>
+              <w:spacing w:after="60" w:before="40" w:line="300" w:lineRule="auto"/>
             </w:pPr>
             <w:r>
               <w:rPr>
@@ -5538,7 +5626,7 @@
           </w:tcPr>
           <w:p>
             <w:pPr>
-              <w:spacing w:after="60" w:before="40" w:line="300"/>
+              <w:spacing w:after="60" w:before="40" w:line="300" w:lineRule="auto"/>
             </w:pPr>
             <w:r>
               <w:rPr>
@@ -5551,7 +5639,7 @@
           </w:p>
           <w:p>
             <w:pPr>
-              <w:spacing w:after="60" w:before="40" w:line="300"/>
+              <w:spacing w:after="60" w:before="40" w:line="300" w:lineRule="auto"/>
             </w:pPr>
             <w:r>
               <w:rPr>
@@ -5566,7 +5654,7 @@
           </w:p>
           <w:p>
             <w:pPr>
-              <w:spacing w:after="60" w:before="40" w:line="300"/>
+              <w:spacing w:after="60" w:before="40" w:line="300" w:lineRule="auto"/>
             </w:pPr>
             <w:r>
               <w:rPr>
@@ -5598,7 +5686,7 @@
           </w:tcPr>
           <w:p>
             <w:pPr>
-              <w:spacing w:after="60" w:before="40" w:line="300"/>
+              <w:spacing w:after="60" w:before="40" w:line="300" w:lineRule="auto"/>
             </w:pPr>
             <w:r>
               <w:rPr>
@@ -5613,7 +5701,7 @@
           </w:p>
           <w:p>
             <w:pPr>
-              <w:spacing w:after="60" w:before="40" w:line="300"/>
+              <w:spacing w:after="60" w:before="40" w:line="300" w:lineRule="auto"/>
             </w:pPr>
             <w:r>
               <w:rPr>
@@ -5628,7 +5716,7 @@
           </w:p>
           <w:p>
             <w:pPr>
-              <w:spacing w:after="60" w:before="40" w:line="300"/>
+              <w:spacing w:after="60" w:before="40" w:line="300" w:lineRule="auto"/>
             </w:pPr>
             <w:r>
               <w:rPr>
@@ -5651,7 +5739,7 @@
           </w:p>
           <w:p>
             <w:pPr>
-              <w:spacing w:after="60" w:before="40" w:line="300"/>
+              <w:spacing w:after="60" w:before="40" w:line="300" w:lineRule="auto"/>
             </w:pPr>
             <w:r>
               <w:rPr>
@@ -5674,7 +5762,7 @@
           </w:p>
           <w:p>
             <w:pPr>
-              <w:spacing w:after="60" w:before="40" w:line="300"/>
+              <w:spacing w:after="60" w:before="40" w:line="300" w:lineRule="auto"/>
             </w:pPr>
             <w:r>
               <w:rPr>
@@ -5697,7 +5785,7 @@
           </w:p>
           <w:p>
             <w:pPr>
-              <w:spacing w:after="60" w:before="40" w:line="300"/>
+              <w:spacing w:after="60" w:before="40" w:line="300" w:lineRule="auto"/>
             </w:pPr>
             <w:r>
               <w:rPr>
@@ -5720,7 +5808,7 @@
           </w:p>
           <w:p>
             <w:pPr>
-              <w:spacing w:after="60" w:before="40" w:line="300"/>
+              <w:spacing w:after="60" w:before="40" w:line="300" w:lineRule="auto"/>
             </w:pPr>
             <w:r>
               <w:rPr>
@@ -5755,7 +5843,7 @@
           </w:tcPr>
           <w:p>
             <w:pPr>
-              <w:spacing w:after="60" w:before="40" w:line="300"/>
+              <w:spacing w:after="60" w:before="40" w:line="300" w:lineRule="auto"/>
             </w:pPr>
             <w:r>
               <w:rPr>
@@ -5778,7 +5866,7 @@
           </w:p>
           <w:p>
             <w:pPr>
-              <w:spacing w:after="60" w:before="40" w:line="300"/>
+              <w:spacing w:after="60" w:before="40" w:line="300" w:lineRule="auto"/>
             </w:pPr>
             <w:r>
               <w:rPr>
@@ -5813,7 +5901,7 @@
           </w:tcPr>
           <w:p>
             <w:pPr>
-              <w:spacing w:after="60" w:before="40" w:line="300"/>
+              <w:spacing w:after="60" w:before="40" w:line="300" w:lineRule="auto"/>
             </w:pPr>
             <w:r>
               <w:rPr>
@@ -5826,7 +5914,7 @@
           </w:p>
           <w:p>
             <w:pPr>
-              <w:spacing w:after="60" w:before="40" w:line="300"/>
+              <w:spacing w:after="60" w:before="40" w:line="300" w:lineRule="auto"/>
             </w:pPr>
             <w:r>
               <w:rPr>
@@ -5841,7 +5929,7 @@
           </w:p>
           <w:p>
             <w:pPr>
-              <w:spacing w:after="60" w:before="40" w:line="300"/>
+              <w:spacing w:after="60" w:before="40" w:line="300" w:lineRule="auto"/>
             </w:pPr>
             <w:r>
               <w:rPr>
@@ -5870,7 +5958,7 @@
     <w:p>
       <w:pPr>
         <w:keepNext/>
-        <w:spacing w:after="80" w:before="200" w:line="300"/>
+        <w:spacing w:after="80" w:before="200" w:line="300" w:lineRule="auto"/>
       </w:pPr>
       <w:r>
         <w:rPr>
@@ -5917,7 +6005,7 @@
           </w:tcPr>
           <w:p>
             <w:pPr>
-              <w:spacing w:after="60" w:before="40" w:line="300"/>
+              <w:spacing w:after="60" w:before="40" w:line="300" w:lineRule="auto"/>
               <w:jc w:val="center"/>
             </w:pPr>
             <w:r>
@@ -5946,7 +6034,7 @@
           </w:tcPr>
           <w:p>
             <w:pPr>
-              <w:spacing w:after="60" w:before="40" w:line="300"/>
+              <w:spacing w:after="60" w:before="40" w:line="300" w:lineRule="auto"/>
               <w:jc w:val="center"/>
             </w:pPr>
             <w:r>
@@ -5979,7 +6067,7 @@
           </w:tcPr>
           <w:p>
             <w:pPr>
-              <w:spacing w:after="60" w:before="40" w:line="300"/>
+              <w:spacing w:after="60" w:before="40" w:line="300" w:lineRule="auto"/>
             </w:pPr>
             <w:r>
               <w:rPr>
@@ -6004,7 +6092,7 @@
           </w:tcPr>
           <w:p>
             <w:pPr>
-              <w:spacing w:after="60" w:before="40" w:line="300"/>
+              <w:spacing w:after="60" w:before="40" w:line="300" w:lineRule="auto"/>
             </w:pPr>
             <w:r>
               <w:rPr>
@@ -6034,7 +6122,7 @@
           </w:tcPr>
           <w:p>
             <w:pPr>
-              <w:spacing w:after="60" w:before="40" w:line="300"/>
+              <w:spacing w:after="60" w:before="40" w:line="300" w:lineRule="auto"/>
             </w:pPr>
             <w:r>
               <w:rPr>
@@ -6059,7 +6147,7 @@
           </w:tcPr>
           <w:p>
             <w:pPr>
-              <w:spacing w:after="60" w:before="40" w:line="300"/>
+              <w:spacing w:after="60" w:before="40" w:line="300" w:lineRule="auto"/>
             </w:pPr>
             <w:r>
               <w:rPr>
@@ -6089,7 +6177,7 @@
           </w:tcPr>
           <w:p>
             <w:pPr>
-              <w:spacing w:after="60" w:before="40" w:line="300"/>
+              <w:spacing w:after="60" w:before="40" w:line="300" w:lineRule="auto"/>
             </w:pPr>
             <w:r>
               <w:rPr>
@@ -6114,7 +6202,7 @@
           </w:tcPr>
           <w:p>
             <w:pPr>
-              <w:spacing w:after="60" w:before="40" w:line="300"/>
+              <w:spacing w:after="60" w:before="40" w:line="300" w:lineRule="auto"/>
             </w:pPr>
             <w:r>
               <w:rPr>
@@ -6131,7 +6219,7 @@
     <w:p>
       <w:pPr>
         <w:keepNext/>
-        <w:spacing w:after="80" w:before="200" w:line="300"/>
+        <w:spacing w:after="80" w:before="200" w:line="300" w:lineRule="auto"/>
       </w:pPr>
       <w:r>
         <w:rPr>
@@ -6146,7 +6234,7 @@
     </w:p>
     <w:p>
       <w:pPr>
-        <w:spacing w:after="60" w:before="40" w:line="300"/>
+        <w:spacing w:after="60" w:before="40" w:line="300" w:lineRule="auto"/>
       </w:pPr>
       <w:r>
         <w:rPr>
@@ -6159,7 +6247,7 @@
     </w:p>
     <w:p>
       <w:pPr>
-        <w:spacing w:after="60" w:before="40" w:line="300"/>
+        <w:spacing w:after="60" w:before="40" w:line="300" w:lineRule="auto"/>
       </w:pPr>
       <w:r>
         <w:rPr>
@@ -6172,7 +6260,7 @@
     </w:p>
     <w:p>
       <w:pPr>
-        <w:spacing w:after="60" w:before="40" w:line="300"/>
+        <w:spacing w:after="60" w:before="40" w:line="300" w:lineRule="auto"/>
       </w:pPr>
       <w:r>
         <w:rPr>
@@ -6186,7 +6274,7 @@
     <w:p>
       <w:pPr>
         <w:keepNext/>
-        <w:spacing w:after="80" w:before="200" w:line="300"/>
+        <w:spacing w:after="80" w:before="200" w:line="300" w:lineRule="auto"/>
       </w:pPr>
       <w:r>
         <w:rPr>
@@ -6201,7 +6289,7 @@
     </w:p>
     <w:p>
       <w:pPr>
-        <w:spacing w:after="60" w:before="40" w:line="300"/>
+        <w:spacing w:after="60" w:before="40" w:line="300" w:lineRule="auto"/>
       </w:pPr>
       <w:r>
         <w:rPr>
@@ -6216,7 +6304,7 @@
     </w:p>
     <w:p>
       <w:pPr>
-        <w:spacing w:after="60" w:before="40" w:line="300"/>
+        <w:spacing w:after="60" w:before="40" w:line="300" w:lineRule="auto"/>
         <w:ind w:left="284"/>
       </w:pPr>
       <w:r>
@@ -6233,12 +6321,12 @@
           <w:sz w:val="26"/>
           <w:szCs w:val="26"/>
         </w:rPr>
-        <w:t xml:space="preserve">Nghe – đọc hiểu đoạn hội thoại ngắn về chủ đề Healthy living (Getting started, tr.18).</w:t>
-      </w:r>
-    </w:p>
-    <w:p>
-      <w:pPr>
-        <w:spacing w:after="60" w:before="40" w:line="300"/>
+        <w:t xml:space="preserve">Nghe – đọc hiểu nội dung chi tiết đoạn hội thoại ngắn về chủ đề quen thuộc Healthy living (Getting started, tr.18).</w:t>
+      </w:r>
+    </w:p>
+    <w:p>
+      <w:pPr>
+        <w:spacing w:after="60" w:before="40" w:line="300" w:lineRule="auto"/>
         <w:ind w:left="284"/>
       </w:pPr>
       <w:r>
@@ -6255,12 +6343,12 @@
           <w:sz w:val="26"/>
           <w:szCs w:val="26"/>
         </w:rPr>
-        <w:t xml:space="preserve">Hiểu và sử dụng từ vựng về hoạt động có lợi/có hại cho sức khoẻ (sunburn, suncream, lunch box, boating, cycling, countryside, popular, fresh, join).</w:t>
-      </w:r>
-    </w:p>
-    <w:p>
-      <w:pPr>
-        <w:spacing w:after="60" w:before="40" w:line="300"/>
+        <w:t xml:space="preserve">Hiểu và sử dụng từ vựng về hoạt động có lợi/có hại cho sức khoẻ (sunburn, suncream, lunch box, boating, cycling, countryside, park, health; popular, fresh, join).</w:t>
+      </w:r>
+    </w:p>
+    <w:p>
+      <w:pPr>
+        <w:spacing w:after="60" w:before="40" w:line="300" w:lineRule="auto"/>
         <w:ind w:left="284"/>
       </w:pPr>
       <w:r>
@@ -6277,12 +6365,12 @@
           <w:sz w:val="26"/>
           <w:szCs w:val="26"/>
         </w:rPr>
-        <w:t xml:space="preserve">Hỏi – đáp và nói ngắn về các hoạt động hằng ngày, đánh giá hoạt động tốt hay không tốt cho sức khoẻ.</w:t>
-      </w:r>
-    </w:p>
-    <w:p>
-      <w:pPr>
-        <w:spacing w:after="60" w:before="40" w:line="300"/>
+        <w:t xml:space="preserve">Nói: hỏi – đáp, diễn đạt ý kiến cá nhân về các hoạt động hằng ngày và đánh giá hoạt động tốt hay không tốt cho sức khoẻ, có nêu lý do.</w:t>
+      </w:r>
+    </w:p>
+    <w:p>
+      <w:pPr>
+        <w:spacing w:after="60" w:before="40" w:line="300" w:lineRule="auto"/>
       </w:pPr>
       <w:r>
         <w:rPr>
@@ -6300,12 +6388,12 @@
           <w:sz w:val="26"/>
           <w:szCs w:val="26"/>
         </w:rPr>
-        <w:t xml:space="preserve">Getting started – Let's go out! (SGK Tiếng Anh 7 Global Success, Unit 2): Bài 1 Listen and read (tr.18) – hội thoại giữa Mi và Mark; Bài 2 (tr.19) – chọn đáp án đúng về nội dung hội thoại (đáp án B theo bản gốc); Bài 3 (tr.19) – viết từ/cụm từ dưới tranh: sunburn, suncream, lunch box, boating, cycling; Bài 4 (tr.19) – hoàn thành câu bằng từ trong hội thoại: boating, park, countryside, suncream, health; Bài 5 (tr.19) – hoạt động Good or bad for health.</w:t>
-      </w:r>
-    </w:p>
-    <w:p>
-      <w:pPr>
-        <w:spacing w:after="60" w:before="40" w:line="300"/>
+        <w:t xml:space="preserve">Getting started – Let's go out! (SGK Tiếng Anh 7 Global Success, Unit 2, tr.18–19): Bài 1 Listen and read – hội thoại giữa Mi và Mark về các hoạt động ngoài trời (boating, cycling…); Bài 2 What are Mark and Mi talking about? – A. Health problems / B. Healthy activities / C. Sports and games → đáp án B; Bài 3 Write a word or a phrase from the box under its picture → 1. sunburn 2. suncream 3. lunch box 4. boating 5. cycling; Bài 4 Complete each sentence with a word from the conversation → 1. boating (Mark and his father are boating) 2. park 3. countryside (Mi's family often goes cycling in the countryside) 4. suncream 5. health (Activities like running and cycling are good for our health); Bài 5 Good or bad for health? – trò chơi cả lớp: mỗi HS nêu 2 hoạt động hằng ngày, cả lớp quyết định tốt hay không tốt cho sức khoẻ và nêu lý do nếu có thể.</w:t>
+      </w:r>
+    </w:p>
+    <w:p>
+      <w:pPr>
+        <w:spacing w:after="60" w:before="40" w:line="300" w:lineRule="auto"/>
       </w:pPr>
       <w:r>
         <w:rPr>
@@ -6320,7 +6408,7 @@
     </w:p>
     <w:p>
       <w:pPr>
-        <w:spacing w:after="60" w:before="40" w:line="300"/>
+        <w:spacing w:after="60" w:before="40" w:line="300" w:lineRule="auto"/>
         <w:ind w:left="284"/>
       </w:pPr>
       <w:r>
@@ -6342,7 +6430,7 @@
     </w:p>
     <w:p>
       <w:pPr>
-        <w:spacing w:after="60" w:before="40" w:line="300"/>
+        <w:spacing w:after="60" w:before="40" w:line="300" w:lineRule="auto"/>
         <w:ind w:left="284"/>
       </w:pPr>
       <w:r>
@@ -6359,12 +6447,78 @@
           <w:sz w:val="22"/>
           <w:szCs w:val="22"/>
         </w:rPr>
-        <w:t xml:space="preserve">https://loigiaihay.com/unit-2-healthy-living-e25352.html (danh mục bài tập Getting started)</w:t>
-      </w:r>
-    </w:p>
-    <w:p>
-      <w:pPr>
-        <w:spacing w:after="60" w:before="40" w:line="300"/>
+        <w:t xml:space="preserve">https://loigiaihay.com/tieng-anh-7-unit-2-getting-started-a106562.html</w:t>
+      </w:r>
+    </w:p>
+    <w:p>
+      <w:pPr>
+        <w:spacing w:after="60" w:before="40" w:line="300" w:lineRule="auto"/>
+        <w:ind w:left="284"/>
+      </w:pPr>
+      <w:r>
+        <w:rPr>
+          <w:rFonts w:ascii="Times New Roman" w:cs="Times New Roman" w:eastAsia="Times New Roman" w:hAnsi="Times New Roman"/>
+          <w:sz w:val="22"/>
+          <w:szCs w:val="22"/>
+        </w:rPr>
+        <w:t xml:space="preserve">– </w:t>
+      </w:r>
+      <w:r>
+        <w:rPr>
+          <w:rFonts w:ascii="Times New Roman" w:cs="Times New Roman" w:eastAsia="Times New Roman" w:hAnsi="Times New Roman"/>
+          <w:sz w:val="22"/>
+          <w:szCs w:val="22"/>
+        </w:rPr>
+        <w:t xml:space="preserve">https://hoc247.net/tieng-anh-7/unit-2-getting-started-l12201.html</w:t>
+      </w:r>
+    </w:p>
+    <w:p>
+      <w:pPr>
+        <w:spacing w:after="60" w:before="40" w:line="300" w:lineRule="auto"/>
+        <w:ind w:left="284"/>
+      </w:pPr>
+      <w:r>
+        <w:rPr>
+          <w:rFonts w:ascii="Times New Roman" w:cs="Times New Roman" w:eastAsia="Times New Roman" w:hAnsi="Times New Roman"/>
+          <w:sz w:val="22"/>
+          <w:szCs w:val="22"/>
+        </w:rPr>
+        <w:t xml:space="preserve">– </w:t>
+      </w:r>
+      <w:r>
+        <w:rPr>
+          <w:rFonts w:ascii="Times New Roman" w:cs="Times New Roman" w:eastAsia="Times New Roman" w:hAnsi="Times New Roman"/>
+          <w:sz w:val="22"/>
+          <w:szCs w:val="22"/>
+        </w:rPr>
+        <w:t xml:space="preserve">https://tech12h.com/bai-hoc/giai-unit-2-healthy-living-getting-started.html</w:t>
+      </w:r>
+    </w:p>
+    <w:p>
+      <w:pPr>
+        <w:spacing w:after="60" w:before="40" w:line="300" w:lineRule="auto"/>
+        <w:ind w:left="284"/>
+      </w:pPr>
+      <w:r>
+        <w:rPr>
+          <w:rFonts w:ascii="Times New Roman" w:cs="Times New Roman" w:eastAsia="Times New Roman" w:hAnsi="Times New Roman"/>
+          <w:sz w:val="22"/>
+          <w:szCs w:val="22"/>
+        </w:rPr>
+        <w:t xml:space="preserve">– </w:t>
+      </w:r>
+      <w:r>
+        <w:rPr>
+          <w:rFonts w:ascii="Times New Roman" w:cs="Times New Roman" w:eastAsia="Times New Roman" w:hAnsi="Times New Roman"/>
+          <w:sz w:val="22"/>
+          <w:szCs w:val="22"/>
+        </w:rPr>
+        <w:t xml:space="preserve">https://hoatieu.vn/chuong-trinh-giao-duc-pho-thong-mon-tieng-anh-1399 (Chương trình GDPT môn Tiếng Anh)</w:t>
+      </w:r>
+    </w:p>
+    <w:p>
+      <w:pPr>
+        <w:spacing w:after="60" w:before="40" w:line="300" w:lineRule="auto"/>
       </w:pPr>
       <w:r>
         <w:rPr>
@@ -6380,7 +6534,7 @@
     </w:p>
     <w:p>
       <w:pPr>
-        <w:spacing w:after="60" w:before="40" w:line="300"/>
+        <w:spacing w:after="60" w:before="40" w:line="300" w:lineRule="auto"/>
         <w:ind w:left="284"/>
       </w:pPr>
       <w:r>
@@ -6398,53 +6552,7 @@
           <w:sz w:val="26"/>
           <w:szCs w:val="26"/>
         </w:rPr>
-        <w:t xml:space="preserve">Yêu cầu cần đạt ở trên được viết từ mục tiêu bản gốc + nội dung SGK; chưa đối chiếu được văn bản PPCT/Phụ lục 1 chính thức của trường — GV kiểm tra lại.</w:t>
-      </w:r>
-    </w:p>
-    <w:p>
-      <w:pPr>
-        <w:spacing w:after="60" w:before="40" w:line="300"/>
-        <w:ind w:left="284"/>
-      </w:pPr>
-      <w:r>
-        <w:rPr>
-          <w:rFonts w:ascii="Times New Roman" w:cs="Times New Roman" w:eastAsia="Times New Roman" w:hAnsi="Times New Roman"/>
-          <w:sz w:val="26"/>
-          <w:szCs w:val="26"/>
-        </w:rPr>
-        <w:t xml:space="preserve">– </w:t>
-      </w:r>
-      <w:r>
-        <w:rPr>
-          <w:rFonts w:ascii="Times New Roman" w:cs="Times New Roman" w:eastAsia="Times New Roman" w:hAnsi="Times New Roman"/>
-          <w:color w:val="C00000"/>
-          <w:sz w:val="26"/>
-          <w:szCs w:val="26"/>
-        </w:rPr>
-        <w:t xml:space="preserve">Nguồn tra cứu mô tả Bài 5 là trò chơi 'Good/bad for health?', bản gốc ghi 'Survey' — GV đối chiếu hình thức Bài 5 trong SGK tr.19.</w:t>
-      </w:r>
-    </w:p>
-    <w:p>
-      <w:pPr>
-        <w:spacing w:after="60" w:before="40" w:line="300"/>
-        <w:ind w:left="284"/>
-      </w:pPr>
-      <w:r>
-        <w:rPr>
-          <w:rFonts w:ascii="Times New Roman" w:cs="Times New Roman" w:eastAsia="Times New Roman" w:hAnsi="Times New Roman"/>
-          <w:sz w:val="26"/>
-          <w:szCs w:val="26"/>
-        </w:rPr>
-        <w:t xml:space="preserve">– </w:t>
-      </w:r>
-      <w:r>
-        <w:rPr>
-          <w:rFonts w:ascii="Times New Roman" w:cs="Times New Roman" w:eastAsia="Times New Roman" w:hAnsi="Times New Roman"/>
-          <w:color w:val="C00000"/>
-          <w:sz w:val="26"/>
-          <w:szCs w:val="26"/>
-        </w:rPr>
-        <w:t xml:space="preserve">Nội dung phương án B của Bài 2 lấy theo đáp án bản gốc — GV đối chiếu SGK tr.19.</w:t>
+        <w:t xml:space="preserve">Đáp án Bài 2–4 và mô tả Bài 5 đã đối chiếu qua kết quả tìm kiếm (trùng với bản gốc của GV); yêu cầu cần đạt viết theo định hướng chương trình Tiếng Anh 2018 nhưng chưa mở được văn bản chương trình gốc — GV đối chiếu Phụ lục 1/PPCT của trường.</w:t>
       </w:r>
     </w:p>
     <w:sectPr>

--- a/samples/output/TA7_Unit2_Lesson1_KHBD.docx
+++ b/samples/output/TA7_Unit2_Lesson1_KHBD.docx
@@ -172,7 +172,7 @@
     </w:p>
     <w:p>
       <w:pPr>
-        <w:spacing w:after="60" w:before="40" w:line="300" w:lineRule="auto"/>
+        <w:spacing w:after="160" w:before="40" w:line="300" w:lineRule="auto"/>
         <w:jc w:val="center"/>
       </w:pPr>
       <w:r>
@@ -181,14 +181,8 @@
           <w:sz w:val="26"/>
           <w:szCs w:val="26"/>
         </w:rPr>
-        <w:t xml:space="preserve">Số tiết: 1 · Bộ sách: Tiếng Anh 7 Global Success (Kết nối tri thức với cuộc sống)</w:t>
-      </w:r>
-    </w:p>
-    <w:p>
-      <w:pPr>
-        <w:spacing w:after="60" w:before="40" w:line="300" w:lineRule="auto"/>
-        <w:jc w:val="center"/>
-      </w:pPr>
+        <w:t xml:space="preserve">1 tiết · </w:t>
+      </w:r>
       <w:r>
         <w:rPr>
           <w:rFonts w:ascii="Times New Roman" w:cs="Times New Roman" w:eastAsia="Times New Roman" w:hAnsi="Times New Roman"/>
@@ -207,11 +201,132 @@
         </w:rPr>
         <w:t xml:space="preserve">Same / Different</w:t>
       </w:r>
-    </w:p>
-    <w:p>
-      <w:pPr>
-        <w:spacing w:after="200" w:before="40" w:line="300" w:lineRule="auto"/>
-        <w:jc w:val="center"/>
+      <w:r>
+        <w:rPr>
+          <w:rFonts w:ascii="Times New Roman" w:cs="Times New Roman" w:eastAsia="Times New Roman" w:hAnsi="Times New Roman"/>
+          <w:i/>
+          <w:iCs/>
+          <w:sz w:val="26"/>
+          <w:szCs w:val="26"/>
+        </w:rPr>
+        <w:t xml:space="preserve"> · Không sử dụng AI</w:t>
+      </w:r>
+    </w:p>
+    <w:p>
+      <w:pPr>
+        <w:keepNext/>
+        <w:spacing w:after="80" w:before="200" w:line="300" w:lineRule="auto"/>
+      </w:pPr>
+      <w:r>
+        <w:rPr>
+          <w:rFonts w:ascii="Times New Roman" w:cs="Times New Roman" w:eastAsia="Times New Roman" w:hAnsi="Times New Roman"/>
+          <w:b/>
+          <w:bCs/>
+          <w:sz w:val="28"/>
+          <w:szCs w:val="28"/>
+        </w:rPr>
+        <w:t xml:space="preserve">I. MỤC TIÊU</w:t>
+      </w:r>
+    </w:p>
+    <w:p>
+      <w:pPr>
+        <w:keepNext/>
+        <w:spacing w:after="80" w:before="120" w:line="300" w:lineRule="auto"/>
+      </w:pPr>
+      <w:r>
+        <w:rPr>
+          <w:rFonts w:ascii="Times New Roman" w:cs="Times New Roman" w:eastAsia="Times New Roman" w:hAnsi="Times New Roman"/>
+          <w:b/>
+          <w:bCs/>
+          <w:sz w:val="26"/>
+          <w:szCs w:val="26"/>
+        </w:rPr>
+        <w:t xml:space="preserve">1. Về kiến thức</w:t>
+      </w:r>
+    </w:p>
+    <w:p>
+      <w:pPr>
+        <w:spacing w:after="60" w:before="40" w:line="300" w:lineRule="auto"/>
+        <w:ind w:left="284"/>
+      </w:pPr>
+      <w:r>
+        <w:rPr>
+          <w:rFonts w:ascii="Times New Roman" w:cs="Times New Roman" w:eastAsia="Times New Roman" w:hAnsi="Times New Roman"/>
+          <w:sz w:val="26"/>
+          <w:szCs w:val="26"/>
+        </w:rPr>
+        <w:t xml:space="preserve">– </w:t>
+      </w:r>
+      <w:r>
+        <w:rPr>
+          <w:rFonts w:ascii="Times New Roman" w:cs="Times New Roman" w:eastAsia="Times New Roman" w:hAnsi="Times New Roman"/>
+          <w:b/>
+          <w:bCs/>
+          <w:sz w:val="26"/>
+          <w:szCs w:val="26"/>
+        </w:rPr>
+        <w:t xml:space="preserve">[KT1] </w:t>
+      </w:r>
+      <w:r>
+        <w:rPr>
+          <w:rFonts w:ascii="Times New Roman" w:cs="Times New Roman" w:eastAsia="Times New Roman" w:hAnsi="Times New Roman"/>
+          <w:sz w:val="26"/>
+          <w:szCs w:val="26"/>
+        </w:rPr>
+        <w:t xml:space="preserve">Hiểu, phát âm, dùng đúng ≥6 từ: popular, fresh, join, sunburn, suncream, lunch box, boating, cycling.</w:t>
+      </w:r>
+    </w:p>
+    <w:p>
+      <w:pPr>
+        <w:spacing w:after="60" w:before="40" w:line="300" w:lineRule="auto"/>
+        <w:ind w:left="284"/>
+      </w:pPr>
+      <w:r>
+        <w:rPr>
+          <w:rFonts w:ascii="Times New Roman" w:cs="Times New Roman" w:eastAsia="Times New Roman" w:hAnsi="Times New Roman"/>
+          <w:sz w:val="26"/>
+          <w:szCs w:val="26"/>
+        </w:rPr>
+        <w:t xml:space="preserve">– </w:t>
+      </w:r>
+      <w:r>
+        <w:rPr>
+          <w:rFonts w:ascii="Times New Roman" w:cs="Times New Roman" w:eastAsia="Times New Roman" w:hAnsi="Times New Roman"/>
+          <w:b/>
+          <w:bCs/>
+          <w:sz w:val="26"/>
+          <w:szCs w:val="26"/>
+        </w:rPr>
+        <w:t xml:space="preserve">[KT2] </w:t>
+      </w:r>
+      <w:r>
+        <w:rPr>
+          <w:rFonts w:ascii="Times New Roman" w:cs="Times New Roman" w:eastAsia="Times New Roman" w:hAnsi="Times New Roman"/>
+          <w:sz w:val="26"/>
+          <w:szCs w:val="26"/>
+        </w:rPr>
+        <w:t xml:space="preserve">Nói được hoạt động hằng ngày tốt/không tốt cho sức khoẻ, có lý do.</w:t>
+      </w:r>
+    </w:p>
+    <w:p>
+      <w:pPr>
+        <w:keepNext/>
+        <w:spacing w:after="80" w:before="120" w:line="300" w:lineRule="auto"/>
+      </w:pPr>
+      <w:r>
+        <w:rPr>
+          <w:rFonts w:ascii="Times New Roman" w:cs="Times New Roman" w:eastAsia="Times New Roman" w:hAnsi="Times New Roman"/>
+          <w:b/>
+          <w:bCs/>
+          <w:sz w:val="26"/>
+          <w:szCs w:val="26"/>
+        </w:rPr>
+        <w:t xml:space="preserve">2. Về năng lực</w:t>
+      </w:r>
+    </w:p>
+    <w:p>
+      <w:pPr>
+        <w:spacing w:after="60" w:before="40" w:line="300" w:lineRule="auto"/>
       </w:pPr>
       <w:r>
         <w:rPr>
@@ -223,7 +338,392 @@
           <w:sz w:val="26"/>
           <w:szCs w:val="26"/>
         </w:rPr>
-        <w:t xml:space="preserve">Không sử dụng AI</w:t>
+        <w:t xml:space="preserve">a) Năng lực chung:</w:t>
+      </w:r>
+    </w:p>
+    <w:p>
+      <w:pPr>
+        <w:spacing w:after="60" w:before="40" w:line="300" w:lineRule="auto"/>
+        <w:ind w:left="284"/>
+      </w:pPr>
+      <w:r>
+        <w:rPr>
+          <w:rFonts w:ascii="Times New Roman" w:cs="Times New Roman" w:eastAsia="Times New Roman" w:hAnsi="Times New Roman"/>
+          <w:sz w:val="26"/>
+          <w:szCs w:val="26"/>
+        </w:rPr>
+        <w:t xml:space="preserve">– </w:t>
+      </w:r>
+      <w:r>
+        <w:rPr>
+          <w:rFonts w:ascii="Times New Roman" w:cs="Times New Roman" w:eastAsia="Times New Roman" w:hAnsi="Times New Roman"/>
+          <w:b/>
+          <w:bCs/>
+          <w:sz w:val="26"/>
+          <w:szCs w:val="26"/>
+        </w:rPr>
+        <w:t xml:space="preserve">[NLC1] </w:t>
+      </w:r>
+      <w:r>
+        <w:rPr>
+          <w:rFonts w:ascii="Times New Roman" w:cs="Times New Roman" w:eastAsia="Times New Roman" w:hAnsi="Times New Roman"/>
+          <w:sz w:val="26"/>
+          <w:szCs w:val="26"/>
+        </w:rPr>
+        <w:t xml:space="preserve">Hợp tác nhóm theo vai, hoàn thành sản phẩm đúng giờ.</w:t>
+      </w:r>
+    </w:p>
+    <w:p>
+      <w:pPr>
+        <w:spacing w:after="60" w:before="40" w:line="300" w:lineRule="auto"/>
+        <w:ind w:left="284"/>
+      </w:pPr>
+      <w:r>
+        <w:rPr>
+          <w:rFonts w:ascii="Times New Roman" w:cs="Times New Roman" w:eastAsia="Times New Roman" w:hAnsi="Times New Roman"/>
+          <w:sz w:val="26"/>
+          <w:szCs w:val="26"/>
+        </w:rPr>
+        <w:t xml:space="preserve">– </w:t>
+      </w:r>
+      <w:r>
+        <w:rPr>
+          <w:rFonts w:ascii="Times New Roman" w:cs="Times New Roman" w:eastAsia="Times New Roman" w:hAnsi="Times New Roman"/>
+          <w:b/>
+          <w:bCs/>
+          <w:sz w:val="26"/>
+          <w:szCs w:val="26"/>
+        </w:rPr>
+        <w:t xml:space="preserve">[NLC2] </w:t>
+      </w:r>
+      <w:r>
+        <w:rPr>
+          <w:rFonts w:ascii="Times New Roman" w:cs="Times New Roman" w:eastAsia="Times New Roman" w:hAnsi="Times New Roman"/>
+          <w:sz w:val="26"/>
+          <w:szCs w:val="26"/>
+        </w:rPr>
+        <w:t xml:space="preserve">Chọn phương án, đề xuất ≥3 lời khuyên phù hợp kết quả khảo sát.</w:t>
+      </w:r>
+    </w:p>
+    <w:p>
+      <w:pPr>
+        <w:spacing w:after="60" w:before="40" w:line="300" w:lineRule="auto"/>
+      </w:pPr>
+      <w:r>
+        <w:rPr>
+          <w:rFonts w:ascii="Times New Roman" w:cs="Times New Roman" w:eastAsia="Times New Roman" w:hAnsi="Times New Roman"/>
+          <w:b/>
+          <w:bCs/>
+          <w:i/>
+          <w:iCs/>
+          <w:sz w:val="26"/>
+          <w:szCs w:val="26"/>
+        </w:rPr>
+        <w:t xml:space="preserve">b) Năng lực đặc thù:</w:t>
+      </w:r>
+    </w:p>
+    <w:p>
+      <w:pPr>
+        <w:spacing w:after="60" w:before="40" w:line="300" w:lineRule="auto"/>
+        <w:ind w:left="284"/>
+      </w:pPr>
+      <w:r>
+        <w:rPr>
+          <w:rFonts w:ascii="Times New Roman" w:cs="Times New Roman" w:eastAsia="Times New Roman" w:hAnsi="Times New Roman"/>
+          <w:sz w:val="26"/>
+          <w:szCs w:val="26"/>
+        </w:rPr>
+        <w:t xml:space="preserve">– </w:t>
+      </w:r>
+      <w:r>
+        <w:rPr>
+          <w:rFonts w:ascii="Times New Roman" w:cs="Times New Roman" w:eastAsia="Times New Roman" w:hAnsi="Times New Roman"/>
+          <w:b/>
+          <w:bCs/>
+          <w:sz w:val="26"/>
+          <w:szCs w:val="26"/>
+        </w:rPr>
+        <w:t xml:space="preserve">[NLDT1] </w:t>
+      </w:r>
+      <w:r>
+        <w:rPr>
+          <w:rFonts w:ascii="Times New Roman" w:cs="Times New Roman" w:eastAsia="Times New Roman" w:hAnsi="Times New Roman"/>
+          <w:sz w:val="26"/>
+          <w:szCs w:val="26"/>
+        </w:rPr>
+        <w:t xml:space="preserve">Nghe – đọc hội thoại, làm đúng Bài 2 và ≥8/10 câu Bài 3–4.</w:t>
+      </w:r>
+    </w:p>
+    <w:p>
+      <w:pPr>
+        <w:spacing w:after="60" w:before="40" w:line="300" w:lineRule="auto"/>
+        <w:ind w:left="284"/>
+      </w:pPr>
+      <w:r>
+        <w:rPr>
+          <w:rFonts w:ascii="Times New Roman" w:cs="Times New Roman" w:eastAsia="Times New Roman" w:hAnsi="Times New Roman"/>
+          <w:sz w:val="26"/>
+          <w:szCs w:val="26"/>
+        </w:rPr>
+        <w:t xml:space="preserve">– </w:t>
+      </w:r>
+      <w:r>
+        <w:rPr>
+          <w:rFonts w:ascii="Times New Roman" w:cs="Times New Roman" w:eastAsia="Times New Roman" w:hAnsi="Times New Roman"/>
+          <w:b/>
+          <w:bCs/>
+          <w:sz w:val="26"/>
+          <w:szCs w:val="26"/>
+        </w:rPr>
+        <w:t xml:space="preserve">[NLDT2] </w:t>
+      </w:r>
+      <w:r>
+        <w:rPr>
+          <w:rFonts w:ascii="Times New Roman" w:cs="Times New Roman" w:eastAsia="Times New Roman" w:hAnsi="Times New Roman"/>
+          <w:sz w:val="26"/>
+          <w:szCs w:val="26"/>
+        </w:rPr>
+        <w:t xml:space="preserve">Hỏi – đáp khảo sát và trình bày kế hoạch 1 phút bằng tiếng Anh.</w:t>
+      </w:r>
+    </w:p>
+    <w:p>
+      <w:pPr>
+        <w:keepNext/>
+        <w:spacing w:after="80" w:before="120" w:line="300" w:lineRule="auto"/>
+      </w:pPr>
+      <w:r>
+        <w:rPr>
+          <w:rFonts w:ascii="Times New Roman" w:cs="Times New Roman" w:eastAsia="Times New Roman" w:hAnsi="Times New Roman"/>
+          <w:b/>
+          <w:bCs/>
+          <w:sz w:val="26"/>
+          <w:szCs w:val="26"/>
+        </w:rPr>
+        <w:t xml:space="preserve">3. Về phẩm chất</w:t>
+      </w:r>
+    </w:p>
+    <w:p>
+      <w:pPr>
+        <w:spacing w:after="60" w:before="40" w:line="300" w:lineRule="auto"/>
+        <w:ind w:left="284"/>
+      </w:pPr>
+      <w:r>
+        <w:rPr>
+          <w:rFonts w:ascii="Times New Roman" w:cs="Times New Roman" w:eastAsia="Times New Roman" w:hAnsi="Times New Roman"/>
+          <w:sz w:val="26"/>
+          <w:szCs w:val="26"/>
+        </w:rPr>
+        <w:t xml:space="preserve">– </w:t>
+      </w:r>
+      <w:r>
+        <w:rPr>
+          <w:rFonts w:ascii="Times New Roman" w:cs="Times New Roman" w:eastAsia="Times New Roman" w:hAnsi="Times New Roman"/>
+          <w:b/>
+          <w:bCs/>
+          <w:sz w:val="26"/>
+          <w:szCs w:val="26"/>
+        </w:rPr>
+        <w:t xml:space="preserve">[PC1] </w:t>
+      </w:r>
+      <w:r>
+        <w:rPr>
+          <w:rFonts w:ascii="Times New Roman" w:cs="Times New Roman" w:eastAsia="Times New Roman" w:hAnsi="Times New Roman"/>
+          <w:sz w:val="26"/>
+          <w:szCs w:val="26"/>
+        </w:rPr>
+        <w:t xml:space="preserve">Chăm chỉ: tích cực học, có ý thức rèn thói quen sống lành mạnh.</w:t>
+      </w:r>
+    </w:p>
+    <w:p>
+      <w:pPr>
+        <w:keepNext/>
+        <w:spacing w:after="80" w:before="120" w:line="300" w:lineRule="auto"/>
+      </w:pPr>
+      <w:r>
+        <w:rPr>
+          <w:rFonts w:ascii="Times New Roman" w:cs="Times New Roman" w:eastAsia="Times New Roman" w:hAnsi="Times New Roman"/>
+          <w:b/>
+          <w:bCs/>
+          <w:sz w:val="26"/>
+          <w:szCs w:val="26"/>
+        </w:rPr>
+        <w:t xml:space="preserve">4. TLIM &amp; Giá trị cốt lõi</w:t>
+      </w:r>
+    </w:p>
+    <w:p>
+      <w:pPr>
+        <w:spacing w:after="60" w:before="40" w:line="300" w:lineRule="auto"/>
+        <w:ind w:left="284"/>
+      </w:pPr>
+      <w:r>
+        <w:rPr>
+          <w:rFonts w:ascii="Times New Roman" w:cs="Times New Roman" w:eastAsia="Times New Roman" w:hAnsi="Times New Roman"/>
+          <w:sz w:val="26"/>
+          <w:szCs w:val="26"/>
+        </w:rPr>
+        <w:t xml:space="preserve">– </w:t>
+      </w:r>
+      <w:r>
+        <w:rPr>
+          <w:rFonts w:ascii="Times New Roman" w:cs="Times New Roman" w:eastAsia="Times New Roman" w:hAnsi="Times New Roman"/>
+          <w:b/>
+          <w:bCs/>
+          <w:sz w:val="26"/>
+          <w:szCs w:val="26"/>
+        </w:rPr>
+        <w:t xml:space="preserve">[TL1] Thói quen 3 – Ưu tiên điều quan trọng</w:t>
+      </w:r>
+      <w:r>
+        <w:rPr>
+          <w:rFonts w:ascii="Times New Roman" w:cs="Times New Roman" w:eastAsia="Times New Roman" w:hAnsi="Times New Roman"/>
+          <w:sz w:val="26"/>
+          <w:szCs w:val="26"/>
+        </w:rPr>
+        <w:t xml:space="preserve"> · Công cụ: Công cụ Ưu tiên – "Hòn đá lớn" · Biểu hiện: Nhóm xếp hạng lời khuyên, chọn 1 "hòn đá lớn" và giải thích.</w:t>
+      </w:r>
+    </w:p>
+    <w:p>
+      <w:pPr>
+        <w:spacing w:after="60" w:before="40" w:line="300" w:lineRule="auto"/>
+        <w:ind w:left="284"/>
+      </w:pPr>
+      <w:r>
+        <w:rPr>
+          <w:rFonts w:ascii="Times New Roman" w:cs="Times New Roman" w:eastAsia="Times New Roman" w:hAnsi="Times New Roman"/>
+          <w:sz w:val="26"/>
+          <w:szCs w:val="26"/>
+        </w:rPr>
+        <w:t xml:space="preserve">– </w:t>
+      </w:r>
+      <w:r>
+        <w:rPr>
+          <w:rFonts w:ascii="Times New Roman" w:cs="Times New Roman" w:eastAsia="Times New Roman" w:hAnsi="Times New Roman"/>
+          <w:b/>
+          <w:bCs/>
+          <w:sz w:val="26"/>
+          <w:szCs w:val="26"/>
+        </w:rPr>
+        <w:t xml:space="preserve">[GT1] Giá trị 2 – Trách nhiệm</w:t>
+      </w:r>
+      <w:r>
+        <w:rPr>
+          <w:rFonts w:ascii="Times New Roman" w:cs="Times New Roman" w:eastAsia="Times New Roman" w:hAnsi="Times New Roman"/>
+          <w:sz w:val="26"/>
+          <w:szCs w:val="26"/>
+        </w:rPr>
+        <w:t xml:space="preserve"> · Biểu hiện: Mỗi HS làm đúng vai, ghi tên phần việc, cam kết 1 hành động sống khoẻ.</w:t>
+      </w:r>
+    </w:p>
+    <w:p>
+      <w:pPr>
+        <w:keepNext/>
+        <w:spacing w:after="80" w:before="120" w:line="300" w:lineRule="auto"/>
+      </w:pPr>
+      <w:r>
+        <w:rPr>
+          <w:rFonts w:ascii="Times New Roman" w:cs="Times New Roman" w:eastAsia="Times New Roman" w:hAnsi="Times New Roman"/>
+          <w:b/>
+          <w:bCs/>
+          <w:sz w:val="26"/>
+          <w:szCs w:val="26"/>
+        </w:rPr>
+        <w:t xml:space="preserve">5. Trao quyền</w:t>
+      </w:r>
+    </w:p>
+    <w:p>
+      <w:pPr>
+        <w:spacing w:after="60" w:before="40" w:line="300" w:lineRule="auto"/>
+        <w:ind w:left="284"/>
+      </w:pPr>
+      <w:r>
+        <w:rPr>
+          <w:rFonts w:ascii="Times New Roman" w:cs="Times New Roman" w:eastAsia="Times New Roman" w:hAnsi="Times New Roman"/>
+          <w:sz w:val="26"/>
+          <w:szCs w:val="26"/>
+        </w:rPr>
+        <w:t xml:space="preserve">– </w:t>
+      </w:r>
+      <w:r>
+        <w:rPr>
+          <w:rFonts w:ascii="Times New Roman" w:cs="Times New Roman" w:eastAsia="Times New Roman" w:hAnsi="Times New Roman"/>
+          <w:b/>
+          <w:bCs/>
+          <w:sz w:val="26"/>
+          <w:szCs w:val="26"/>
+        </w:rPr>
+        <w:t xml:space="preserve">[TQ1] </w:t>
+      </w:r>
+      <w:r>
+        <w:rPr>
+          <w:rFonts w:ascii="Times New Roman" w:cs="Times New Roman" w:eastAsia="Times New Roman" w:hAnsi="Times New Roman"/>
+          <w:sz w:val="26"/>
+          <w:szCs w:val="26"/>
+        </w:rPr>
+        <w:t xml:space="preserve">Nhóm tự chọn phương án và hình thức poster.</w:t>
+      </w:r>
+    </w:p>
+    <w:p>
+      <w:pPr>
+        <w:spacing w:after="60" w:before="40" w:line="300" w:lineRule="auto"/>
+        <w:ind w:left="284"/>
+      </w:pPr>
+      <w:r>
+        <w:rPr>
+          <w:rFonts w:ascii="Times New Roman" w:cs="Times New Roman" w:eastAsia="Times New Roman" w:hAnsi="Times New Roman"/>
+          <w:sz w:val="26"/>
+          <w:szCs w:val="26"/>
+        </w:rPr>
+        <w:t xml:space="preserve">– </w:t>
+      </w:r>
+      <w:r>
+        <w:rPr>
+          <w:rFonts w:ascii="Times New Roman" w:cs="Times New Roman" w:eastAsia="Times New Roman" w:hAnsi="Times New Roman"/>
+          <w:b/>
+          <w:bCs/>
+          <w:sz w:val="26"/>
+          <w:szCs w:val="26"/>
+        </w:rPr>
+        <w:t xml:space="preserve">[TQ2] </w:t>
+      </w:r>
+      <w:r>
+        <w:rPr>
+          <w:rFonts w:ascii="Times New Roman" w:cs="Times New Roman" w:eastAsia="Times New Roman" w:hAnsi="Times New Roman"/>
+          <w:sz w:val="26"/>
+          <w:szCs w:val="26"/>
+        </w:rPr>
+        <w:t xml:space="preserve">HS điều phối nhóm, tự lập thứ tự công việc.</w:t>
+      </w:r>
+    </w:p>
+    <w:p>
+      <w:pPr>
+        <w:spacing w:after="60" w:before="40" w:line="300" w:lineRule="auto"/>
+        <w:ind w:left="284"/>
+      </w:pPr>
+      <w:r>
+        <w:rPr>
+          <w:rFonts w:ascii="Times New Roman" w:cs="Times New Roman" w:eastAsia="Times New Roman" w:hAnsi="Times New Roman"/>
+          <w:sz w:val="26"/>
+          <w:szCs w:val="26"/>
+        </w:rPr>
+        <w:t xml:space="preserve">– </w:t>
+      </w:r>
+      <w:r>
+        <w:rPr>
+          <w:rFonts w:ascii="Times New Roman" w:cs="Times New Roman" w:eastAsia="Times New Roman" w:hAnsi="Times New Roman"/>
+          <w:b/>
+          <w:bCs/>
+          <w:sz w:val="26"/>
+          <w:szCs w:val="26"/>
+        </w:rPr>
+        <w:t xml:space="preserve">[TQ3] </w:t>
+      </w:r>
+      <w:r>
+        <w:rPr>
+          <w:rFonts w:ascii="Times New Roman" w:cs="Times New Roman" w:eastAsia="Times New Roman" w:hAnsi="Times New Roman"/>
+          <w:sz w:val="26"/>
+          <w:szCs w:val="26"/>
+        </w:rPr>
+        <w:t xml:space="preserve">HS tự/đồng đánh giá theo R1; Reporter trình bày, trả lời câu hỏi.</w:t>
       </w:r>
     </w:p>
     <w:p>
@@ -239,7 +739,53 @@
           <w:sz w:val="28"/>
           <w:szCs w:val="28"/>
         </w:rPr>
-        <w:t xml:space="preserve">I. MỤC TIÊU</w:t>
+        <w:t xml:space="preserve">II. THIẾT BỊ DẠY HỌC VÀ HỌC LIỆU</w:t>
+      </w:r>
+    </w:p>
+    <w:p>
+      <w:pPr>
+        <w:spacing w:after="60" w:before="40" w:line="300" w:lineRule="auto"/>
+      </w:pPr>
+      <w:r>
+        <w:rPr>
+          <w:rFonts w:ascii="Times New Roman" w:cs="Times New Roman" w:eastAsia="Times New Roman" w:hAnsi="Times New Roman"/>
+          <w:b/>
+          <w:bCs/>
+          <w:sz w:val="26"/>
+          <w:szCs w:val="26"/>
+        </w:rPr>
+        <w:t xml:space="preserve">Giáo viên: </w:t>
+      </w:r>
+      <w:r>
+        <w:rPr>
+          <w:rFonts w:ascii="Times New Roman" w:cs="Times New Roman" w:eastAsia="Times New Roman" w:hAnsi="Times New Roman"/>
+          <w:sz w:val="26"/>
+          <w:szCs w:val="26"/>
+        </w:rPr>
+        <w:t xml:space="preserve">File nghe (sachmem.vn), loa, máy chiếu (HD1, HD2); Tranh/thẻ từ popular, fresh, join (HD2); Khung Sơ đồ Venn 3 vòng (HD6)</w:t>
+      </w:r>
+    </w:p>
+    <w:p>
+      <w:pPr>
+        <w:spacing w:after="60" w:before="40" w:line="300" w:lineRule="auto"/>
+      </w:pPr>
+      <w:r>
+        <w:rPr>
+          <w:rFonts w:ascii="Times New Roman" w:cs="Times New Roman" w:eastAsia="Times New Roman" w:hAnsi="Times New Roman"/>
+          <w:b/>
+          <w:bCs/>
+          <w:sz w:val="26"/>
+          <w:szCs w:val="26"/>
+        </w:rPr>
+        <w:t xml:space="preserve">Học sinh: </w:t>
+      </w:r>
+      <w:r>
+        <w:rPr>
+          <w:rFonts w:ascii="Times New Roman" w:cs="Times New Roman" w:eastAsia="Times New Roman" w:hAnsi="Times New Roman"/>
+          <w:sz w:val="26"/>
+          <w:szCs w:val="26"/>
+        </w:rPr>
+        <w:t xml:space="preserve">SGK tr.18–19 (HD2, HD3, HD4, HD5); Bảng con theo cặp (HD2, HD3); Phiếu khảo sát, thẻ vai, giấy A3, rubric R1 (HD5, HD6)</w:t>
       </w:r>
     </w:p>
     <w:p>
@@ -255,22 +801,13 @@
           <w:sz w:val="26"/>
           <w:szCs w:val="26"/>
         </w:rPr>
-        <w:t xml:space="preserve">1. Về kiến thức</w:t>
+        <w:t xml:space="preserve">Phương án Same / Different</w:t>
       </w:r>
     </w:p>
     <w:p>
       <w:pPr>
         <w:spacing w:after="60" w:before="40" w:line="300" w:lineRule="auto"/>
-        <w:ind w:left="284"/>
-      </w:pPr>
-      <w:r>
-        <w:rPr>
-          <w:rFonts w:ascii="Times New Roman" w:cs="Times New Roman" w:eastAsia="Times New Roman" w:hAnsi="Times New Roman"/>
-          <w:sz w:val="26"/>
-          <w:szCs w:val="26"/>
-        </w:rPr>
-        <w:t xml:space="preserve">– </w:t>
-      </w:r>
+      </w:pPr>
       <w:r>
         <w:rPr>
           <w:rFonts w:ascii="Times New Roman" w:cs="Times New Roman" w:eastAsia="Times New Roman" w:hAnsi="Times New Roman"/>
@@ -279,1242 +816,6 @@
           <w:sz w:val="26"/>
           <w:szCs w:val="26"/>
         </w:rPr>
-        <w:t xml:space="preserve">[KT1] </w:t>
-      </w:r>
-      <w:r>
-        <w:rPr>
-          <w:rFonts w:ascii="Times New Roman" w:cs="Times New Roman" w:eastAsia="Times New Roman" w:hAnsi="Times New Roman"/>
-          <w:sz w:val="26"/>
-          <w:szCs w:val="26"/>
-        </w:rPr>
-        <w:t xml:space="preserve">HS hiểu nghĩa, phát âm đúng và dùng được trong câu ít nhất 6 từ/cụm từ của bài: popular, fresh, join, sunburn, suncream, lunch box, boating, cycling, countryside.</w:t>
-      </w:r>
-    </w:p>
-    <w:p>
-      <w:pPr>
-        <w:spacing w:after="60" w:before="40" w:line="300" w:lineRule="auto"/>
-        <w:ind w:left="284"/>
-      </w:pPr>
-      <w:r>
-        <w:rPr>
-          <w:rFonts w:ascii="Times New Roman" w:cs="Times New Roman" w:eastAsia="Times New Roman" w:hAnsi="Times New Roman"/>
-          <w:sz w:val="26"/>
-          <w:szCs w:val="26"/>
-        </w:rPr>
-        <w:t xml:space="preserve">– </w:t>
-      </w:r>
-      <w:r>
-        <w:rPr>
-          <w:rFonts w:ascii="Times New Roman" w:cs="Times New Roman" w:eastAsia="Times New Roman" w:hAnsi="Times New Roman"/>
-          <w:b/>
-          <w:bCs/>
-          <w:sz w:val="26"/>
-          <w:szCs w:val="26"/>
-        </w:rPr>
-        <w:t xml:space="preserve">[KT2] </w:t>
-      </w:r>
-      <w:r>
-        <w:rPr>
-          <w:rFonts w:ascii="Times New Roman" w:cs="Times New Roman" w:eastAsia="Times New Roman" w:hAnsi="Times New Roman"/>
-          <w:sz w:val="26"/>
-          <w:szCs w:val="26"/>
-        </w:rPr>
-        <w:t xml:space="preserve">HS nhận biết và nói được về các hoạt động hằng ngày, xác định hoạt động nào tốt/không tốt cho sức khoẻ và giải thích ngắn gọn lý do.</w:t>
-      </w:r>
-    </w:p>
-    <w:p>
-      <w:pPr>
-        <w:keepNext/>
-        <w:spacing w:after="80" w:before="120" w:line="300" w:lineRule="auto"/>
-      </w:pPr>
-      <w:r>
-        <w:rPr>
-          <w:rFonts w:ascii="Times New Roman" w:cs="Times New Roman" w:eastAsia="Times New Roman" w:hAnsi="Times New Roman"/>
-          <w:b/>
-          <w:bCs/>
-          <w:sz w:val="26"/>
-          <w:szCs w:val="26"/>
-        </w:rPr>
-        <w:t xml:space="preserve">2. Về năng lực</w:t>
-      </w:r>
-    </w:p>
-    <w:p>
-      <w:pPr>
-        <w:spacing w:after="60" w:before="40" w:line="300" w:lineRule="auto"/>
-      </w:pPr>
-      <w:r>
-        <w:rPr>
-          <w:rFonts w:ascii="Times New Roman" w:cs="Times New Roman" w:eastAsia="Times New Roman" w:hAnsi="Times New Roman"/>
-          <w:b/>
-          <w:bCs/>
-          <w:i/>
-          <w:iCs/>
-          <w:sz w:val="26"/>
-          <w:szCs w:val="26"/>
-        </w:rPr>
-        <w:t xml:space="preserve">a) Năng lực chung:</w:t>
-      </w:r>
-    </w:p>
-    <w:p>
-      <w:pPr>
-        <w:spacing w:after="60" w:before="40" w:line="300" w:lineRule="auto"/>
-        <w:ind w:left="284"/>
-      </w:pPr>
-      <w:r>
-        <w:rPr>
-          <w:rFonts w:ascii="Times New Roman" w:cs="Times New Roman" w:eastAsia="Times New Roman" w:hAnsi="Times New Roman"/>
-          <w:sz w:val="26"/>
-          <w:szCs w:val="26"/>
-        </w:rPr>
-        <w:t xml:space="preserve">– </w:t>
-      </w:r>
-      <w:r>
-        <w:rPr>
-          <w:rFonts w:ascii="Times New Roman" w:cs="Times New Roman" w:eastAsia="Times New Roman" w:hAnsi="Times New Roman"/>
-          <w:b/>
-          <w:bCs/>
-          <w:sz w:val="26"/>
-          <w:szCs w:val="26"/>
-        </w:rPr>
-        <w:t xml:space="preserve">[NLC1] </w:t>
-      </w:r>
-      <w:r>
-        <w:rPr>
-          <w:rFonts w:ascii="Times New Roman" w:cs="Times New Roman" w:eastAsia="Times New Roman" w:hAnsi="Times New Roman"/>
-          <w:sz w:val="26"/>
-          <w:szCs w:val="26"/>
-        </w:rPr>
-        <w:t xml:space="preserve">Giao tiếp và hợp tác: làm việc cặp/nhóm theo vai được phân công, hoàn thành sản phẩm nhóm đúng thời gian, lắng nghe và phản hồi ý kiến của bạn.</w:t>
-      </w:r>
-    </w:p>
-    <w:p>
-      <w:pPr>
-        <w:spacing w:after="60" w:before="40" w:line="300" w:lineRule="auto"/>
-        <w:ind w:left="284"/>
-      </w:pPr>
-      <w:r>
-        <w:rPr>
-          <w:rFonts w:ascii="Times New Roman" w:cs="Times New Roman" w:eastAsia="Times New Roman" w:hAnsi="Times New Roman"/>
-          <w:sz w:val="26"/>
-          <w:szCs w:val="26"/>
-        </w:rPr>
-        <w:t xml:space="preserve">– </w:t>
-      </w:r>
-      <w:r>
-        <w:rPr>
-          <w:rFonts w:ascii="Times New Roman" w:cs="Times New Roman" w:eastAsia="Times New Roman" w:hAnsi="Times New Roman"/>
-          <w:b/>
-          <w:bCs/>
-          <w:sz w:val="26"/>
-          <w:szCs w:val="26"/>
-        </w:rPr>
-        <w:t xml:space="preserve">[NLC2] </w:t>
-      </w:r>
-      <w:r>
-        <w:rPr>
-          <w:rFonts w:ascii="Times New Roman" w:cs="Times New Roman" w:eastAsia="Times New Roman" w:hAnsi="Times New Roman"/>
-          <w:sz w:val="26"/>
-          <w:szCs w:val="26"/>
-        </w:rPr>
-        <w:t xml:space="preserve">Giải quyết vấn đề và sáng tạo: chọn một phương án kế hoạch sống khoẻ và đề xuất ít nhất 3 lời khuyên phù hợp với kết quả khảo sát của nhóm.</w:t>
-      </w:r>
-    </w:p>
-    <w:p>
-      <w:pPr>
-        <w:spacing w:after="60" w:before="40" w:line="300" w:lineRule="auto"/>
-      </w:pPr>
-      <w:r>
-        <w:rPr>
-          <w:rFonts w:ascii="Times New Roman" w:cs="Times New Roman" w:eastAsia="Times New Roman" w:hAnsi="Times New Roman"/>
-          <w:b/>
-          <w:bCs/>
-          <w:i/>
-          <w:iCs/>
-          <w:sz w:val="26"/>
-          <w:szCs w:val="26"/>
-        </w:rPr>
-        <w:t xml:space="preserve">b) Năng lực đặc thù:</w:t>
-      </w:r>
-    </w:p>
-    <w:p>
-      <w:pPr>
-        <w:spacing w:after="60" w:before="40" w:line="300" w:lineRule="auto"/>
-        <w:ind w:left="284"/>
-      </w:pPr>
-      <w:r>
-        <w:rPr>
-          <w:rFonts w:ascii="Times New Roman" w:cs="Times New Roman" w:eastAsia="Times New Roman" w:hAnsi="Times New Roman"/>
-          <w:sz w:val="26"/>
-          <w:szCs w:val="26"/>
-        </w:rPr>
-        <w:t xml:space="preserve">– </w:t>
-      </w:r>
-      <w:r>
-        <w:rPr>
-          <w:rFonts w:ascii="Times New Roman" w:cs="Times New Roman" w:eastAsia="Times New Roman" w:hAnsi="Times New Roman"/>
-          <w:b/>
-          <w:bCs/>
-          <w:sz w:val="26"/>
-          <w:szCs w:val="26"/>
-        </w:rPr>
-        <w:t xml:space="preserve">[NLDT1] </w:t>
-      </w:r>
-      <w:r>
-        <w:rPr>
-          <w:rFonts w:ascii="Times New Roman" w:cs="Times New Roman" w:eastAsia="Times New Roman" w:hAnsi="Times New Roman"/>
-          <w:sz w:val="26"/>
-          <w:szCs w:val="26"/>
-        </w:rPr>
-        <w:t xml:space="preserve">Nghe – đọc: nghe và đọc hội thoại Bài 1, trả lời đúng câu hỏi Bài 2 và ít nhất 8/10 câu của Bài 3–4.</w:t>
-      </w:r>
-    </w:p>
-    <w:p>
-      <w:pPr>
-        <w:spacing w:after="60" w:before="40" w:line="300" w:lineRule="auto"/>
-        <w:ind w:left="284"/>
-      </w:pPr>
-      <w:r>
-        <w:rPr>
-          <w:rFonts w:ascii="Times New Roman" w:cs="Times New Roman" w:eastAsia="Times New Roman" w:hAnsi="Times New Roman"/>
-          <w:sz w:val="26"/>
-          <w:szCs w:val="26"/>
-        </w:rPr>
-        <w:t xml:space="preserve">– </w:t>
-      </w:r>
-      <w:r>
-        <w:rPr>
-          <w:rFonts w:ascii="Times New Roman" w:cs="Times New Roman" w:eastAsia="Times New Roman" w:hAnsi="Times New Roman"/>
-          <w:b/>
-          <w:bCs/>
-          <w:sz w:val="26"/>
-          <w:szCs w:val="26"/>
-        </w:rPr>
-        <w:t xml:space="preserve">[NLDT2] </w:t>
-      </w:r>
-      <w:r>
-        <w:rPr>
-          <w:rFonts w:ascii="Times New Roman" w:cs="Times New Roman" w:eastAsia="Times New Roman" w:hAnsi="Times New Roman"/>
-          <w:sz w:val="26"/>
-          <w:szCs w:val="26"/>
-        </w:rPr>
-        <w:t xml:space="preserve">Nói: hỏi – đáp khảo sát (How often do you…? Is it good or bad for your health? Why?) và trình bày kế hoạch của nhóm trong khoảng 1 phút bằng tiếng Anh.</w:t>
-      </w:r>
-    </w:p>
-    <w:p>
-      <w:pPr>
-        <w:keepNext/>
-        <w:spacing w:after="80" w:before="120" w:line="300" w:lineRule="auto"/>
-      </w:pPr>
-      <w:r>
-        <w:rPr>
-          <w:rFonts w:ascii="Times New Roman" w:cs="Times New Roman" w:eastAsia="Times New Roman" w:hAnsi="Times New Roman"/>
-          <w:b/>
-          <w:bCs/>
-          <w:sz w:val="26"/>
-          <w:szCs w:val="26"/>
-        </w:rPr>
-        <w:t xml:space="preserve">3. Về phẩm chất</w:t>
-      </w:r>
-    </w:p>
-    <w:p>
-      <w:pPr>
-        <w:spacing w:after="60" w:before="40" w:line="300" w:lineRule="auto"/>
-        <w:ind w:left="284"/>
-      </w:pPr>
-      <w:r>
-        <w:rPr>
-          <w:rFonts w:ascii="Times New Roman" w:cs="Times New Roman" w:eastAsia="Times New Roman" w:hAnsi="Times New Roman"/>
-          <w:sz w:val="26"/>
-          <w:szCs w:val="26"/>
-        </w:rPr>
-        <w:t xml:space="preserve">– </w:t>
-      </w:r>
-      <w:r>
-        <w:rPr>
-          <w:rFonts w:ascii="Times New Roman" w:cs="Times New Roman" w:eastAsia="Times New Roman" w:hAnsi="Times New Roman"/>
-          <w:b/>
-          <w:bCs/>
-          <w:sz w:val="26"/>
-          <w:szCs w:val="26"/>
-        </w:rPr>
-        <w:t xml:space="preserve">[PC1] </w:t>
-      </w:r>
-      <w:r>
-        <w:rPr>
-          <w:rFonts w:ascii="Times New Roman" w:cs="Times New Roman" w:eastAsia="Times New Roman" w:hAnsi="Times New Roman"/>
-          <w:sz w:val="26"/>
-          <w:szCs w:val="26"/>
-        </w:rPr>
-        <w:t xml:space="preserve">Chăm chỉ: tích cực tham gia các hoạt động học, có ý thức rèn luyện thói quen sống lành mạnh hằng ngày.</w:t>
-      </w:r>
-    </w:p>
-    <w:p>
-      <w:pPr>
-        <w:keepNext/>
-        <w:spacing w:after="80" w:before="120" w:line="300" w:lineRule="auto"/>
-      </w:pPr>
-      <w:r>
-        <w:rPr>
-          <w:rFonts w:ascii="Times New Roman" w:cs="Times New Roman" w:eastAsia="Times New Roman" w:hAnsi="Times New Roman"/>
-          <w:b/>
-          <w:bCs/>
-          <w:sz w:val="26"/>
-          <w:szCs w:val="26"/>
-        </w:rPr>
-        <w:t xml:space="preserve">4. TLIM (The Leader in Me) &amp; Giá trị cốt lõi</w:t>
-      </w:r>
-    </w:p>
-    <w:p>
-      <w:pPr>
-        <w:spacing w:after="60" w:before="40" w:line="300" w:lineRule="auto"/>
-        <w:ind w:left="284"/>
-      </w:pPr>
-      <w:r>
-        <w:rPr>
-          <w:rFonts w:ascii="Times New Roman" w:cs="Times New Roman" w:eastAsia="Times New Roman" w:hAnsi="Times New Roman"/>
-          <w:sz w:val="26"/>
-          <w:szCs w:val="26"/>
-        </w:rPr>
-        <w:t xml:space="preserve">– </w:t>
-      </w:r>
-      <w:r>
-        <w:rPr>
-          <w:rFonts w:ascii="Times New Roman" w:cs="Times New Roman" w:eastAsia="Times New Roman" w:hAnsi="Times New Roman"/>
-          <w:b/>
-          <w:bCs/>
-          <w:sz w:val="26"/>
-          <w:szCs w:val="26"/>
-        </w:rPr>
-        <w:t xml:space="preserve">[TL1] Thói quen 3 – Ưu tiên điều quan trọng: </w:t>
-      </w:r>
-      <w:r>
-        <w:rPr>
-          <w:rFonts w:ascii="Times New Roman" w:cs="Times New Roman" w:eastAsia="Times New Roman" w:hAnsi="Times New Roman"/>
-          <w:sz w:val="26"/>
-          <w:szCs w:val="26"/>
-        </w:rPr>
-        <w:t xml:space="preserve">công cụ Công cụ Ưu tiên kết hợp ẩn dụ "Hòn đá lớn". Hành vi quan sát: Nhóm xếp hạng các lời khuyên sống khoẻ theo mức độ quan trọng, chọn 1 "hòn đá lớn" đặt đầu poster và giải thích vì sao ưu tiên.</w:t>
-      </w:r>
-    </w:p>
-    <w:p>
-      <w:pPr>
-        <w:spacing w:after="60" w:before="40" w:line="300" w:lineRule="auto"/>
-        <w:ind w:left="284"/>
-      </w:pPr>
-      <w:r>
-        <w:rPr>
-          <w:rFonts w:ascii="Times New Roman" w:cs="Times New Roman" w:eastAsia="Times New Roman" w:hAnsi="Times New Roman"/>
-          <w:sz w:val="26"/>
-          <w:szCs w:val="26"/>
-        </w:rPr>
-        <w:t xml:space="preserve">– </w:t>
-      </w:r>
-      <w:r>
-        <w:rPr>
-          <w:rFonts w:ascii="Times New Roman" w:cs="Times New Roman" w:eastAsia="Times New Roman" w:hAnsi="Times New Roman"/>
-          <w:b/>
-          <w:bCs/>
-          <w:sz w:val="26"/>
-          <w:szCs w:val="26"/>
-        </w:rPr>
-        <w:t xml:space="preserve">[GT1] Giá trị 2 – Trách nhiệm (cấp Phát triển): </w:t>
-      </w:r>
-      <w:r>
-        <w:rPr>
-          <w:rFonts w:ascii="Times New Roman" w:cs="Times New Roman" w:eastAsia="Times New Roman" w:hAnsi="Times New Roman"/>
-          <w:sz w:val="26"/>
-          <w:szCs w:val="26"/>
-        </w:rPr>
-        <w:t xml:space="preserve">Mỗi thành viên hoàn thành đúng phần việc của vai mình (ghi tên + phần việc trên poster) và cam kết 1 hành động giữ gìn sức khoẻ của bản thân.</w:t>
-      </w:r>
-    </w:p>
-    <w:p>
-      <w:pPr>
-        <w:keepNext/>
-        <w:spacing w:after="80" w:before="120" w:line="300" w:lineRule="auto"/>
-      </w:pPr>
-      <w:r>
-        <w:rPr>
-          <w:rFonts w:ascii="Times New Roman" w:cs="Times New Roman" w:eastAsia="Times New Roman" w:hAnsi="Times New Roman"/>
-          <w:b/>
-          <w:bCs/>
-          <w:sz w:val="26"/>
-          <w:szCs w:val="26"/>
-        </w:rPr>
-        <w:t xml:space="preserve">5. Trao quyền (Empowerment)</w:t>
-      </w:r>
-    </w:p>
-    <w:p>
-      <w:pPr>
-        <w:spacing w:after="60" w:before="40" w:line="300" w:lineRule="auto"/>
-        <w:ind w:left="284"/>
-      </w:pPr>
-      <w:r>
-        <w:rPr>
-          <w:rFonts w:ascii="Times New Roman" w:cs="Times New Roman" w:eastAsia="Times New Roman" w:hAnsi="Times New Roman"/>
-          <w:sz w:val="26"/>
-          <w:szCs w:val="26"/>
-        </w:rPr>
-        <w:t xml:space="preserve">– </w:t>
-      </w:r>
-      <w:r>
-        <w:rPr>
-          <w:rFonts w:ascii="Times New Roman" w:cs="Times New Roman" w:eastAsia="Times New Roman" w:hAnsi="Times New Roman"/>
-          <w:b/>
-          <w:bCs/>
-          <w:sz w:val="26"/>
-          <w:szCs w:val="26"/>
-        </w:rPr>
-        <w:t xml:space="preserve">[TQ1] </w:t>
-      </w:r>
-      <w:r>
-        <w:rPr>
-          <w:rFonts w:ascii="Times New Roman" w:cs="Times New Roman" w:eastAsia="Times New Roman" w:hAnsi="Times New Roman"/>
-          <w:sz w:val="26"/>
-          <w:szCs w:val="26"/>
-        </w:rPr>
-        <w:t xml:space="preserve">Nhóm tự chọn 1 trong 3 phương án kế hoạch sống khoẻ và tự quyết định cách trình bày poster (bảng, sơ đồ, tranh vẽ).</w:t>
-      </w:r>
-      <w:r>
-        <w:rPr>
-          <w:rFonts w:ascii="Times New Roman" w:cs="Times New Roman" w:eastAsia="Times New Roman" w:hAnsi="Times New Roman"/>
-          <w:i/>
-          <w:iCs/>
-          <w:sz w:val="26"/>
-          <w:szCs w:val="26"/>
-        </w:rPr>
-        <w:t xml:space="preserve"> (đáp ứng: TQ-a, TQ-f)</w:t>
-      </w:r>
-    </w:p>
-    <w:p>
-      <w:pPr>
-        <w:spacing w:after="60" w:before="40" w:line="300" w:lineRule="auto"/>
-        <w:ind w:left="284"/>
-      </w:pPr>
-      <w:r>
-        <w:rPr>
-          <w:rFonts w:ascii="Times New Roman" w:cs="Times New Roman" w:eastAsia="Times New Roman" w:hAnsi="Times New Roman"/>
-          <w:sz w:val="26"/>
-          <w:szCs w:val="26"/>
-        </w:rPr>
-        <w:t xml:space="preserve">– </w:t>
-      </w:r>
-      <w:r>
-        <w:rPr>
-          <w:rFonts w:ascii="Times New Roman" w:cs="Times New Roman" w:eastAsia="Times New Roman" w:hAnsi="Times New Roman"/>
-          <w:b/>
-          <w:bCs/>
-          <w:sz w:val="26"/>
-          <w:szCs w:val="26"/>
-        </w:rPr>
-        <w:t xml:space="preserve">[TQ2] </w:t>
-      </w:r>
-      <w:r>
-        <w:rPr>
-          <w:rFonts w:ascii="Times New Roman" w:cs="Times New Roman" w:eastAsia="Times New Roman" w:hAnsi="Times New Roman"/>
-          <w:sz w:val="26"/>
-          <w:szCs w:val="26"/>
-        </w:rPr>
-        <w:t xml:space="preserve">HS giữ vai trò điều phối (Leader) và cùng nhóm lập thứ tự công việc trước khi bắt tay làm sản phẩm.</w:t>
-      </w:r>
-      <w:r>
-        <w:rPr>
-          <w:rFonts w:ascii="Times New Roman" w:cs="Times New Roman" w:eastAsia="Times New Roman" w:hAnsi="Times New Roman"/>
-          <w:i/>
-          <w:iCs/>
-          <w:sz w:val="26"/>
-          <w:szCs w:val="26"/>
-        </w:rPr>
-        <w:t xml:space="preserve"> (đáp ứng: TQ-c, TQ-b)</w:t>
-      </w:r>
-    </w:p>
-    <w:p>
-      <w:pPr>
-        <w:spacing w:after="60" w:before="40" w:line="300" w:lineRule="auto"/>
-        <w:ind w:left="284"/>
-      </w:pPr>
-      <w:r>
-        <w:rPr>
-          <w:rFonts w:ascii="Times New Roman" w:cs="Times New Roman" w:eastAsia="Times New Roman" w:hAnsi="Times New Roman"/>
-          <w:sz w:val="26"/>
-          <w:szCs w:val="26"/>
-        </w:rPr>
-        <w:t xml:space="preserve">– </w:t>
-      </w:r>
-      <w:r>
-        <w:rPr>
-          <w:rFonts w:ascii="Times New Roman" w:cs="Times New Roman" w:eastAsia="Times New Roman" w:hAnsi="Times New Roman"/>
-          <w:b/>
-          <w:bCs/>
-          <w:sz w:val="26"/>
-          <w:szCs w:val="26"/>
-        </w:rPr>
-        <w:t xml:space="preserve">[TQ3] </w:t>
-      </w:r>
-      <w:r>
-        <w:rPr>
-          <w:rFonts w:ascii="Times New Roman" w:cs="Times New Roman" w:eastAsia="Times New Roman" w:hAnsi="Times New Roman"/>
-          <w:sz w:val="26"/>
-          <w:szCs w:val="26"/>
-        </w:rPr>
-        <w:t xml:space="preserve">HS tự đánh giá và đánh giá chéo poster theo rubric R1; Reporter của nhóm trình bày và trả lời câu hỏi của bạn.</w:t>
-      </w:r>
-      <w:r>
-        <w:rPr>
-          <w:rFonts w:ascii="Times New Roman" w:cs="Times New Roman" w:eastAsia="Times New Roman" w:hAnsi="Times New Roman"/>
-          <w:i/>
-          <w:iCs/>
-          <w:sz w:val="26"/>
-          <w:szCs w:val="26"/>
-        </w:rPr>
-        <w:t xml:space="preserve"> (đáp ứng: TQ-d, TQ-e)</w:t>
-      </w:r>
-    </w:p>
-    <w:p>
-      <w:pPr>
-        <w:keepNext/>
-        <w:spacing w:after="80" w:before="200" w:line="300" w:lineRule="auto"/>
-      </w:pPr>
-      <w:r>
-        <w:rPr>
-          <w:rFonts w:ascii="Times New Roman" w:cs="Times New Roman" w:eastAsia="Times New Roman" w:hAnsi="Times New Roman"/>
-          <w:b/>
-          <w:bCs/>
-          <w:sz w:val="28"/>
-          <w:szCs w:val="28"/>
-        </w:rPr>
-        <w:t xml:space="preserve">II. THIẾT BỊ DẠY HỌC VÀ HỌC LIỆU</w:t>
-      </w:r>
-    </w:p>
-    <w:tbl>
-      <w:tblPr>
-        <w:tblW w:type="dxa" w:w="9355"/>
-        <w:tblBorders>
-          <w:top w:val="single" w:color="808080" w:sz="4"/>
-          <w:left w:val="single" w:color="808080" w:sz="4"/>
-          <w:bottom w:val="single" w:color="808080" w:sz="4"/>
-          <w:right w:val="single" w:color="808080" w:sz="4"/>
-          <w:insideH w:val="single" w:color="808080" w:sz="4"/>
-          <w:insideV w:val="single" w:color="808080" w:sz="4"/>
-        </w:tblBorders>
-      </w:tblPr>
-      <w:tblGrid>
-        <w:gridCol w:w="5600"/>
-        <w:gridCol w:w="1300"/>
-        <w:gridCol w:w="2455"/>
-      </w:tblGrid>
-      <w:tr>
-        <w:trPr>
-          <w:tblHeader/>
-        </w:trPr>
-        <w:tc>
-          <w:tcPr>
-            <w:tcW w:type="dxa" w:w="5600"/>
-            <w:shd w:fill="D9E2F3" w:color="auto" w:val="clear"/>
-            <w:tcMar>
-              <w:top w:type="dxa" w:w="60"/>
-              <w:left w:type="dxa" w:w="100"/>
-              <w:bottom w:type="dxa" w:w="60"/>
-              <w:right w:type="dxa" w:w="100"/>
-            </w:tcMar>
-            <w:vAlign w:val="top"/>
-          </w:tcPr>
-          <w:p>
-            <w:pPr>
-              <w:spacing w:after="60" w:before="40" w:line="300" w:lineRule="auto"/>
-              <w:jc w:val="center"/>
-            </w:pPr>
-            <w:r>
-              <w:rPr>
-                <w:rFonts w:ascii="Times New Roman" w:cs="Times New Roman" w:eastAsia="Times New Roman" w:hAnsi="Times New Roman"/>
-                <w:b/>
-                <w:bCs/>
-                <w:sz w:val="24"/>
-                <w:szCs w:val="24"/>
-              </w:rPr>
-              <w:t xml:space="preserve">Thiết bị / học liệu</w:t>
-            </w:r>
-          </w:p>
-        </w:tc>
-        <w:tc>
-          <w:tcPr>
-            <w:tcW w:type="dxa" w:w="1300"/>
-            <w:shd w:fill="D9E2F3" w:color="auto" w:val="clear"/>
-            <w:tcMar>
-              <w:top w:type="dxa" w:w="60"/>
-              <w:left w:type="dxa" w:w="100"/>
-              <w:bottom w:type="dxa" w:w="60"/>
-              <w:right w:type="dxa" w:w="100"/>
-            </w:tcMar>
-            <w:vAlign w:val="top"/>
-          </w:tcPr>
-          <w:p>
-            <w:pPr>
-              <w:spacing w:after="60" w:before="40" w:line="300" w:lineRule="auto"/>
-              <w:jc w:val="center"/>
-            </w:pPr>
-            <w:r>
-              <w:rPr>
-                <w:rFonts w:ascii="Times New Roman" w:cs="Times New Roman" w:eastAsia="Times New Roman" w:hAnsi="Times New Roman"/>
-                <w:b/>
-                <w:bCs/>
-                <w:sz w:val="24"/>
-                <w:szCs w:val="24"/>
-              </w:rPr>
-              <w:t xml:space="preserve">Người dùng</w:t>
-            </w:r>
-          </w:p>
-        </w:tc>
-        <w:tc>
-          <w:tcPr>
-            <w:tcW w:type="dxa" w:w="2455"/>
-            <w:shd w:fill="D9E2F3" w:color="auto" w:val="clear"/>
-            <w:tcMar>
-              <w:top w:type="dxa" w:w="60"/>
-              <w:left w:type="dxa" w:w="100"/>
-              <w:bottom w:type="dxa" w:w="60"/>
-              <w:right w:type="dxa" w:w="100"/>
-            </w:tcMar>
-            <w:vAlign w:val="top"/>
-          </w:tcPr>
-          <w:p>
-            <w:pPr>
-              <w:spacing w:after="60" w:before="40" w:line="300" w:lineRule="auto"/>
-              <w:jc w:val="center"/>
-            </w:pPr>
-            <w:r>
-              <w:rPr>
-                <w:rFonts w:ascii="Times New Roman" w:cs="Times New Roman" w:eastAsia="Times New Roman" w:hAnsi="Times New Roman"/>
-                <w:b/>
-                <w:bCs/>
-                <w:sz w:val="24"/>
-                <w:szCs w:val="24"/>
-              </w:rPr>
-              <w:t xml:space="preserve">Dùng ở hoạt động</w:t>
-            </w:r>
-          </w:p>
-        </w:tc>
-      </w:tr>
-      <w:tr>
-        <w:trPr>
-          <w:tblHeader w:val="off"/>
-        </w:trPr>
-        <w:tc>
-          <w:tcPr>
-            <w:tcW w:type="dxa" w:w="5600"/>
-            <w:tcMar>
-              <w:top w:type="dxa" w:w="60"/>
-              <w:left w:type="dxa" w:w="100"/>
-              <w:bottom w:type="dxa" w:w="60"/>
-              <w:right w:type="dxa" w:w="100"/>
-            </w:tcMar>
-            <w:vAlign w:val="top"/>
-          </w:tcPr>
-          <w:p>
-            <w:pPr>
-              <w:spacing w:after="60" w:before="40" w:line="300" w:lineRule="auto"/>
-            </w:pPr>
-            <w:r>
-              <w:rPr>
-                <w:rFonts w:ascii="Times New Roman" w:cs="Times New Roman" w:eastAsia="Times New Roman" w:hAnsi="Times New Roman"/>
-                <w:sz w:val="24"/>
-                <w:szCs w:val="24"/>
-              </w:rPr>
-              <w:t xml:space="preserve">SGK Tiếng Anh 7 Global Success – Unit 2, Getting started (tr.18–19)</w:t>
-            </w:r>
-          </w:p>
-        </w:tc>
-        <w:tc>
-          <w:tcPr>
-            <w:tcW w:type="dxa" w:w="1300"/>
-            <w:tcMar>
-              <w:top w:type="dxa" w:w="60"/>
-              <w:left w:type="dxa" w:w="100"/>
-              <w:bottom w:type="dxa" w:w="60"/>
-              <w:right w:type="dxa" w:w="100"/>
-            </w:tcMar>
-            <w:vAlign w:val="top"/>
-          </w:tcPr>
-          <w:p>
-            <w:pPr>
-              <w:spacing w:after="60" w:before="40" w:line="300" w:lineRule="auto"/>
-            </w:pPr>
-            <w:r>
-              <w:rPr>
-                <w:rFonts w:ascii="Times New Roman" w:cs="Times New Roman" w:eastAsia="Times New Roman" w:hAnsi="Times New Roman"/>
-                <w:sz w:val="24"/>
-                <w:szCs w:val="24"/>
-              </w:rPr>
-              <w:t xml:space="preserve">HS</w:t>
-            </w:r>
-          </w:p>
-        </w:tc>
-        <w:tc>
-          <w:tcPr>
-            <w:tcW w:type="dxa" w:w="2455"/>
-            <w:tcMar>
-              <w:top w:type="dxa" w:w="60"/>
-              <w:left w:type="dxa" w:w="100"/>
-              <w:bottom w:type="dxa" w:w="60"/>
-              <w:right w:type="dxa" w:w="100"/>
-            </w:tcMar>
-            <w:vAlign w:val="top"/>
-          </w:tcPr>
-          <w:p>
-            <w:pPr>
-              <w:spacing w:after="60" w:before="40" w:line="300" w:lineRule="auto"/>
-            </w:pPr>
-            <w:r>
-              <w:rPr>
-                <w:rFonts w:ascii="Times New Roman" w:cs="Times New Roman" w:eastAsia="Times New Roman" w:hAnsi="Times New Roman"/>
-                <w:sz w:val="24"/>
-                <w:szCs w:val="24"/>
-              </w:rPr>
-              <w:t xml:space="preserve">HD2, HD3, HD4, HD5</w:t>
-            </w:r>
-          </w:p>
-        </w:tc>
-      </w:tr>
-      <w:tr>
-        <w:trPr>
-          <w:tblHeader w:val="off"/>
-        </w:trPr>
-        <w:tc>
-          <w:tcPr>
-            <w:tcW w:type="dxa" w:w="5600"/>
-            <w:tcMar>
-              <w:top w:type="dxa" w:w="60"/>
-              <w:left w:type="dxa" w:w="100"/>
-              <w:bottom w:type="dxa" w:w="60"/>
-              <w:right w:type="dxa" w:w="100"/>
-            </w:tcMar>
-            <w:vAlign w:val="top"/>
-          </w:tcPr>
-          <w:p>
-            <w:pPr>
-              <w:spacing w:after="60" w:before="40" w:line="300" w:lineRule="auto"/>
-            </w:pPr>
-            <w:r>
-              <w:rPr>
-                <w:rFonts w:ascii="Times New Roman" w:cs="Times New Roman" w:eastAsia="Times New Roman" w:hAnsi="Times New Roman"/>
-                <w:sz w:val="24"/>
-                <w:szCs w:val="24"/>
-              </w:rPr>
-              <w:t xml:space="preserve">File nghe Unit 2 – Getting started (sachmem.vn), máy tính kết nối Internet, loa</w:t>
-            </w:r>
-          </w:p>
-        </w:tc>
-        <w:tc>
-          <w:tcPr>
-            <w:tcW w:type="dxa" w:w="1300"/>
-            <w:tcMar>
-              <w:top w:type="dxa" w:w="60"/>
-              <w:left w:type="dxa" w:w="100"/>
-              <w:bottom w:type="dxa" w:w="60"/>
-              <w:right w:type="dxa" w:w="100"/>
-            </w:tcMar>
-            <w:vAlign w:val="top"/>
-          </w:tcPr>
-          <w:p>
-            <w:pPr>
-              <w:spacing w:after="60" w:before="40" w:line="300" w:lineRule="auto"/>
-            </w:pPr>
-            <w:r>
-              <w:rPr>
-                <w:rFonts w:ascii="Times New Roman" w:cs="Times New Roman" w:eastAsia="Times New Roman" w:hAnsi="Times New Roman"/>
-                <w:sz w:val="24"/>
-                <w:szCs w:val="24"/>
-              </w:rPr>
-              <w:t xml:space="preserve">GV</w:t>
-            </w:r>
-          </w:p>
-        </w:tc>
-        <w:tc>
-          <w:tcPr>
-            <w:tcW w:type="dxa" w:w="2455"/>
-            <w:tcMar>
-              <w:top w:type="dxa" w:w="60"/>
-              <w:left w:type="dxa" w:w="100"/>
-              <w:bottom w:type="dxa" w:w="60"/>
-              <w:right w:type="dxa" w:w="100"/>
-            </w:tcMar>
-            <w:vAlign w:val="top"/>
-          </w:tcPr>
-          <w:p>
-            <w:pPr>
-              <w:spacing w:after="60" w:before="40" w:line="300" w:lineRule="auto"/>
-            </w:pPr>
-            <w:r>
-              <w:rPr>
-                <w:rFonts w:ascii="Times New Roman" w:cs="Times New Roman" w:eastAsia="Times New Roman" w:hAnsi="Times New Roman"/>
-                <w:sz w:val="24"/>
-                <w:szCs w:val="24"/>
-              </w:rPr>
-              <w:t xml:space="preserve">HD2</w:t>
-            </w:r>
-          </w:p>
-        </w:tc>
-      </w:tr>
-      <w:tr>
-        <w:trPr>
-          <w:tblHeader w:val="off"/>
-        </w:trPr>
-        <w:tc>
-          <w:tcPr>
-            <w:tcW w:type="dxa" w:w="5600"/>
-            <w:tcMar>
-              <w:top w:type="dxa" w:w="60"/>
-              <w:left w:type="dxa" w:w="100"/>
-              <w:bottom w:type="dxa" w:w="60"/>
-              <w:right w:type="dxa" w:w="100"/>
-            </w:tcMar>
-            <w:vAlign w:val="top"/>
-          </w:tcPr>
-          <w:p>
-            <w:pPr>
-              <w:spacing w:after="60" w:before="40" w:line="300" w:lineRule="auto"/>
-            </w:pPr>
-            <w:r>
-              <w:rPr>
-                <w:rFonts w:ascii="Times New Roman" w:cs="Times New Roman" w:eastAsia="Times New Roman" w:hAnsi="Times New Roman"/>
-                <w:sz w:val="24"/>
-                <w:szCs w:val="24"/>
-              </w:rPr>
-              <w:t xml:space="preserve">Máy chiếu/TV, tranh minh hoạ và thẻ từ: popular, fresh, join</w:t>
-            </w:r>
-          </w:p>
-        </w:tc>
-        <w:tc>
-          <w:tcPr>
-            <w:tcW w:type="dxa" w:w="1300"/>
-            <w:tcMar>
-              <w:top w:type="dxa" w:w="60"/>
-              <w:left w:type="dxa" w:w="100"/>
-              <w:bottom w:type="dxa" w:w="60"/>
-              <w:right w:type="dxa" w:w="100"/>
-            </w:tcMar>
-            <w:vAlign w:val="top"/>
-          </w:tcPr>
-          <w:p>
-            <w:pPr>
-              <w:spacing w:after="60" w:before="40" w:line="300" w:lineRule="auto"/>
-            </w:pPr>
-            <w:r>
-              <w:rPr>
-                <w:rFonts w:ascii="Times New Roman" w:cs="Times New Roman" w:eastAsia="Times New Roman" w:hAnsi="Times New Roman"/>
-                <w:sz w:val="24"/>
-                <w:szCs w:val="24"/>
-              </w:rPr>
-              <w:t xml:space="preserve">GV</w:t>
-            </w:r>
-          </w:p>
-        </w:tc>
-        <w:tc>
-          <w:tcPr>
-            <w:tcW w:type="dxa" w:w="2455"/>
-            <w:tcMar>
-              <w:top w:type="dxa" w:w="60"/>
-              <w:left w:type="dxa" w:w="100"/>
-              <w:bottom w:type="dxa" w:w="60"/>
-              <w:right w:type="dxa" w:w="100"/>
-            </w:tcMar>
-            <w:vAlign w:val="top"/>
-          </w:tcPr>
-          <w:p>
-            <w:pPr>
-              <w:spacing w:after="60" w:before="40" w:line="300" w:lineRule="auto"/>
-            </w:pPr>
-            <w:r>
-              <w:rPr>
-                <w:rFonts w:ascii="Times New Roman" w:cs="Times New Roman" w:eastAsia="Times New Roman" w:hAnsi="Times New Roman"/>
-                <w:sz w:val="24"/>
-                <w:szCs w:val="24"/>
-              </w:rPr>
-              <w:t xml:space="preserve">HD1, HD2</w:t>
-            </w:r>
-          </w:p>
-        </w:tc>
-      </w:tr>
-      <w:tr>
-        <w:trPr>
-          <w:tblHeader w:val="off"/>
-        </w:trPr>
-        <w:tc>
-          <w:tcPr>
-            <w:tcW w:type="dxa" w:w="5600"/>
-            <w:tcMar>
-              <w:top w:type="dxa" w:w="60"/>
-              <w:left w:type="dxa" w:w="100"/>
-              <w:bottom w:type="dxa" w:w="60"/>
-              <w:right w:type="dxa" w:w="100"/>
-            </w:tcMar>
-            <w:vAlign w:val="top"/>
-          </w:tcPr>
-          <w:p>
-            <w:pPr>
-              <w:spacing w:after="60" w:before="40" w:line="300" w:lineRule="auto"/>
-            </w:pPr>
-            <w:r>
-              <w:rPr>
-                <w:rFonts w:ascii="Times New Roman" w:cs="Times New Roman" w:eastAsia="Times New Roman" w:hAnsi="Times New Roman"/>
-                <w:sz w:val="24"/>
-                <w:szCs w:val="24"/>
-              </w:rPr>
-              <w:t xml:space="preserve">Bảng con (mini-board) và bút lông cho mỗi cặp</w:t>
-            </w:r>
-          </w:p>
-        </w:tc>
-        <w:tc>
-          <w:tcPr>
-            <w:tcW w:type="dxa" w:w="1300"/>
-            <w:tcMar>
-              <w:top w:type="dxa" w:w="60"/>
-              <w:left w:type="dxa" w:w="100"/>
-              <w:bottom w:type="dxa" w:w="60"/>
-              <w:right w:type="dxa" w:w="100"/>
-            </w:tcMar>
-            <w:vAlign w:val="top"/>
-          </w:tcPr>
-          <w:p>
-            <w:pPr>
-              <w:spacing w:after="60" w:before="40" w:line="300" w:lineRule="auto"/>
-            </w:pPr>
-            <w:r>
-              <w:rPr>
-                <w:rFonts w:ascii="Times New Roman" w:cs="Times New Roman" w:eastAsia="Times New Roman" w:hAnsi="Times New Roman"/>
-                <w:sz w:val="24"/>
-                <w:szCs w:val="24"/>
-              </w:rPr>
-              <w:t xml:space="preserve">HS</w:t>
-            </w:r>
-          </w:p>
-        </w:tc>
-        <w:tc>
-          <w:tcPr>
-            <w:tcW w:type="dxa" w:w="2455"/>
-            <w:tcMar>
-              <w:top w:type="dxa" w:w="60"/>
-              <w:left w:type="dxa" w:w="100"/>
-              <w:bottom w:type="dxa" w:w="60"/>
-              <w:right w:type="dxa" w:w="100"/>
-            </w:tcMar>
-            <w:vAlign w:val="top"/>
-          </w:tcPr>
-          <w:p>
-            <w:pPr>
-              <w:spacing w:after="60" w:before="40" w:line="300" w:lineRule="auto"/>
-            </w:pPr>
-            <w:r>
-              <w:rPr>
-                <w:rFonts w:ascii="Times New Roman" w:cs="Times New Roman" w:eastAsia="Times New Roman" w:hAnsi="Times New Roman"/>
-                <w:sz w:val="24"/>
-                <w:szCs w:val="24"/>
-              </w:rPr>
-              <w:t xml:space="preserve">HD2, HD3</w:t>
-            </w:r>
-          </w:p>
-        </w:tc>
-      </w:tr>
-      <w:tr>
-        <w:trPr>
-          <w:tblHeader w:val="off"/>
-        </w:trPr>
-        <w:tc>
-          <w:tcPr>
-            <w:tcW w:type="dxa" w:w="5600"/>
-            <w:tcMar>
-              <w:top w:type="dxa" w:w="60"/>
-              <w:left w:type="dxa" w:w="100"/>
-              <w:bottom w:type="dxa" w:w="60"/>
-              <w:right w:type="dxa" w:w="100"/>
-            </w:tcMar>
-            <w:vAlign w:val="top"/>
-          </w:tcPr>
-          <w:p>
-            <w:pPr>
-              <w:spacing w:after="60" w:before="40" w:line="300" w:lineRule="auto"/>
-            </w:pPr>
-            <w:r>
-              <w:rPr>
-                <w:rFonts w:ascii="Times New Roman" w:cs="Times New Roman" w:eastAsia="Times New Roman" w:hAnsi="Times New Roman"/>
-                <w:sz w:val="24"/>
-                <w:szCs w:val="24"/>
-              </w:rPr>
-              <w:t xml:space="preserve">Phiếu khảo sát Bài 5 (Activity – How often – Good/Bad – Why) và thẻ vai trò nhóm</w:t>
-            </w:r>
-          </w:p>
-        </w:tc>
-        <w:tc>
-          <w:tcPr>
-            <w:tcW w:type="dxa" w:w="1300"/>
-            <w:tcMar>
-              <w:top w:type="dxa" w:w="60"/>
-              <w:left w:type="dxa" w:w="100"/>
-              <w:bottom w:type="dxa" w:w="60"/>
-              <w:right w:type="dxa" w:w="100"/>
-            </w:tcMar>
-            <w:vAlign w:val="top"/>
-          </w:tcPr>
-          <w:p>
-            <w:pPr>
-              <w:spacing w:after="60" w:before="40" w:line="300" w:lineRule="auto"/>
-            </w:pPr>
-            <w:r>
-              <w:rPr>
-                <w:rFonts w:ascii="Times New Roman" w:cs="Times New Roman" w:eastAsia="Times New Roman" w:hAnsi="Times New Roman"/>
-                <w:sz w:val="24"/>
-                <w:szCs w:val="24"/>
-              </w:rPr>
-              <w:t xml:space="preserve">HS</w:t>
-            </w:r>
-          </w:p>
-        </w:tc>
-        <w:tc>
-          <w:tcPr>
-            <w:tcW w:type="dxa" w:w="2455"/>
-            <w:tcMar>
-              <w:top w:type="dxa" w:w="60"/>
-              <w:left w:type="dxa" w:w="100"/>
-              <w:bottom w:type="dxa" w:w="60"/>
-              <w:right w:type="dxa" w:w="100"/>
-            </w:tcMar>
-            <w:vAlign w:val="top"/>
-          </w:tcPr>
-          <w:p>
-            <w:pPr>
-              <w:spacing w:after="60" w:before="40" w:line="300" w:lineRule="auto"/>
-            </w:pPr>
-            <w:r>
-              <w:rPr>
-                <w:rFonts w:ascii="Times New Roman" w:cs="Times New Roman" w:eastAsia="Times New Roman" w:hAnsi="Times New Roman"/>
-                <w:sz w:val="24"/>
-                <w:szCs w:val="24"/>
-              </w:rPr>
-              <w:t xml:space="preserve">HD5</w:t>
-            </w:r>
-          </w:p>
-        </w:tc>
-      </w:tr>
-      <w:tr>
-        <w:trPr>
-          <w:tblHeader w:val="off"/>
-        </w:trPr>
-        <w:tc>
-          <w:tcPr>
-            <w:tcW w:type="dxa" w:w="5600"/>
-            <w:tcMar>
-              <w:top w:type="dxa" w:w="60"/>
-              <w:left w:type="dxa" w:w="100"/>
-              <w:bottom w:type="dxa" w:w="60"/>
-              <w:right w:type="dxa" w:w="100"/>
-            </w:tcMar>
-            <w:vAlign w:val="top"/>
-          </w:tcPr>
-          <w:p>
-            <w:pPr>
-              <w:spacing w:after="60" w:before="40" w:line="300" w:lineRule="auto"/>
-            </w:pPr>
-            <w:r>
-              <w:rPr>
-                <w:rFonts w:ascii="Times New Roman" w:cs="Times New Roman" w:eastAsia="Times New Roman" w:hAnsi="Times New Roman"/>
-                <w:sz w:val="24"/>
-                <w:szCs w:val="24"/>
-              </w:rPr>
-              <w:t xml:space="preserve">Giấy A3, bút màu cho poster nhóm; rubric R1 in sẵn mỗi nhóm 1 bản</w:t>
-            </w:r>
-          </w:p>
-        </w:tc>
-        <w:tc>
-          <w:tcPr>
-            <w:tcW w:type="dxa" w:w="1300"/>
-            <w:tcMar>
-              <w:top w:type="dxa" w:w="60"/>
-              <w:left w:type="dxa" w:w="100"/>
-              <w:bottom w:type="dxa" w:w="60"/>
-              <w:right w:type="dxa" w:w="100"/>
-            </w:tcMar>
-            <w:vAlign w:val="top"/>
-          </w:tcPr>
-          <w:p>
-            <w:pPr>
-              <w:spacing w:after="60" w:before="40" w:line="300" w:lineRule="auto"/>
-            </w:pPr>
-            <w:r>
-              <w:rPr>
-                <w:rFonts w:ascii="Times New Roman" w:cs="Times New Roman" w:eastAsia="Times New Roman" w:hAnsi="Times New Roman"/>
-                <w:sz w:val="24"/>
-                <w:szCs w:val="24"/>
-              </w:rPr>
-              <w:t xml:space="preserve">HS</w:t>
-            </w:r>
-          </w:p>
-        </w:tc>
-        <w:tc>
-          <w:tcPr>
-            <w:tcW w:type="dxa" w:w="2455"/>
-            <w:tcMar>
-              <w:top w:type="dxa" w:w="60"/>
-              <w:left w:type="dxa" w:w="100"/>
-              <w:bottom w:type="dxa" w:w="60"/>
-              <w:right w:type="dxa" w:w="100"/>
-            </w:tcMar>
-            <w:vAlign w:val="top"/>
-          </w:tcPr>
-          <w:p>
-            <w:pPr>
-              <w:spacing w:after="60" w:before="40" w:line="300" w:lineRule="auto"/>
-            </w:pPr>
-            <w:r>
-              <w:rPr>
-                <w:rFonts w:ascii="Times New Roman" w:cs="Times New Roman" w:eastAsia="Times New Roman" w:hAnsi="Times New Roman"/>
-                <w:sz w:val="24"/>
-                <w:szCs w:val="24"/>
-              </w:rPr>
-              <w:t xml:space="preserve">HD1, HD5, HD6</w:t>
-            </w:r>
-          </w:p>
-        </w:tc>
-      </w:tr>
-      <w:tr>
-        <w:trPr>
-          <w:tblHeader w:val="off"/>
-        </w:trPr>
-        <w:tc>
-          <w:tcPr>
-            <w:tcW w:type="dxa" w:w="5600"/>
-            <w:tcMar>
-              <w:top w:type="dxa" w:w="60"/>
-              <w:left w:type="dxa" w:w="100"/>
-              <w:bottom w:type="dxa" w:w="60"/>
-              <w:right w:type="dxa" w:w="100"/>
-            </w:tcMar>
-            <w:vAlign w:val="top"/>
-          </w:tcPr>
-          <w:p>
-            <w:pPr>
-              <w:spacing w:after="60" w:before="40" w:line="300" w:lineRule="auto"/>
-            </w:pPr>
-            <w:r>
-              <w:rPr>
-                <w:rFonts w:ascii="Times New Roman" w:cs="Times New Roman" w:eastAsia="Times New Roman" w:hAnsi="Times New Roman"/>
-                <w:sz w:val="24"/>
-                <w:szCs w:val="24"/>
-              </w:rPr>
-              <w:t xml:space="preserve">Khung Sơ đồ Venn 3 vòng vẽ sẵn trên bảng lớp</w:t>
-            </w:r>
-          </w:p>
-        </w:tc>
-        <w:tc>
-          <w:tcPr>
-            <w:tcW w:type="dxa" w:w="1300"/>
-            <w:tcMar>
-              <w:top w:type="dxa" w:w="60"/>
-              <w:left w:type="dxa" w:w="100"/>
-              <w:bottom w:type="dxa" w:w="60"/>
-              <w:right w:type="dxa" w:w="100"/>
-            </w:tcMar>
-            <w:vAlign w:val="top"/>
-          </w:tcPr>
-          <w:p>
-            <w:pPr>
-              <w:spacing w:after="60" w:before="40" w:line="300" w:lineRule="auto"/>
-            </w:pPr>
-            <w:r>
-              <w:rPr>
-                <w:rFonts w:ascii="Times New Roman" w:cs="Times New Roman" w:eastAsia="Times New Roman" w:hAnsi="Times New Roman"/>
-                <w:sz w:val="24"/>
-                <w:szCs w:val="24"/>
-              </w:rPr>
-              <w:t xml:space="preserve">GV</w:t>
-            </w:r>
-          </w:p>
-        </w:tc>
-        <w:tc>
-          <w:tcPr>
-            <w:tcW w:type="dxa" w:w="2455"/>
-            <w:tcMar>
-              <w:top w:type="dxa" w:w="60"/>
-              <w:left w:type="dxa" w:w="100"/>
-              <w:bottom w:type="dxa" w:w="60"/>
-              <w:right w:type="dxa" w:w="100"/>
-            </w:tcMar>
-            <w:vAlign w:val="top"/>
-          </w:tcPr>
-          <w:p>
-            <w:pPr>
-              <w:spacing w:after="60" w:before="40" w:line="300" w:lineRule="auto"/>
-            </w:pPr>
-            <w:r>
-              <w:rPr>
-                <w:rFonts w:ascii="Times New Roman" w:cs="Times New Roman" w:eastAsia="Times New Roman" w:hAnsi="Times New Roman"/>
-                <w:sz w:val="24"/>
-                <w:szCs w:val="24"/>
-              </w:rPr>
-              <w:t xml:space="preserve">HD6</w:t>
-            </w:r>
-          </w:p>
-        </w:tc>
-      </w:tr>
-    </w:tbl>
-    <w:p>
-      <w:pPr>
-        <w:keepNext/>
-        <w:spacing w:after="80" w:before="120" w:line="300" w:lineRule="auto"/>
-      </w:pPr>
-      <w:r>
-        <w:rPr>
-          <w:rFonts w:ascii="Times New Roman" w:cs="Times New Roman" w:eastAsia="Times New Roman" w:hAnsi="Times New Roman"/>
-          <w:b/>
-          <w:bCs/>
-          <w:sz w:val="26"/>
-          <w:szCs w:val="26"/>
-        </w:rPr>
-        <w:t xml:space="preserve">Ứng dụng AI</w:t>
-      </w:r>
-    </w:p>
-    <w:p>
-      <w:pPr>
-        <w:spacing w:after="60" w:before="40" w:line="300" w:lineRule="auto"/>
-      </w:pPr>
-      <w:r>
-        <w:rPr>
-          <w:rFonts w:ascii="Times New Roman" w:cs="Times New Roman" w:eastAsia="Times New Roman" w:hAnsi="Times New Roman"/>
-          <w:i/>
-          <w:iCs/>
-          <w:sz w:val="26"/>
-          <w:szCs w:val="26"/>
-        </w:rPr>
-        <w:t xml:space="preserve">Không sử dụng AI trong tiết học này.</w:t>
-      </w:r>
-    </w:p>
-    <w:p>
-      <w:pPr>
-        <w:keepNext/>
-        <w:spacing w:after="80" w:before="120" w:line="300" w:lineRule="auto"/>
-      </w:pPr>
-      <w:r>
-        <w:rPr>
-          <w:rFonts w:ascii="Times New Roman" w:cs="Times New Roman" w:eastAsia="Times New Roman" w:hAnsi="Times New Roman"/>
-          <w:b/>
-          <w:bCs/>
-          <w:sz w:val="26"/>
-          <w:szCs w:val="26"/>
-        </w:rPr>
-        <w:t xml:space="preserve">Phương án Same / Different</w:t>
-      </w:r>
-    </w:p>
-    <w:p>
-      <w:pPr>
-        <w:spacing w:after="60" w:before="40" w:line="300" w:lineRule="auto"/>
-      </w:pPr>
-      <w:r>
-        <w:rPr>
-          <w:rFonts w:ascii="Times New Roman" w:cs="Times New Roman" w:eastAsia="Times New Roman" w:hAnsi="Times New Roman"/>
-          <w:b/>
-          <w:bCs/>
-          <w:sz w:val="26"/>
-          <w:szCs w:val="26"/>
-        </w:rPr>
         <w:t xml:space="preserve">Hình thức tổ chức: </w:t>
       </w:r>
       <w:r>
@@ -1523,7 +824,7 @@
           <w:sz w:val="26"/>
           <w:szCs w:val="26"/>
         </w:rPr>
-        <w:t xml:space="preserve">Hình thức 2: mỗi nhóm thảo luận và thống nhất chọn 1 phương án chung (mỗi phương án tối thiểu 1 nhóm; GV điều phối nếu cả lớp dồn vào 1 phương án).</w:t>
+        <w:t xml:space="preserve">Mỗi nhóm thống nhất 1 phương án (mỗi phương án ≥1 nhóm).</w:t>
       </w:r>
     </w:p>
     <w:tbl>
@@ -1660,7 +961,7 @@
                 <w:sz w:val="24"/>
                 <w:szCs w:val="24"/>
               </w:rPr>
-              <w:t xml:space="preserve">PA1 – Healthy outdoor weekend</w:t>
+              <w:t xml:space="preserve">PA1 Healthy outdoor weekend</w:t>
             </w:r>
           </w:p>
         </w:tc>
@@ -1685,7 +986,7 @@
                 <w:sz w:val="24"/>
                 <w:szCs w:val="24"/>
               </w:rPr>
-              <w:t xml:space="preserve">Lập kế hoạch 1 cuối tuần vận động ngoài trời cho nhóm: chọn hoạt động (boating, cycling, park, countryside), đồ cần mang (suncream, lunch box) và lý do mỗi lựa chọn tốt cho sức khoẻ.</w:t>
+              <w:t xml:space="preserve">Chọn hoạt động ngoài trời, đồ cần mang, lý do.</w:t>
             </w:r>
           </w:p>
         </w:tc>
@@ -1710,7 +1011,7 @@
                 <w:sz w:val="24"/>
                 <w:szCs w:val="24"/>
               </w:rPr>
-              <w:t xml:space="preserve">Hội thoại Bài 1 tr.18; tranh Bài 3 tr.19</w:t>
+              <w:t xml:space="preserve">Bài 1, Bài 3</w:t>
             </w:r>
           </w:p>
         </w:tc>
@@ -1740,7 +1041,7 @@
                 <w:sz w:val="24"/>
                 <w:szCs w:val="24"/>
               </w:rPr>
-              <w:t xml:space="preserve">PA2 – Healthy eating day</w:t>
+              <w:t xml:space="preserve">PA2 Healthy eating day</w:t>
             </w:r>
           </w:p>
         </w:tc>
@@ -1765,7 +1066,7 @@
                 <w:sz w:val="24"/>
                 <w:szCs w:val="24"/>
               </w:rPr>
-              <w:t xml:space="preserve">Dựa trên kết quả khảo sát về bữa sáng/đồ ăn, đề xuất thực đơn 1 ngày ăn uống lành mạnh (breakfast, fresh food, lunch box) và lý do.</w:t>
+              <w:t xml:space="preserve">Thực đơn 1 ngày lành mạnh theo kết quả khảo sát.</w:t>
             </w:r>
           </w:p>
         </w:tc>
@@ -1790,7 +1091,7 @@
                 <w:sz w:val="24"/>
                 <w:szCs w:val="24"/>
               </w:rPr>
-              <w:t xml:space="preserve">Hội thoại Bài 1; phiếu khảo sát Bài 5</w:t>
+              <w:t xml:space="preserve">Bài 1, phiếu khảo sát</w:t>
             </w:r>
           </w:p>
         </w:tc>
@@ -1820,7 +1121,7 @@
                 <w:sz w:val="24"/>
                 <w:szCs w:val="24"/>
               </w:rPr>
-              <w:t xml:space="preserve">PA3 – Healthy sleep &amp; screen time</w:t>
+              <w:t xml:space="preserve">PA3 Healthy sleep &amp; screen time</w:t>
             </w:r>
           </w:p>
         </w:tc>
@@ -1845,7 +1146,7 @@
                 <w:sz w:val="24"/>
                 <w:szCs w:val="24"/>
               </w:rPr>
-              <w:t xml:space="preserve">Dựa trên kết quả khảo sát về giờ ngủ/thời gian dùng thiết bị, đề xuất thời gian biểu ngủ – nghỉ – vận động hợp lý và lý do.</w:t>
+              <w:t xml:space="preserve">Thời gian biểu ngủ – nghỉ – vận động hợp lý.</w:t>
             </w:r>
           </w:p>
         </w:tc>
@@ -1870,7 +1171,7 @@
                 <w:sz w:val="24"/>
                 <w:szCs w:val="24"/>
               </w:rPr>
-              <w:t xml:space="preserve">Phiếu khảo sát Bài 5; ví dụ 'Sleeping 12 hours per day' trong bản gốc</w:t>
+              <w:t xml:space="preserve">Phiếu khảo sát</w:t>
             </w:r>
           </w:p>
         </w:tc>
@@ -1896,7 +1197,7 @@
           <w:sz w:val="26"/>
           <w:szCs w:val="26"/>
         </w:rPr>
-        <w:t xml:space="preserve">Sau khi các nhóm trình bày, cả lớp điền Sơ đồ Venn 3 vòng trên bảng: ghi điểm GIỐNG (vùng giao) và KHÁC (vùng riêng) giữa 3 phương án; mỗi HS chọn phương án mình sẽ thực hiện trong tuần và giải thích vì sao.</w:t>
+        <w:t xml:space="preserve">Cả lớp điền Sơ đồ Venn: điểm giống/khác giữa 3 phương án.</w:t>
       </w:r>
     </w:p>
     <w:p>
@@ -1917,8 +1218,41 @@
     </w:p>
     <w:p>
       <w:pPr>
+        <w:keepNext/>
         <w:spacing w:after="60" w:before="40" w:line="300" w:lineRule="auto"/>
       </w:pPr>
+      <w:r>
+        <w:rPr>
+          <w:rFonts w:ascii="Times New Roman" w:cs="Times New Roman" w:eastAsia="Times New Roman" w:hAnsi="Times New Roman"/>
+          <w:b/>
+          <w:bCs/>
+          <w:sz w:val="26"/>
+          <w:szCs w:val="26"/>
+        </w:rPr>
+        <w:t xml:space="preserve">Khảo sát (Bài 5)</w:t>
+      </w:r>
+    </w:p>
+    <w:p>
+      <w:pPr>
+        <w:spacing w:after="60" w:before="40" w:line="300" w:lineRule="auto"/>
+        <w:ind w:left="284"/>
+      </w:pPr>
+      <w:r>
+        <w:rPr>
+          <w:rFonts w:ascii="Times New Roman" w:cs="Times New Roman" w:eastAsia="Times New Roman" w:hAnsi="Times New Roman"/>
+          <w:sz w:val="26"/>
+          <w:szCs w:val="26"/>
+        </w:rPr>
+        <w:t xml:space="preserve">– </w:t>
+      </w:r>
+      <w:r>
+        <w:rPr>
+          <w:rFonts w:ascii="Times New Roman" w:cs="Times New Roman" w:eastAsia="Times New Roman" w:hAnsi="Times New Roman"/>
+          <w:sz w:val="26"/>
+          <w:szCs w:val="26"/>
+        </w:rPr>
+        <w:t xml:space="preserve">1. What do you do every day?</w:t>
+      </w:r>
       <w:r>
         <w:rPr>
           <w:rFonts w:ascii="Times New Roman" w:cs="Times New Roman" w:eastAsia="Times New Roman" w:hAnsi="Times New Roman"/>
@@ -1927,7 +1261,71 @@
           <w:sz w:val="26"/>
           <w:szCs w:val="26"/>
         </w:rPr>
-        <w:t xml:space="preserve">Bộ câu hỏi định hướng theo khung Same/Different: câu hỏi khảo sát chung, định hướng riêng cho từng phương án, và câu hỏi so sánh giống/khác giữa các phương án.</w:t>
+        <w:t xml:space="preserve"> → I walk to school.</w:t>
+      </w:r>
+    </w:p>
+    <w:p>
+      <w:pPr>
+        <w:spacing w:after="60" w:before="40" w:line="300" w:lineRule="auto"/>
+        <w:ind w:left="284"/>
+      </w:pPr>
+      <w:r>
+        <w:rPr>
+          <w:rFonts w:ascii="Times New Roman" w:cs="Times New Roman" w:eastAsia="Times New Roman" w:hAnsi="Times New Roman"/>
+          <w:sz w:val="26"/>
+          <w:szCs w:val="26"/>
+        </w:rPr>
+        <w:t xml:space="preserve">– </w:t>
+      </w:r>
+      <w:r>
+        <w:rPr>
+          <w:rFonts w:ascii="Times New Roman" w:cs="Times New Roman" w:eastAsia="Times New Roman" w:hAnsi="Times New Roman"/>
+          <w:sz w:val="26"/>
+          <w:szCs w:val="26"/>
+        </w:rPr>
+        <w:t xml:space="preserve">2. How often do you do it?</w:t>
+      </w:r>
+      <w:r>
+        <w:rPr>
+          <w:rFonts w:ascii="Times New Roman" w:cs="Times New Roman" w:eastAsia="Times New Roman" w:hAnsi="Times New Roman"/>
+          <w:i/>
+          <w:iCs/>
+          <w:sz w:val="26"/>
+          <w:szCs w:val="26"/>
+        </w:rPr>
+        <w:t xml:space="preserve"> → Every day / twice a week.</w:t>
+      </w:r>
+    </w:p>
+    <w:p>
+      <w:pPr>
+        <w:spacing w:after="60" w:before="40" w:line="300" w:lineRule="auto"/>
+        <w:ind w:left="284"/>
+      </w:pPr>
+      <w:r>
+        <w:rPr>
+          <w:rFonts w:ascii="Times New Roman" w:cs="Times New Roman" w:eastAsia="Times New Roman" w:hAnsi="Times New Roman"/>
+          <w:sz w:val="26"/>
+          <w:szCs w:val="26"/>
+        </w:rPr>
+        <w:t xml:space="preserve">– </w:t>
+      </w:r>
+      <w:r>
+        <w:rPr>
+          <w:rFonts w:ascii="Times New Roman" w:cs="Times New Roman" w:eastAsia="Times New Roman" w:hAnsi="Times New Roman"/>
+          <w:sz w:val="26"/>
+          <w:szCs w:val="26"/>
+        </w:rPr>
+        <w:t xml:space="preserve">3. Is it good or bad for your health? Why?</w:t>
+      </w:r>
+      <w:r>
+        <w:rPr>
+          <w:rFonts w:ascii="Times New Roman" w:cs="Times New Roman" w:eastAsia="Times New Roman" w:hAnsi="Times New Roman"/>
+          <w:i/>
+          <w:iCs/>
+          <w:sz w:val="26"/>
+          <w:szCs w:val="26"/>
+        </w:rPr>
+        <w:t xml:space="preserve"> → Good – it makes me strong.</w:t>
       </w:r>
     </w:p>
     <w:p>
@@ -1943,7 +1341,7 @@
           <w:sz w:val="26"/>
           <w:szCs w:val="26"/>
         </w:rPr>
-        <w:t xml:space="preserve">Câu hỏi khảo sát chung (Bài 5)</w:t>
+        <w:t xml:space="preserve">PA1 Outdoor weekend</w:t>
       </w:r>
     </w:p>
     <w:p>
@@ -1965,7 +1363,7 @@
           <w:sz w:val="26"/>
           <w:szCs w:val="26"/>
         </w:rPr>
-        <w:t xml:space="preserve">1. What do you usually do every day / at the weekend?</w:t>
+        <w:t xml:space="preserve">1. What do you need to avoid sunburn?</w:t>
       </w:r>
       <w:r>
         <w:rPr>
@@ -1975,7 +1373,23 @@
           <w:sz w:val="26"/>
           <w:szCs w:val="26"/>
         </w:rPr>
-        <w:t xml:space="preserve"> → Gợi ý: I walk to school. / I go swimming. / I play computer games.</w:t>
+        <w:t xml:space="preserve"> → Suncream, a hat.</w:t>
+      </w:r>
+    </w:p>
+    <w:p>
+      <w:pPr>
+        <w:keepNext/>
+        <w:spacing w:after="60" w:before="40" w:line="300" w:lineRule="auto"/>
+      </w:pPr>
+      <w:r>
+        <w:rPr>
+          <w:rFonts w:ascii="Times New Roman" w:cs="Times New Roman" w:eastAsia="Times New Roman" w:hAnsi="Times New Roman"/>
+          <w:b/>
+          <w:bCs/>
+          <w:sz w:val="26"/>
+          <w:szCs w:val="26"/>
+        </w:rPr>
+        <w:t xml:space="preserve">PA2 Eating day</w:t>
       </w:r>
     </w:p>
     <w:p>
@@ -1997,7 +1411,7 @@
           <w:sz w:val="26"/>
           <w:szCs w:val="26"/>
         </w:rPr>
-        <w:t xml:space="preserve">2. How often do you do it?</w:t>
+        <w:t xml:space="preserve">1. Why is fresh food good for us?</w:t>
       </w:r>
       <w:r>
         <w:rPr>
@@ -2007,7 +1421,23 @@
           <w:sz w:val="26"/>
           <w:szCs w:val="26"/>
         </w:rPr>
-        <w:t xml:space="preserve"> → Gợi ý: Every day / twice a week / three times a week / rarely.</w:t>
+        <w:t xml:space="preserve"> → It has many vitamins.</w:t>
+      </w:r>
+    </w:p>
+    <w:p>
+      <w:pPr>
+        <w:keepNext/>
+        <w:spacing w:after="60" w:before="40" w:line="300" w:lineRule="auto"/>
+      </w:pPr>
+      <w:r>
+        <w:rPr>
+          <w:rFonts w:ascii="Times New Roman" w:cs="Times New Roman" w:eastAsia="Times New Roman" w:hAnsi="Times New Roman"/>
+          <w:b/>
+          <w:bCs/>
+          <w:sz w:val="26"/>
+          <w:szCs w:val="26"/>
+        </w:rPr>
+        <w:t xml:space="preserve">PA3 Sleep &amp; screen</w:t>
       </w:r>
     </w:p>
     <w:p>
@@ -2029,7 +1459,7 @@
           <w:sz w:val="26"/>
           <w:szCs w:val="26"/>
         </w:rPr>
-        <w:t xml:space="preserve">3. Is it good or bad for your health? Why?</w:t>
+        <w:t xml:space="preserve">1. Is sleeping 12 hours a day good? Why?</w:t>
       </w:r>
       <w:r>
         <w:rPr>
@@ -2039,7 +1469,7 @@
           <w:sz w:val="26"/>
           <w:szCs w:val="26"/>
         </w:rPr>
-        <w:t xml:space="preserve"> → Gợi ý: It's good because it makes me strong. / It's bad because I sleep too much (12 hours per day).</w:t>
+        <w:t xml:space="preserve"> → Bad – no time for exercise.</w:t>
       </w:r>
     </w:p>
     <w:p>
@@ -2055,7 +1485,7 @@
           <w:sz w:val="26"/>
           <w:szCs w:val="26"/>
         </w:rPr>
-        <w:t xml:space="preserve">Phương án 1 – Healthy outdoor weekend</w:t>
+        <w:t xml:space="preserve">So sánh Same / Different</w:t>
       </w:r>
     </w:p>
     <w:p>
@@ -2077,7 +1507,7 @@
           <w:sz w:val="26"/>
           <w:szCs w:val="26"/>
         </w:rPr>
-        <w:t xml:space="preserve">1. Which outdoor activities from the conversation can your group do at the weekend?</w:t>
+        <w:t xml:space="preserve">1. What is the same in all plans?</w:t>
       </w:r>
       <w:r>
         <w:rPr>
@@ -2087,7 +1517,7 @@
           <w:sz w:val="26"/>
           <w:szCs w:val="26"/>
         </w:rPr>
-        <w:t xml:space="preserve"> → Gợi ý: Boating, cycling, going to the park or the countryside.</w:t>
+        <w:t xml:space="preserve"> → All help us stay healthy.</w:t>
       </w:r>
     </w:p>
     <w:p>
@@ -2109,7 +1539,7 @@
           <w:sz w:val="26"/>
           <w:szCs w:val="26"/>
         </w:rPr>
-        <w:t xml:space="preserve">2. What do you need to take to avoid sunburn?</w:t>
+        <w:t xml:space="preserve">2. What is different?</w:t>
       </w:r>
       <w:r>
         <w:rPr>
@@ -2119,7 +1549,7 @@
           <w:sz w:val="26"/>
           <w:szCs w:val="26"/>
         </w:rPr>
-        <w:t xml:space="preserve"> → Gợi ý: Suncream (and a hat).</w:t>
+        <w:t xml:space="preserve"> → Outdoor / food / sleep focus.</w:t>
       </w:r>
     </w:p>
     <w:p>
@@ -2141,7 +1571,7 @@
           <w:sz w:val="26"/>
           <w:szCs w:val="26"/>
         </w:rPr>
-        <w:t xml:space="preserve">3. What should we bring if we stay outdoors all day?</w:t>
+        <w:t xml:space="preserve">3. Which plan will you follow? Why?</w:t>
       </w:r>
       <w:r>
         <w:rPr>
@@ -2151,343 +1581,7 @@
           <w:sz w:val="26"/>
           <w:szCs w:val="26"/>
         </w:rPr>
-        <w:t xml:space="preserve"> → Gợi ý: A lunch box with fresh food and water.</w:t>
-      </w:r>
-    </w:p>
-    <w:p>
-      <w:pPr>
-        <w:keepNext/>
-        <w:spacing w:after="60" w:before="40" w:line="300" w:lineRule="auto"/>
-      </w:pPr>
-      <w:r>
-        <w:rPr>
-          <w:rFonts w:ascii="Times New Roman" w:cs="Times New Roman" w:eastAsia="Times New Roman" w:hAnsi="Times New Roman"/>
-          <w:b/>
-          <w:bCs/>
-          <w:sz w:val="26"/>
-          <w:szCs w:val="26"/>
-        </w:rPr>
-        <w:t xml:space="preserve">Phương án 2 – Healthy eating day</w:t>
-      </w:r>
-    </w:p>
-    <w:p>
-      <w:pPr>
-        <w:spacing w:after="60" w:before="40" w:line="300" w:lineRule="auto"/>
-        <w:ind w:left="284"/>
-      </w:pPr>
-      <w:r>
-        <w:rPr>
-          <w:rFonts w:ascii="Times New Roman" w:cs="Times New Roman" w:eastAsia="Times New Roman" w:hAnsi="Times New Roman"/>
-          <w:sz w:val="26"/>
-          <w:szCs w:val="26"/>
-        </w:rPr>
-        <w:t xml:space="preserve">– </w:t>
-      </w:r>
-      <w:r>
-        <w:rPr>
-          <w:rFonts w:ascii="Times New Roman" w:cs="Times New Roman" w:eastAsia="Times New Roman" w:hAnsi="Times New Roman"/>
-          <w:sz w:val="26"/>
-          <w:szCs w:val="26"/>
-        </w:rPr>
-        <w:t xml:space="preserve">1. How often do the members of your group eat breakfast?</w:t>
-      </w:r>
-      <w:r>
-        <w:rPr>
-          <w:rFonts w:ascii="Times New Roman" w:cs="Times New Roman" w:eastAsia="Times New Roman" w:hAnsi="Times New Roman"/>
-          <w:i/>
-          <w:iCs/>
-          <w:sz w:val="26"/>
-          <w:szCs w:val="26"/>
-        </w:rPr>
-        <w:t xml:space="preserve"> → Gợi ý: Theo kết quả khảo sát của nhóm (vd: Nam rarely eats breakfast – bad for health).</w:t>
-      </w:r>
-    </w:p>
-    <w:p>
-      <w:pPr>
-        <w:spacing w:after="60" w:before="40" w:line="300" w:lineRule="auto"/>
-        <w:ind w:left="284"/>
-      </w:pPr>
-      <w:r>
-        <w:rPr>
-          <w:rFonts w:ascii="Times New Roman" w:cs="Times New Roman" w:eastAsia="Times New Roman" w:hAnsi="Times New Roman"/>
-          <w:sz w:val="26"/>
-          <w:szCs w:val="26"/>
-        </w:rPr>
-        <w:t xml:space="preserve">– </w:t>
-      </w:r>
-      <w:r>
-        <w:rPr>
-          <w:rFonts w:ascii="Times New Roman" w:cs="Times New Roman" w:eastAsia="Times New Roman" w:hAnsi="Times New Roman"/>
-          <w:sz w:val="26"/>
-          <w:szCs w:val="26"/>
-        </w:rPr>
-        <w:t xml:space="preserve">2. Why is fresh food good for our health?</w:t>
-      </w:r>
-      <w:r>
-        <w:rPr>
-          <w:rFonts w:ascii="Times New Roman" w:cs="Times New Roman" w:eastAsia="Times New Roman" w:hAnsi="Times New Roman"/>
-          <w:i/>
-          <w:iCs/>
-          <w:sz w:val="26"/>
-          <w:szCs w:val="26"/>
-        </w:rPr>
-        <w:t xml:space="preserve"> → Gợi ý: Because it has a lot of vitamins / it is clean and healthy.</w:t>
-      </w:r>
-    </w:p>
-    <w:p>
-      <w:pPr>
-        <w:spacing w:after="60" w:before="40" w:line="300" w:lineRule="auto"/>
-        <w:ind w:left="284"/>
-      </w:pPr>
-      <w:r>
-        <w:rPr>
-          <w:rFonts w:ascii="Times New Roman" w:cs="Times New Roman" w:eastAsia="Times New Roman" w:hAnsi="Times New Roman"/>
-          <w:sz w:val="26"/>
-          <w:szCs w:val="26"/>
-        </w:rPr>
-        <w:t xml:space="preserve">– </w:t>
-      </w:r>
-      <w:r>
-        <w:rPr>
-          <w:rFonts w:ascii="Times New Roman" w:cs="Times New Roman" w:eastAsia="Times New Roman" w:hAnsi="Times New Roman"/>
-          <w:sz w:val="26"/>
-          <w:szCs w:val="26"/>
-        </w:rPr>
-        <w:t xml:space="preserve">3. What can you put in a healthy lunch box?</w:t>
-      </w:r>
-      <w:r>
-        <w:rPr>
-          <w:rFonts w:ascii="Times New Roman" w:cs="Times New Roman" w:eastAsia="Times New Roman" w:hAnsi="Times New Roman"/>
-          <w:i/>
-          <w:iCs/>
-          <w:sz w:val="26"/>
-          <w:szCs w:val="26"/>
-        </w:rPr>
-        <w:t xml:space="preserve"> → Gợi ý: Rice, fresh vegetables, fruit, water…</w:t>
-      </w:r>
-    </w:p>
-    <w:p>
-      <w:pPr>
-        <w:keepNext/>
-        <w:spacing w:after="60" w:before="40" w:line="300" w:lineRule="auto"/>
-      </w:pPr>
-      <w:r>
-        <w:rPr>
-          <w:rFonts w:ascii="Times New Roman" w:cs="Times New Roman" w:eastAsia="Times New Roman" w:hAnsi="Times New Roman"/>
-          <w:b/>
-          <w:bCs/>
-          <w:sz w:val="26"/>
-          <w:szCs w:val="26"/>
-        </w:rPr>
-        <w:t xml:space="preserve">Phương án 3 – Healthy sleep &amp; screen time</w:t>
-      </w:r>
-    </w:p>
-    <w:p>
-      <w:pPr>
-        <w:spacing w:after="60" w:before="40" w:line="300" w:lineRule="auto"/>
-        <w:ind w:left="284"/>
-      </w:pPr>
-      <w:r>
-        <w:rPr>
-          <w:rFonts w:ascii="Times New Roman" w:cs="Times New Roman" w:eastAsia="Times New Roman" w:hAnsi="Times New Roman"/>
-          <w:sz w:val="26"/>
-          <w:szCs w:val="26"/>
-        </w:rPr>
-        <w:t xml:space="preserve">– </w:t>
-      </w:r>
-      <w:r>
-        <w:rPr>
-          <w:rFonts w:ascii="Times New Roman" w:cs="Times New Roman" w:eastAsia="Times New Roman" w:hAnsi="Times New Roman"/>
-          <w:sz w:val="26"/>
-          <w:szCs w:val="26"/>
-        </w:rPr>
-        <w:t xml:space="preserve">1. How many hours do the members of your group sleep a day?</w:t>
-      </w:r>
-      <w:r>
-        <w:rPr>
-          <w:rFonts w:ascii="Times New Roman" w:cs="Times New Roman" w:eastAsia="Times New Roman" w:hAnsi="Times New Roman"/>
-          <w:i/>
-          <w:iCs/>
-          <w:sz w:val="26"/>
-          <w:szCs w:val="26"/>
-        </w:rPr>
-        <w:t xml:space="preserve"> → Gợi ý: Theo kết quả khảo sát (vd: 8 hours – good; 12 hours – too much).</w:t>
-      </w:r>
-    </w:p>
-    <w:p>
-      <w:pPr>
-        <w:spacing w:after="60" w:before="40" w:line="300" w:lineRule="auto"/>
-        <w:ind w:left="284"/>
-      </w:pPr>
-      <w:r>
-        <w:rPr>
-          <w:rFonts w:ascii="Times New Roman" w:cs="Times New Roman" w:eastAsia="Times New Roman" w:hAnsi="Times New Roman"/>
-          <w:sz w:val="26"/>
-          <w:szCs w:val="26"/>
-        </w:rPr>
-        <w:t xml:space="preserve">– </w:t>
-      </w:r>
-      <w:r>
-        <w:rPr>
-          <w:rFonts w:ascii="Times New Roman" w:cs="Times New Roman" w:eastAsia="Times New Roman" w:hAnsi="Times New Roman"/>
-          <w:sz w:val="26"/>
-          <w:szCs w:val="26"/>
-        </w:rPr>
-        <w:t xml:space="preserve">2. Is sleeping 12 hours a day good or bad for health? Why?</w:t>
-      </w:r>
-      <w:r>
-        <w:rPr>
-          <w:rFonts w:ascii="Times New Roman" w:cs="Times New Roman" w:eastAsia="Times New Roman" w:hAnsi="Times New Roman"/>
-          <w:i/>
-          <w:iCs/>
-          <w:sz w:val="26"/>
-          <w:szCs w:val="26"/>
-        </w:rPr>
-        <w:t xml:space="preserve"> → Gợi ý: Bad, because we don't have time to do exercise / it makes us lazy.</w:t>
-      </w:r>
-    </w:p>
-    <w:p>
-      <w:pPr>
-        <w:spacing w:after="60" w:before="40" w:line="300" w:lineRule="auto"/>
-        <w:ind w:left="284"/>
-      </w:pPr>
-      <w:r>
-        <w:rPr>
-          <w:rFonts w:ascii="Times New Roman" w:cs="Times New Roman" w:eastAsia="Times New Roman" w:hAnsi="Times New Roman"/>
-          <w:sz w:val="26"/>
-          <w:szCs w:val="26"/>
-        </w:rPr>
-        <w:t xml:space="preserve">– </w:t>
-      </w:r>
-      <w:r>
-        <w:rPr>
-          <w:rFonts w:ascii="Times New Roman" w:cs="Times New Roman" w:eastAsia="Times New Roman" w:hAnsi="Times New Roman"/>
-          <w:sz w:val="26"/>
-          <w:szCs w:val="26"/>
-        </w:rPr>
-        <w:t xml:space="preserve">3. What can you do instead of playing computer games for a long time?</w:t>
-      </w:r>
-      <w:r>
-        <w:rPr>
-          <w:rFonts w:ascii="Times New Roman" w:cs="Times New Roman" w:eastAsia="Times New Roman" w:hAnsi="Times New Roman"/>
-          <w:i/>
-          <w:iCs/>
-          <w:sz w:val="26"/>
-          <w:szCs w:val="26"/>
-        </w:rPr>
-        <w:t xml:space="preserve"> → Gợi ý: Join a club, go cycling, play sports, do yoga.</w:t>
-      </w:r>
-    </w:p>
-    <w:p>
-      <w:pPr>
-        <w:keepNext/>
-        <w:spacing w:after="60" w:before="40" w:line="300" w:lineRule="auto"/>
-      </w:pPr>
-      <w:r>
-        <w:rPr>
-          <w:rFonts w:ascii="Times New Roman" w:cs="Times New Roman" w:eastAsia="Times New Roman" w:hAnsi="Times New Roman"/>
-          <w:b/>
-          <w:bCs/>
-          <w:sz w:val="26"/>
-          <w:szCs w:val="26"/>
-        </w:rPr>
-        <w:t xml:space="preserve">Câu hỏi so sánh Same / Different (HD6)</w:t>
-      </w:r>
-    </w:p>
-    <w:p>
-      <w:pPr>
-        <w:spacing w:after="60" w:before="40" w:line="300" w:lineRule="auto"/>
-        <w:ind w:left="284"/>
-      </w:pPr>
-      <w:r>
-        <w:rPr>
-          <w:rFonts w:ascii="Times New Roman" w:cs="Times New Roman" w:eastAsia="Times New Roman" w:hAnsi="Times New Roman"/>
-          <w:sz w:val="26"/>
-          <w:szCs w:val="26"/>
-        </w:rPr>
-        <w:t xml:space="preserve">– </w:t>
-      </w:r>
-      <w:r>
-        <w:rPr>
-          <w:rFonts w:ascii="Times New Roman" w:cs="Times New Roman" w:eastAsia="Times New Roman" w:hAnsi="Times New Roman"/>
-          <w:sz w:val="26"/>
-          <w:szCs w:val="26"/>
-        </w:rPr>
-        <w:t xml:space="preserve">1. What is the SAME in all three plans?</w:t>
-      </w:r>
-      <w:r>
-        <w:rPr>
-          <w:rFonts w:ascii="Times New Roman" w:cs="Times New Roman" w:eastAsia="Times New Roman" w:hAnsi="Times New Roman"/>
-          <w:i/>
-          <w:iCs/>
-          <w:sz w:val="26"/>
-          <w:szCs w:val="26"/>
-        </w:rPr>
-        <w:t xml:space="preserve"> → Gợi ý: All plans help us stay healthy; all need us to change daily habits; all use words from the lesson.</w:t>
-      </w:r>
-    </w:p>
-    <w:p>
-      <w:pPr>
-        <w:spacing w:after="60" w:before="40" w:line="300" w:lineRule="auto"/>
-        <w:ind w:left="284"/>
-      </w:pPr>
-      <w:r>
-        <w:rPr>
-          <w:rFonts w:ascii="Times New Roman" w:cs="Times New Roman" w:eastAsia="Times New Roman" w:hAnsi="Times New Roman"/>
-          <w:sz w:val="26"/>
-          <w:szCs w:val="26"/>
-        </w:rPr>
-        <w:t xml:space="preserve">– </w:t>
-      </w:r>
-      <w:r>
-        <w:rPr>
-          <w:rFonts w:ascii="Times New Roman" w:cs="Times New Roman" w:eastAsia="Times New Roman" w:hAnsi="Times New Roman"/>
-          <w:sz w:val="26"/>
-          <w:szCs w:val="26"/>
-        </w:rPr>
-        <w:t xml:space="preserve">2. What is DIFFERENT between the plans?</w:t>
-      </w:r>
-      <w:r>
-        <w:rPr>
-          <w:rFonts w:ascii="Times New Roman" w:cs="Times New Roman" w:eastAsia="Times New Roman" w:hAnsi="Times New Roman"/>
-          <w:i/>
-          <w:iCs/>
-          <w:sz w:val="26"/>
-          <w:szCs w:val="26"/>
-        </w:rPr>
-        <w:t xml:space="preserve"> → Gợi ý: Plan 1 focuses on outdoor activities, Plan 2 on food, Plan 3 on sleep and screen time; they need different things (suncream, lunch box, a timetable).</w:t>
-      </w:r>
-    </w:p>
-    <w:p>
-      <w:pPr>
-        <w:spacing w:after="60" w:before="40" w:line="300" w:lineRule="auto"/>
-        <w:ind w:left="284"/>
-      </w:pPr>
-      <w:r>
-        <w:rPr>
-          <w:rFonts w:ascii="Times New Roman" w:cs="Times New Roman" w:eastAsia="Times New Roman" w:hAnsi="Times New Roman"/>
-          <w:sz w:val="26"/>
-          <w:szCs w:val="26"/>
-        </w:rPr>
-        <w:t xml:space="preserve">– </w:t>
-      </w:r>
-      <w:r>
-        <w:rPr>
-          <w:rFonts w:ascii="Times New Roman" w:cs="Times New Roman" w:eastAsia="Times New Roman" w:hAnsi="Times New Roman"/>
-          <w:sz w:val="26"/>
-          <w:szCs w:val="26"/>
-        </w:rPr>
-        <w:t xml:space="preserve">3. Which plan is the easiest for you to follow this week? Why?</w:t>
-      </w:r>
-      <w:r>
-        <w:rPr>
-          <w:rFonts w:ascii="Times New Roman" w:cs="Times New Roman" w:eastAsia="Times New Roman" w:hAnsi="Times New Roman"/>
-          <w:i/>
-          <w:iCs/>
-          <w:sz w:val="26"/>
-          <w:szCs w:val="26"/>
-        </w:rPr>
-        <w:t xml:space="preserve"> → Gợi ý: Câu trả lời cá nhân, có lý do (because…).</w:t>
+        <w:t xml:space="preserve"> → Ý kiến cá nhân có lý do.</w:t>
       </w:r>
     </w:p>
     <w:p>
@@ -2503,7 +1597,7 @@
           <w:sz w:val="28"/>
           <w:szCs w:val="28"/>
         </w:rPr>
-        <w:t xml:space="preserve">RUBRIC ĐÁNH GIÁ (công bố cho học sinh đầu tiết)</w:t>
+        <w:t xml:space="preserve">RUBRIC ĐÁNH GIÁ (công bố cho HS đầu tiết)</w:t>
       </w:r>
     </w:p>
     <w:p>
@@ -2519,7 +1613,7 @@
           <w:sz w:val="26"/>
           <w:szCs w:val="26"/>
         </w:rPr>
-        <w:t xml:space="preserve">[R1] Poster "Our healthy living plan" và phần trình bày của nhóm</w:t>
+        <w:t xml:space="preserve">[R1] Poster "Our healthy living plan" + trình bày</w:t>
       </w:r>
       <w:r>
         <w:rPr>
@@ -2529,7 +1623,7 @@
           <w:sz w:val="26"/>
           <w:szCs w:val="26"/>
         </w:rPr>
-        <w:t xml:space="preserve"> — áp dụng: HD5, HD6; Công bố cho HS đầu tiết (HD1) và phát bản in khi giao nhiệm vụ HD5</w:t>
+        <w:t xml:space="preserve"> (HD5, HD6)</w:t>
       </w:r>
     </w:p>
     <w:tbl>
@@ -2696,7 +1790,7 @@
                 <w:sz w:val="24"/>
                 <w:szCs w:val="24"/>
               </w:rPr>
-              <w:t xml:space="preserve">Ngôn ngữ (Language) (KT1, NLDT2)</w:t>
+              <w:t xml:space="preserve">Ngôn ngữ (KT1, NLDT2)</w:t>
             </w:r>
           </w:p>
         </w:tc>
@@ -2721,7 +1815,7 @@
                 <w:sz w:val="24"/>
                 <w:szCs w:val="24"/>
               </w:rPr>
-              <w:t xml:space="preserve">Dùng đúng ≥5 từ/cụm từ của bài; câu đúng ngữ pháp, dễ hiểu.</w:t>
+              <w:t xml:space="preserve">≥5 từ của bài, câu đúng</w:t>
             </w:r>
           </w:p>
         </w:tc>
@@ -2746,7 +1840,7 @@
                 <w:sz w:val="24"/>
                 <w:szCs w:val="24"/>
               </w:rPr>
-              <w:t xml:space="preserve">Dùng đúng 3–4 từ/cụm từ; còn 1–2 lỗi nhỏ không gây hiểu sai.</w:t>
+              <w:t xml:space="preserve">3–4 từ, lỗi nhỏ</w:t>
             </w:r>
           </w:p>
         </w:tc>
@@ -2771,7 +1865,7 @@
                 <w:sz w:val="24"/>
                 <w:szCs w:val="24"/>
               </w:rPr>
-              <w:t xml:space="preserve">Dùng ≤2 từ của bài hoặc nhiều lỗi gây khó hiểu.</w:t>
+              <w:t xml:space="preserve">≤2 từ hoặc khó hiểu</w:t>
             </w:r>
           </w:p>
         </w:tc>
@@ -2801,7 +1895,7 @@
                 <w:sz w:val="24"/>
                 <w:szCs w:val="24"/>
               </w:rPr>
-              <w:t xml:space="preserve">Nội dung kế hoạch (Content) (KT2, NLC2)</w:t>
+              <w:t xml:space="preserve">Nội dung (KT2, NLC2)</w:t>
             </w:r>
           </w:p>
         </w:tc>
@@ -2826,7 +1920,7 @@
                 <w:sz w:val="24"/>
                 <w:szCs w:val="24"/>
               </w:rPr>
-              <w:t xml:space="preserve">≥3 lời khuyên phù hợp với kết quả khảo sát, mỗi lời khuyên có lý do (because…).</w:t>
+              <w:t xml:space="preserve">≥3 lời khuyên có lý do</w:t>
             </w:r>
           </w:p>
         </w:tc>
@@ -2851,7 +1945,7 @@
                 <w:sz w:val="24"/>
                 <w:szCs w:val="24"/>
               </w:rPr>
-              <w:t xml:space="preserve">2–3 lời khuyên, có lý do cho ít nhất 1 lời khuyên.</w:t>
+              <w:t xml:space="preserve">2–3 lời khuyên, ít lý do</w:t>
             </w:r>
           </w:p>
         </w:tc>
@@ -2876,7 +1970,7 @@
                 <w:sz w:val="24"/>
                 <w:szCs w:val="24"/>
               </w:rPr>
-              <w:t xml:space="preserve">Dưới 2 lời khuyên hoặc không liên quan kết quả khảo sát.</w:t>
+              <w:t xml:space="preserve">&lt;2 lời khuyên</w:t>
             </w:r>
           </w:p>
         </w:tc>
@@ -2906,7 +2000,7 @@
                 <w:sz w:val="24"/>
                 <w:szCs w:val="24"/>
               </w:rPr>
-              <w:t xml:space="preserve">Ưu tiên điều quan trọng (Thói quen 3) (TL1)</w:t>
+              <w:t xml:space="preserve">Ưu tiên (Thói quen 3) (TL1)</w:t>
             </w:r>
           </w:p>
         </w:tc>
@@ -2931,7 +2025,7 @@
                 <w:sz w:val="24"/>
                 <w:szCs w:val="24"/>
               </w:rPr>
-              <w:t xml:space="preserve">Có xếp hạng các lời khuyên, chọn rõ 1 "hòn đá lớn" và giải thích vì sao quan trọng nhất.</w:t>
+              <w:t xml:space="preserve">Xếp hạng, giải thích "hòn đá lớn"</w:t>
             </w:r>
           </w:p>
         </w:tc>
@@ -2956,7 +2050,7 @@
                 <w:sz w:val="24"/>
                 <w:szCs w:val="24"/>
               </w:rPr>
-              <w:t xml:space="preserve">Có xếp hạng nhưng chưa giải thích lựa chọn "hòn đá lớn".</w:t>
+              <w:t xml:space="preserve">Xếp hạng, chưa giải thích</w:t>
             </w:r>
           </w:p>
         </w:tc>
@@ -2981,7 +2075,7 @@
                 <w:sz w:val="24"/>
                 <w:szCs w:val="24"/>
               </w:rPr>
-              <w:t xml:space="preserve">Không xếp hạng/không xác định điều quan trọng nhất.</w:t>
+              <w:t xml:space="preserve">Không xếp hạng</w:t>
             </w:r>
           </w:p>
         </w:tc>
@@ -3011,7 +2105,7 @@
                 <w:sz w:val="24"/>
                 <w:szCs w:val="24"/>
               </w:rPr>
-              <w:t xml:space="preserve">Trách nhiệm &amp; hợp tác (Giá trị 2) (GT1, NLC1)</w:t>
+              <w:t xml:space="preserve">Trách nhiệm (Giá trị 2) (GT1, NLC1)</w:t>
             </w:r>
           </w:p>
         </w:tc>
@@ -3036,7 +2130,7 @@
                 <w:sz w:val="24"/>
                 <w:szCs w:val="24"/>
               </w:rPr>
-              <w:t xml:space="preserve">Mọi thành viên làm đúng vai, phần việc ghi tên rõ trên poster; nộp đúng giờ.</w:t>
+              <w:t xml:space="preserve">Ai cũng có phần việc ghi tên</w:t>
             </w:r>
           </w:p>
         </w:tc>
@@ -3061,7 +2155,7 @@
                 <w:sz w:val="24"/>
                 <w:szCs w:val="24"/>
               </w:rPr>
-              <w:t xml:space="preserve">Đa số thành viên làm đúng vai; trễ dưới 1 phút.</w:t>
+              <w:t xml:space="preserve">Đa số làm đúng vai</w:t>
             </w:r>
           </w:p>
         </w:tc>
@@ -3086,112 +2180,7 @@
                 <w:sz w:val="24"/>
                 <w:szCs w:val="24"/>
               </w:rPr>
-              <w:t xml:space="preserve">Có thành viên không có phần việc hoặc nhóm không hoàn thành.</w:t>
-            </w:r>
-          </w:p>
-        </w:tc>
-      </w:tr>
-      <w:tr>
-        <w:trPr>
-          <w:tblHeader w:val="off"/>
-        </w:trPr>
-        <w:tc>
-          <w:tcPr>
-            <w:tcW w:type="dxa" w:w="2155"/>
-            <w:tcMar>
-              <w:top w:type="dxa" w:w="60"/>
-              <w:left w:type="dxa" w:w="100"/>
-              <w:bottom w:type="dxa" w:w="60"/>
-              <w:right w:type="dxa" w:w="100"/>
-            </w:tcMar>
-            <w:vAlign w:val="top"/>
-          </w:tcPr>
-          <w:p>
-            <w:pPr>
-              <w:spacing w:after="60" w:before="40" w:line="300" w:lineRule="auto"/>
-            </w:pPr>
-            <w:r>
-              <w:rPr>
-                <w:rFonts w:ascii="Times New Roman" w:cs="Times New Roman" w:eastAsia="Times New Roman" w:hAnsi="Times New Roman"/>
-                <w:sz w:val="24"/>
-                <w:szCs w:val="24"/>
-              </w:rPr>
-              <w:t xml:space="preserve">Trình bày (Presentation) (NLDT2)</w:t>
-            </w:r>
-          </w:p>
-        </w:tc>
-        <w:tc>
-          <w:tcPr>
-            <w:tcW w:type="dxa" w:w="2400"/>
-            <w:tcMar>
-              <w:top w:type="dxa" w:w="60"/>
-              <w:left w:type="dxa" w:w="100"/>
-              <w:bottom w:type="dxa" w:w="60"/>
-              <w:right w:type="dxa" w:w="100"/>
-            </w:tcMar>
-            <w:vAlign w:val="top"/>
-          </w:tcPr>
-          <w:p>
-            <w:pPr>
-              <w:spacing w:after="60" w:before="40" w:line="300" w:lineRule="auto"/>
-            </w:pPr>
-            <w:r>
-              <w:rPr>
-                <w:rFonts w:ascii="Times New Roman" w:cs="Times New Roman" w:eastAsia="Times New Roman" w:hAnsi="Times New Roman"/>
-                <w:sz w:val="24"/>
-                <w:szCs w:val="24"/>
-              </w:rPr>
-              <w:t xml:space="preserve">Reporter nói khoảng 1 phút, rõ ràng, trả lời được câu hỏi của bạn.</w:t>
-            </w:r>
-          </w:p>
-        </w:tc>
-        <w:tc>
-          <w:tcPr>
-            <w:tcW w:type="dxa" w:w="2400"/>
-            <w:tcMar>
-              <w:top w:type="dxa" w:w="60"/>
-              <w:left w:type="dxa" w:w="100"/>
-              <w:bottom w:type="dxa" w:w="60"/>
-              <w:right w:type="dxa" w:w="100"/>
-            </w:tcMar>
-            <w:vAlign w:val="top"/>
-          </w:tcPr>
-          <w:p>
-            <w:pPr>
-              <w:spacing w:after="60" w:before="40" w:line="300" w:lineRule="auto"/>
-            </w:pPr>
-            <w:r>
-              <w:rPr>
-                <w:rFonts w:ascii="Times New Roman" w:cs="Times New Roman" w:eastAsia="Times New Roman" w:hAnsi="Times New Roman"/>
-                <w:sz w:val="24"/>
-                <w:szCs w:val="24"/>
-              </w:rPr>
-              <w:t xml:space="preserve">Nói rõ nhưng dưới 1 phút hoặc cần GV gợi ý khi trả lời câu hỏi.</w:t>
-            </w:r>
-          </w:p>
-        </w:tc>
-        <w:tc>
-          <w:tcPr>
-            <w:tcW w:type="dxa" w:w="2400"/>
-            <w:tcMar>
-              <w:top w:type="dxa" w:w="60"/>
-              <w:left w:type="dxa" w:w="100"/>
-              <w:bottom w:type="dxa" w:w="60"/>
-              <w:right w:type="dxa" w:w="100"/>
-            </w:tcMar>
-            <w:vAlign w:val="top"/>
-          </w:tcPr>
-          <w:p>
-            <w:pPr>
-              <w:spacing w:after="60" w:before="40" w:line="300" w:lineRule="auto"/>
-            </w:pPr>
-            <w:r>
-              <w:rPr>
-                <w:rFonts w:ascii="Times New Roman" w:cs="Times New Roman" w:eastAsia="Times New Roman" w:hAnsi="Times New Roman"/>
-                <w:sz w:val="24"/>
-                <w:szCs w:val="24"/>
-              </w:rPr>
-              <w:t xml:space="preserve">Đọc nguyên văn, khó nghe, không trả lời được câu hỏi.</w:t>
+              <w:t xml:space="preserve">Có người không làm</w:t>
             </w:r>
           </w:p>
         </w:tc>
@@ -3364,7 +2353,7 @@
                 <w:sz w:val="24"/>
                 <w:szCs w:val="24"/>
               </w:rPr>
-              <w:t xml:space="preserve">HD1. Warm-up: HEALTH word race &amp; Làm rõ kỳ vọng</w:t>
+              <w:t xml:space="preserve">HD1. Warm-up: HEALTH word race</w:t>
             </w:r>
           </w:p>
           <w:p>
@@ -3394,84 +2383,84 @@
                 <w:sz w:val="24"/>
                 <w:szCs w:val="24"/>
               </w:rPr>
-              <w:t xml:space="preserve">Bước 1 – Chuyển giao nhiệm vụ: </w:t>
-            </w:r>
-            <w:r>
-              <w:rPr>
-                <w:rFonts w:ascii="Times New Roman" w:cs="Times New Roman" w:eastAsia="Times New Roman" w:hAnsi="Times New Roman"/>
-                <w:sz w:val="24"/>
-                <w:szCs w:val="24"/>
-              </w:rPr>
-              <w:t xml:space="preserve">GV viết "HEALTH" lên bảng, chia lớp 2 đội, nêu luật: lần lượt từng HS lên viết 1 từ, 90 giây.</w:t>
-            </w:r>
-          </w:p>
-          <w:p>
-            <w:pPr>
-              <w:spacing w:after="60" w:before="40" w:line="300" w:lineRule="auto"/>
-            </w:pPr>
-            <w:r>
-              <w:rPr>
-                <w:rFonts w:ascii="Times New Roman" w:cs="Times New Roman" w:eastAsia="Times New Roman" w:hAnsi="Times New Roman"/>
-                <w:b/>
-                <w:bCs/>
-                <w:sz w:val="24"/>
-                <w:szCs w:val="24"/>
-              </w:rPr>
-              <w:t xml:space="preserve">Bước 2 – Thực hiện nhiệm vụ: </w:t>
-            </w:r>
-            <w:r>
-              <w:rPr>
-                <w:rFonts w:ascii="Times New Roman" w:cs="Times New Roman" w:eastAsia="Times New Roman" w:hAnsi="Times New Roman"/>
-                <w:sz w:val="24"/>
-                <w:szCs w:val="24"/>
-              </w:rPr>
-              <w:t xml:space="preserve">HS mỗi đội luân phiên lên bảng viết từ; HS dưới lớp nhắc từ cho bạn bằng tiếng Anh.</w:t>
-            </w:r>
-          </w:p>
-          <w:p>
-            <w:pPr>
-              <w:spacing w:after="60" w:before="40" w:line="300" w:lineRule="auto"/>
-            </w:pPr>
-            <w:r>
-              <w:rPr>
-                <w:rFonts w:ascii="Times New Roman" w:cs="Times New Roman" w:eastAsia="Times New Roman" w:hAnsi="Times New Roman"/>
-                <w:b/>
-                <w:bCs/>
-                <w:sz w:val="24"/>
-                <w:szCs w:val="24"/>
-              </w:rPr>
-              <w:t xml:space="preserve">Bước 3 – Báo cáo, thảo luận: </w:t>
-            </w:r>
-            <w:r>
-              <w:rPr>
-                <w:rFonts w:ascii="Times New Roman" w:cs="Times New Roman" w:eastAsia="Times New Roman" w:hAnsi="Times New Roman"/>
-                <w:sz w:val="24"/>
-                <w:szCs w:val="24"/>
-              </w:rPr>
-              <w:t xml:space="preserve">HS đội bạn kiểm tra chính tả, phát âm; cả lớp trả lời nhanh "What should we do to be stronger?".</w:t>
-            </w:r>
-          </w:p>
-          <w:p>
-            <w:pPr>
-              <w:spacing w:after="60" w:before="40" w:line="300" w:lineRule="auto"/>
-            </w:pPr>
-            <w:r>
-              <w:rPr>
-                <w:rFonts w:ascii="Times New Roman" w:cs="Times New Roman" w:eastAsia="Times New Roman" w:hAnsi="Times New Roman"/>
-                <w:b/>
-                <w:bCs/>
-                <w:sz w:val="24"/>
-                <w:szCs w:val="24"/>
-              </w:rPr>
-              <w:t xml:space="preserve">Bước 4 – Kết luận, nhận định: </w:t>
-            </w:r>
-            <w:r>
-              <w:rPr>
-                <w:rFonts w:ascii="Times New Roman" w:cs="Times New Roman" w:eastAsia="Times New Roman" w:hAnsi="Times New Roman"/>
-                <w:sz w:val="24"/>
-                <w:szCs w:val="24"/>
-              </w:rPr>
-              <w:t xml:space="preserve">GV công bố đội thắng, dẫn vào chủ đề Healthy living; chiếu mục tiêu bài, 3 phương án nhiệm vụ cuối bài và rubric R1.</w:t>
+              <w:t xml:space="preserve">B1 Giao nhiệm vụ: </w:t>
+            </w:r>
+            <w:r>
+              <w:rPr>
+                <w:rFonts w:ascii="Times New Roman" w:cs="Times New Roman" w:eastAsia="Times New Roman" w:hAnsi="Times New Roman"/>
+                <w:sz w:val="24"/>
+                <w:szCs w:val="24"/>
+              </w:rPr>
+              <w:t xml:space="preserve">GV viết "HEALTH", chia 2 đội, 90 giây.</w:t>
+            </w:r>
+          </w:p>
+          <w:p>
+            <w:pPr>
+              <w:spacing w:after="60" w:before="40" w:line="300" w:lineRule="auto"/>
+            </w:pPr>
+            <w:r>
+              <w:rPr>
+                <w:rFonts w:ascii="Times New Roman" w:cs="Times New Roman" w:eastAsia="Times New Roman" w:hAnsi="Times New Roman"/>
+                <w:b/>
+                <w:bCs/>
+                <w:sz w:val="24"/>
+                <w:szCs w:val="24"/>
+              </w:rPr>
+              <w:t xml:space="preserve">B2 Thực hiện: </w:t>
+            </w:r>
+            <w:r>
+              <w:rPr>
+                <w:rFonts w:ascii="Times New Roman" w:cs="Times New Roman" w:eastAsia="Times New Roman" w:hAnsi="Times New Roman"/>
+                <w:sz w:val="24"/>
+                <w:szCs w:val="24"/>
+              </w:rPr>
+              <w:t xml:space="preserve">HS luân phiên lên viết 1 từ.</w:t>
+            </w:r>
+          </w:p>
+          <w:p>
+            <w:pPr>
+              <w:spacing w:after="60" w:before="40" w:line="300" w:lineRule="auto"/>
+            </w:pPr>
+            <w:r>
+              <w:rPr>
+                <w:rFonts w:ascii="Times New Roman" w:cs="Times New Roman" w:eastAsia="Times New Roman" w:hAnsi="Times New Roman"/>
+                <w:b/>
+                <w:bCs/>
+                <w:sz w:val="24"/>
+                <w:szCs w:val="24"/>
+              </w:rPr>
+              <w:t xml:space="preserve">B3 Báo cáo, thảo luận: </w:t>
+            </w:r>
+            <w:r>
+              <w:rPr>
+                <w:rFonts w:ascii="Times New Roman" w:cs="Times New Roman" w:eastAsia="Times New Roman" w:hAnsi="Times New Roman"/>
+                <w:sz w:val="24"/>
+                <w:szCs w:val="24"/>
+              </w:rPr>
+              <w:t xml:space="preserve">Đội bạn soát chính tả, phát âm.</w:t>
+            </w:r>
+          </w:p>
+          <w:p>
+            <w:pPr>
+              <w:spacing w:after="60" w:before="40" w:line="300" w:lineRule="auto"/>
+            </w:pPr>
+            <w:r>
+              <w:rPr>
+                <w:rFonts w:ascii="Times New Roman" w:cs="Times New Roman" w:eastAsia="Times New Roman" w:hAnsi="Times New Roman"/>
+                <w:b/>
+                <w:bCs/>
+                <w:sz w:val="24"/>
+                <w:szCs w:val="24"/>
+              </w:rPr>
+              <w:t xml:space="preserve">B4 Kết luận: </w:t>
+            </w:r>
+            <w:r>
+              <w:rPr>
+                <w:rFonts w:ascii="Times New Roman" w:cs="Times New Roman" w:eastAsia="Times New Roman" w:hAnsi="Times New Roman"/>
+                <w:sz w:val="24"/>
+                <w:szCs w:val="24"/>
+              </w:rPr>
+              <w:t xml:space="preserve">GV công bố đội thắng; chiếu mục tiêu, 3 phương án, R1.</w:t>
             </w:r>
           </w:p>
           <w:p>
@@ -3494,30 +2483,30 @@
                 <w:sz w:val="24"/>
                 <w:szCs w:val="24"/>
               </w:rPr>
-              <w:t xml:space="preserve">Writer (luân phiên) – Lên bảng viết 1 từ rồi chuyển bút cho bạn kế tiếp.; Checker – Kiểm tra chính tả từ của đội bạn khi hết giờ.</w:t>
-            </w:r>
-          </w:p>
-          <w:p>
-            <w:pPr>
-              <w:spacing w:after="60" w:before="40" w:line="300" w:lineRule="auto"/>
-            </w:pPr>
-            <w:r>
-              <w:rPr>
-                <w:rFonts w:ascii="Times New Roman" w:cs="Times New Roman" w:eastAsia="Times New Roman" w:hAnsi="Times New Roman"/>
-                <w:b/>
-                <w:bCs/>
-                <w:sz w:val="24"/>
-                <w:szCs w:val="24"/>
-              </w:rPr>
-              <w:t xml:space="preserve">Hỗ trợ HS gặp khó: </w:t>
-            </w:r>
-            <w:r>
-              <w:rPr>
-                <w:rFonts w:ascii="Times New Roman" w:cs="Times New Roman" w:eastAsia="Times New Roman" w:hAnsi="Times New Roman"/>
-                <w:sz w:val="24"/>
-                <w:szCs w:val="24"/>
-              </w:rPr>
-              <w:t xml:space="preserve">HS yếu được nhắc từ bằng tranh gợi ý trên màn chiếu; đồng đội được phép gợi ý chữ cái đầu.</w:t>
+              <w:t xml:space="preserve">Writer: Viết 1 từ rồi chuyền bút; Checker: Soát chính tả đội bạn</w:t>
+            </w:r>
+          </w:p>
+          <w:p>
+            <w:pPr>
+              <w:spacing w:after="60" w:before="40" w:line="300" w:lineRule="auto"/>
+            </w:pPr>
+            <w:r>
+              <w:rPr>
+                <w:rFonts w:ascii="Times New Roman" w:cs="Times New Roman" w:eastAsia="Times New Roman" w:hAnsi="Times New Roman"/>
+                <w:b/>
+                <w:bCs/>
+                <w:sz w:val="24"/>
+                <w:szCs w:val="24"/>
+              </w:rPr>
+              <w:t xml:space="preserve">Hỗ trợ: </w:t>
+            </w:r>
+            <w:r>
+              <w:rPr>
+                <w:rFonts w:ascii="Times New Roman" w:cs="Times New Roman" w:eastAsia="Times New Roman" w:hAnsi="Times New Roman"/>
+                <w:sz w:val="24"/>
+                <w:szCs w:val="24"/>
+              </w:rPr>
+              <w:t xml:space="preserve">Tranh gợi ý từ trên màn chiếu.</w:t>
             </w:r>
           </w:p>
         </w:tc>
@@ -3552,7 +2541,7 @@
                 <w:sz w:val="24"/>
                 <w:szCs w:val="24"/>
               </w:rPr>
-              <w:t xml:space="preserve">Hai đội thi viết nhanh lên bảng các từ liên quan đến "HEALTH" (vd: strong, weak, sick, ill…). Sau đó HS trả lời câu hỏi "What should we do to be stronger?" và nghe GV giới thiệu mục tiêu bài, 3 phương án kế hoạch sống khoẻ và rubric R1.</w:t>
+              <w:t xml:space="preserve">2 đội thi viết từ về "HEALTH"; trả lời "What should we do to be stronger?"</w:t>
             </w:r>
           </w:p>
           <w:p>
@@ -3575,55 +2564,7 @@
                 <w:sz w:val="24"/>
                 <w:szCs w:val="24"/>
               </w:rPr>
-              <w:t xml:space="preserve">Bảng từ vựng của 2 đội (đội nhiều từ đúng thắng); HS nêu được ít nhất 3 cách để khoẻ mạnh hơn và biết tiêu chí rubric R1 của sản phẩm cuối bài.</w:t>
-            </w:r>
-          </w:p>
-          <w:p>
-            <w:pPr>
-              <w:spacing w:after="60" w:before="40" w:line="300" w:lineRule="auto"/>
-            </w:pPr>
-            <w:r>
-              <w:rPr>
-                <w:rFonts w:ascii="Times New Roman" w:cs="Times New Roman" w:eastAsia="Times New Roman" w:hAnsi="Times New Roman"/>
-                <w:b/>
-                <w:bCs/>
-                <w:sz w:val="24"/>
-                <w:szCs w:val="24"/>
-              </w:rPr>
-              <w:t xml:space="preserve">Đánh giá: </w:t>
-            </w:r>
-            <w:r>
-              <w:rPr>
-                <w:rFonts w:ascii="Times New Roman" w:cs="Times New Roman" w:eastAsia="Times New Roman" w:hAnsi="Times New Roman"/>
-                <w:sz w:val="24"/>
-                <w:szCs w:val="24"/>
-              </w:rPr>
-              <w:t xml:space="preserve">rubric R1</w:t>
-            </w:r>
-          </w:p>
-        </w:tc>
-        <w:tc>
-          <w:tcPr>
-            <w:tcW w:type="dxa" w:w="3400"/>
-            <w:tcMar>
-              <w:top w:type="dxa" w:w="60"/>
-              <w:left w:type="dxa" w:w="100"/>
-              <w:bottom w:type="dxa" w:w="60"/>
-              <w:right w:type="dxa" w:w="100"/>
-            </w:tcMar>
-            <w:vAlign w:val="top"/>
-          </w:tcPr>
-          <w:p>
-            <w:pPr>
-              <w:spacing w:after="60" w:before="40" w:line="300" w:lineRule="auto"/>
-            </w:pPr>
-            <w:r>
-              <w:rPr>
-                <w:rFonts w:ascii="Times New Roman" w:cs="Times New Roman" w:eastAsia="Times New Roman" w:hAnsi="Times New Roman"/>
-                <w:sz w:val="24"/>
-                <w:szCs w:val="24"/>
-              </w:rPr>
-              <w:t xml:space="preserve">Kích hoạt vốn từ về sức khoẻ, tạo không khí học tập; HS nắm rõ mục tiêu, nhiệm vụ cuối bài (3 phương án) và rubric R1.</w:t>
+              <w:t xml:space="preserve">Bảng từ của 2 đội; HS nêu ≥3 cách khoẻ mạnh, biết rubric R1.</w:t>
             </w:r>
           </w:p>
           <w:p>
@@ -3638,22 +2579,57 @@
                 <w:sz w:val="22"/>
                 <w:szCs w:val="22"/>
               </w:rPr>
-              <w:t xml:space="preserve">Mục tiêu: KT2, NLC1</w:t>
-            </w:r>
-          </w:p>
-          <w:p>
-            <w:pPr>
-              <w:spacing w:after="60" w:before="40" w:line="300" w:lineRule="auto"/>
-            </w:pPr>
-            <w:r>
-              <w:rPr>
-                <w:rFonts w:ascii="Times New Roman" w:cs="Times New Roman" w:eastAsia="Times New Roman" w:hAnsi="Times New Roman"/>
-                <w:b/>
-                <w:bCs/>
-                <w:sz w:val="24"/>
-                <w:szCs w:val="24"/>
-              </w:rPr>
-              <w:t xml:space="preserve">⏱ 4 phút</w:t>
+              <w:t xml:space="preserve">Đánh giá theo R1</w:t>
+            </w:r>
+          </w:p>
+        </w:tc>
+        <w:tc>
+          <w:tcPr>
+            <w:tcW w:type="dxa" w:w="3400"/>
+            <w:tcMar>
+              <w:top w:type="dxa" w:w="60"/>
+              <w:left w:type="dxa" w:w="100"/>
+              <w:bottom w:type="dxa" w:w="60"/>
+              <w:right w:type="dxa" w:w="100"/>
+            </w:tcMar>
+            <w:vAlign w:val="top"/>
+          </w:tcPr>
+          <w:p>
+            <w:pPr>
+              <w:spacing w:after="60" w:before="40" w:line="300" w:lineRule="auto"/>
+            </w:pPr>
+            <w:r>
+              <w:rPr>
+                <w:rFonts w:ascii="Times New Roman" w:cs="Times New Roman" w:eastAsia="Times New Roman" w:hAnsi="Times New Roman"/>
+                <w:sz w:val="24"/>
+                <w:szCs w:val="24"/>
+              </w:rPr>
+              <w:t xml:space="preserve">Kích hoạt từ vựng, nắm mục tiêu và rubric R1.</w:t>
+            </w:r>
+            <w:r>
+              <w:rPr>
+                <w:rFonts w:ascii="Times New Roman" w:cs="Times New Roman" w:eastAsia="Times New Roman" w:hAnsi="Times New Roman"/>
+                <w:i/>
+                <w:iCs/>
+                <w:sz w:val="22"/>
+                <w:szCs w:val="22"/>
+              </w:rPr>
+              <w:t xml:space="preserve"> (KT2, NLC1)</w:t>
+            </w:r>
+          </w:p>
+          <w:p>
+            <w:pPr>
+              <w:spacing w:after="60" w:before="40" w:line="300" w:lineRule="auto"/>
+            </w:pPr>
+            <w:r>
+              <w:rPr>
+                <w:rFonts w:ascii="Times New Roman" w:cs="Times New Roman" w:eastAsia="Times New Roman" w:hAnsi="Times New Roman"/>
+                <w:b/>
+                <w:bCs/>
+                <w:sz w:val="24"/>
+                <w:szCs w:val="24"/>
+              </w:rPr>
+              <w:t xml:space="preserve">4 phút</w:t>
             </w:r>
           </w:p>
         </w:tc>
@@ -3685,7 +2661,7 @@
                 <w:sz w:val="24"/>
                 <w:szCs w:val="24"/>
               </w:rPr>
-              <w:t xml:space="preserve">HD2. Presentation: Vocabulary + Listen and read (Bài 1, tr.18)</w:t>
+              <w:t xml:space="preserve">HD2. Vocabulary + Listen and read (Bài 1)</w:t>
             </w:r>
           </w:p>
           <w:p>
@@ -3715,84 +2691,84 @@
                 <w:sz w:val="24"/>
                 <w:szCs w:val="24"/>
               </w:rPr>
-              <w:t xml:space="preserve">Bước 1 – Chuyển giao nhiệm vụ: </w:t>
-            </w:r>
-            <w:r>
-              <w:rPr>
-                <w:rFonts w:ascii="Times New Roman" w:cs="Times New Roman" w:eastAsia="Times New Roman" w:hAnsi="Times New Roman"/>
-                <w:sz w:val="24"/>
-                <w:szCs w:val="24"/>
-              </w:rPr>
-              <w:t xml:space="preserve">GV chiếu tranh minh hoạ từng từ, yêu cầu cặp đoán nghĩa và ghi lên bảng con; giao 4 câu hỏi về tranh tr.18.</w:t>
-            </w:r>
-          </w:p>
-          <w:p>
-            <w:pPr>
-              <w:spacing w:after="60" w:before="40" w:line="300" w:lineRule="auto"/>
-            </w:pPr>
-            <w:r>
-              <w:rPr>
-                <w:rFonts w:ascii="Times New Roman" w:cs="Times New Roman" w:eastAsia="Times New Roman" w:hAnsi="Times New Roman"/>
-                <w:b/>
-                <w:bCs/>
-                <w:sz w:val="24"/>
-                <w:szCs w:val="24"/>
-              </w:rPr>
-              <w:t xml:space="preserve">Bước 2 – Thực hiện nhiệm vụ: </w:t>
-            </w:r>
-            <w:r>
-              <w:rPr>
-                <w:rFonts w:ascii="Times New Roman" w:cs="Times New Roman" w:eastAsia="Times New Roman" w:hAnsi="Times New Roman"/>
-                <w:sz w:val="24"/>
-                <w:szCs w:val="24"/>
-              </w:rPr>
-              <w:t xml:space="preserve">HS theo cặp đoán nghĩa, luyện phát âm; HS thảo luận 4 câu hỏi; HS nghe – đọc hội thoại (GV mở file nghe 1–2 lần) và gạch chân từ.</w:t>
-            </w:r>
-          </w:p>
-          <w:p>
-            <w:pPr>
-              <w:spacing w:after="60" w:before="40" w:line="300" w:lineRule="auto"/>
-            </w:pPr>
-            <w:r>
-              <w:rPr>
-                <w:rFonts w:ascii="Times New Roman" w:cs="Times New Roman" w:eastAsia="Times New Roman" w:hAnsi="Times New Roman"/>
-                <w:b/>
-                <w:bCs/>
-                <w:sz w:val="24"/>
-                <w:szCs w:val="24"/>
-              </w:rPr>
-              <w:t xml:space="preserve">Bước 3 – Báo cáo, thảo luận: </w:t>
-            </w:r>
-            <w:r>
-              <w:rPr>
-                <w:rFonts w:ascii="Times New Roman" w:cs="Times New Roman" w:eastAsia="Times New Roman" w:hAnsi="Times New Roman"/>
-                <w:sz w:val="24"/>
-                <w:szCs w:val="24"/>
-              </w:rPr>
-              <w:t xml:space="preserve">Các cặp giơ bảng con (Show me!) trả lời câu hỏi kiểm tra khái niệm; 2–3 cặp đọc phân vai hội thoại; cả lớp đối chiếu câu trả lời.</w:t>
-            </w:r>
-          </w:p>
-          <w:p>
-            <w:pPr>
-              <w:spacing w:after="60" w:before="40" w:line="300" w:lineRule="auto"/>
-            </w:pPr>
-            <w:r>
-              <w:rPr>
-                <w:rFonts w:ascii="Times New Roman" w:cs="Times New Roman" w:eastAsia="Times New Roman" w:hAnsi="Times New Roman"/>
-                <w:b/>
-                <w:bCs/>
-                <w:sz w:val="24"/>
-                <w:szCs w:val="24"/>
-              </w:rPr>
-              <w:t xml:space="preserve">Bước 4 – Kết luận, nhận định: </w:t>
-            </w:r>
-            <w:r>
-              <w:rPr>
-                <w:rFonts w:ascii="Times New Roman" w:cs="Times New Roman" w:eastAsia="Times New Roman" w:hAnsi="Times New Roman"/>
-                <w:sz w:val="24"/>
-                <w:szCs w:val="24"/>
-              </w:rPr>
-              <w:t xml:space="preserve">GV chốt nghĩa – phát âm 3 từ, xác nhận đáp án 4 câu hỏi, sửa lỗi phát âm phổ biến.</w:t>
+              <w:t xml:space="preserve">B1 Giao nhiệm vụ: </w:t>
+            </w:r>
+            <w:r>
+              <w:rPr>
+                <w:rFonts w:ascii="Times New Roman" w:cs="Times New Roman" w:eastAsia="Times New Roman" w:hAnsi="Times New Roman"/>
+                <w:sz w:val="24"/>
+                <w:szCs w:val="24"/>
+              </w:rPr>
+              <w:t xml:space="preserve">GV chiếu tranh, giao 4 câu hỏi tr.18.</w:t>
+            </w:r>
+          </w:p>
+          <w:p>
+            <w:pPr>
+              <w:spacing w:after="60" w:before="40" w:line="300" w:lineRule="auto"/>
+            </w:pPr>
+            <w:r>
+              <w:rPr>
+                <w:rFonts w:ascii="Times New Roman" w:cs="Times New Roman" w:eastAsia="Times New Roman" w:hAnsi="Times New Roman"/>
+                <w:b/>
+                <w:bCs/>
+                <w:sz w:val="24"/>
+                <w:szCs w:val="24"/>
+              </w:rPr>
+              <w:t xml:space="preserve">B2 Thực hiện: </w:t>
+            </w:r>
+            <w:r>
+              <w:rPr>
+                <w:rFonts w:ascii="Times New Roman" w:cs="Times New Roman" w:eastAsia="Times New Roman" w:hAnsi="Times New Roman"/>
+                <w:sz w:val="24"/>
+                <w:szCs w:val="24"/>
+              </w:rPr>
+              <w:t xml:space="preserve">HS theo cặp đoán nghĩa, nghe – đọc, gạch chân.</w:t>
+            </w:r>
+          </w:p>
+          <w:p>
+            <w:pPr>
+              <w:spacing w:after="60" w:before="40" w:line="300" w:lineRule="auto"/>
+            </w:pPr>
+            <w:r>
+              <w:rPr>
+                <w:rFonts w:ascii="Times New Roman" w:cs="Times New Roman" w:eastAsia="Times New Roman" w:hAnsi="Times New Roman"/>
+                <w:b/>
+                <w:bCs/>
+                <w:sz w:val="24"/>
+                <w:szCs w:val="24"/>
+              </w:rPr>
+              <w:t xml:space="preserve">B3 Báo cáo, thảo luận: </w:t>
+            </w:r>
+            <w:r>
+              <w:rPr>
+                <w:rFonts w:ascii="Times New Roman" w:cs="Times New Roman" w:eastAsia="Times New Roman" w:hAnsi="Times New Roman"/>
+                <w:sz w:val="24"/>
+                <w:szCs w:val="24"/>
+              </w:rPr>
+              <w:t xml:space="preserve">Cặp giơ bảng con; 2 cặp đọc phân vai.</w:t>
+            </w:r>
+          </w:p>
+          <w:p>
+            <w:pPr>
+              <w:spacing w:after="60" w:before="40" w:line="300" w:lineRule="auto"/>
+            </w:pPr>
+            <w:r>
+              <w:rPr>
+                <w:rFonts w:ascii="Times New Roman" w:cs="Times New Roman" w:eastAsia="Times New Roman" w:hAnsi="Times New Roman"/>
+                <w:b/>
+                <w:bCs/>
+                <w:sz w:val="24"/>
+                <w:szCs w:val="24"/>
+              </w:rPr>
+              <w:t xml:space="preserve">B4 Kết luận: </w:t>
+            </w:r>
+            <w:r>
+              <w:rPr>
+                <w:rFonts w:ascii="Times New Roman" w:cs="Times New Roman" w:eastAsia="Times New Roman" w:hAnsi="Times New Roman"/>
+                <w:sz w:val="24"/>
+                <w:szCs w:val="24"/>
+              </w:rPr>
+              <w:t xml:space="preserve">GV chốt nghĩa, phát âm, đáp án.</w:t>
             </w:r>
           </w:p>
           <w:p>
@@ -3815,53 +2791,53 @@
                 <w:sz w:val="24"/>
                 <w:szCs w:val="24"/>
               </w:rPr>
-              <w:t xml:space="preserve">Student A – Ghi đáp án lên bảng con, đọc vai Mi.; Student B – Tìm minh chứng trong hội thoại, đọc vai Mark.</w:t>
-            </w:r>
-          </w:p>
-          <w:p>
-            <w:pPr>
-              <w:spacing w:after="60" w:before="40" w:line="300" w:lineRule="auto"/>
-            </w:pPr>
-            <w:r>
-              <w:rPr>
-                <w:rFonts w:ascii="Times New Roman" w:cs="Times New Roman" w:eastAsia="Times New Roman" w:hAnsi="Times New Roman"/>
-                <w:b/>
-                <w:bCs/>
-                <w:sz w:val="24"/>
-                <w:szCs w:val="24"/>
-              </w:rPr>
-              <w:t xml:space="preserve">Kiểm tra mức hiểu: </w:t>
-            </w:r>
-            <w:r>
-              <w:rPr>
-                <w:rFonts w:ascii="Times New Roman" w:cs="Times New Roman" w:eastAsia="Times New Roman" w:hAnsi="Times New Roman"/>
-                <w:sz w:val="24"/>
-                <w:szCs w:val="24"/>
-              </w:rPr>
-              <w:t xml:space="preserve">Bảng con – 3 câu hỏi kiểm tra khái niệm (CCQ): Is 'popular' liked by many people or few people? Is fresh food new or old? If you join a club, are you a member?. Điều chỉnh: Nếu dưới 2/3 số cặp đúng, GV cho thêm ví dụ trong ngữ cảnh lớp học và hỏi lại trước khi chuyển hoạt động.</w:t>
-            </w:r>
-          </w:p>
-          <w:p>
-            <w:pPr>
-              <w:spacing w:after="60" w:before="40" w:line="300" w:lineRule="auto"/>
-            </w:pPr>
-            <w:r>
-              <w:rPr>
-                <w:rFonts w:ascii="Times New Roman" w:cs="Times New Roman" w:eastAsia="Times New Roman" w:hAnsi="Times New Roman"/>
-                <w:b/>
-                <w:bCs/>
-                <w:sz w:val="24"/>
-                <w:szCs w:val="24"/>
-              </w:rPr>
-              <w:t xml:space="preserve">Hỗ trợ HS gặp khó: </w:t>
-            </w:r>
-            <w:r>
-              <w:rPr>
-                <w:rFonts w:ascii="Times New Roman" w:cs="Times New Roman" w:eastAsia="Times New Roman" w:hAnsi="Times New Roman"/>
-                <w:sz w:val="24"/>
-                <w:szCs w:val="24"/>
-              </w:rPr>
-              <w:t xml:space="preserve">Hiển thị tranh + nghĩa tiếng Việt cho HS yếu; mở file nghe thêm lần nữa theo nhu cầu; cặp có HS khá – yếu hỗ trợ nhau.</w:t>
+              <w:t xml:space="preserve">A: Ghi bảng con, đọc vai Mi; B: Tìm minh chứng, đọc vai Mark</w:t>
+            </w:r>
+          </w:p>
+          <w:p>
+            <w:pPr>
+              <w:spacing w:after="60" w:before="40" w:line="300" w:lineRule="auto"/>
+            </w:pPr>
+            <w:r>
+              <w:rPr>
+                <w:rFonts w:ascii="Times New Roman" w:cs="Times New Roman" w:eastAsia="Times New Roman" w:hAnsi="Times New Roman"/>
+                <w:b/>
+                <w:bCs/>
+                <w:sz w:val="24"/>
+                <w:szCs w:val="24"/>
+              </w:rPr>
+              <w:t xml:space="preserve">Kiểm tra nhanh: </w:t>
+            </w:r>
+            <w:r>
+              <w:rPr>
+                <w:rFonts w:ascii="Times New Roman" w:cs="Times New Roman" w:eastAsia="Times New Roman" w:hAnsi="Times New Roman"/>
+                <w:sz w:val="24"/>
+                <w:szCs w:val="24"/>
+              </w:rPr>
+              <w:t xml:space="preserve">Bảng con – 3 câu hỏi CCQ cho 3 từ mới → &lt;2/3 đúng → thêm ví dụ, hỏi lại</w:t>
+            </w:r>
+          </w:p>
+          <w:p>
+            <w:pPr>
+              <w:spacing w:after="60" w:before="40" w:line="300" w:lineRule="auto"/>
+            </w:pPr>
+            <w:r>
+              <w:rPr>
+                <w:rFonts w:ascii="Times New Roman" w:cs="Times New Roman" w:eastAsia="Times New Roman" w:hAnsi="Times New Roman"/>
+                <w:b/>
+                <w:bCs/>
+                <w:sz w:val="24"/>
+                <w:szCs w:val="24"/>
+              </w:rPr>
+              <w:t xml:space="preserve">Hỗ trợ: </w:t>
+            </w:r>
+            <w:r>
+              <w:rPr>
+                <w:rFonts w:ascii="Times New Roman" w:cs="Times New Roman" w:eastAsia="Times New Roman" w:hAnsi="Times New Roman"/>
+                <w:sz w:val="24"/>
+                <w:szCs w:val="24"/>
+              </w:rPr>
+              <w:t xml:space="preserve">Tranh + nghĩa tiếng Việt; nghe lại.</w:t>
             </w:r>
           </w:p>
         </w:tc>
@@ -3896,12 +2872,12 @@
                 <w:sz w:val="24"/>
                 <w:szCs w:val="24"/>
               </w:rPr>
-              <w:t xml:space="preserve">HS đoán nghĩa từ qua tranh/từ trái nghĩa/định nghĩa (popular – antonym; fresh – definition + picture </w:t>
+              <w:t xml:space="preserve">Đoán nghĩa popular (trái nghĩa), fresh </w:t>
             </w:r>
             <w:r>
               <w:drawing>
                 <wp:inline distT="0" distB="0" distL="0" distR="0">
-                  <wp:extent cx="2190750" cy="2190750"/>
+                  <wp:extent cx="1524000" cy="1524000"/>
                   <wp:effectExtent t="0" r="0" b="0" l="0"/>
                   <wp:docPr id="1" name="" descr="" title=""/>
                   <wp:cNvGraphicFramePr>
@@ -3926,7 +2902,7 @@
                         <pic:spPr bwMode="auto">
                           <a:xfrm>
                             <a:off x="0" y="0"/>
-                            <a:ext cx="2190750" cy="2190750"/>
+                            <a:ext cx="1524000" cy="1524000"/>
                           </a:xfrm>
                           <a:prstGeom prst="rect">
                             <a:avLst/>
@@ -3944,12 +2920,12 @@
                 <w:sz w:val="24"/>
                 <w:szCs w:val="24"/>
               </w:rPr>
-              <w:t xml:space="preserve">; join – synonym + picture </w:t>
+              <w:t xml:space="preserve">, join </w:t>
             </w:r>
             <w:r>
               <w:drawing>
                 <wp:inline distT="0" distB="0" distL="0" distR="0">
-                  <wp:extent cx="2190750" cy="2190750"/>
+                  <wp:extent cx="1524000" cy="1524000"/>
                   <wp:effectExtent t="0" r="0" b="0" l="0"/>
                   <wp:docPr id="2" name="" descr="" title=""/>
                   <wp:cNvGraphicFramePr>
@@ -3974,7 +2950,7 @@
                         <pic:spPr bwMode="auto">
                           <a:xfrm>
                             <a:off x="0" y="0"/>
-                            <a:ext cx="2190750" cy="2190750"/>
+                            <a:ext cx="1524000" cy="1524000"/>
                           </a:xfrm>
                           <a:prstGeom prst="rect">
                             <a:avLst/>
@@ -3992,7 +2968,7 @@
                 <w:sz w:val="24"/>
                 <w:szCs w:val="24"/>
               </w:rPr>
-              <w:t xml:space="preserve">), đọc đồng thanh – cá nhân; theo cặp trả lời 4 câu hỏi về tranh (Who are they? What might they talk about? What are the people in the picture on the wall doing? Are they healthy activities?), rồi nghe – đọc Bài 1 để kiểm tra và gạch chân từ về sức khoẻ.</w:t>
+              <w:t xml:space="preserve">; cặp trả lời 4 câu về tranh; nghe – đọc, gạch chân từ về sức khoẻ.</w:t>
             </w:r>
           </w:p>
           <w:p>
@@ -4015,7 +2991,7 @@
                 <w:sz w:val="24"/>
                 <w:szCs w:val="24"/>
               </w:rPr>
-              <w:t xml:space="preserve">Câu trả lời của cặp: 1. They are Mi and Mark. 2. They are looking at the picture on the wall and talking about it. 3. They are exercising, boating, etc. 4. (HS tự trả lời có lý do). Bảng con ghi đúng nghĩa 3 từ mới; SGK có gạch chân các từ về Healthy living.</w:t>
+              <w:t xml:space="preserve">1. Mi and Mark. 2. Talking about the picture. 3. Exercising, boating. 4. HS tự trả lời.</w:t>
             </w:r>
           </w:p>
         </w:tc>
@@ -4040,13 +3016,8 @@
                 <w:sz w:val="24"/>
                 <w:szCs w:val="24"/>
               </w:rPr>
-              <w:t xml:space="preserve">HS hiểu nghĩa, phát âm đúng popular, fresh, join; nghe – đọc hội thoại giữa Mi và Mark, gạch chân từ về Healthy living.</w:t>
-            </w:r>
-          </w:p>
-          <w:p>
-            <w:pPr>
-              <w:spacing w:after="60" w:before="40" w:line="300" w:lineRule="auto"/>
-            </w:pPr>
+              <w:t xml:space="preserve">Hiểu 3 từ mới; nghe – đọc hội thoại.</w:t>
+            </w:r>
             <w:r>
               <w:rPr>
                 <w:rFonts w:ascii="Times New Roman" w:cs="Times New Roman" w:eastAsia="Times New Roman" w:hAnsi="Times New Roman"/>
@@ -4055,22 +3026,22 @@
                 <w:sz w:val="22"/>
                 <w:szCs w:val="22"/>
               </w:rPr>
-              <w:t xml:space="preserve">Mục tiêu: KT1, NLDT1</w:t>
-            </w:r>
-          </w:p>
-          <w:p>
-            <w:pPr>
-              <w:spacing w:after="60" w:before="40" w:line="300" w:lineRule="auto"/>
-            </w:pPr>
-            <w:r>
-              <w:rPr>
-                <w:rFonts w:ascii="Times New Roman" w:cs="Times New Roman" w:eastAsia="Times New Roman" w:hAnsi="Times New Roman"/>
-                <w:b/>
-                <w:bCs/>
-                <w:sz w:val="24"/>
-                <w:szCs w:val="24"/>
-              </w:rPr>
-              <w:t xml:space="preserve">⏱ 8 phút</w:t>
+              <w:t xml:space="preserve"> (KT1, NLDT1)</w:t>
+            </w:r>
+          </w:p>
+          <w:p>
+            <w:pPr>
+              <w:spacing w:after="60" w:before="40" w:line="300" w:lineRule="auto"/>
+            </w:pPr>
+            <w:r>
+              <w:rPr>
+                <w:rFonts w:ascii="Times New Roman" w:cs="Times New Roman" w:eastAsia="Times New Roman" w:hAnsi="Times New Roman"/>
+                <w:b/>
+                <w:bCs/>
+                <w:sz w:val="24"/>
+                <w:szCs w:val="24"/>
+              </w:rPr>
+              <w:t xml:space="preserve">8 phút</w:t>
             </w:r>
           </w:p>
         </w:tc>
@@ -4102,7 +3073,7 @@
                 <w:sz w:val="24"/>
                 <w:szCs w:val="24"/>
               </w:rPr>
-              <w:t xml:space="preserve">HD3. Practice 1: Bài 2 &amp; Bài 3 (tr.19)</w:t>
+              <w:t xml:space="preserve">HD3. Practice: Bài 2 &amp; Bài 3</w:t>
             </w:r>
           </w:p>
           <w:p>
@@ -4132,84 +3103,84 @@
                 <w:sz w:val="24"/>
                 <w:szCs w:val="24"/>
               </w:rPr>
-              <w:t xml:space="preserve">Bước 1 – Chuyển giao nhiệm vụ: </w:t>
-            </w:r>
-            <w:r>
-              <w:rPr>
-                <w:rFonts w:ascii="Times New Roman" w:cs="Times New Roman" w:eastAsia="Times New Roman" w:hAnsi="Times New Roman"/>
-                <w:sz w:val="24"/>
-                <w:szCs w:val="24"/>
-              </w:rPr>
-              <w:t xml:space="preserve">GV nêu yêu cầu 2 bài, giới hạn thời gian 3 phút/bài.</w:t>
-            </w:r>
-          </w:p>
-          <w:p>
-            <w:pPr>
-              <w:spacing w:after="60" w:before="40" w:line="300" w:lineRule="auto"/>
-            </w:pPr>
-            <w:r>
-              <w:rPr>
-                <w:rFonts w:ascii="Times New Roman" w:cs="Times New Roman" w:eastAsia="Times New Roman" w:hAnsi="Times New Roman"/>
-                <w:b/>
-                <w:bCs/>
-                <w:sz w:val="24"/>
-                <w:szCs w:val="24"/>
-              </w:rPr>
-              <w:t xml:space="preserve">Bước 2 – Thực hiện nhiệm vụ: </w:t>
-            </w:r>
-            <w:r>
-              <w:rPr>
-                <w:rFonts w:ascii="Times New Roman" w:cs="Times New Roman" w:eastAsia="Times New Roman" w:hAnsi="Times New Roman"/>
-                <w:sz w:val="24"/>
-                <w:szCs w:val="24"/>
-              </w:rPr>
-              <w:t xml:space="preserve">HS làm cá nhân Bài 2 rồi so đáp án với bạn cùng cặp, nêu lý do loại phương án; HS làm Bài 3 cá nhân, cặp kiểm tra chéo chính tả.</w:t>
-            </w:r>
-          </w:p>
-          <w:p>
-            <w:pPr>
-              <w:spacing w:after="60" w:before="40" w:line="300" w:lineRule="auto"/>
-            </w:pPr>
-            <w:r>
-              <w:rPr>
-                <w:rFonts w:ascii="Times New Roman" w:cs="Times New Roman" w:eastAsia="Times New Roman" w:hAnsi="Times New Roman"/>
-                <w:b/>
-                <w:bCs/>
-                <w:sz w:val="24"/>
-                <w:szCs w:val="24"/>
-              </w:rPr>
-              <w:t xml:space="preserve">Bước 3 – Báo cáo, thảo luận: </w:t>
-            </w:r>
-            <w:r>
-              <w:rPr>
-                <w:rFonts w:ascii="Times New Roman" w:cs="Times New Roman" w:eastAsia="Times New Roman" w:hAnsi="Times New Roman"/>
-                <w:sz w:val="24"/>
-                <w:szCs w:val="24"/>
-              </w:rPr>
-              <w:t xml:space="preserve">Bài 2: 2 HS giải thích vì sao không chọn 2 phương án còn lại. Bài 3: cả lớp giơ bảng con đồng loạt từng tranh.</w:t>
-            </w:r>
-          </w:p>
-          <w:p>
-            <w:pPr>
-              <w:spacing w:after="60" w:before="40" w:line="300" w:lineRule="auto"/>
-            </w:pPr>
-            <w:r>
-              <w:rPr>
-                <w:rFonts w:ascii="Times New Roman" w:cs="Times New Roman" w:eastAsia="Times New Roman" w:hAnsi="Times New Roman"/>
-                <w:b/>
-                <w:bCs/>
-                <w:sz w:val="24"/>
-                <w:szCs w:val="24"/>
-              </w:rPr>
-              <w:t xml:space="preserve">Bước 4 – Kết luận, nhận định: </w:t>
-            </w:r>
-            <w:r>
-              <w:rPr>
-                <w:rFonts w:ascii="Times New Roman" w:cs="Times New Roman" w:eastAsia="Times New Roman" w:hAnsi="Times New Roman"/>
-                <w:sz w:val="24"/>
-                <w:szCs w:val="24"/>
-              </w:rPr>
-              <w:t xml:space="preserve">GV xác nhận đáp án, ghi từ lên bảng, nhấn mạnh phát âm suncream /ˈsʌnkriːm/ và sunburn.</w:t>
+              <w:t xml:space="preserve">B1 Giao nhiệm vụ: </w:t>
+            </w:r>
+            <w:r>
+              <w:rPr>
+                <w:rFonts w:ascii="Times New Roman" w:cs="Times New Roman" w:eastAsia="Times New Roman" w:hAnsi="Times New Roman"/>
+                <w:sz w:val="24"/>
+                <w:szCs w:val="24"/>
+              </w:rPr>
+              <w:t xml:space="preserve">GV nêu yêu cầu, 3 phút/bài.</w:t>
+            </w:r>
+          </w:p>
+          <w:p>
+            <w:pPr>
+              <w:spacing w:after="60" w:before="40" w:line="300" w:lineRule="auto"/>
+            </w:pPr>
+            <w:r>
+              <w:rPr>
+                <w:rFonts w:ascii="Times New Roman" w:cs="Times New Roman" w:eastAsia="Times New Roman" w:hAnsi="Times New Roman"/>
+                <w:b/>
+                <w:bCs/>
+                <w:sz w:val="24"/>
+                <w:szCs w:val="24"/>
+              </w:rPr>
+              <w:t xml:space="preserve">B2 Thực hiện: </w:t>
+            </w:r>
+            <w:r>
+              <w:rPr>
+                <w:rFonts w:ascii="Times New Roman" w:cs="Times New Roman" w:eastAsia="Times New Roman" w:hAnsi="Times New Roman"/>
+                <w:sz w:val="24"/>
+                <w:szCs w:val="24"/>
+              </w:rPr>
+              <w:t xml:space="preserve">HS làm cá nhân rồi so đáp án theo cặp.</w:t>
+            </w:r>
+          </w:p>
+          <w:p>
+            <w:pPr>
+              <w:spacing w:after="60" w:before="40" w:line="300" w:lineRule="auto"/>
+            </w:pPr>
+            <w:r>
+              <w:rPr>
+                <w:rFonts w:ascii="Times New Roman" w:cs="Times New Roman" w:eastAsia="Times New Roman" w:hAnsi="Times New Roman"/>
+                <w:b/>
+                <w:bCs/>
+                <w:sz w:val="24"/>
+                <w:szCs w:val="24"/>
+              </w:rPr>
+              <w:t xml:space="preserve">B3 Báo cáo, thảo luận: </w:t>
+            </w:r>
+            <w:r>
+              <w:rPr>
+                <w:rFonts w:ascii="Times New Roman" w:cs="Times New Roman" w:eastAsia="Times New Roman" w:hAnsi="Times New Roman"/>
+                <w:sz w:val="24"/>
+                <w:szCs w:val="24"/>
+              </w:rPr>
+              <w:t xml:space="preserve">2 HS giải thích Bài 2; cả lớp giơ bảng con Bài 3.</w:t>
+            </w:r>
+          </w:p>
+          <w:p>
+            <w:pPr>
+              <w:spacing w:after="60" w:before="40" w:line="300" w:lineRule="auto"/>
+            </w:pPr>
+            <w:r>
+              <w:rPr>
+                <w:rFonts w:ascii="Times New Roman" w:cs="Times New Roman" w:eastAsia="Times New Roman" w:hAnsi="Times New Roman"/>
+                <w:b/>
+                <w:bCs/>
+                <w:sz w:val="24"/>
+                <w:szCs w:val="24"/>
+              </w:rPr>
+              <w:t xml:space="preserve">B4 Kết luận: </w:t>
+            </w:r>
+            <w:r>
+              <w:rPr>
+                <w:rFonts w:ascii="Times New Roman" w:cs="Times New Roman" w:eastAsia="Times New Roman" w:hAnsi="Times New Roman"/>
+                <w:sz w:val="24"/>
+                <w:szCs w:val="24"/>
+              </w:rPr>
+              <w:t xml:space="preserve">GV chốt đáp án, sửa phát âm suncream.</w:t>
             </w:r>
           </w:p>
           <w:p>
@@ -4232,53 +3203,53 @@
                 <w:sz w:val="24"/>
                 <w:szCs w:val="24"/>
               </w:rPr>
-              <w:t xml:space="preserve">Checker – So đáp án của bạn với của mình, đánh dấu câu khác nhau để thảo luận.; Explainer – Giải thích lý do chọn đáp án bằng câu trong hội thoại.</w:t>
-            </w:r>
-          </w:p>
-          <w:p>
-            <w:pPr>
-              <w:spacing w:after="60" w:before="40" w:line="300" w:lineRule="auto"/>
-            </w:pPr>
-            <w:r>
-              <w:rPr>
-                <w:rFonts w:ascii="Times New Roman" w:cs="Times New Roman" w:eastAsia="Times New Roman" w:hAnsi="Times New Roman"/>
-                <w:b/>
-                <w:bCs/>
-                <w:sz w:val="24"/>
-                <w:szCs w:val="24"/>
-              </w:rPr>
-              <w:t xml:space="preserve">Kiểm tra mức hiểu: </w:t>
-            </w:r>
-            <w:r>
-              <w:rPr>
-                <w:rFonts w:ascii="Times New Roman" w:cs="Times New Roman" w:eastAsia="Times New Roman" w:hAnsi="Times New Roman"/>
-                <w:sz w:val="24"/>
-                <w:szCs w:val="24"/>
-              </w:rPr>
-              <w:t xml:space="preserve">Bảng con đồng loạt (Show me!) cho 5 tranh Bài 3. Điều chỉnh: Từ nào sai ở &gt;1/3 lớp: GV cho HS tìm lại câu chứa từ đó trong hội thoại và luyện phát âm lại ngay.</w:t>
-            </w:r>
-          </w:p>
-          <w:p>
-            <w:pPr>
-              <w:spacing w:after="60" w:before="40" w:line="300" w:lineRule="auto"/>
-            </w:pPr>
-            <w:r>
-              <w:rPr>
-                <w:rFonts w:ascii="Times New Roman" w:cs="Times New Roman" w:eastAsia="Times New Roman" w:hAnsi="Times New Roman"/>
-                <w:b/>
-                <w:bCs/>
-                <w:sz w:val="24"/>
-                <w:szCs w:val="24"/>
-              </w:rPr>
-              <w:t xml:space="preserve">Hỗ trợ HS gặp khó: </w:t>
-            </w:r>
-            <w:r>
-              <w:rPr>
-                <w:rFonts w:ascii="Times New Roman" w:cs="Times New Roman" w:eastAsia="Times New Roman" w:hAnsi="Times New Roman"/>
-                <w:sz w:val="24"/>
-                <w:szCs w:val="24"/>
-              </w:rPr>
-              <w:t xml:space="preserve">HS gặp khó được xem lại hội thoại khi làm Bài 3; bạn Explainer hỗ trợ giải thích.</w:t>
+              <w:t xml:space="preserve">Checker: Đánh dấu câu khác nhau; Explainer: Giải thích bằng câu trong bài</w:t>
+            </w:r>
+          </w:p>
+          <w:p>
+            <w:pPr>
+              <w:spacing w:after="60" w:before="40" w:line="300" w:lineRule="auto"/>
+            </w:pPr>
+            <w:r>
+              <w:rPr>
+                <w:rFonts w:ascii="Times New Roman" w:cs="Times New Roman" w:eastAsia="Times New Roman" w:hAnsi="Times New Roman"/>
+                <w:b/>
+                <w:bCs/>
+                <w:sz w:val="24"/>
+                <w:szCs w:val="24"/>
+              </w:rPr>
+              <w:t xml:space="preserve">Kiểm tra nhanh: </w:t>
+            </w:r>
+            <w:r>
+              <w:rPr>
+                <w:rFonts w:ascii="Times New Roman" w:cs="Times New Roman" w:eastAsia="Times New Roman" w:hAnsi="Times New Roman"/>
+                <w:sz w:val="24"/>
+                <w:szCs w:val="24"/>
+              </w:rPr>
+              <w:t xml:space="preserve">Bảng con đồng loạt cho 5 tranh → Từ sai nhiều → tìm lại trong bài, luyện lại</w:t>
+            </w:r>
+          </w:p>
+          <w:p>
+            <w:pPr>
+              <w:spacing w:after="60" w:before="40" w:line="300" w:lineRule="auto"/>
+            </w:pPr>
+            <w:r>
+              <w:rPr>
+                <w:rFonts w:ascii="Times New Roman" w:cs="Times New Roman" w:eastAsia="Times New Roman" w:hAnsi="Times New Roman"/>
+                <w:b/>
+                <w:bCs/>
+                <w:sz w:val="24"/>
+                <w:szCs w:val="24"/>
+              </w:rPr>
+              <w:t xml:space="preserve">Hỗ trợ: </w:t>
+            </w:r>
+            <w:r>
+              <w:rPr>
+                <w:rFonts w:ascii="Times New Roman" w:cs="Times New Roman" w:eastAsia="Times New Roman" w:hAnsi="Times New Roman"/>
+                <w:sz w:val="24"/>
+                <w:szCs w:val="24"/>
+              </w:rPr>
+              <w:t xml:space="preserve">Cho xem lại hội thoại.</w:t>
             </w:r>
           </w:p>
         </w:tc>
@@ -4313,7 +3284,7 @@
                 <w:sz w:val="24"/>
                 <w:szCs w:val="24"/>
               </w:rPr>
-              <w:t xml:space="preserve">Bài 2: HS chọn đáp án đúng cho câu hỏi What are Mark and Mi talking about? (A. Health problems / B. Healthy activities / C. Sports and games) mà không đọc lại, giải thích vì sao loại 2 phương án còn lại. Bài 3: HS viết từ/cụm từ trong khung dưới mỗi tranh.</w:t>
+              <w:t xml:space="preserve">Bài 2: chọn A/B/C, giải thích loại phương án. Bài 3: viết từ dưới tranh.</w:t>
             </w:r>
           </w:p>
           <w:p>
@@ -4336,7 +3307,7 @@
                 <w:sz w:val="24"/>
                 <w:szCs w:val="24"/>
               </w:rPr>
-              <w:t xml:space="preserve">Bài 2: B. Healthy activities, kèm 1 câu giải thích (Mark và Mi nói về boating, cycling… – hoạt động tốt cho sức khoẻ). Bài 3: 1. sunburn 2. suncream 3. lunch box 4. boating 5. cycling (ghi trên bảng con và SGK).</w:t>
+              <w:t xml:space="preserve">Bài 2: B. Healthy activities. Bài 3: 1. sunburn 2. suncream 3. lunch box 4. boating 5. cycling.</w:t>
             </w:r>
           </w:p>
         </w:tc>
@@ -4361,13 +3332,8 @@
                 <w:sz w:val="24"/>
                 <w:szCs w:val="24"/>
               </w:rPr>
-              <w:t xml:space="preserve">HS hiểu ý chính hội thoại (Bài 2) và nhận diện từ vựng qua tranh (Bài 3).</w:t>
-            </w:r>
-          </w:p>
-          <w:p>
-            <w:pPr>
-              <w:spacing w:after="60" w:before="40" w:line="300" w:lineRule="auto"/>
-            </w:pPr>
+              <w:t xml:space="preserve">Nắm ý chính; nhận diện từ qua tranh.</w:t>
+            </w:r>
             <w:r>
               <w:rPr>
                 <w:rFonts w:ascii="Times New Roman" w:cs="Times New Roman" w:eastAsia="Times New Roman" w:hAnsi="Times New Roman"/>
@@ -4376,22 +3342,22 @@
                 <w:sz w:val="22"/>
                 <w:szCs w:val="22"/>
               </w:rPr>
-              <w:t xml:space="preserve">Mục tiêu: NLDT1, KT1</w:t>
-            </w:r>
-          </w:p>
-          <w:p>
-            <w:pPr>
-              <w:spacing w:after="60" w:before="40" w:line="300" w:lineRule="auto"/>
-            </w:pPr>
-            <w:r>
-              <w:rPr>
-                <w:rFonts w:ascii="Times New Roman" w:cs="Times New Roman" w:eastAsia="Times New Roman" w:hAnsi="Times New Roman"/>
-                <w:b/>
-                <w:bCs/>
-                <w:sz w:val="24"/>
-                <w:szCs w:val="24"/>
-              </w:rPr>
-              <w:t xml:space="preserve">⏱ 7 phút</w:t>
+              <w:t xml:space="preserve"> (NLDT1, KT1)</w:t>
+            </w:r>
+          </w:p>
+          <w:p>
+            <w:pPr>
+              <w:spacing w:after="60" w:before="40" w:line="300" w:lineRule="auto"/>
+            </w:pPr>
+            <w:r>
+              <w:rPr>
+                <w:rFonts w:ascii="Times New Roman" w:cs="Times New Roman" w:eastAsia="Times New Roman" w:hAnsi="Times New Roman"/>
+                <w:b/>
+                <w:bCs/>
+                <w:sz w:val="24"/>
+                <w:szCs w:val="24"/>
+              </w:rPr>
+              <w:t xml:space="preserve">7 phút</w:t>
             </w:r>
           </w:p>
         </w:tc>
@@ -4423,7 +3389,7 @@
                 <w:sz w:val="24"/>
                 <w:szCs w:val="24"/>
               </w:rPr>
-              <w:t xml:space="preserve">HD4. Practice 2: Bài 4 – Complete the sentences (tr.19)</w:t>
+              <w:t xml:space="preserve">HD4. Practice: Bài 4</w:t>
             </w:r>
           </w:p>
           <w:p>
@@ -4453,107 +3419,107 @@
                 <w:sz w:val="24"/>
                 <w:szCs w:val="24"/>
               </w:rPr>
-              <w:t xml:space="preserve">Bước 1 – Chuyển giao nhiệm vụ: </w:t>
-            </w:r>
-            <w:r>
-              <w:rPr>
-                <w:rFonts w:ascii="Times New Roman" w:cs="Times New Roman" w:eastAsia="Times New Roman" w:hAnsi="Times New Roman"/>
-                <w:sz w:val="24"/>
-                <w:szCs w:val="24"/>
-              </w:rPr>
-              <w:t xml:space="preserve">GV yêu cầu HS làm cá nhân trong 2 phút, sau đó đổi vở với bạn.</w:t>
-            </w:r>
-          </w:p>
-          <w:p>
-            <w:pPr>
-              <w:spacing w:after="60" w:before="40" w:line="300" w:lineRule="auto"/>
-            </w:pPr>
-            <w:r>
-              <w:rPr>
-                <w:rFonts w:ascii="Times New Roman" w:cs="Times New Roman" w:eastAsia="Times New Roman" w:hAnsi="Times New Roman"/>
-                <w:b/>
-                <w:bCs/>
-                <w:sz w:val="24"/>
-                <w:szCs w:val="24"/>
-              </w:rPr>
-              <w:t xml:space="preserve">Bước 2 – Thực hiện nhiệm vụ: </w:t>
-            </w:r>
-            <w:r>
-              <w:rPr>
-                <w:rFonts w:ascii="Times New Roman" w:cs="Times New Roman" w:eastAsia="Times New Roman" w:hAnsi="Times New Roman"/>
-                <w:sz w:val="24"/>
-                <w:szCs w:val="24"/>
-              </w:rPr>
-              <w:t xml:space="preserve">HS làm cá nhân, sau đó chấm chéo cho bạn theo đáp án chiếu trên màn hình.</w:t>
-            </w:r>
-          </w:p>
-          <w:p>
-            <w:pPr>
-              <w:spacing w:after="60" w:before="40" w:line="300" w:lineRule="auto"/>
-            </w:pPr>
-            <w:r>
-              <w:rPr>
-                <w:rFonts w:ascii="Times New Roman" w:cs="Times New Roman" w:eastAsia="Times New Roman" w:hAnsi="Times New Roman"/>
-                <w:b/>
-                <w:bCs/>
-                <w:sz w:val="24"/>
-                <w:szCs w:val="24"/>
-              </w:rPr>
-              <w:t xml:space="preserve">Bước 3 – Báo cáo, thảo luận: </w:t>
-            </w:r>
-            <w:r>
-              <w:rPr>
-                <w:rFonts w:ascii="Times New Roman" w:cs="Times New Roman" w:eastAsia="Times New Roman" w:hAnsi="Times New Roman"/>
-                <w:sz w:val="24"/>
-                <w:szCs w:val="24"/>
-              </w:rPr>
-              <w:t xml:space="preserve">HS báo cáo số câu đúng bằng giơ tay (5/5, 4/5…); HS chỉ ra câu trong hội thoại chứa đáp án.</w:t>
-            </w:r>
-          </w:p>
-          <w:p>
-            <w:pPr>
-              <w:spacing w:after="60" w:before="40" w:line="300" w:lineRule="auto"/>
-            </w:pPr>
-            <w:r>
-              <w:rPr>
-                <w:rFonts w:ascii="Times New Roman" w:cs="Times New Roman" w:eastAsia="Times New Roman" w:hAnsi="Times New Roman"/>
-                <w:b/>
-                <w:bCs/>
-                <w:sz w:val="24"/>
-                <w:szCs w:val="24"/>
-              </w:rPr>
-              <w:t xml:space="preserve">Bước 4 – Kết luận, nhận định: </w:t>
-            </w:r>
-            <w:r>
-              <w:rPr>
-                <w:rFonts w:ascii="Times New Roman" w:cs="Times New Roman" w:eastAsia="Times New Roman" w:hAnsi="Times New Roman"/>
-                <w:sz w:val="24"/>
-                <w:szCs w:val="24"/>
-              </w:rPr>
-              <w:t xml:space="preserve">GV chốt đáp án, lưu ý câu nhiều HS sai.</w:t>
-            </w:r>
-          </w:p>
-          <w:p>
-            <w:pPr>
-              <w:spacing w:after="60" w:before="40" w:line="300" w:lineRule="auto"/>
-            </w:pPr>
-            <w:r>
-              <w:rPr>
-                <w:rFonts w:ascii="Times New Roman" w:cs="Times New Roman" w:eastAsia="Times New Roman" w:hAnsi="Times New Roman"/>
-                <w:b/>
-                <w:bCs/>
-                <w:sz w:val="24"/>
-                <w:szCs w:val="24"/>
-              </w:rPr>
-              <w:t xml:space="preserve">Hỗ trợ HS gặp khó: </w:t>
-            </w:r>
-            <w:r>
-              <w:rPr>
-                <w:rFonts w:ascii="Times New Roman" w:cs="Times New Roman" w:eastAsia="Times New Roman" w:hAnsi="Times New Roman"/>
-                <w:sz w:val="24"/>
-                <w:szCs w:val="24"/>
-              </w:rPr>
-              <w:t xml:space="preserve">HS yếu được gợi ý chữ cái đầu của từ cần điền.</w:t>
+              <w:t xml:space="preserve">B1 Giao nhiệm vụ: </w:t>
+            </w:r>
+            <w:r>
+              <w:rPr>
+                <w:rFonts w:ascii="Times New Roman" w:cs="Times New Roman" w:eastAsia="Times New Roman" w:hAnsi="Times New Roman"/>
+                <w:sz w:val="24"/>
+                <w:szCs w:val="24"/>
+              </w:rPr>
+              <w:t xml:space="preserve">GV giao làm cá nhân 2 phút.</w:t>
+            </w:r>
+          </w:p>
+          <w:p>
+            <w:pPr>
+              <w:spacing w:after="60" w:before="40" w:line="300" w:lineRule="auto"/>
+            </w:pPr>
+            <w:r>
+              <w:rPr>
+                <w:rFonts w:ascii="Times New Roman" w:cs="Times New Roman" w:eastAsia="Times New Roman" w:hAnsi="Times New Roman"/>
+                <w:b/>
+                <w:bCs/>
+                <w:sz w:val="24"/>
+                <w:szCs w:val="24"/>
+              </w:rPr>
+              <w:t xml:space="preserve">B2 Thực hiện: </w:t>
+            </w:r>
+            <w:r>
+              <w:rPr>
+                <w:rFonts w:ascii="Times New Roman" w:cs="Times New Roman" w:eastAsia="Times New Roman" w:hAnsi="Times New Roman"/>
+                <w:sz w:val="24"/>
+                <w:szCs w:val="24"/>
+              </w:rPr>
+              <w:t xml:space="preserve">HS làm rồi chấm chéo theo đáp án chiếu.</w:t>
+            </w:r>
+          </w:p>
+          <w:p>
+            <w:pPr>
+              <w:spacing w:after="60" w:before="40" w:line="300" w:lineRule="auto"/>
+            </w:pPr>
+            <w:r>
+              <w:rPr>
+                <w:rFonts w:ascii="Times New Roman" w:cs="Times New Roman" w:eastAsia="Times New Roman" w:hAnsi="Times New Roman"/>
+                <w:b/>
+                <w:bCs/>
+                <w:sz w:val="24"/>
+                <w:szCs w:val="24"/>
+              </w:rPr>
+              <w:t xml:space="preserve">B3 Báo cáo, thảo luận: </w:t>
+            </w:r>
+            <w:r>
+              <w:rPr>
+                <w:rFonts w:ascii="Times New Roman" w:cs="Times New Roman" w:eastAsia="Times New Roman" w:hAnsi="Times New Roman"/>
+                <w:sz w:val="24"/>
+                <w:szCs w:val="24"/>
+              </w:rPr>
+              <w:t xml:space="preserve">HS báo số câu đúng, chỉ câu chứa đáp án.</w:t>
+            </w:r>
+          </w:p>
+          <w:p>
+            <w:pPr>
+              <w:spacing w:after="60" w:before="40" w:line="300" w:lineRule="auto"/>
+            </w:pPr>
+            <w:r>
+              <w:rPr>
+                <w:rFonts w:ascii="Times New Roman" w:cs="Times New Roman" w:eastAsia="Times New Roman" w:hAnsi="Times New Roman"/>
+                <w:b/>
+                <w:bCs/>
+                <w:sz w:val="24"/>
+                <w:szCs w:val="24"/>
+              </w:rPr>
+              <w:t xml:space="preserve">B4 Kết luận: </w:t>
+            </w:r>
+            <w:r>
+              <w:rPr>
+                <w:rFonts w:ascii="Times New Roman" w:cs="Times New Roman" w:eastAsia="Times New Roman" w:hAnsi="Times New Roman"/>
+                <w:sz w:val="24"/>
+                <w:szCs w:val="24"/>
+              </w:rPr>
+              <w:t xml:space="preserve">GV chốt câu nhiều HS sai.</w:t>
+            </w:r>
+          </w:p>
+          <w:p>
+            <w:pPr>
+              <w:spacing w:after="60" w:before="40" w:line="300" w:lineRule="auto"/>
+            </w:pPr>
+            <w:r>
+              <w:rPr>
+                <w:rFonts w:ascii="Times New Roman" w:cs="Times New Roman" w:eastAsia="Times New Roman" w:hAnsi="Times New Roman"/>
+                <w:b/>
+                <w:bCs/>
+                <w:sz w:val="24"/>
+                <w:szCs w:val="24"/>
+              </w:rPr>
+              <w:t xml:space="preserve">Hỗ trợ: </w:t>
+            </w:r>
+            <w:r>
+              <w:rPr>
+                <w:rFonts w:ascii="Times New Roman" w:cs="Times New Roman" w:eastAsia="Times New Roman" w:hAnsi="Times New Roman"/>
+                <w:sz w:val="24"/>
+                <w:szCs w:val="24"/>
+              </w:rPr>
+              <w:t xml:space="preserve">Gợi ý chữ cái đầu.</w:t>
             </w:r>
           </w:p>
         </w:tc>
@@ -4588,7 +3554,7 @@
                 <w:sz w:val="24"/>
                 <w:szCs w:val="24"/>
               </w:rPr>
-              <w:t xml:space="preserve">HS hoàn thành 5 câu bằng từ trong hội thoại và chỉ ra vị trí từ đó trong bài đọc.</w:t>
+              <w:t xml:space="preserve">Hoàn thành 5 câu bằng từ trong hội thoại.</w:t>
             </w:r>
           </w:p>
           <w:p>
@@ -4611,7 +3577,7 @@
                 <w:sz w:val="24"/>
                 <w:szCs w:val="24"/>
               </w:rPr>
-              <w:t xml:space="preserve">Đáp án: 1. boating 2. park 3. countryside 4. suncream 5. health — mỗi đáp án kèm dòng tìm thấy trong hội thoại.</w:t>
+              <w:t xml:space="preserve">1. boating 2. park 3. countryside 4. suncream 5. health.</w:t>
             </w:r>
           </w:p>
         </w:tc>
@@ -4636,13 +3602,8 @@
                 <w:sz w:val="24"/>
                 <w:szCs w:val="24"/>
               </w:rPr>
-              <w:t xml:space="preserve">HS sử dụng từ trong ngữ cảnh câu.</w:t>
-            </w:r>
-          </w:p>
-          <w:p>
-            <w:pPr>
-              <w:spacing w:after="60" w:before="40" w:line="300" w:lineRule="auto"/>
-            </w:pPr>
+              <w:t xml:space="preserve">Dùng từ trong ngữ cảnh câu.</w:t>
+            </w:r>
             <w:r>
               <w:rPr>
                 <w:rFonts w:ascii="Times New Roman" w:cs="Times New Roman" w:eastAsia="Times New Roman" w:hAnsi="Times New Roman"/>
@@ -4651,22 +3612,22 @@
                 <w:sz w:val="22"/>
                 <w:szCs w:val="22"/>
               </w:rPr>
-              <w:t xml:space="preserve">Mục tiêu: KT1, NLDT1</w:t>
-            </w:r>
-          </w:p>
-          <w:p>
-            <w:pPr>
-              <w:spacing w:after="60" w:before="40" w:line="300" w:lineRule="auto"/>
-            </w:pPr>
-            <w:r>
-              <w:rPr>
-                <w:rFonts w:ascii="Times New Roman" w:cs="Times New Roman" w:eastAsia="Times New Roman" w:hAnsi="Times New Roman"/>
-                <w:b/>
-                <w:bCs/>
-                <w:sz w:val="24"/>
-                <w:szCs w:val="24"/>
-              </w:rPr>
-              <w:t xml:space="preserve">⏱ 4 phút</w:t>
+              <w:t xml:space="preserve"> (KT1, NLDT1)</w:t>
+            </w:r>
+          </w:p>
+          <w:p>
+            <w:pPr>
+              <w:spacing w:after="60" w:before="40" w:line="300" w:lineRule="auto"/>
+            </w:pPr>
+            <w:r>
+              <w:rPr>
+                <w:rFonts w:ascii="Times New Roman" w:cs="Times New Roman" w:eastAsia="Times New Roman" w:hAnsi="Times New Roman"/>
+                <w:b/>
+                <w:bCs/>
+                <w:sz w:val="24"/>
+                <w:szCs w:val="24"/>
+              </w:rPr>
+              <w:t xml:space="preserve">4 phút</w:t>
             </w:r>
           </w:p>
         </w:tc>
@@ -4698,7 +3659,7 @@
                 <w:sz w:val="24"/>
                 <w:szCs w:val="24"/>
               </w:rPr>
-              <w:t xml:space="preserve">HD5. Production (Same/Different): Good or bad for health? → Our healthy living plan (Bài 5, tr.19 – mở rộng)</w:t>
+              <w:t xml:space="preserve">HD5. Production: Our healthy living plan (Bài 5)</w:t>
             </w:r>
           </w:p>
           <w:p>
@@ -4728,84 +3689,84 @@
                 <w:sz w:val="24"/>
                 <w:szCs w:val="24"/>
               </w:rPr>
-              <w:t xml:space="preserve">Bước 1 – Chuyển giao nhiệm vụ: </w:t>
-            </w:r>
-            <w:r>
-              <w:rPr>
-                <w:rFonts w:ascii="Times New Roman" w:cs="Times New Roman" w:eastAsia="Times New Roman" w:hAnsi="Times New Roman"/>
-                <w:sz w:val="24"/>
-                <w:szCs w:val="24"/>
-              </w:rPr>
-              <w:t xml:space="preserve">GV phát phiếu khảo sát, thẻ vai trò và rubric R1; nhắc lại 3 phương án và câu hỏi định hướng của từng phương án (chiếu trên màn hình).</w:t>
-            </w:r>
-          </w:p>
-          <w:p>
-            <w:pPr>
-              <w:spacing w:after="60" w:before="40" w:line="300" w:lineRule="auto"/>
-            </w:pPr>
-            <w:r>
-              <w:rPr>
-                <w:rFonts w:ascii="Times New Roman" w:cs="Times New Roman" w:eastAsia="Times New Roman" w:hAnsi="Times New Roman"/>
-                <w:b/>
-                <w:bCs/>
-                <w:sz w:val="24"/>
-                <w:szCs w:val="24"/>
-              </w:rPr>
-              <w:t xml:space="preserve">Bước 2 – Thực hiện nhiệm vụ: </w:t>
-            </w:r>
-            <w:r>
-              <w:rPr>
-                <w:rFonts w:ascii="Times New Roman" w:cs="Times New Roman" w:eastAsia="Times New Roman" w:hAnsi="Times New Roman"/>
-                <w:sz w:val="24"/>
-                <w:szCs w:val="24"/>
-              </w:rPr>
-              <w:t xml:space="preserve">HS phỏng vấn nhau, nhóm chọn phương án, Leader điều phối lập thứ tự việc, cả nhóm viết lời khuyên, xếp hạng ưu tiên và làm poster; GV đi quanh quan sát, hỗ trợ nhóm gặp khó, nhắc giờ ở mốc còn 2 phút.</w:t>
-            </w:r>
-          </w:p>
-          <w:p>
-            <w:pPr>
-              <w:spacing w:after="60" w:before="40" w:line="300" w:lineRule="auto"/>
-            </w:pPr>
-            <w:r>
-              <w:rPr>
-                <w:rFonts w:ascii="Times New Roman" w:cs="Times New Roman" w:eastAsia="Times New Roman" w:hAnsi="Times New Roman"/>
-                <w:b/>
-                <w:bCs/>
-                <w:sz w:val="24"/>
-                <w:szCs w:val="24"/>
-              </w:rPr>
-              <w:t xml:space="preserve">Bước 3 – Báo cáo, thảo luận: </w:t>
-            </w:r>
-            <w:r>
-              <w:rPr>
-                <w:rFonts w:ascii="Times New Roman" w:cs="Times New Roman" w:eastAsia="Times New Roman" w:hAnsi="Times New Roman"/>
-                <w:sz w:val="24"/>
-                <w:szCs w:val="24"/>
-              </w:rPr>
-              <w:t xml:space="preserve">Nhóm tự chấm sơ bộ poster theo rubric R1 trước khi trưng bày (chuẩn bị cho HD6).</w:t>
-            </w:r>
-          </w:p>
-          <w:p>
-            <w:pPr>
-              <w:spacing w:after="60" w:before="40" w:line="300" w:lineRule="auto"/>
-            </w:pPr>
-            <w:r>
-              <w:rPr>
-                <w:rFonts w:ascii="Times New Roman" w:cs="Times New Roman" w:eastAsia="Times New Roman" w:hAnsi="Times New Roman"/>
-                <w:b/>
-                <w:bCs/>
-                <w:sz w:val="24"/>
-                <w:szCs w:val="24"/>
-              </w:rPr>
-              <w:t xml:space="preserve">Bước 4 – Kết luận, nhận định: </w:t>
-            </w:r>
-            <w:r>
-              <w:rPr>
-                <w:rFonts w:ascii="Times New Roman" w:cs="Times New Roman" w:eastAsia="Times New Roman" w:hAnsi="Times New Roman"/>
-                <w:sz w:val="24"/>
-                <w:szCs w:val="24"/>
-              </w:rPr>
-              <w:t xml:space="preserve">GV ghi nhận nhanh tiến độ các nhóm, nhắc nhóm chưa có "hòn đá lớn" bổ sung trước khi trình bày.</w:t>
+              <w:t xml:space="preserve">B1 Giao nhiệm vụ: </w:t>
+            </w:r>
+            <w:r>
+              <w:rPr>
+                <w:rFonts w:ascii="Times New Roman" w:cs="Times New Roman" w:eastAsia="Times New Roman" w:hAnsi="Times New Roman"/>
+                <w:sz w:val="24"/>
+                <w:szCs w:val="24"/>
+              </w:rPr>
+              <w:t xml:space="preserve">GV phát phiếu, thẻ vai, R1; chiếu 3 phương án.</w:t>
+            </w:r>
+          </w:p>
+          <w:p>
+            <w:pPr>
+              <w:spacing w:after="60" w:before="40" w:line="300" w:lineRule="auto"/>
+            </w:pPr>
+            <w:r>
+              <w:rPr>
+                <w:rFonts w:ascii="Times New Roman" w:cs="Times New Roman" w:eastAsia="Times New Roman" w:hAnsi="Times New Roman"/>
+                <w:b/>
+                <w:bCs/>
+                <w:sz w:val="24"/>
+                <w:szCs w:val="24"/>
+              </w:rPr>
+              <w:t xml:space="preserve">B2 Thực hiện: </w:t>
+            </w:r>
+            <w:r>
+              <w:rPr>
+                <w:rFonts w:ascii="Times New Roman" w:cs="Times New Roman" w:eastAsia="Times New Roman" w:hAnsi="Times New Roman"/>
+                <w:sz w:val="24"/>
+                <w:szCs w:val="24"/>
+              </w:rPr>
+              <w:t xml:space="preserve">HS phỏng vấn, chọn phương án, xếp hạng, làm poster.</w:t>
+            </w:r>
+          </w:p>
+          <w:p>
+            <w:pPr>
+              <w:spacing w:after="60" w:before="40" w:line="300" w:lineRule="auto"/>
+            </w:pPr>
+            <w:r>
+              <w:rPr>
+                <w:rFonts w:ascii="Times New Roman" w:cs="Times New Roman" w:eastAsia="Times New Roman" w:hAnsi="Times New Roman"/>
+                <w:b/>
+                <w:bCs/>
+                <w:sz w:val="24"/>
+                <w:szCs w:val="24"/>
+              </w:rPr>
+              <w:t xml:space="preserve">B3 Báo cáo, thảo luận: </w:t>
+            </w:r>
+            <w:r>
+              <w:rPr>
+                <w:rFonts w:ascii="Times New Roman" w:cs="Times New Roman" w:eastAsia="Times New Roman" w:hAnsi="Times New Roman"/>
+                <w:sz w:val="24"/>
+                <w:szCs w:val="24"/>
+              </w:rPr>
+              <w:t xml:space="preserve">Nhóm tự chấm sơ bộ theo R1.</w:t>
+            </w:r>
+          </w:p>
+          <w:p>
+            <w:pPr>
+              <w:spacing w:after="60" w:before="40" w:line="300" w:lineRule="auto"/>
+            </w:pPr>
+            <w:r>
+              <w:rPr>
+                <w:rFonts w:ascii="Times New Roman" w:cs="Times New Roman" w:eastAsia="Times New Roman" w:hAnsi="Times New Roman"/>
+                <w:b/>
+                <w:bCs/>
+                <w:sz w:val="24"/>
+                <w:szCs w:val="24"/>
+              </w:rPr>
+              <w:t xml:space="preserve">B4 Kết luận: </w:t>
+            </w:r>
+            <w:r>
+              <w:rPr>
+                <w:rFonts w:ascii="Times New Roman" w:cs="Times New Roman" w:eastAsia="Times New Roman" w:hAnsi="Times New Roman"/>
+                <w:sz w:val="24"/>
+                <w:szCs w:val="24"/>
+              </w:rPr>
+              <w:t xml:space="preserve">GV nhắc nhóm thiếu "hòn đá lớn" bổ sung.</w:t>
             </w:r>
           </w:p>
           <w:p>
@@ -4828,30 +3789,30 @@
                 <w:sz w:val="24"/>
                 <w:szCs w:val="24"/>
               </w:rPr>
-              <w:t xml:space="preserve">Leader (điều phối) – Điều phối nhóm chọn phương án, lập thứ tự công việc, giữ cả nhóm đúng nhiệm vụ.; Interviewer &amp; Timekeeper – Hỏi các câu hỏi khảo sát, nhắc giờ theo từng bước.; Recorder – Ghi kết quả khảo sát và lời khuyên lên poster.; Reporter – Chuẩn bị và trình bày kế hoạch của nhóm trong 1 phút ở HD6.</w:t>
-            </w:r>
-          </w:p>
-          <w:p>
-            <w:pPr>
-              <w:spacing w:after="60" w:before="40" w:line="300" w:lineRule="auto"/>
-            </w:pPr>
-            <w:r>
-              <w:rPr>
-                <w:rFonts w:ascii="Times New Roman" w:cs="Times New Roman" w:eastAsia="Times New Roman" w:hAnsi="Times New Roman"/>
-                <w:b/>
-                <w:bCs/>
-                <w:sz w:val="24"/>
-                <w:szCs w:val="24"/>
-              </w:rPr>
-              <w:t xml:space="preserve">Hỗ trợ HS gặp khó: </w:t>
-            </w:r>
-            <w:r>
-              <w:rPr>
-                <w:rFonts w:ascii="Times New Roman" w:cs="Times New Roman" w:eastAsia="Times New Roman" w:hAnsi="Times New Roman"/>
-                <w:sz w:val="24"/>
-                <w:szCs w:val="24"/>
-              </w:rPr>
-              <w:t xml:space="preserve">Khung câu gợi ý trên màn chiếu: "We should … because …", "The most important thing is … because …"; GV hỗ trợ trực tiếp nhóm chậm; HS khá trong nhóm giúp bạn diễn đạt.</w:t>
+              <w:t xml:space="preserve">Leader: Điều phối, lập thứ tự việc; Interviewer: Hỏi khảo sát, nhắc giờ; Recorder: Ghi kết quả lên poster; Reporter: Trình bày 1 phút ở HD6</w:t>
+            </w:r>
+          </w:p>
+          <w:p>
+            <w:pPr>
+              <w:spacing w:after="60" w:before="40" w:line="300" w:lineRule="auto"/>
+            </w:pPr>
+            <w:r>
+              <w:rPr>
+                <w:rFonts w:ascii="Times New Roman" w:cs="Times New Roman" w:eastAsia="Times New Roman" w:hAnsi="Times New Roman"/>
+                <w:b/>
+                <w:bCs/>
+                <w:sz w:val="24"/>
+                <w:szCs w:val="24"/>
+              </w:rPr>
+              <w:t xml:space="preserve">Hỗ trợ: </w:t>
+            </w:r>
+            <w:r>
+              <w:rPr>
+                <w:rFonts w:ascii="Times New Roman" w:cs="Times New Roman" w:eastAsia="Times New Roman" w:hAnsi="Times New Roman"/>
+                <w:sz w:val="24"/>
+                <w:szCs w:val="24"/>
+              </w:rPr>
+              <w:t xml:space="preserve">Khung câu "We should… because…".</w:t>
             </w:r>
           </w:p>
         </w:tc>
@@ -4886,7 +3847,7 @@
                 <w:sz w:val="24"/>
                 <w:szCs w:val="24"/>
               </w:rPr>
-              <w:t xml:space="preserve">Nhóm 4 HS: (1) mỗi HS nêu 2 hoạt động hằng ngày như Bài 5 SGK, các bạn trong nhóm hỏi How often…? và quyết định Good/Bad – Why, ghi vào phiếu khảo sát (mở rộng Bài 5 theo ý đồ khảo sát của bản gốc); (2) thống nhất chọn 1 trong 3 phương án (PA1 Healthy outdoor weekend / PA2 Healthy eating day / PA3 Healthy sleep &amp; screen time) và lập thứ tự công việc; (3) đề xuất ≥3 lời khuyên dùng từ vựng của bài; (4) dùng Công cụ Ưu tiên xếp hạng lời khuyên, chọn 1 "hòn đá lớn"; (5) làm poster A3, mỗi thành viên ghi tên cạnh phần việc của mình.</w:t>
+              <w:t xml:space="preserve">Mỗi HS nêu 2 hoạt động → nhóm hỏi How often/Good or bad/Why; chọn 1 phương án; viết ≥3 lời khuyên; xếp hạng, chọn "hòn đá lớn"; làm poster.</w:t>
             </w:r>
           </w:p>
           <w:p>
@@ -4909,55 +3870,7 @@
                 <w:sz w:val="24"/>
                 <w:szCs w:val="24"/>
               </w:rPr>
-              <w:t xml:space="preserve">Phiếu khảo sát 4 thành viên (vd: Walking to school – every day – good; Eating breakfast – rarely – bad; Sleeping – 12 hours per day – bad) và poster "Our healthy living plan" gồm ≥3 lời khuyên có lý do, 1 "hòn đá lớn" được xếp đầu, tên + phần việc từng thành viên; tự đánh giá theo rubric R1.</w:t>
-            </w:r>
-          </w:p>
-          <w:p>
-            <w:pPr>
-              <w:spacing w:after="60" w:before="40" w:line="300" w:lineRule="auto"/>
-            </w:pPr>
-            <w:r>
-              <w:rPr>
-                <w:rFonts w:ascii="Times New Roman" w:cs="Times New Roman" w:eastAsia="Times New Roman" w:hAnsi="Times New Roman"/>
-                <w:b/>
-                <w:bCs/>
-                <w:sz w:val="24"/>
-                <w:szCs w:val="24"/>
-              </w:rPr>
-              <w:t xml:space="preserve">Đánh giá: </w:t>
-            </w:r>
-            <w:r>
-              <w:rPr>
-                <w:rFonts w:ascii="Times New Roman" w:cs="Times New Roman" w:eastAsia="Times New Roman" w:hAnsi="Times New Roman"/>
-                <w:sz w:val="24"/>
-                <w:szCs w:val="24"/>
-              </w:rPr>
-              <w:t xml:space="preserve">rubric R1</w:t>
-            </w:r>
-          </w:p>
-        </w:tc>
-        <w:tc>
-          <w:tcPr>
-            <w:tcW w:type="dxa" w:w="3400"/>
-            <w:tcMar>
-              <w:top w:type="dxa" w:w="60"/>
-              <w:left w:type="dxa" w:w="100"/>
-              <w:bottom w:type="dxa" w:w="60"/>
-              <w:right w:type="dxa" w:w="100"/>
-            </w:tcMar>
-            <w:vAlign w:val="top"/>
-          </w:tcPr>
-          <w:p>
-            <w:pPr>
-              <w:spacing w:after="60" w:before="40" w:line="300" w:lineRule="auto"/>
-            </w:pPr>
-            <w:r>
-              <w:rPr>
-                <w:rFonts w:ascii="Times New Roman" w:cs="Times New Roman" w:eastAsia="Times New Roman" w:hAnsi="Times New Roman"/>
-                <w:sz w:val="24"/>
-                <w:szCs w:val="24"/>
-              </w:rPr>
-              <w:t xml:space="preserve">HS khảo sát hoạt động hằng ngày của các thành viên, đánh giá tốt/không tốt cho sức khoẻ, chọn 1 phương án và xây kế hoạch sống khoẻ có xếp hạng ưu tiên.</w:t>
+              <w:t xml:space="preserve">Phiếu khảo sát 4 HS + poster: ≥3 lời khuyên có lý do, 1 "hòn đá lớn", tên phần việc từng HS.</w:t>
             </w:r>
           </w:p>
           <w:p>
@@ -4972,22 +3885,57 @@
                 <w:sz w:val="22"/>
                 <w:szCs w:val="22"/>
               </w:rPr>
-              <w:t xml:space="preserve">Mục tiêu: KT1, KT2, NLC1, NLC2, NLDT2, PC1, TL1, GT1, TQ1, TQ2</w:t>
-            </w:r>
-          </w:p>
-          <w:p>
-            <w:pPr>
-              <w:spacing w:after="60" w:before="40" w:line="300" w:lineRule="auto"/>
-            </w:pPr>
-            <w:r>
-              <w:rPr>
-                <w:rFonts w:ascii="Times New Roman" w:cs="Times New Roman" w:eastAsia="Times New Roman" w:hAnsi="Times New Roman"/>
-                <w:b/>
-                <w:bCs/>
-                <w:sz w:val="24"/>
-                <w:szCs w:val="24"/>
-              </w:rPr>
-              <w:t xml:space="preserve">⏱ 11 phút</w:t>
+              <w:t xml:space="preserve">Đánh giá theo R1</w:t>
+            </w:r>
+          </w:p>
+        </w:tc>
+        <w:tc>
+          <w:tcPr>
+            <w:tcW w:type="dxa" w:w="3400"/>
+            <w:tcMar>
+              <w:top w:type="dxa" w:w="60"/>
+              <w:left w:type="dxa" w:w="100"/>
+              <w:bottom w:type="dxa" w:w="60"/>
+              <w:right w:type="dxa" w:w="100"/>
+            </w:tcMar>
+            <w:vAlign w:val="top"/>
+          </w:tcPr>
+          <w:p>
+            <w:pPr>
+              <w:spacing w:after="60" w:before="40" w:line="300" w:lineRule="auto"/>
+            </w:pPr>
+            <w:r>
+              <w:rPr>
+                <w:rFonts w:ascii="Times New Roman" w:cs="Times New Roman" w:eastAsia="Times New Roman" w:hAnsi="Times New Roman"/>
+                <w:sz w:val="24"/>
+                <w:szCs w:val="24"/>
+              </w:rPr>
+              <w:t xml:space="preserve">Khảo sát, chọn phương án, lập kế hoạch có ưu tiên.</w:t>
+            </w:r>
+            <w:r>
+              <w:rPr>
+                <w:rFonts w:ascii="Times New Roman" w:cs="Times New Roman" w:eastAsia="Times New Roman" w:hAnsi="Times New Roman"/>
+                <w:i/>
+                <w:iCs/>
+                <w:sz w:val="22"/>
+                <w:szCs w:val="22"/>
+              </w:rPr>
+              <w:t xml:space="preserve"> (KT1, KT2, NLC1, NLC2, NLDT2, PC1, TL1, GT1, TQ1, TQ2)</w:t>
+            </w:r>
+          </w:p>
+          <w:p>
+            <w:pPr>
+              <w:spacing w:after="60" w:before="40" w:line="300" w:lineRule="auto"/>
+            </w:pPr>
+            <w:r>
+              <w:rPr>
+                <w:rFonts w:ascii="Times New Roman" w:cs="Times New Roman" w:eastAsia="Times New Roman" w:hAnsi="Times New Roman"/>
+                <w:b/>
+                <w:bCs/>
+                <w:sz w:val="24"/>
+                <w:szCs w:val="24"/>
+              </w:rPr>
+              <w:t xml:space="preserve">11 phút</w:t>
             </w:r>
           </w:p>
         </w:tc>
@@ -5049,84 +3997,84 @@
                 <w:sz w:val="24"/>
                 <w:szCs w:val="24"/>
               </w:rPr>
-              <w:t xml:space="preserve">Bước 1 – Chuyển giao nhiệm vụ: </w:t>
-            </w:r>
-            <w:r>
-              <w:rPr>
-                <w:rFonts w:ascii="Times New Roman" w:cs="Times New Roman" w:eastAsia="Times New Roman" w:hAnsi="Times New Roman"/>
-                <w:sz w:val="24"/>
-                <w:szCs w:val="24"/>
-              </w:rPr>
-              <w:t xml:space="preserve">GV mời Reporter của các nhóm lần lượt trình bày, phân công nhóm chấm chéo (nhóm 1 chấm nhóm 2…).</w:t>
-            </w:r>
-          </w:p>
-          <w:p>
-            <w:pPr>
-              <w:spacing w:after="60" w:before="40" w:line="300" w:lineRule="auto"/>
-            </w:pPr>
-            <w:r>
-              <w:rPr>
-                <w:rFonts w:ascii="Times New Roman" w:cs="Times New Roman" w:eastAsia="Times New Roman" w:hAnsi="Times New Roman"/>
-                <w:b/>
-                <w:bCs/>
-                <w:sz w:val="24"/>
-                <w:szCs w:val="24"/>
-              </w:rPr>
-              <w:t xml:space="preserve">Bước 2 – Thực hiện nhiệm vụ: </w:t>
-            </w:r>
-            <w:r>
-              <w:rPr>
-                <w:rFonts w:ascii="Times New Roman" w:cs="Times New Roman" w:eastAsia="Times New Roman" w:hAnsi="Times New Roman"/>
-                <w:sz w:val="24"/>
-                <w:szCs w:val="24"/>
-              </w:rPr>
-              <w:t xml:space="preserve">HS Reporter trình bày; HS nhóm chấm chéo lắng nghe, đặt câu hỏi, ghi điểm R1; HS lên bảng điền ý vào Sơ đồ Venn.</w:t>
-            </w:r>
-          </w:p>
-          <w:p>
-            <w:pPr>
-              <w:spacing w:after="60" w:before="40" w:line="300" w:lineRule="auto"/>
-            </w:pPr>
-            <w:r>
-              <w:rPr>
-                <w:rFonts w:ascii="Times New Roman" w:cs="Times New Roman" w:eastAsia="Times New Roman" w:hAnsi="Times New Roman"/>
-                <w:b/>
-                <w:bCs/>
-                <w:sz w:val="24"/>
-                <w:szCs w:val="24"/>
-              </w:rPr>
-              <w:t xml:space="preserve">Bước 3 – Báo cáo, thảo luận: </w:t>
-            </w:r>
-            <w:r>
-              <w:rPr>
-                <w:rFonts w:ascii="Times New Roman" w:cs="Times New Roman" w:eastAsia="Times New Roman" w:hAnsi="Times New Roman"/>
-                <w:sz w:val="24"/>
-                <w:szCs w:val="24"/>
-              </w:rPr>
-              <w:t xml:space="preserve">Cả lớp thảo luận câu hỏi so sánh Same/Different; mỗi HS chọn phương án mình sẽ làm trong tuần.</w:t>
-            </w:r>
-          </w:p>
-          <w:p>
-            <w:pPr>
-              <w:spacing w:after="60" w:before="40" w:line="300" w:lineRule="auto"/>
-            </w:pPr>
-            <w:r>
-              <w:rPr>
-                <w:rFonts w:ascii="Times New Roman" w:cs="Times New Roman" w:eastAsia="Times New Roman" w:hAnsi="Times New Roman"/>
-                <w:b/>
-                <w:bCs/>
-                <w:sz w:val="24"/>
-                <w:szCs w:val="24"/>
-              </w:rPr>
-              <w:t xml:space="preserve">Bước 4 – Kết luận, nhận định: </w:t>
-            </w:r>
-            <w:r>
-              <w:rPr>
-                <w:rFonts w:ascii="Times New Roman" w:cs="Times New Roman" w:eastAsia="Times New Roman" w:hAnsi="Times New Roman"/>
-                <w:sz w:val="24"/>
-                <w:szCs w:val="24"/>
-              </w:rPr>
-              <w:t xml:space="preserve">GV nhận xét theo rubric, khen nhóm có "hòn đá lớn" thuyết phục, chốt điểm giống/khác.</w:t>
+              <w:t xml:space="preserve">B1 Giao nhiệm vụ: </w:t>
+            </w:r>
+            <w:r>
+              <w:rPr>
+                <w:rFonts w:ascii="Times New Roman" w:cs="Times New Roman" w:eastAsia="Times New Roman" w:hAnsi="Times New Roman"/>
+                <w:sz w:val="24"/>
+                <w:szCs w:val="24"/>
+              </w:rPr>
+              <w:t xml:space="preserve">GV phân công nhóm chấm chéo.</w:t>
+            </w:r>
+          </w:p>
+          <w:p>
+            <w:pPr>
+              <w:spacing w:after="60" w:before="40" w:line="300" w:lineRule="auto"/>
+            </w:pPr>
+            <w:r>
+              <w:rPr>
+                <w:rFonts w:ascii="Times New Roman" w:cs="Times New Roman" w:eastAsia="Times New Roman" w:hAnsi="Times New Roman"/>
+                <w:b/>
+                <w:bCs/>
+                <w:sz w:val="24"/>
+                <w:szCs w:val="24"/>
+              </w:rPr>
+              <w:t xml:space="preserve">B2 Thực hiện: </w:t>
+            </w:r>
+            <w:r>
+              <w:rPr>
+                <w:rFonts w:ascii="Times New Roman" w:cs="Times New Roman" w:eastAsia="Times New Roman" w:hAnsi="Times New Roman"/>
+                <w:sz w:val="24"/>
+                <w:szCs w:val="24"/>
+              </w:rPr>
+              <w:t xml:space="preserve">HS trình bày, hỏi, chấm, điền Venn.</w:t>
+            </w:r>
+          </w:p>
+          <w:p>
+            <w:pPr>
+              <w:spacing w:after="60" w:before="40" w:line="300" w:lineRule="auto"/>
+            </w:pPr>
+            <w:r>
+              <w:rPr>
+                <w:rFonts w:ascii="Times New Roman" w:cs="Times New Roman" w:eastAsia="Times New Roman" w:hAnsi="Times New Roman"/>
+                <w:b/>
+                <w:bCs/>
+                <w:sz w:val="24"/>
+                <w:szCs w:val="24"/>
+              </w:rPr>
+              <w:t xml:space="preserve">B3 Báo cáo, thảo luận: </w:t>
+            </w:r>
+            <w:r>
+              <w:rPr>
+                <w:rFonts w:ascii="Times New Roman" w:cs="Times New Roman" w:eastAsia="Times New Roman" w:hAnsi="Times New Roman"/>
+                <w:sz w:val="24"/>
+                <w:szCs w:val="24"/>
+              </w:rPr>
+              <w:t xml:space="preserve">Lớp thảo luận câu hỏi so sánh.</w:t>
+            </w:r>
+          </w:p>
+          <w:p>
+            <w:pPr>
+              <w:spacing w:after="60" w:before="40" w:line="300" w:lineRule="auto"/>
+            </w:pPr>
+            <w:r>
+              <w:rPr>
+                <w:rFonts w:ascii="Times New Roman" w:cs="Times New Roman" w:eastAsia="Times New Roman" w:hAnsi="Times New Roman"/>
+                <w:b/>
+                <w:bCs/>
+                <w:sz w:val="24"/>
+                <w:szCs w:val="24"/>
+              </w:rPr>
+              <w:t xml:space="preserve">B4 Kết luận: </w:t>
+            </w:r>
+            <w:r>
+              <w:rPr>
+                <w:rFonts w:ascii="Times New Roman" w:cs="Times New Roman" w:eastAsia="Times New Roman" w:hAnsi="Times New Roman"/>
+                <w:sz w:val="24"/>
+                <w:szCs w:val="24"/>
+              </w:rPr>
+              <w:t xml:space="preserve">GV nhận xét theo R1, chốt giống/khác.</w:t>
             </w:r>
           </w:p>
           <w:p>
@@ -5149,30 +4097,30 @@
                 <w:sz w:val="24"/>
                 <w:szCs w:val="24"/>
               </w:rPr>
-              <w:t xml:space="preserve">Reporter – Trình bày kế hoạch và trả lời câu hỏi.; Assessors (các thành viên còn lại) – Đặt 1 câu hỏi và chấm chéo nhóm bạn theo R1.</w:t>
-            </w:r>
-          </w:p>
-          <w:p>
-            <w:pPr>
-              <w:spacing w:after="60" w:before="40" w:line="300" w:lineRule="auto"/>
-            </w:pPr>
-            <w:r>
-              <w:rPr>
-                <w:rFonts w:ascii="Times New Roman" w:cs="Times New Roman" w:eastAsia="Times New Roman" w:hAnsi="Times New Roman"/>
-                <w:b/>
-                <w:bCs/>
-                <w:sz w:val="24"/>
-                <w:szCs w:val="24"/>
-              </w:rPr>
-              <w:t xml:space="preserve">Hỗ trợ HS gặp khó: </w:t>
-            </w:r>
-            <w:r>
-              <w:rPr>
-                <w:rFonts w:ascii="Times New Roman" w:cs="Times New Roman" w:eastAsia="Times New Roman" w:hAnsi="Times New Roman"/>
-                <w:sz w:val="24"/>
-                <w:szCs w:val="24"/>
-              </w:rPr>
-              <w:t xml:space="preserve">Reporter được dùng poster làm điểm tựa; GV gợi ý câu hỏi mẫu cho nhóm chấm chéo (Why is … your big rock?).</w:t>
+              <w:t xml:space="preserve">Reporter: Trình bày, trả lời câu hỏi; Assessors: Hỏi 1 câu, chấm theo R1</w:t>
+            </w:r>
+          </w:p>
+          <w:p>
+            <w:pPr>
+              <w:spacing w:after="60" w:before="40" w:line="300" w:lineRule="auto"/>
+            </w:pPr>
+            <w:r>
+              <w:rPr>
+                <w:rFonts w:ascii="Times New Roman" w:cs="Times New Roman" w:eastAsia="Times New Roman" w:hAnsi="Times New Roman"/>
+                <w:b/>
+                <w:bCs/>
+                <w:sz w:val="24"/>
+                <w:szCs w:val="24"/>
+              </w:rPr>
+              <w:t xml:space="preserve">Hỗ trợ: </w:t>
+            </w:r>
+            <w:r>
+              <w:rPr>
+                <w:rFonts w:ascii="Times New Roman" w:cs="Times New Roman" w:eastAsia="Times New Roman" w:hAnsi="Times New Roman"/>
+                <w:sz w:val="24"/>
+                <w:szCs w:val="24"/>
+              </w:rPr>
+              <w:t xml:space="preserve">Câu hỏi mẫu: Why is … your big rock?</w:t>
             </w:r>
           </w:p>
         </w:tc>
@@ -5207,7 +4155,7 @@
                 <w:sz w:val="24"/>
                 <w:szCs w:val="24"/>
               </w:rPr>
-              <w:t xml:space="preserve">Reporter mỗi nhóm trình bày 1 phút; nhóm khác đặt 1 câu hỏi và chấm chéo theo R1; cả lớp điền Sơ đồ Venn 3 vòng (giống/khác giữa 3 phương án) trên bảng.</w:t>
+              <w:t xml:space="preserve">Reporter trình bày 1 phút; nhóm bạn hỏi 1 câu, chấm R1; lớp điền Sơ đồ Venn.</w:t>
             </w:r>
           </w:p>
           <w:p>
@@ -5230,55 +4178,7 @@
                 <w:sz w:val="24"/>
                 <w:szCs w:val="24"/>
               </w:rPr>
-              <w:t xml:space="preserve">Phiếu chấm chéo R1 của từng nhóm; Sơ đồ Venn trên bảng nêu ≥2 điểm giống và ≥3 điểm khác giữa 3 phương án (vd giống: đều giúp khoẻ mạnh, cần thay đổi thói quen hằng ngày; khác: vận động ngoài trời / ăn uống / giấc ngủ – thiết bị).</w:t>
-            </w:r>
-          </w:p>
-          <w:p>
-            <w:pPr>
-              <w:spacing w:after="60" w:before="40" w:line="300" w:lineRule="auto"/>
-            </w:pPr>
-            <w:r>
-              <w:rPr>
-                <w:rFonts w:ascii="Times New Roman" w:cs="Times New Roman" w:eastAsia="Times New Roman" w:hAnsi="Times New Roman"/>
-                <w:b/>
-                <w:bCs/>
-                <w:sz w:val="24"/>
-                <w:szCs w:val="24"/>
-              </w:rPr>
-              <w:t xml:space="preserve">Đánh giá: </w:t>
-            </w:r>
-            <w:r>
-              <w:rPr>
-                <w:rFonts w:ascii="Times New Roman" w:cs="Times New Roman" w:eastAsia="Times New Roman" w:hAnsi="Times New Roman"/>
-                <w:sz w:val="24"/>
-                <w:szCs w:val="24"/>
-              </w:rPr>
-              <w:t xml:space="preserve">rubric R1</w:t>
-            </w:r>
-          </w:p>
-        </w:tc>
-        <w:tc>
-          <w:tcPr>
-            <w:tcW w:type="dxa" w:w="3400"/>
-            <w:tcMar>
-              <w:top w:type="dxa" w:w="60"/>
-              <w:left w:type="dxa" w:w="100"/>
-              <w:bottom w:type="dxa" w:w="60"/>
-              <w:right w:type="dxa" w:w="100"/>
-            </w:tcMar>
-            <w:vAlign w:val="top"/>
-          </w:tcPr>
-          <w:p>
-            <w:pPr>
-              <w:spacing w:after="60" w:before="40" w:line="300" w:lineRule="auto"/>
-            </w:pPr>
-            <w:r>
-              <w:rPr>
-                <w:rFonts w:ascii="Times New Roman" w:cs="Times New Roman" w:eastAsia="Times New Roman" w:hAnsi="Times New Roman"/>
-                <w:sz w:val="24"/>
-                <w:szCs w:val="24"/>
-              </w:rPr>
-              <w:t xml:space="preserve">HS trình bày kế hoạch, đánh giá chéo theo rubric và so sánh điểm giống/khác giữa các phương án.</w:t>
+              <w:t xml:space="preserve">Phiếu chấm chéo R1; Venn có ≥2 điểm giống, ≥3 điểm khác.</w:t>
             </w:r>
           </w:p>
           <w:p>
@@ -5293,22 +4193,57 @@
                 <w:sz w:val="22"/>
                 <w:szCs w:val="22"/>
               </w:rPr>
-              <w:t xml:space="preserve">Mục tiêu: NLDT2, NLC1, KT2, TL1, TQ3</w:t>
-            </w:r>
-          </w:p>
-          <w:p>
-            <w:pPr>
-              <w:spacing w:after="60" w:before="40" w:line="300" w:lineRule="auto"/>
-            </w:pPr>
-            <w:r>
-              <w:rPr>
-                <w:rFonts w:ascii="Times New Roman" w:cs="Times New Roman" w:eastAsia="Times New Roman" w:hAnsi="Times New Roman"/>
-                <w:b/>
-                <w:bCs/>
-                <w:sz w:val="24"/>
-                <w:szCs w:val="24"/>
-              </w:rPr>
-              <w:t xml:space="preserve">⏱ 5 phút</w:t>
+              <w:t xml:space="preserve">Đánh giá theo R1</w:t>
+            </w:r>
+          </w:p>
+        </w:tc>
+        <w:tc>
+          <w:tcPr>
+            <w:tcW w:type="dxa" w:w="3400"/>
+            <w:tcMar>
+              <w:top w:type="dxa" w:w="60"/>
+              <w:left w:type="dxa" w:w="100"/>
+              <w:bottom w:type="dxa" w:w="60"/>
+              <w:right w:type="dxa" w:w="100"/>
+            </w:tcMar>
+            <w:vAlign w:val="top"/>
+          </w:tcPr>
+          <w:p>
+            <w:pPr>
+              <w:spacing w:after="60" w:before="40" w:line="300" w:lineRule="auto"/>
+            </w:pPr>
+            <w:r>
+              <w:rPr>
+                <w:rFonts w:ascii="Times New Roman" w:cs="Times New Roman" w:eastAsia="Times New Roman" w:hAnsi="Times New Roman"/>
+                <w:sz w:val="24"/>
+                <w:szCs w:val="24"/>
+              </w:rPr>
+              <w:t xml:space="preserve">Trình bày, đánh giá chéo, so sánh phương án.</w:t>
+            </w:r>
+            <w:r>
+              <w:rPr>
+                <w:rFonts w:ascii="Times New Roman" w:cs="Times New Roman" w:eastAsia="Times New Roman" w:hAnsi="Times New Roman"/>
+                <w:i/>
+                <w:iCs/>
+                <w:sz w:val="22"/>
+                <w:szCs w:val="22"/>
+              </w:rPr>
+              <w:t xml:space="preserve"> (NLDT2, NLC1, KT2, TL1, TQ3)</w:t>
+            </w:r>
+          </w:p>
+          <w:p>
+            <w:pPr>
+              <w:spacing w:after="60" w:before="40" w:line="300" w:lineRule="auto"/>
+            </w:pPr>
+            <w:r>
+              <w:rPr>
+                <w:rFonts w:ascii="Times New Roman" w:cs="Times New Roman" w:eastAsia="Times New Roman" w:hAnsi="Times New Roman"/>
+                <w:b/>
+                <w:bCs/>
+                <w:sz w:val="24"/>
+                <w:szCs w:val="24"/>
+              </w:rPr>
+              <w:t xml:space="preserve">5 phút</w:t>
             </w:r>
           </w:p>
         </w:tc>
@@ -5340,7 +4275,7 @@
                 <w:sz w:val="24"/>
                 <w:szCs w:val="24"/>
               </w:rPr>
-              <w:t xml:space="preserve">HD7. Chiêm nghiệm (Reflection)</w:t>
+              <w:t xml:space="preserve">HD7. Chiêm nghiệm</w:t>
             </w:r>
           </w:p>
           <w:p>
@@ -5370,111 +4305,112 @@
                 <w:sz w:val="24"/>
                 <w:szCs w:val="24"/>
               </w:rPr>
-              <w:t xml:space="preserve">Bước 1 – Chuyển giao nhiệm vụ: </w:t>
-            </w:r>
-            <w:r>
-              <w:rPr>
-                <w:rFonts w:ascii="Times New Roman" w:cs="Times New Roman" w:eastAsia="Times New Roman" w:hAnsi="Times New Roman"/>
-                <w:sz w:val="24"/>
-                <w:szCs w:val="24"/>
-              </w:rPr>
-              <w:t xml:space="preserve">GV chiếu 3 câu hỏi chiêm nghiệm.</w:t>
-            </w:r>
-          </w:p>
-          <w:p>
-            <w:pPr>
-              <w:spacing w:after="60" w:before="40" w:line="300" w:lineRule="auto"/>
-            </w:pPr>
-            <w:r>
-              <w:rPr>
-                <w:rFonts w:ascii="Times New Roman" w:cs="Times New Roman" w:eastAsia="Times New Roman" w:hAnsi="Times New Roman"/>
-                <w:b/>
-                <w:bCs/>
-                <w:sz w:val="24"/>
-                <w:szCs w:val="24"/>
-              </w:rPr>
-              <w:t xml:space="preserve">Bước 2 – Thực hiện nhiệm vụ: </w:t>
-            </w:r>
-            <w:r>
-              <w:rPr>
-                <w:rFonts w:ascii="Times New Roman" w:cs="Times New Roman" w:eastAsia="Times New Roman" w:hAnsi="Times New Roman"/>
-                <w:sz w:val="24"/>
-                <w:szCs w:val="24"/>
-              </w:rPr>
-              <w:t xml:space="preserve">HS tự viết câu trả lời cá nhân.</w:t>
-            </w:r>
-          </w:p>
-          <w:p>
-            <w:pPr>
-              <w:spacing w:after="60" w:before="40" w:line="300" w:lineRule="auto"/>
-            </w:pPr>
-            <w:r>
-              <w:rPr>
-                <w:rFonts w:ascii="Times New Roman" w:cs="Times New Roman" w:eastAsia="Times New Roman" w:hAnsi="Times New Roman"/>
-                <w:b/>
-                <w:bCs/>
-                <w:sz w:val="24"/>
-                <w:szCs w:val="24"/>
-              </w:rPr>
-              <w:t xml:space="preserve">Bước 3 – Báo cáo, thảo luận: </w:t>
-            </w:r>
-            <w:r>
-              <w:rPr>
-                <w:rFonts w:ascii="Times New Roman" w:cs="Times New Roman" w:eastAsia="Times New Roman" w:hAnsi="Times New Roman"/>
-                <w:sz w:val="24"/>
-                <w:szCs w:val="24"/>
-              </w:rPr>
-              <w:t xml:space="preserve">2–3 HS chia sẻ trước lớp; bạn khác bổ sung.</w:t>
-            </w:r>
-          </w:p>
-          <w:p>
-            <w:pPr>
-              <w:spacing w:after="60" w:before="40" w:line="300" w:lineRule="auto"/>
-            </w:pPr>
-            <w:r>
-              <w:rPr>
-                <w:rFonts w:ascii="Times New Roman" w:cs="Times New Roman" w:eastAsia="Times New Roman" w:hAnsi="Times New Roman"/>
-                <w:b/>
-                <w:bCs/>
-                <w:sz w:val="24"/>
-                <w:szCs w:val="24"/>
-              </w:rPr>
-              <w:t xml:space="preserve">Bước 4 – Kết luận, nhận định: </w:t>
-            </w:r>
-            <w:r>
-              <w:rPr>
-                <w:rFonts w:ascii="Times New Roman" w:cs="Times New Roman" w:eastAsia="Times New Roman" w:hAnsi="Times New Roman"/>
-                <w:sz w:val="24"/>
-                <w:szCs w:val="24"/>
-              </w:rPr>
-              <w:t xml:space="preserve">GV ghi nhận, chia sẻ phản tư của GV về tiết học.</w:t>
-            </w:r>
-          </w:p>
-          <w:p>
-            <w:pPr>
-              <w:spacing w:after="60" w:before="40" w:line="300" w:lineRule="auto"/>
-            </w:pPr>
-            <w:r>
-              <w:rPr>
-                <w:rFonts w:ascii="Times New Roman" w:cs="Times New Roman" w:eastAsia="Times New Roman" w:hAnsi="Times New Roman"/>
-                <w:b/>
-                <w:bCs/>
-                <w:sz w:val="24"/>
-                <w:szCs w:val="24"/>
-              </w:rPr>
-              <w:t xml:space="preserve">Hỗ trợ HS gặp khó: </w:t>
-            </w:r>
-            <w:r>
-              <w:rPr>
-                <w:rFonts w:ascii="Times New Roman" w:cs="Times New Roman" w:eastAsia="Times New Roman" w:hAnsi="Times New Roman"/>
-                <w:sz w:val="24"/>
-                <w:szCs w:val="24"/>
-              </w:rPr>
-              <w:t xml:space="preserve">Cho phép HS viết bằng tiếng Việt nếu chưa diễn đạt được bằng tiếng Anh.</w:t>
-            </w:r>
-          </w:p>
-          <w:p>
-            <w:pPr>
+              <w:t xml:space="preserve">B1 Giao nhiệm vụ: </w:t>
+            </w:r>
+            <w:r>
+              <w:rPr>
+                <w:rFonts w:ascii="Times New Roman" w:cs="Times New Roman" w:eastAsia="Times New Roman" w:hAnsi="Times New Roman"/>
+                <w:sz w:val="24"/>
+                <w:szCs w:val="24"/>
+              </w:rPr>
+              <w:t xml:space="preserve">GV chiếu 3 câu hỏi.</w:t>
+            </w:r>
+          </w:p>
+          <w:p>
+            <w:pPr>
+              <w:spacing w:after="60" w:before="40" w:line="300" w:lineRule="auto"/>
+            </w:pPr>
+            <w:r>
+              <w:rPr>
+                <w:rFonts w:ascii="Times New Roman" w:cs="Times New Roman" w:eastAsia="Times New Roman" w:hAnsi="Times New Roman"/>
+                <w:b/>
+                <w:bCs/>
+                <w:sz w:val="24"/>
+                <w:szCs w:val="24"/>
+              </w:rPr>
+              <w:t xml:space="preserve">B2 Thực hiện: </w:t>
+            </w:r>
+            <w:r>
+              <w:rPr>
+                <w:rFonts w:ascii="Times New Roman" w:cs="Times New Roman" w:eastAsia="Times New Roman" w:hAnsi="Times New Roman"/>
+                <w:sz w:val="24"/>
+                <w:szCs w:val="24"/>
+              </w:rPr>
+              <w:t xml:space="preserve">HS viết cá nhân.</w:t>
+            </w:r>
+          </w:p>
+          <w:p>
+            <w:pPr>
+              <w:spacing w:after="60" w:before="40" w:line="300" w:lineRule="auto"/>
+            </w:pPr>
+            <w:r>
+              <w:rPr>
+                <w:rFonts w:ascii="Times New Roman" w:cs="Times New Roman" w:eastAsia="Times New Roman" w:hAnsi="Times New Roman"/>
+                <w:b/>
+                <w:bCs/>
+                <w:sz w:val="24"/>
+                <w:szCs w:val="24"/>
+              </w:rPr>
+              <w:t xml:space="preserve">B3 Báo cáo, thảo luận: </w:t>
+            </w:r>
+            <w:r>
+              <w:rPr>
+                <w:rFonts w:ascii="Times New Roman" w:cs="Times New Roman" w:eastAsia="Times New Roman" w:hAnsi="Times New Roman"/>
+                <w:sz w:val="24"/>
+                <w:szCs w:val="24"/>
+              </w:rPr>
+              <w:t xml:space="preserve">2–3 HS chia sẻ.</w:t>
+            </w:r>
+          </w:p>
+          <w:p>
+            <w:pPr>
+              <w:spacing w:after="60" w:before="40" w:line="300" w:lineRule="auto"/>
+            </w:pPr>
+            <w:r>
+              <w:rPr>
+                <w:rFonts w:ascii="Times New Roman" w:cs="Times New Roman" w:eastAsia="Times New Roman" w:hAnsi="Times New Roman"/>
+                <w:b/>
+                <w:bCs/>
+                <w:sz w:val="24"/>
+                <w:szCs w:val="24"/>
+              </w:rPr>
+              <w:t xml:space="preserve">B4 Kết luận: </w:t>
+            </w:r>
+            <w:r>
+              <w:rPr>
+                <w:rFonts w:ascii="Times New Roman" w:cs="Times New Roman" w:eastAsia="Times New Roman" w:hAnsi="Times New Roman"/>
+                <w:sz w:val="24"/>
+                <w:szCs w:val="24"/>
+              </w:rPr>
+              <w:t xml:space="preserve">GV ghi nhận, chia sẻ phản tư.</w:t>
+            </w:r>
+          </w:p>
+          <w:p>
+            <w:pPr>
+              <w:spacing w:after="60" w:before="40" w:line="300" w:lineRule="auto"/>
+            </w:pPr>
+            <w:r>
+              <w:rPr>
+                <w:rFonts w:ascii="Times New Roman" w:cs="Times New Roman" w:eastAsia="Times New Roman" w:hAnsi="Times New Roman"/>
+                <w:b/>
+                <w:bCs/>
+                <w:sz w:val="24"/>
+                <w:szCs w:val="24"/>
+              </w:rPr>
+              <w:t xml:space="preserve">Hỗ trợ: </w:t>
+            </w:r>
+            <w:r>
+              <w:rPr>
+                <w:rFonts w:ascii="Times New Roman" w:cs="Times New Roman" w:eastAsia="Times New Roman" w:hAnsi="Times New Roman"/>
+                <w:sz w:val="24"/>
+                <w:szCs w:val="24"/>
+              </w:rPr>
+              <w:t xml:space="preserve">Cho viết tiếng Việt.</w:t>
+            </w:r>
+          </w:p>
+          <w:p>
+            <w:pPr>
+              <w:keepNext/>
               <w:spacing w:after="60" w:before="40" w:line="300" w:lineRule="auto"/>
             </w:pPr>
             <w:r>
@@ -5507,7 +4443,7 @@
                 <w:sz w:val="24"/>
                 <w:szCs w:val="24"/>
               </w:rPr>
-              <w:t xml:space="preserve">Hôm nay em gặp khó khăn gì khi dùng từ mới để đưa ra lời khuyên? Em đã khắc phục thế nào?</w:t>
+              <w:t xml:space="preserve">Em gặp khó gì khi dùng từ mới? Đã khắc phục ra sao?</w:t>
             </w:r>
           </w:p>
           <w:p>
@@ -5529,7 +4465,7 @@
                 <w:sz w:val="24"/>
                 <w:szCs w:val="24"/>
               </w:rPr>
-              <w:t xml:space="preserve">"Hòn đá lớn" về sức khoẻ em sẽ đặt lên đầu trong tuần này là gì? Vì sao nó quan trọng hơn những việc khác? (TL1)</w:t>
+              <w:t xml:space="preserve">"Hòn đá lớn" sức khoẻ tuần này của em là gì? Vì sao? (TL1)</w:t>
             </w:r>
           </w:p>
           <w:p>
@@ -5551,7 +4487,7 @@
                 <w:sz w:val="24"/>
                 <w:szCs w:val="24"/>
               </w:rPr>
-              <w:t xml:space="preserve">Trong nhóm hôm nay em đã chịu trách nhiệm phần việc nào, và em có trách nhiệm gì với sức khoẻ của chính mình? (GT1)</w:t>
+              <w:t xml:space="preserve">Em đã chịu trách nhiệm phần việc nào trong nhóm? (GT1)</w:t>
             </w:r>
           </w:p>
         </w:tc>
@@ -5586,7 +4522,7 @@
                 <w:sz w:val="24"/>
                 <w:szCs w:val="24"/>
               </w:rPr>
-              <w:t xml:space="preserve">HS trả lời 3 câu hỏi chiêm nghiệm vào vở (1–2 câu/ý), 2–3 HS chia sẻ; GV chia sẻ điều GV rút ra về cách tổ chức hoạt động nhóm.</w:t>
+              <w:t xml:space="preserve">HS viết trả lời 3 câu hỏi; 2–3 HS chia sẻ; GV chia sẻ phản tư.</w:t>
             </w:r>
           </w:p>
           <w:p>
@@ -5609,7 +4545,7 @@
                 <w:sz w:val="24"/>
                 <w:szCs w:val="24"/>
               </w:rPr>
-              <w:t xml:space="preserve">Ghi chép chiêm nghiệm của từng HS (3 ý) và cam kết 1 hành động sống khoẻ trong tuần.</w:t>
+              <w:t xml:space="preserve">Ghi chép 3 ý của mỗi HS + 1 cam kết sống khoẻ trong tuần.</w:t>
             </w:r>
           </w:p>
         </w:tc>
@@ -5634,13 +4570,8 @@
                 <w:sz w:val="24"/>
                 <w:szCs w:val="24"/>
               </w:rPr>
-              <w:t xml:space="preserve">GV và HS phản tư quá trình học: khó khăn, cách khắc phục, điều học được; liên hệ Thói quen 3 và giá trị Trách nhiệm.</w:t>
-            </w:r>
-          </w:p>
-          <w:p>
-            <w:pPr>
-              <w:spacing w:after="60" w:before="40" w:line="300" w:lineRule="auto"/>
-            </w:pPr>
+              <w:t xml:space="preserve">GV, HS phản tư khó khăn, cách khắc phục, điều học được.</w:t>
+            </w:r>
             <w:r>
               <w:rPr>
                 <w:rFonts w:ascii="Times New Roman" w:cs="Times New Roman" w:eastAsia="Times New Roman" w:hAnsi="Times New Roman"/>
@@ -5649,22 +4580,22 @@
                 <w:sz w:val="22"/>
                 <w:szCs w:val="22"/>
               </w:rPr>
-              <w:t xml:space="preserve">Mục tiêu: PC1, TL1, GT1</w:t>
-            </w:r>
-          </w:p>
-          <w:p>
-            <w:pPr>
-              <w:spacing w:after="60" w:before="40" w:line="300" w:lineRule="auto"/>
-            </w:pPr>
-            <w:r>
-              <w:rPr>
-                <w:rFonts w:ascii="Times New Roman" w:cs="Times New Roman" w:eastAsia="Times New Roman" w:hAnsi="Times New Roman"/>
-                <w:b/>
-                <w:bCs/>
-                <w:sz w:val="24"/>
-                <w:szCs w:val="24"/>
-              </w:rPr>
-              <w:t xml:space="preserve">⏱ 3 phút</w:t>
+              <w:t xml:space="preserve"> (PC1, TL1, GT1)</w:t>
+            </w:r>
+          </w:p>
+          <w:p>
+            <w:pPr>
+              <w:spacing w:after="60" w:before="40" w:line="300" w:lineRule="auto"/>
+            </w:pPr>
+            <w:r>
+              <w:rPr>
+                <w:rFonts w:ascii="Times New Roman" w:cs="Times New Roman" w:eastAsia="Times New Roman" w:hAnsi="Times New Roman"/>
+                <w:b/>
+                <w:bCs/>
+                <w:sz w:val="24"/>
+                <w:szCs w:val="24"/>
+              </w:rPr>
+              <w:t xml:space="preserve">3 phút</w:t>
             </w:r>
           </w:p>
         </w:tc>
@@ -5696,7 +4627,7 @@
                 <w:sz w:val="24"/>
                 <w:szCs w:val="24"/>
               </w:rPr>
-              <w:t xml:space="preserve">HD8. Củng cố &amp; giao nhiệm vụ về nhà</w:t>
+              <w:t xml:space="preserve">HD8. Củng cố &amp; về nhà</w:t>
             </w:r>
           </w:p>
           <w:p>
@@ -5726,76 +4657,76 @@
                 <w:sz w:val="24"/>
                 <w:szCs w:val="24"/>
               </w:rPr>
-              <w:t xml:space="preserve">Bước 1 – Chuyển giao nhiệm vụ: </w:t>
-            </w:r>
-            <w:r>
-              <w:rPr>
-                <w:rFonts w:ascii="Times New Roman" w:cs="Times New Roman" w:eastAsia="Times New Roman" w:hAnsi="Times New Roman"/>
-                <w:sz w:val="24"/>
-                <w:szCs w:val="24"/>
-              </w:rPr>
-              <w:t xml:space="preserve">GV nêu luật chuỗi nói nối tiếp theo dãy bàn.</w:t>
-            </w:r>
-          </w:p>
-          <w:p>
-            <w:pPr>
-              <w:spacing w:after="60" w:before="40" w:line="300" w:lineRule="auto"/>
-            </w:pPr>
-            <w:r>
-              <w:rPr>
-                <w:rFonts w:ascii="Times New Roman" w:cs="Times New Roman" w:eastAsia="Times New Roman" w:hAnsi="Times New Roman"/>
-                <w:b/>
-                <w:bCs/>
-                <w:sz w:val="24"/>
-                <w:szCs w:val="24"/>
-              </w:rPr>
-              <w:t xml:space="preserve">Bước 2 – Thực hiện nhiệm vụ: </w:t>
-            </w:r>
-            <w:r>
-              <w:rPr>
-                <w:rFonts w:ascii="Times New Roman" w:cs="Times New Roman" w:eastAsia="Times New Roman" w:hAnsi="Times New Roman"/>
-                <w:sz w:val="24"/>
-                <w:szCs w:val="24"/>
-              </w:rPr>
-              <w:t xml:space="preserve">HS lần lượt nói câu có từ của bài.</w:t>
-            </w:r>
-          </w:p>
-          <w:p>
-            <w:pPr>
-              <w:spacing w:after="60" w:before="40" w:line="300" w:lineRule="auto"/>
-            </w:pPr>
-            <w:r>
-              <w:rPr>
-                <w:rFonts w:ascii="Times New Roman" w:cs="Times New Roman" w:eastAsia="Times New Roman" w:hAnsi="Times New Roman"/>
-                <w:b/>
-                <w:bCs/>
-                <w:sz w:val="24"/>
-                <w:szCs w:val="24"/>
-              </w:rPr>
-              <w:t xml:space="preserve">Bước 3 – Báo cáo, thảo luận: </w:t>
-            </w:r>
-            <w:r>
-              <w:rPr>
-                <w:rFonts w:ascii="Times New Roman" w:cs="Times New Roman" w:eastAsia="Times New Roman" w:hAnsi="Times New Roman"/>
-                <w:sz w:val="24"/>
-                <w:szCs w:val="24"/>
-              </w:rPr>
-              <w:t xml:space="preserve">HS nhận xét câu đúng/sai của bạn.</w:t>
-            </w:r>
-          </w:p>
-          <w:p>
-            <w:pPr>
-              <w:spacing w:after="60" w:before="40" w:line="300" w:lineRule="auto"/>
-            </w:pPr>
-            <w:r>
-              <w:rPr>
-                <w:rFonts w:ascii="Times New Roman" w:cs="Times New Roman" w:eastAsia="Times New Roman" w:hAnsi="Times New Roman"/>
-                <w:b/>
-                <w:bCs/>
-                <w:sz w:val="24"/>
-                <w:szCs w:val="24"/>
-              </w:rPr>
-              <w:t xml:space="preserve">Bước 4 – Kết luận, nhận định: </w:t>
+              <w:t xml:space="preserve">B1 Giao nhiệm vụ: </w:t>
+            </w:r>
+            <w:r>
+              <w:rPr>
+                <w:rFonts w:ascii="Times New Roman" w:cs="Times New Roman" w:eastAsia="Times New Roman" w:hAnsi="Times New Roman"/>
+                <w:sz w:val="24"/>
+                <w:szCs w:val="24"/>
+              </w:rPr>
+              <w:t xml:space="preserve">GV nêu luật chuỗi nói theo dãy.</w:t>
+            </w:r>
+          </w:p>
+          <w:p>
+            <w:pPr>
+              <w:spacing w:after="60" w:before="40" w:line="300" w:lineRule="auto"/>
+            </w:pPr>
+            <w:r>
+              <w:rPr>
+                <w:rFonts w:ascii="Times New Roman" w:cs="Times New Roman" w:eastAsia="Times New Roman" w:hAnsi="Times New Roman"/>
+                <w:b/>
+                <w:bCs/>
+                <w:sz w:val="24"/>
+                <w:szCs w:val="24"/>
+              </w:rPr>
+              <w:t xml:space="preserve">B2 Thực hiện: </w:t>
+            </w:r>
+            <w:r>
+              <w:rPr>
+                <w:rFonts w:ascii="Times New Roman" w:cs="Times New Roman" w:eastAsia="Times New Roman" w:hAnsi="Times New Roman"/>
+                <w:sz w:val="24"/>
+                <w:szCs w:val="24"/>
+              </w:rPr>
+              <w:t xml:space="preserve">HS lần lượt nói câu.</w:t>
+            </w:r>
+          </w:p>
+          <w:p>
+            <w:pPr>
+              <w:spacing w:after="60" w:before="40" w:line="300" w:lineRule="auto"/>
+            </w:pPr>
+            <w:r>
+              <w:rPr>
+                <w:rFonts w:ascii="Times New Roman" w:cs="Times New Roman" w:eastAsia="Times New Roman" w:hAnsi="Times New Roman"/>
+                <w:b/>
+                <w:bCs/>
+                <w:sz w:val="24"/>
+                <w:szCs w:val="24"/>
+              </w:rPr>
+              <w:t xml:space="preserve">B3 Báo cáo, thảo luận: </w:t>
+            </w:r>
+            <w:r>
+              <w:rPr>
+                <w:rFonts w:ascii="Times New Roman" w:cs="Times New Roman" w:eastAsia="Times New Roman" w:hAnsi="Times New Roman"/>
+                <w:sz w:val="24"/>
+                <w:szCs w:val="24"/>
+              </w:rPr>
+              <w:t xml:space="preserve">HS nhận xét câu của bạn.</w:t>
+            </w:r>
+          </w:p>
+          <w:p>
+            <w:pPr>
+              <w:spacing w:after="60" w:before="40" w:line="300" w:lineRule="auto"/>
+            </w:pPr>
+            <w:r>
+              <w:rPr>
+                <w:rFonts w:ascii="Times New Roman" w:cs="Times New Roman" w:eastAsia="Times New Roman" w:hAnsi="Times New Roman"/>
+                <w:b/>
+                <w:bCs/>
+                <w:sz w:val="24"/>
+                <w:szCs w:val="24"/>
+              </w:rPr>
+              <w:t xml:space="preserve">B4 Kết luận: </w:t>
             </w:r>
             <w:r>
               <w:rPr>
@@ -5818,15 +4749,15 @@
                 <w:sz w:val="24"/>
                 <w:szCs w:val="24"/>
               </w:rPr>
-              <w:t xml:space="preserve">Hỗ trợ HS gặp khó: </w:t>
-            </w:r>
-            <w:r>
-              <w:rPr>
-                <w:rFonts w:ascii="Times New Roman" w:cs="Times New Roman" w:eastAsia="Times New Roman" w:hAnsi="Times New Roman"/>
-                <w:sz w:val="24"/>
-                <w:szCs w:val="24"/>
-              </w:rPr>
-              <w:t xml:space="preserve">HS yếu được chọn từ dễ (fresh, join) và dùng mẫu câu trên bảng.</w:t>
+              <w:t xml:space="preserve">Hỗ trợ: </w:t>
+            </w:r>
+            <w:r>
+              <w:rPr>
+                <w:rFonts w:ascii="Times New Roman" w:cs="Times New Roman" w:eastAsia="Times New Roman" w:hAnsi="Times New Roman"/>
+                <w:sz w:val="24"/>
+                <w:szCs w:val="24"/>
+              </w:rPr>
+              <w:t xml:space="preserve">HS yếu dùng câu mẫu trên bảng.</w:t>
             </w:r>
           </w:p>
         </w:tc>
@@ -5861,7 +4792,7 @@
                 <w:sz w:val="24"/>
                 <w:szCs w:val="24"/>
               </w:rPr>
-              <w:t xml:space="preserve">Chuỗi nói nối tiếp: mỗi HS nói 1 câu dùng 1 từ của bài (30 giây/dãy); GV giao bài về nhà.</w:t>
+              <w:t xml:space="preserve">Chuỗi nói: mỗi HS 1 câu có từ của bài.</w:t>
             </w:r>
           </w:p>
           <w:p>
@@ -5884,7 +4815,7 @@
                 <w:sz w:val="24"/>
                 <w:szCs w:val="24"/>
               </w:rPr>
-              <w:t xml:space="preserve">Ít nhất 6 câu đúng của cả lớp có dùng từ của bài; HS ghi bài về nhà vào vở.</w:t>
+              <w:t xml:space="preserve">≥6 câu đúng của lớp có dùng từ của bài.</w:t>
             </w:r>
           </w:p>
         </w:tc>
@@ -5909,13 +4840,8 @@
                 <w:sz w:val="24"/>
                 <w:szCs w:val="24"/>
               </w:rPr>
-              <w:t xml:space="preserve">Hệ thống lại từ vựng trọng tâm và chuẩn bị cho bài sau, dự án Unit 2.</w:t>
-            </w:r>
-          </w:p>
-          <w:p>
-            <w:pPr>
-              <w:spacing w:after="60" w:before="40" w:line="300" w:lineRule="auto"/>
-            </w:pPr>
+              <w:t xml:space="preserve">Hệ thống từ vựng trọng tâm.</w:t>
+            </w:r>
             <w:r>
               <w:rPr>
                 <w:rFonts w:ascii="Times New Roman" w:cs="Times New Roman" w:eastAsia="Times New Roman" w:hAnsi="Times New Roman"/>
@@ -5924,22 +4850,22 @@
                 <w:sz w:val="22"/>
                 <w:szCs w:val="22"/>
               </w:rPr>
-              <w:t xml:space="preserve">Mục tiêu: KT1</w:t>
-            </w:r>
-          </w:p>
-          <w:p>
-            <w:pPr>
-              <w:spacing w:after="60" w:before="40" w:line="300" w:lineRule="auto"/>
-            </w:pPr>
-            <w:r>
-              <w:rPr>
-                <w:rFonts w:ascii="Times New Roman" w:cs="Times New Roman" w:eastAsia="Times New Roman" w:hAnsi="Times New Roman"/>
-                <w:b/>
-                <w:bCs/>
-                <w:sz w:val="24"/>
-                <w:szCs w:val="24"/>
-              </w:rPr>
-              <w:t xml:space="preserve">⏱ 3 phút</w:t>
+              <w:t xml:space="preserve"> (KT1)</w:t>
+            </w:r>
+          </w:p>
+          <w:p>
+            <w:pPr>
+              <w:spacing w:after="60" w:before="40" w:line="300" w:lineRule="auto"/>
+            </w:pPr>
+            <w:r>
+              <w:rPr>
+                <w:rFonts w:ascii="Times New Roman" w:cs="Times New Roman" w:eastAsia="Times New Roman" w:hAnsi="Times New Roman"/>
+                <w:b/>
+                <w:bCs/>
+                <w:sz w:val="24"/>
+                <w:szCs w:val="24"/>
+              </w:rPr>
+              <w:t xml:space="preserve">3 phút</w:t>
             </w:r>
           </w:p>
         </w:tc>
@@ -5971,251 +4897,72 @@
         <w:t xml:space="preserve">IV. DỰ KIẾN KHÓ KHĂN VÀ GIẢI PHÁP</w:t>
       </w:r>
     </w:p>
-    <w:tbl>
-      <w:tblPr>
-        <w:tblW w:type="dxa" w:w="9355"/>
-        <w:tblBorders>
-          <w:top w:val="single" w:color="808080" w:sz="4"/>
-          <w:left w:val="single" w:color="808080" w:sz="4"/>
-          <w:bottom w:val="single" w:color="808080" w:sz="4"/>
-          <w:right w:val="single" w:color="808080" w:sz="4"/>
-          <w:insideH w:val="single" w:color="808080" w:sz="4"/>
-          <w:insideV w:val="single" w:color="808080" w:sz="4"/>
-        </w:tblBorders>
-      </w:tblPr>
-      <w:tblGrid>
-        <w:gridCol w:w="4300"/>
-        <w:gridCol w:w="5055"/>
-      </w:tblGrid>
-      <w:tr>
-        <w:trPr>
-          <w:tblHeader/>
-        </w:trPr>
-        <w:tc>
-          <w:tcPr>
-            <w:tcW w:type="dxa" w:w="4300"/>
-            <w:shd w:fill="D9E2F3" w:color="auto" w:val="clear"/>
-            <w:tcMar>
-              <w:top w:type="dxa" w:w="60"/>
-              <w:left w:type="dxa" w:w="100"/>
-              <w:bottom w:type="dxa" w:w="60"/>
-              <w:right w:type="dxa" w:w="100"/>
-            </w:tcMar>
-            <w:vAlign w:val="top"/>
-          </w:tcPr>
-          <w:p>
-            <w:pPr>
-              <w:spacing w:after="60" w:before="40" w:line="300" w:lineRule="auto"/>
-              <w:jc w:val="center"/>
-            </w:pPr>
-            <w:r>
-              <w:rPr>
-                <w:rFonts w:ascii="Times New Roman" w:cs="Times New Roman" w:eastAsia="Times New Roman" w:hAnsi="Times New Roman"/>
-                <w:b/>
-                <w:bCs/>
-                <w:sz w:val="24"/>
-                <w:szCs w:val="24"/>
-              </w:rPr>
-              <w:t xml:space="preserve">Khó khăn dự kiến</w:t>
-            </w:r>
-          </w:p>
-        </w:tc>
-        <w:tc>
-          <w:tcPr>
-            <w:tcW w:type="dxa" w:w="5055"/>
-            <w:shd w:fill="D9E2F3" w:color="auto" w:val="clear"/>
-            <w:tcMar>
-              <w:top w:type="dxa" w:w="60"/>
-              <w:left w:type="dxa" w:w="100"/>
-              <w:bottom w:type="dxa" w:w="60"/>
-              <w:right w:type="dxa" w:w="100"/>
-            </w:tcMar>
-            <w:vAlign w:val="top"/>
-          </w:tcPr>
-          <w:p>
-            <w:pPr>
-              <w:spacing w:after="60" w:before="40" w:line="300" w:lineRule="auto"/>
-              <w:jc w:val="center"/>
-            </w:pPr>
-            <w:r>
-              <w:rPr>
-                <w:rFonts w:ascii="Times New Roman" w:cs="Times New Roman" w:eastAsia="Times New Roman" w:hAnsi="Times New Roman"/>
-                <w:b/>
-                <w:bCs/>
-                <w:sz w:val="24"/>
-                <w:szCs w:val="24"/>
-              </w:rPr>
-              <w:t xml:space="preserve">Giải pháp</w:t>
-            </w:r>
-          </w:p>
-        </w:tc>
-      </w:tr>
-      <w:tr>
-        <w:trPr>
-          <w:tblHeader w:val="off"/>
-        </w:trPr>
-        <w:tc>
-          <w:tcPr>
-            <w:tcW w:type="dxa" w:w="4300"/>
-            <w:tcMar>
-              <w:top w:type="dxa" w:w="60"/>
-              <w:left w:type="dxa" w:w="100"/>
-              <w:bottom w:type="dxa" w:w="60"/>
-              <w:right w:type="dxa" w:w="100"/>
-            </w:tcMar>
-            <w:vAlign w:val="top"/>
-          </w:tcPr>
-          <w:p>
-            <w:pPr>
-              <w:spacing w:after="60" w:before="40" w:line="300" w:lineRule="auto"/>
-            </w:pPr>
-            <w:r>
-              <w:rPr>
-                <w:rFonts w:ascii="Times New Roman" w:cs="Times New Roman" w:eastAsia="Times New Roman" w:hAnsi="Times New Roman"/>
-                <w:sz w:val="24"/>
-                <w:szCs w:val="24"/>
-              </w:rPr>
-              <w:t xml:space="preserve">HS thiếu hiểu biết, trải nghiệm về chủ đề.</w:t>
-            </w:r>
-          </w:p>
-        </w:tc>
-        <w:tc>
-          <w:tcPr>
-            <w:tcW w:type="dxa" w:w="5055"/>
-            <w:tcMar>
-              <w:top w:type="dxa" w:w="60"/>
-              <w:left w:type="dxa" w:w="100"/>
-              <w:bottom w:type="dxa" w:w="60"/>
-              <w:right w:type="dxa" w:w="100"/>
-            </w:tcMar>
-            <w:vAlign w:val="top"/>
-          </w:tcPr>
-          <w:p>
-            <w:pPr>
-              <w:spacing w:after="60" w:before="40" w:line="300" w:lineRule="auto"/>
-            </w:pPr>
-            <w:r>
-              <w:rPr>
-                <w:rFonts w:ascii="Times New Roman" w:cs="Times New Roman" w:eastAsia="Times New Roman" w:hAnsi="Times New Roman"/>
-                <w:sz w:val="24"/>
-                <w:szCs w:val="24"/>
-              </w:rPr>
-              <w:t xml:space="preserve">Chuẩn bị tranh, handout và khung câu gợi ý.</w:t>
-            </w:r>
-          </w:p>
-        </w:tc>
-      </w:tr>
-      <w:tr>
-        <w:trPr>
-          <w:tblHeader w:val="off"/>
-        </w:trPr>
-        <w:tc>
-          <w:tcPr>
-            <w:tcW w:type="dxa" w:w="4300"/>
-            <w:tcMar>
-              <w:top w:type="dxa" w:w="60"/>
-              <w:left w:type="dxa" w:w="100"/>
-              <w:bottom w:type="dxa" w:w="60"/>
-              <w:right w:type="dxa" w:w="100"/>
-            </w:tcMar>
-            <w:vAlign w:val="top"/>
-          </w:tcPr>
-          <w:p>
-            <w:pPr>
-              <w:spacing w:after="60" w:before="40" w:line="300" w:lineRule="auto"/>
-            </w:pPr>
-            <w:r>
-              <w:rPr>
-                <w:rFonts w:ascii="Times New Roman" w:cs="Times New Roman" w:eastAsia="Times New Roman" w:hAnsi="Times New Roman"/>
-                <w:sz w:val="24"/>
-                <w:szCs w:val="24"/>
-              </w:rPr>
-              <w:t xml:space="preserve">HS chưa đủ kỹ năng nghe, nói và hợp tác.</w:t>
-            </w:r>
-          </w:p>
-        </w:tc>
-        <w:tc>
-          <w:tcPr>
-            <w:tcW w:type="dxa" w:w="5055"/>
-            <w:tcMar>
-              <w:top w:type="dxa" w:w="60"/>
-              <w:left w:type="dxa" w:w="100"/>
-              <w:bottom w:type="dxa" w:w="60"/>
-              <w:right w:type="dxa" w:w="100"/>
-            </w:tcMar>
-            <w:vAlign w:val="top"/>
-          </w:tcPr>
-          <w:p>
-            <w:pPr>
-              <w:spacing w:after="60" w:before="40" w:line="300" w:lineRule="auto"/>
-            </w:pPr>
-            <w:r>
-              <w:rPr>
-                <w:rFonts w:ascii="Times New Roman" w:cs="Times New Roman" w:eastAsia="Times New Roman" w:hAnsi="Times New Roman"/>
-                <w:sz w:val="24"/>
-                <w:szCs w:val="24"/>
-              </w:rPr>
-              <w:t xml:space="preserve">Mở file nghe nhiều lần theo nhu cầu; ghép cặp/nhóm khá – yếu; phân vai rõ để mọi HS có việc; GV phản hồi, hỗ trợ kịp thời.</w:t>
-            </w:r>
-          </w:p>
-        </w:tc>
-      </w:tr>
-      <w:tr>
-        <w:trPr>
-          <w:tblHeader w:val="off"/>
-        </w:trPr>
-        <w:tc>
-          <w:tcPr>
-            <w:tcW w:type="dxa" w:w="4300"/>
-            <w:tcMar>
-              <w:top w:type="dxa" w:w="60"/>
-              <w:left w:type="dxa" w:w="100"/>
-              <w:bottom w:type="dxa" w:w="60"/>
-              <w:right w:type="dxa" w:w="100"/>
-            </w:tcMar>
-            <w:vAlign w:val="top"/>
-          </w:tcPr>
-          <w:p>
-            <w:pPr>
-              <w:spacing w:after="60" w:before="40" w:line="300" w:lineRule="auto"/>
-            </w:pPr>
-            <w:r>
-              <w:rPr>
-                <w:rFonts w:ascii="Times New Roman" w:cs="Times New Roman" w:eastAsia="Times New Roman" w:hAnsi="Times New Roman"/>
-                <w:sz w:val="24"/>
-                <w:szCs w:val="24"/>
-              </w:rPr>
-              <w:t xml:space="preserve">Nhóm làm poster quá giờ.</w:t>
-            </w:r>
-          </w:p>
-        </w:tc>
-        <w:tc>
-          <w:tcPr>
-            <w:tcW w:type="dxa" w:w="5055"/>
-            <w:tcMar>
-              <w:top w:type="dxa" w:w="60"/>
-              <w:left w:type="dxa" w:w="100"/>
-              <w:bottom w:type="dxa" w:w="60"/>
-              <w:right w:type="dxa" w:w="100"/>
-            </w:tcMar>
-            <w:vAlign w:val="top"/>
-          </w:tcPr>
-          <w:p>
-            <w:pPr>
-              <w:spacing w:after="60" w:before="40" w:line="300" w:lineRule="auto"/>
-            </w:pPr>
-            <w:r>
-              <w:rPr>
-                <w:rFonts w:ascii="Times New Roman" w:cs="Times New Roman" w:eastAsia="Times New Roman" w:hAnsi="Times New Roman"/>
-                <w:sz w:val="24"/>
-                <w:szCs w:val="24"/>
-              </w:rPr>
-              <w:t xml:space="preserve">Timekeeper nhắc giờ theo bước; GV báo mốc còn 2 phút; poster chỉ cần 3 lời khuyên + 1 "hòn đá lớn".</w:t>
-            </w:r>
-          </w:p>
-        </w:tc>
-      </w:tr>
-    </w:tbl>
+    <w:p>
+      <w:pPr>
+        <w:spacing w:after="60" w:before="40" w:line="300" w:lineRule="auto"/>
+        <w:ind w:left="284"/>
+      </w:pPr>
+      <w:r>
+        <w:rPr>
+          <w:rFonts w:ascii="Times New Roman" w:cs="Times New Roman" w:eastAsia="Times New Roman" w:hAnsi="Times New Roman"/>
+          <w:sz w:val="26"/>
+          <w:szCs w:val="26"/>
+        </w:rPr>
+        <w:t xml:space="preserve">– </w:t>
+      </w:r>
+      <w:r>
+        <w:rPr>
+          <w:rFonts w:ascii="Times New Roman" w:cs="Times New Roman" w:eastAsia="Times New Roman" w:hAnsi="Times New Roman"/>
+          <w:sz w:val="26"/>
+          <w:szCs w:val="26"/>
+        </w:rPr>
+        <w:t xml:space="preserve">HS thiếu vốn từ, trải nghiệm chủ đề → Tranh, handout, khung câu</w:t>
+      </w:r>
+    </w:p>
+    <w:p>
+      <w:pPr>
+        <w:spacing w:after="60" w:before="40" w:line="300" w:lineRule="auto"/>
+        <w:ind w:left="284"/>
+      </w:pPr>
+      <w:r>
+        <w:rPr>
+          <w:rFonts w:ascii="Times New Roman" w:cs="Times New Roman" w:eastAsia="Times New Roman" w:hAnsi="Times New Roman"/>
+          <w:sz w:val="26"/>
+          <w:szCs w:val="26"/>
+        </w:rPr>
+        <w:t xml:space="preserve">– </w:t>
+      </w:r>
+      <w:r>
+        <w:rPr>
+          <w:rFonts w:ascii="Times New Roman" w:cs="Times New Roman" w:eastAsia="Times New Roman" w:hAnsi="Times New Roman"/>
+          <w:sz w:val="26"/>
+          <w:szCs w:val="26"/>
+        </w:rPr>
+        <w:t xml:space="preserve">HS yếu nghe, nói, hợp tác → Nghe lại; ghép khá – yếu; phân vai</w:t>
+      </w:r>
+    </w:p>
+    <w:p>
+      <w:pPr>
+        <w:spacing w:after="60" w:before="40" w:line="300" w:lineRule="auto"/>
+        <w:ind w:left="284"/>
+      </w:pPr>
+      <w:r>
+        <w:rPr>
+          <w:rFonts w:ascii="Times New Roman" w:cs="Times New Roman" w:eastAsia="Times New Roman" w:hAnsi="Times New Roman"/>
+          <w:sz w:val="26"/>
+          <w:szCs w:val="26"/>
+        </w:rPr>
+        <w:t xml:space="preserve">– </w:t>
+      </w:r>
+      <w:r>
+        <w:rPr>
+          <w:rFonts w:ascii="Times New Roman" w:cs="Times New Roman" w:eastAsia="Times New Roman" w:hAnsi="Times New Roman"/>
+          <w:sz w:val="26"/>
+          <w:szCs w:val="26"/>
+        </w:rPr>
+        <w:t xml:space="preserve">Nhóm làm poster quá giờ → Timekeeper; báo mốc còn 2 phút</w:t>
+      </w:r>
+    </w:p>
     <w:p>
       <w:pPr>
         <w:keepNext/>
@@ -6242,33 +4989,7 @@
           <w:sz w:val="26"/>
           <w:szCs w:val="26"/>
         </w:rPr>
-        <w:t xml:space="preserve">Học thuộc từ vựng mới; chuẩn bị từ vựng cho bài A Closer Look 1.</w:t>
-      </w:r>
-    </w:p>
-    <w:p>
-      <w:pPr>
-        <w:spacing w:after="60" w:before="40" w:line="300" w:lineRule="auto"/>
-      </w:pPr>
-      <w:r>
-        <w:rPr>
-          <w:rFonts w:ascii="Times New Roman" w:cs="Times New Roman" w:eastAsia="Times New Roman" w:hAnsi="Times New Roman"/>
-          <w:sz w:val="26"/>
-          <w:szCs w:val="26"/>
-        </w:rPr>
-        <w:t xml:space="preserve">Bắt đầu chuẩn bị Project của Unit 2: nhóm 4–5 HS chọn một thói quen xấu học sinh trường mình hay mắc, nghĩ lời khuyên để thay đổi, tìm ảnh/vẽ tranh làm poster; trình bày ở Lesson 7 – Looking back &amp; Project (GV kiểm tra tiến độ sau mỗi bài).</w:t>
-      </w:r>
-    </w:p>
-    <w:p>
-      <w:pPr>
-        <w:spacing w:after="60" w:before="40" w:line="300" w:lineRule="auto"/>
-      </w:pPr>
-      <w:r>
-        <w:rPr>
-          <w:rFonts w:ascii="Times New Roman" w:cs="Times New Roman" w:eastAsia="Times New Roman" w:hAnsi="Times New Roman"/>
-          <w:sz w:val="26"/>
-          <w:szCs w:val="26"/>
-        </w:rPr>
-        <w:t xml:space="preserve">Thực hiện cam kết "hòn đá lớn" về sức khoẻ trong tuần và ghi lại 3 lần thực hiện.</w:t>
+        <w:t xml:space="preserve">Học từ mới, chuẩn bị A Closer Look 1. Bắt đầu Project Unit 2 (poster sửa 1 thói quen xấu) và thực hiện cam kết "hòn đá lớn".</w:t>
       </w:r>
     </w:p>
     <w:p>
@@ -6284,22 +5005,7 @@
           <w:sz w:val="28"/>
           <w:szCs w:val="28"/>
         </w:rPr>
-        <w:t xml:space="preserve">PHỤ LỤC – CĂN CỨ CHƯƠNG TRÌNH</w:t>
-      </w:r>
-    </w:p>
-    <w:p>
-      <w:pPr>
-        <w:spacing w:after="60" w:before="40" w:line="300" w:lineRule="auto"/>
-      </w:pPr>
-      <w:r>
-        <w:rPr>
-          <w:rFonts w:ascii="Times New Roman" w:cs="Times New Roman" w:eastAsia="Times New Roman" w:hAnsi="Times New Roman"/>
-          <w:b/>
-          <w:bCs/>
-          <w:sz w:val="26"/>
-          <w:szCs w:val="26"/>
-        </w:rPr>
-        <w:t xml:space="preserve">Yêu cầu cần đạt (GDPT 2018):</w:t>
+        <w:t xml:space="preserve">PHỤ LỤC – YÊU CẦU CẦN ĐẠT (GDPT 2018)</w:t>
       </w:r>
     </w:p>
     <w:p>
@@ -6321,7 +5027,7 @@
           <w:sz w:val="26"/>
           <w:szCs w:val="26"/>
         </w:rPr>
-        <w:t xml:space="preserve">Nghe – đọc hiểu nội dung chi tiết đoạn hội thoại ngắn về chủ đề quen thuộc Healthy living (Getting started, tr.18).</w:t>
+        <w:t xml:space="preserve">Nghe – đọc hiểu chi tiết hội thoại ngắn về Healthy living.</w:t>
       </w:r>
     </w:p>
     <w:p>
@@ -6343,7 +5049,7 @@
           <w:sz w:val="26"/>
           <w:szCs w:val="26"/>
         </w:rPr>
-        <w:t xml:space="preserve">Hiểu và sử dụng từ vựng về hoạt động có lợi/có hại cho sức khoẻ (sunburn, suncream, lunch box, boating, cycling, countryside, park, health; popular, fresh, join).</w:t>
+        <w:t xml:space="preserve">Dùng từ vựng về hoạt động tốt/không tốt cho sức khoẻ.</w:t>
       </w:r>
     </w:p>
     <w:p>
@@ -6365,155 +5071,7 @@
           <w:sz w:val="26"/>
           <w:szCs w:val="26"/>
         </w:rPr>
-        <w:t xml:space="preserve">Nói: hỏi – đáp, diễn đạt ý kiến cá nhân về các hoạt động hằng ngày và đánh giá hoạt động tốt hay không tốt cho sức khoẻ, có nêu lý do.</w:t>
-      </w:r>
-    </w:p>
-    <w:p>
-      <w:pPr>
-        <w:spacing w:after="60" w:before="40" w:line="300" w:lineRule="auto"/>
-      </w:pPr>
-      <w:r>
-        <w:rPr>
-          <w:rFonts w:ascii="Times New Roman" w:cs="Times New Roman" w:eastAsia="Times New Roman" w:hAnsi="Times New Roman"/>
-          <w:b/>
-          <w:bCs/>
-          <w:sz w:val="26"/>
-          <w:szCs w:val="26"/>
-        </w:rPr>
-        <w:t xml:space="preserve">Nội dung SGK: </w:t>
-      </w:r>
-      <w:r>
-        <w:rPr>
-          <w:rFonts w:ascii="Times New Roman" w:cs="Times New Roman" w:eastAsia="Times New Roman" w:hAnsi="Times New Roman"/>
-          <w:sz w:val="26"/>
-          <w:szCs w:val="26"/>
-        </w:rPr>
-        <w:t xml:space="preserve">Getting started – Let's go out! (SGK Tiếng Anh 7 Global Success, Unit 2, tr.18–19): Bài 1 Listen and read – hội thoại giữa Mi và Mark về các hoạt động ngoài trời (boating, cycling…); Bài 2 What are Mark and Mi talking about? – A. Health problems / B. Healthy activities / C. Sports and games → đáp án B; Bài 3 Write a word or a phrase from the box under its picture → 1. sunburn 2. suncream 3. lunch box 4. boating 5. cycling; Bài 4 Complete each sentence with a word from the conversation → 1. boating (Mark and his father are boating) 2. park 3. countryside (Mi's family often goes cycling in the countryside) 4. suncream 5. health (Activities like running and cycling are good for our health); Bài 5 Good or bad for health? – trò chơi cả lớp: mỗi HS nêu 2 hoạt động hằng ngày, cả lớp quyết định tốt hay không tốt cho sức khoẻ và nêu lý do nếu có thể.</w:t>
-      </w:r>
-    </w:p>
-    <w:p>
-      <w:pPr>
-        <w:spacing w:after="60" w:before="40" w:line="300" w:lineRule="auto"/>
-      </w:pPr>
-      <w:r>
-        <w:rPr>
-          <w:rFonts w:ascii="Times New Roman" w:cs="Times New Roman" w:eastAsia="Times New Roman" w:hAnsi="Times New Roman"/>
-          <w:b/>
-          <w:bCs/>
-          <w:sz w:val="26"/>
-          <w:szCs w:val="26"/>
-        </w:rPr>
-        <w:t xml:space="preserve">Nguồn tra cứu:</w:t>
-      </w:r>
-    </w:p>
-    <w:p>
-      <w:pPr>
-        <w:spacing w:after="60" w:before="40" w:line="300" w:lineRule="auto"/>
-        <w:ind w:left="284"/>
-      </w:pPr>
-      <w:r>
-        <w:rPr>
-          <w:rFonts w:ascii="Times New Roman" w:cs="Times New Roman" w:eastAsia="Times New Roman" w:hAnsi="Times New Roman"/>
-          <w:sz w:val="22"/>
-          <w:szCs w:val="22"/>
-        </w:rPr>
-        <w:t xml:space="preserve">– </w:t>
-      </w:r>
-      <w:r>
-        <w:rPr>
-          <w:rFonts w:ascii="Times New Roman" w:cs="Times New Roman" w:eastAsia="Times New Roman" w:hAnsi="Times New Roman"/>
-          <w:sz w:val="22"/>
-          <w:szCs w:val="22"/>
-        </w:rPr>
-        <w:t xml:space="preserve">KHBD gốc của giáo viên: TA7-Unit 2 (Lesson 1 – Getting started)</w:t>
-      </w:r>
-    </w:p>
-    <w:p>
-      <w:pPr>
-        <w:spacing w:after="60" w:before="40" w:line="300" w:lineRule="auto"/>
-        <w:ind w:left="284"/>
-      </w:pPr>
-      <w:r>
-        <w:rPr>
-          <w:rFonts w:ascii="Times New Roman" w:cs="Times New Roman" w:eastAsia="Times New Roman" w:hAnsi="Times New Roman"/>
-          <w:sz w:val="22"/>
-          <w:szCs w:val="22"/>
-        </w:rPr>
-        <w:t xml:space="preserve">– </w:t>
-      </w:r>
-      <w:r>
-        <w:rPr>
-          <w:rFonts w:ascii="Times New Roman" w:cs="Times New Roman" w:eastAsia="Times New Roman" w:hAnsi="Times New Roman"/>
-          <w:sz w:val="22"/>
-          <w:szCs w:val="22"/>
-        </w:rPr>
-        <w:t xml:space="preserve">https://loigiaihay.com/tieng-anh-7-unit-2-getting-started-a106562.html</w:t>
-      </w:r>
-    </w:p>
-    <w:p>
-      <w:pPr>
-        <w:spacing w:after="60" w:before="40" w:line="300" w:lineRule="auto"/>
-        <w:ind w:left="284"/>
-      </w:pPr>
-      <w:r>
-        <w:rPr>
-          <w:rFonts w:ascii="Times New Roman" w:cs="Times New Roman" w:eastAsia="Times New Roman" w:hAnsi="Times New Roman"/>
-          <w:sz w:val="22"/>
-          <w:szCs w:val="22"/>
-        </w:rPr>
-        <w:t xml:space="preserve">– </w:t>
-      </w:r>
-      <w:r>
-        <w:rPr>
-          <w:rFonts w:ascii="Times New Roman" w:cs="Times New Roman" w:eastAsia="Times New Roman" w:hAnsi="Times New Roman"/>
-          <w:sz w:val="22"/>
-          <w:szCs w:val="22"/>
-        </w:rPr>
-        <w:t xml:space="preserve">https://hoc247.net/tieng-anh-7/unit-2-getting-started-l12201.html</w:t>
-      </w:r>
-    </w:p>
-    <w:p>
-      <w:pPr>
-        <w:spacing w:after="60" w:before="40" w:line="300" w:lineRule="auto"/>
-        <w:ind w:left="284"/>
-      </w:pPr>
-      <w:r>
-        <w:rPr>
-          <w:rFonts w:ascii="Times New Roman" w:cs="Times New Roman" w:eastAsia="Times New Roman" w:hAnsi="Times New Roman"/>
-          <w:sz w:val="22"/>
-          <w:szCs w:val="22"/>
-        </w:rPr>
-        <w:t xml:space="preserve">– </w:t>
-      </w:r>
-      <w:r>
-        <w:rPr>
-          <w:rFonts w:ascii="Times New Roman" w:cs="Times New Roman" w:eastAsia="Times New Roman" w:hAnsi="Times New Roman"/>
-          <w:sz w:val="22"/>
-          <w:szCs w:val="22"/>
-        </w:rPr>
-        <w:t xml:space="preserve">https://tech12h.com/bai-hoc/giai-unit-2-healthy-living-getting-started.html</w:t>
-      </w:r>
-    </w:p>
-    <w:p>
-      <w:pPr>
-        <w:spacing w:after="60" w:before="40" w:line="300" w:lineRule="auto"/>
-        <w:ind w:left="284"/>
-      </w:pPr>
-      <w:r>
-        <w:rPr>
-          <w:rFonts w:ascii="Times New Roman" w:cs="Times New Roman" w:eastAsia="Times New Roman" w:hAnsi="Times New Roman"/>
-          <w:sz w:val="22"/>
-          <w:szCs w:val="22"/>
-        </w:rPr>
-        <w:t xml:space="preserve">– </w:t>
-      </w:r>
-      <w:r>
-        <w:rPr>
-          <w:rFonts w:ascii="Times New Roman" w:cs="Times New Roman" w:eastAsia="Times New Roman" w:hAnsi="Times New Roman"/>
-          <w:sz w:val="22"/>
-          <w:szCs w:val="22"/>
-        </w:rPr>
-        <w:t xml:space="preserve">https://hoatieu.vn/chuong-trinh-giao-duc-pho-thong-mon-tieng-anh-1399 (Chương trình GDPT môn Tiếng Anh)</w:t>
+        <w:t xml:space="preserve">Hỏi – đáp, nêu ý kiến về hoạt động hằng ngày có lý do.</w:t>
       </w:r>
     </w:p>
     <w:p>
@@ -6552,7 +5110,7 @@
           <w:sz w:val="26"/>
           <w:szCs w:val="26"/>
         </w:rPr>
-        <w:t xml:space="preserve">Đáp án Bài 2–4 và mô tả Bài 5 đã đối chiếu qua kết quả tìm kiếm (trùng với bản gốc của GV); yêu cầu cần đạt viết theo định hướng chương trình Tiếng Anh 2018 nhưng chưa mở được văn bản chương trình gốc — GV đối chiếu Phụ lục 1/PPCT của trường.</w:t>
+        <w:t xml:space="preserve">YCCĐ chưa đối chiếu Phụ lục 1/PPCT của trường.</w:t>
       </w:r>
     </w:p>
     <w:sectPr>

--- a/samples/output/TA7_Unit2_Lesson1_KHBD.docx
+++ b/samples/output/TA7_Unit2_Lesson1_KHBD.docx
@@ -729,6 +729,269 @@
     <w:p>
       <w:pPr>
         <w:keepNext/>
+        <w:spacing w:after="80" w:before="120" w:line="300" w:lineRule="auto"/>
+      </w:pPr>
+      <w:r>
+        <w:rPr>
+          <w:rFonts w:ascii="Times New Roman" w:cs="Times New Roman" w:eastAsia="Times New Roman" w:hAnsi="Times New Roman"/>
+          <w:b/>
+          <w:bCs/>
+          <w:sz w:val="26"/>
+          <w:szCs w:val="26"/>
+        </w:rPr>
+        <w:t xml:space="preserve">6. Active Learning</w:t>
+      </w:r>
+    </w:p>
+    <w:p>
+      <w:pPr>
+        <w:spacing w:after="60" w:before="40" w:line="300" w:lineRule="auto"/>
+        <w:ind w:left="284"/>
+      </w:pPr>
+      <w:r>
+        <w:rPr>
+          <w:rFonts w:ascii="Times New Roman" w:cs="Times New Roman" w:eastAsia="Times New Roman" w:hAnsi="Times New Roman"/>
+          <w:sz w:val="26"/>
+          <w:szCs w:val="26"/>
+        </w:rPr>
+        <w:t xml:space="preserve">– </w:t>
+      </w:r>
+      <w:r>
+        <w:rPr>
+          <w:rFonts w:ascii="Times New Roman" w:cs="Times New Roman" w:eastAsia="Times New Roman" w:hAnsi="Times New Roman"/>
+          <w:b/>
+          <w:bCs/>
+          <w:sz w:val="26"/>
+          <w:szCs w:val="26"/>
+        </w:rPr>
+        <w:t xml:space="preserve">[ACT1] </w:t>
+      </w:r>
+      <w:r>
+        <w:rPr>
+          <w:rFonts w:ascii="Times New Roman" w:cs="Times New Roman" w:eastAsia="Times New Roman" w:hAnsi="Times New Roman"/>
+          <w:sz w:val="26"/>
+          <w:szCs w:val="26"/>
+        </w:rPr>
+        <w:t xml:space="preserve">HS trực tiếp làm, nói, tạo sản phẩm ≥ 70% thời lượng tiết học.</w:t>
+      </w:r>
+    </w:p>
+    <w:p>
+      <w:pPr>
+        <w:spacing w:after="60" w:before="40" w:line="300" w:lineRule="auto"/>
+        <w:ind w:left="284"/>
+      </w:pPr>
+      <w:r>
+        <w:rPr>
+          <w:rFonts w:ascii="Times New Roman" w:cs="Times New Roman" w:eastAsia="Times New Roman" w:hAnsi="Times New Roman"/>
+          <w:sz w:val="26"/>
+          <w:szCs w:val="26"/>
+        </w:rPr>
+        <w:t xml:space="preserve">– </w:t>
+      </w:r>
+      <w:r>
+        <w:rPr>
+          <w:rFonts w:ascii="Times New Roman" w:cs="Times New Roman" w:eastAsia="Times New Roman" w:hAnsi="Times New Roman"/>
+          <w:b/>
+          <w:bCs/>
+          <w:sz w:val="26"/>
+          <w:szCs w:val="26"/>
+        </w:rPr>
+        <w:t xml:space="preserve">[ACT2] </w:t>
+      </w:r>
+      <w:r>
+        <w:rPr>
+          <w:rFonts w:ascii="Times New Roman" w:cs="Times New Roman" w:eastAsia="Times New Roman" w:hAnsi="Times New Roman"/>
+          <w:sz w:val="26"/>
+          <w:szCs w:val="26"/>
+        </w:rPr>
+        <w:t xml:space="preserve">HS tương tác nhóm có phân vai: khảo sát, xếp hạng, chấm chéo (mức Tương tác).</w:t>
+      </w:r>
+    </w:p>
+    <w:p>
+      <w:pPr>
+        <w:keepNext/>
+        <w:spacing w:after="60" w:before="40" w:line="300" w:lineRule="auto"/>
+        <w:ind w:left="284"/>
+      </w:pPr>
+      <w:r>
+        <w:rPr>
+          <w:rFonts w:ascii="Times New Roman" w:cs="Times New Roman" w:eastAsia="Times New Roman" w:hAnsi="Times New Roman"/>
+          <w:b/>
+          <w:bCs/>
+          <w:sz w:val="24"/>
+          <w:szCs w:val="24"/>
+          <w:highlight w:val="yellow"/>
+        </w:rPr>
+        <w:t xml:space="preserve"> Minh chứng trong tiến trình </w:t>
+      </w:r>
+    </w:p>
+    <w:p>
+      <w:pPr>
+        <w:spacing w:after="60" w:before="40" w:line="300" w:lineRule="auto"/>
+        <w:ind w:left="568"/>
+      </w:pPr>
+      <w:r>
+        <w:rPr>
+          <w:rFonts w:ascii="Times New Roman" w:cs="Times New Roman" w:eastAsia="Times New Roman" w:hAnsi="Times New Roman"/>
+          <w:sz w:val="26"/>
+          <w:szCs w:val="26"/>
+        </w:rPr>
+        <w:t xml:space="preserve">– </w:t>
+      </w:r>
+      <w:r>
+        <w:rPr>
+          <w:rFonts w:ascii="Times New Roman" w:cs="Times New Roman" w:eastAsia="Times New Roman" w:hAnsi="Times New Roman"/>
+          <w:b/>
+          <w:bCs/>
+          <w:color w:val="2E7D32"/>
+          <w:sz w:val="24"/>
+          <w:szCs w:val="24"/>
+        </w:rPr>
+        <w:t xml:space="preserve">✓ </w:t>
+      </w:r>
+      <w:r>
+        <w:rPr>
+          <w:rFonts w:ascii="Times New Roman" w:cs="Times New Roman" w:eastAsia="Times New Roman" w:hAnsi="Times New Roman"/>
+          <w:sz w:val="24"/>
+          <w:szCs w:val="24"/>
+        </w:rPr>
+        <w:t xml:space="preserve">HS trực tiếp hoạt động 35/45 phút (78%)</w:t>
+      </w:r>
+    </w:p>
+    <w:p>
+      <w:pPr>
+        <w:spacing w:after="60" w:before="40" w:line="300" w:lineRule="auto"/>
+        <w:ind w:left="568"/>
+      </w:pPr>
+      <w:r>
+        <w:rPr>
+          <w:rFonts w:ascii="Times New Roman" w:cs="Times New Roman" w:eastAsia="Times New Roman" w:hAnsi="Times New Roman"/>
+          <w:sz w:val="26"/>
+          <w:szCs w:val="26"/>
+        </w:rPr>
+        <w:t xml:space="preserve">– </w:t>
+      </w:r>
+      <w:r>
+        <w:rPr>
+          <w:rFonts w:ascii="Times New Roman" w:cs="Times New Roman" w:eastAsia="Times New Roman" w:hAnsi="Times New Roman"/>
+          <w:b/>
+          <w:bCs/>
+          <w:color w:val="2E7D32"/>
+          <w:sz w:val="24"/>
+          <w:szCs w:val="24"/>
+        </w:rPr>
+        <w:t xml:space="preserve">✓ </w:t>
+      </w:r>
+      <w:r>
+        <w:rPr>
+          <w:rFonts w:ascii="Times New Roman" w:cs="Times New Roman" w:eastAsia="Times New Roman" w:hAnsi="Times New Roman"/>
+          <w:sz w:val="24"/>
+          <w:szCs w:val="24"/>
+        </w:rPr>
+        <w:t xml:space="preserve">GV giảng liên tục tối đa 3 phút/lượt</w:t>
+      </w:r>
+    </w:p>
+    <w:p>
+      <w:pPr>
+        <w:spacing w:after="60" w:before="40" w:line="300" w:lineRule="auto"/>
+        <w:ind w:left="568"/>
+      </w:pPr>
+      <w:r>
+        <w:rPr>
+          <w:rFonts w:ascii="Times New Roman" w:cs="Times New Roman" w:eastAsia="Times New Roman" w:hAnsi="Times New Roman"/>
+          <w:sz w:val="26"/>
+          <w:szCs w:val="26"/>
+        </w:rPr>
+        <w:t xml:space="preserve">– </w:t>
+      </w:r>
+      <w:r>
+        <w:rPr>
+          <w:rFonts w:ascii="Times New Roman" w:cs="Times New Roman" w:eastAsia="Times New Roman" w:hAnsi="Times New Roman"/>
+          <w:b/>
+          <w:bCs/>
+          <w:color w:val="2E7D32"/>
+          <w:sz w:val="24"/>
+          <w:szCs w:val="24"/>
+        </w:rPr>
+        <w:t xml:space="preserve">✓ </w:t>
+      </w:r>
+      <w:r>
+        <w:rPr>
+          <w:rFonts w:ascii="Times New Roman" w:cs="Times New Roman" w:eastAsia="Times New Roman" w:hAnsi="Times New Roman"/>
+          <w:sz w:val="24"/>
+          <w:szCs w:val="24"/>
+        </w:rPr>
+        <w:t xml:space="preserve">Hợp tác có phân vai: HD1, HD2, HD3, HD5, HD6</w:t>
+      </w:r>
+    </w:p>
+    <w:p>
+      <w:pPr>
+        <w:spacing w:after="60" w:before="40" w:line="300" w:lineRule="auto"/>
+        <w:ind w:left="568"/>
+      </w:pPr>
+      <w:r>
+        <w:rPr>
+          <w:rFonts w:ascii="Times New Roman" w:cs="Times New Roman" w:eastAsia="Times New Roman" w:hAnsi="Times New Roman"/>
+          <w:sz w:val="26"/>
+          <w:szCs w:val="26"/>
+        </w:rPr>
+        <w:t xml:space="preserve">– </w:t>
+      </w:r>
+      <w:r>
+        <w:rPr>
+          <w:rFonts w:ascii="Times New Roman" w:cs="Times New Roman" w:eastAsia="Times New Roman" w:hAnsi="Times New Roman"/>
+          <w:b/>
+          <w:bCs/>
+          <w:color w:val="2E7D32"/>
+          <w:sz w:val="24"/>
+          <w:szCs w:val="24"/>
+        </w:rPr>
+        <w:t xml:space="preserve">✓ </w:t>
+      </w:r>
+      <w:r>
+        <w:rPr>
+          <w:rFonts w:ascii="Times New Roman" w:cs="Times New Roman" w:eastAsia="Times New Roman" w:hAnsi="Times New Roman"/>
+          <w:sz w:val="24"/>
+          <w:szCs w:val="24"/>
+        </w:rPr>
+        <w:t xml:space="preserve">Kiểm tra mức hiểu giữa bài: HD2, HD3</w:t>
+      </w:r>
+    </w:p>
+    <w:p>
+      <w:pPr>
+        <w:spacing w:after="60" w:before="40" w:line="300" w:lineRule="auto"/>
+        <w:ind w:left="568"/>
+      </w:pPr>
+      <w:r>
+        <w:rPr>
+          <w:rFonts w:ascii="Times New Roman" w:cs="Times New Roman" w:eastAsia="Times New Roman" w:hAnsi="Times New Roman"/>
+          <w:sz w:val="26"/>
+          <w:szCs w:val="26"/>
+        </w:rPr>
+        <w:t xml:space="preserve">– </w:t>
+      </w:r>
+      <w:r>
+        <w:rPr>
+          <w:rFonts w:ascii="Times New Roman" w:cs="Times New Roman" w:eastAsia="Times New Roman" w:hAnsi="Times New Roman"/>
+          <w:b/>
+          <w:bCs/>
+          <w:color w:val="2E7D32"/>
+          <w:sz w:val="24"/>
+          <w:szCs w:val="24"/>
+        </w:rPr>
+        <w:t xml:space="preserve">✓ </w:t>
+      </w:r>
+      <w:r>
+        <w:rPr>
+          <w:rFonts w:ascii="Times New Roman" w:cs="Times New Roman" w:eastAsia="Times New Roman" w:hAnsi="Times New Roman"/>
+          <w:sz w:val="24"/>
+          <w:szCs w:val="24"/>
+        </w:rPr>
+        <w:t xml:space="preserve">Mức ICAP cao: Tương tác ở HD5, HD6; Kiến tạo ở HD7</w:t>
+      </w:r>
+    </w:p>
+    <w:p>
+      <w:pPr>
+        <w:keepNext/>
         <w:spacing w:after="80" w:before="200" w:line="300" w:lineRule="auto"/>
       </w:pPr>
       <w:r>
@@ -2380,6 +2643,32 @@
                 <w:rFonts w:ascii="Times New Roman" w:cs="Times New Roman" w:eastAsia="Times New Roman" w:hAnsi="Times New Roman"/>
                 <w:b/>
                 <w:bCs/>
+                <w:sz w:val="22"/>
+                <w:szCs w:val="22"/>
+                <w:highlight w:val="yellow"/>
+              </w:rPr>
+              <w:t xml:space="preserve"> Active Learning: </w:t>
+            </w:r>
+            <w:r>
+              <w:rPr>
+                <w:rFonts w:ascii="Times New Roman" w:cs="Times New Roman" w:eastAsia="Times New Roman" w:hAnsi="Times New Roman"/>
+                <w:i/>
+                <w:iCs/>
+                <w:sz w:val="22"/>
+                <w:szCs w:val="22"/>
+              </w:rPr>
+              <w:t xml:space="preserve"> Nhóm có phân vai</w:t>
+            </w:r>
+          </w:p>
+          <w:p>
+            <w:pPr>
+              <w:spacing w:after="60" w:before="40" w:line="300" w:lineRule="auto"/>
+            </w:pPr>
+            <w:r>
+              <w:rPr>
+                <w:rFonts w:ascii="Times New Roman" w:cs="Times New Roman" w:eastAsia="Times New Roman" w:hAnsi="Times New Roman"/>
+                <w:b/>
+                <w:bCs/>
                 <w:sz w:val="24"/>
                 <w:szCs w:val="24"/>
               </w:rPr>
@@ -2677,6 +2966,32 @@
                 <w:szCs w:val="22"/>
               </w:rPr>
               <w:t xml:space="preserve">B2 Thực hành · Cặp đôi</w:t>
+            </w:r>
+          </w:p>
+          <w:p>
+            <w:pPr>
+              <w:spacing w:after="60" w:before="40" w:line="300" w:lineRule="auto"/>
+            </w:pPr>
+            <w:r>
+              <w:rPr>
+                <w:rFonts w:ascii="Times New Roman" w:cs="Times New Roman" w:eastAsia="Times New Roman" w:hAnsi="Times New Roman"/>
+                <w:b/>
+                <w:bCs/>
+                <w:sz w:val="22"/>
+                <w:szCs w:val="22"/>
+                <w:highlight w:val="yellow"/>
+              </w:rPr>
+              <w:t xml:space="preserve"> Active Learning: </w:t>
+            </w:r>
+            <w:r>
+              <w:rPr>
+                <w:rFonts w:ascii="Times New Roman" w:cs="Times New Roman" w:eastAsia="Times New Roman" w:hAnsi="Times New Roman"/>
+                <w:i/>
+                <w:iCs/>
+                <w:sz w:val="22"/>
+                <w:szCs w:val="22"/>
+              </w:rPr>
+              <w:t xml:space="preserve"> Cặp có phân vai · Kiểm tra nhanh</w:t>
             </w:r>
           </w:p>
           <w:p>
@@ -3026,7 +3341,7 @@
                 <w:sz w:val="22"/>
                 <w:szCs w:val="22"/>
               </w:rPr>
-              <w:t xml:space="preserve"> (KT1, NLDT1)</w:t>
+              <w:t xml:space="preserve"> (KT1, NLDT1, ACT1)</w:t>
             </w:r>
           </w:p>
           <w:p>
@@ -3100,6 +3415,32 @@
                 <w:rFonts w:ascii="Times New Roman" w:cs="Times New Roman" w:eastAsia="Times New Roman" w:hAnsi="Times New Roman"/>
                 <w:b/>
                 <w:bCs/>
+                <w:sz w:val="22"/>
+                <w:szCs w:val="22"/>
+                <w:highlight w:val="yellow"/>
+              </w:rPr>
+              <w:t xml:space="preserve"> Active Learning: </w:t>
+            </w:r>
+            <w:r>
+              <w:rPr>
+                <w:rFonts w:ascii="Times New Roman" w:cs="Times New Roman" w:eastAsia="Times New Roman" w:hAnsi="Times New Roman"/>
+                <w:i/>
+                <w:iCs/>
+                <w:sz w:val="22"/>
+                <w:szCs w:val="22"/>
+              </w:rPr>
+              <w:t xml:space="preserve"> Cặp có phân vai · Kiểm tra nhanh</w:t>
+            </w:r>
+          </w:p>
+          <w:p>
+            <w:pPr>
+              <w:spacing w:after="60" w:before="40" w:line="300" w:lineRule="auto"/>
+            </w:pPr>
+            <w:r>
+              <w:rPr>
+                <w:rFonts w:ascii="Times New Roman" w:cs="Times New Roman" w:eastAsia="Times New Roman" w:hAnsi="Times New Roman"/>
+                <w:b/>
+                <w:bCs/>
                 <w:sz w:val="24"/>
                 <w:szCs w:val="24"/>
               </w:rPr>
@@ -3342,7 +3683,7 @@
                 <w:sz w:val="22"/>
                 <w:szCs w:val="22"/>
               </w:rPr>
-              <w:t xml:space="preserve"> (NLDT1, KT1)</w:t>
+              <w:t xml:space="preserve"> (NLDT1, KT1, ACT1)</w:t>
             </w:r>
           </w:p>
           <w:p>
@@ -3612,7 +3953,7 @@
                 <w:sz w:val="22"/>
                 <w:szCs w:val="22"/>
               </w:rPr>
-              <w:t xml:space="preserve"> (KT1, NLDT1)</w:t>
+              <w:t xml:space="preserve"> (KT1, NLDT1, ACT1)</w:t>
             </w:r>
           </w:p>
           <w:p>
@@ -3686,6 +4027,32 @@
                 <w:rFonts w:ascii="Times New Roman" w:cs="Times New Roman" w:eastAsia="Times New Roman" w:hAnsi="Times New Roman"/>
                 <w:b/>
                 <w:bCs/>
+                <w:sz w:val="22"/>
+                <w:szCs w:val="22"/>
+                <w:highlight w:val="yellow"/>
+              </w:rPr>
+              <w:t xml:space="preserve"> Active Learning: </w:t>
+            </w:r>
+            <w:r>
+              <w:rPr>
+                <w:rFonts w:ascii="Times New Roman" w:cs="Times New Roman" w:eastAsia="Times New Roman" w:hAnsi="Times New Roman"/>
+                <w:i/>
+                <w:iCs/>
+                <w:sz w:val="22"/>
+                <w:szCs w:val="22"/>
+              </w:rPr>
+              <w:t xml:space="preserve"> ICAP Tương tác · Nhóm có phân vai · Tư duy bậc cao</w:t>
+            </w:r>
+          </w:p>
+          <w:p>
+            <w:pPr>
+              <w:spacing w:after="60" w:before="40" w:line="300" w:lineRule="auto"/>
+            </w:pPr>
+            <w:r>
+              <w:rPr>
+                <w:rFonts w:ascii="Times New Roman" w:cs="Times New Roman" w:eastAsia="Times New Roman" w:hAnsi="Times New Roman"/>
+                <w:b/>
+                <w:bCs/>
                 <w:sz w:val="24"/>
                 <w:szCs w:val="24"/>
               </w:rPr>
@@ -3920,7 +4287,7 @@
                 <w:sz w:val="22"/>
                 <w:szCs w:val="22"/>
               </w:rPr>
-              <w:t xml:space="preserve"> (KT1, KT2, NLC1, NLC2, NLDT2, PC1, TL1, GT1, TQ1, TQ2)</w:t>
+              <w:t xml:space="preserve"> (KT1, KT2, NLC1, NLC2, NLDT2, PC1, ACT1, ACT2, TL1, GT1, TQ1, TQ2)</w:t>
             </w:r>
           </w:p>
           <w:p>
@@ -3994,6 +4361,32 @@
                 <w:rFonts w:ascii="Times New Roman" w:cs="Times New Roman" w:eastAsia="Times New Roman" w:hAnsi="Times New Roman"/>
                 <w:b/>
                 <w:bCs/>
+                <w:sz w:val="22"/>
+                <w:szCs w:val="22"/>
+                <w:highlight w:val="yellow"/>
+              </w:rPr>
+              <w:t xml:space="preserve"> Active Learning: </w:t>
+            </w:r>
+            <w:r>
+              <w:rPr>
+                <w:rFonts w:ascii="Times New Roman" w:cs="Times New Roman" w:eastAsia="Times New Roman" w:hAnsi="Times New Roman"/>
+                <w:i/>
+                <w:iCs/>
+                <w:sz w:val="22"/>
+                <w:szCs w:val="22"/>
+              </w:rPr>
+              <w:t xml:space="preserve"> ICAP Tương tác · Nhóm có phân vai · Tư duy bậc cao</w:t>
+            </w:r>
+          </w:p>
+          <w:p>
+            <w:pPr>
+              <w:spacing w:after="60" w:before="40" w:line="300" w:lineRule="auto"/>
+            </w:pPr>
+            <w:r>
+              <w:rPr>
+                <w:rFonts w:ascii="Times New Roman" w:cs="Times New Roman" w:eastAsia="Times New Roman" w:hAnsi="Times New Roman"/>
+                <w:b/>
+                <w:bCs/>
                 <w:sz w:val="24"/>
                 <w:szCs w:val="24"/>
               </w:rPr>
@@ -4228,7 +4621,7 @@
                 <w:sz w:val="22"/>
                 <w:szCs w:val="22"/>
               </w:rPr>
-              <w:t xml:space="preserve"> (NLDT2, NLC1, KT2, TL1, TQ3)</w:t>
+              <w:t xml:space="preserve"> (NLDT2, NLC1, KT2, ACT1, ACT2, TL1, TQ3)</w:t>
             </w:r>
           </w:p>
           <w:p>
@@ -4291,6 +4684,32 @@
                 <w:szCs w:val="22"/>
               </w:rPr>
               <w:t xml:space="preserve">B4 Chiêm nghiệm · Cá nhân</w:t>
+            </w:r>
+          </w:p>
+          <w:p>
+            <w:pPr>
+              <w:spacing w:after="60" w:before="40" w:line="300" w:lineRule="auto"/>
+            </w:pPr>
+            <w:r>
+              <w:rPr>
+                <w:rFonts w:ascii="Times New Roman" w:cs="Times New Roman" w:eastAsia="Times New Roman" w:hAnsi="Times New Roman"/>
+                <w:b/>
+                <w:bCs/>
+                <w:sz w:val="22"/>
+                <w:szCs w:val="22"/>
+                <w:highlight w:val="yellow"/>
+              </w:rPr>
+              <w:t xml:space="preserve"> Active Learning: </w:t>
+            </w:r>
+            <w:r>
+              <w:rPr>
+                <w:rFonts w:ascii="Times New Roman" w:cs="Times New Roman" w:eastAsia="Times New Roman" w:hAnsi="Times New Roman"/>
+                <w:i/>
+                <w:iCs/>
+                <w:sz w:val="22"/>
+                <w:szCs w:val="22"/>
+              </w:rPr>
+              <w:t xml:space="preserve"> ICAP Kiến tạo · Tư duy bậc cao</w:t>
             </w:r>
           </w:p>
           <w:p>

--- a/samples/output/TA7_Unit2_Lesson1_KHBD.docx
+++ b/samples/output/TA7_Unit2_Lesson1_KHBD.docx
@@ -5424,7 +5424,7 @@
           <w:sz w:val="28"/>
           <w:szCs w:val="28"/>
         </w:rPr>
-        <w:t xml:space="preserve">PHỤ LỤC – YÊU CẦU CẦN ĐẠT (GDPT 2018)</w:t>
+        <w:t xml:space="preserve">PHỤ LỤC – YÊU CẦU CẦN ĐẠT (CHƯƠNG TRÌNH GDPT 2018)</w:t>
       </w:r>
     </w:p>
     <w:p>
@@ -5491,45 +5491,6 @@
           <w:szCs w:val="26"/>
         </w:rPr>
         <w:t xml:space="preserve">Hỏi – đáp, nêu ý kiến về hoạt động hằng ngày có lý do.</w:t>
-      </w:r>
-    </w:p>
-    <w:p>
-      <w:pPr>
-        <w:spacing w:after="60" w:before="40" w:line="300" w:lineRule="auto"/>
-      </w:pPr>
-      <w:r>
-        <w:rPr>
-          <w:rFonts w:ascii="Times New Roman" w:cs="Times New Roman" w:eastAsia="Times New Roman" w:hAnsi="Times New Roman"/>
-          <w:b/>
-          <w:bCs/>
-          <w:color w:val="C00000"/>
-          <w:sz w:val="26"/>
-          <w:szCs w:val="26"/>
-        </w:rPr>
-        <w:t xml:space="preserve">⚠ Giáo viên cần kiểm tra lại theo SGK:</w:t>
-      </w:r>
-    </w:p>
-    <w:p>
-      <w:pPr>
-        <w:spacing w:after="60" w:before="40" w:line="300" w:lineRule="auto"/>
-        <w:ind w:left="284"/>
-      </w:pPr>
-      <w:r>
-        <w:rPr>
-          <w:rFonts w:ascii="Times New Roman" w:cs="Times New Roman" w:eastAsia="Times New Roman" w:hAnsi="Times New Roman"/>
-          <w:sz w:val="26"/>
-          <w:szCs w:val="26"/>
-        </w:rPr>
-        <w:t xml:space="preserve">– </w:t>
-      </w:r>
-      <w:r>
-        <w:rPr>
-          <w:rFonts w:ascii="Times New Roman" w:cs="Times New Roman" w:eastAsia="Times New Roman" w:hAnsi="Times New Roman"/>
-          <w:color w:val="C00000"/>
-          <w:sz w:val="26"/>
-          <w:szCs w:val="26"/>
-        </w:rPr>
-        <w:t xml:space="preserve">YCCĐ chưa đối chiếu Phụ lục 1/PPCT của trường.</w:t>
       </w:r>
     </w:p>
     <w:sectPr>

--- a/samples/output/TA7_Unit2_Lesson1_KHBD.docx
+++ b/samples/output/TA7_Unit2_Lesson1_KHBD.docx
@@ -2477,7 +2477,22 @@
           <w:sz w:val="28"/>
           <w:szCs w:val="28"/>
         </w:rPr>
-        <w:t xml:space="preserve">III. TIẾN TRÌNH DẠY HỌC</w:t>
+        <w:t xml:space="preserve">III. TIẾN TRÌNH DẠY HỌC (PROCEDURES)</w:t>
+      </w:r>
+    </w:p>
+    <w:p>
+      <w:pPr>
+        <w:spacing w:after="60" w:before="40" w:line="300" w:lineRule="auto"/>
+      </w:pPr>
+      <w:r>
+        <w:rPr>
+          <w:rFonts w:ascii="Times New Roman" w:cs="Times New Roman" w:eastAsia="Times New Roman" w:hAnsi="Times New Roman"/>
+          <w:i/>
+          <w:iCs/>
+          <w:sz w:val="20"/>
+          <w:szCs w:val="20"/>
+        </w:rPr>
+        <w:t xml:space="preserve">Each activity: * Deliver the task  ** Implement the task  *** Discuss  **** Give comments or feedback</w:t>
       </w:r>
     </w:p>
     <w:tbl>
@@ -2493,9 +2508,11 @@
         </w:tblBorders>
       </w:tblPr>
       <w:tblGrid>
-        <w:gridCol w:w="6400"/>
-        <w:gridCol w:w="4600"/>
-        <w:gridCol w:w="3400"/>
+        <w:gridCol w:w="2100"/>
+        <w:gridCol w:w="2300"/>
+        <w:gridCol w:w="7400"/>
+        <w:gridCol w:w="1500"/>
+        <w:gridCol w:w="1100"/>
       </w:tblGrid>
       <w:tr>
         <w:trPr>
@@ -2503,7 +2520,7 @@
         </w:trPr>
         <w:tc>
           <w:tcPr>
-            <w:tcW w:type="dxa" w:w="6400"/>
+            <w:tcW w:type="dxa" w:w="2100"/>
             <w:shd w:fill="D9E2F3" w:color="auto" w:val="clear"/>
             <w:tcMar>
               <w:top w:type="dxa" w:w="60"/>
@@ -2526,13 +2543,13 @@
                 <w:sz w:val="24"/>
                 <w:szCs w:val="24"/>
               </w:rPr>
-              <w:t xml:space="preserve">CÁC HOẠT ĐỘNG</w:t>
-            </w:r>
-          </w:p>
-        </w:tc>
-        <w:tc>
-          <w:tcPr>
-            <w:tcW w:type="dxa" w:w="4600"/>
+              <w:t xml:space="preserve">Stage</w:t>
+            </w:r>
+          </w:p>
+        </w:tc>
+        <w:tc>
+          <w:tcPr>
+            <w:tcW w:type="dxa" w:w="2300"/>
             <w:shd w:fill="D9E2F3" w:color="auto" w:val="clear"/>
             <w:tcMar>
               <w:top w:type="dxa" w:w="60"/>
@@ -2555,13 +2572,13 @@
                 <w:sz w:val="24"/>
                 <w:szCs w:val="24"/>
               </w:rPr>
-              <w:t xml:space="preserve">NỘI DUNG – SẢN PHẨM</w:t>
-            </w:r>
-          </w:p>
-        </w:tc>
-        <w:tc>
-          <w:tcPr>
-            <w:tcW w:type="dxa" w:w="3400"/>
+              <w:t xml:space="preserve">Stage aim</w:t>
+            </w:r>
+          </w:p>
+        </w:tc>
+        <w:tc>
+          <w:tcPr>
+            <w:tcW w:type="dxa" w:w="7400"/>
             <w:shd w:fill="D9E2F3" w:color="auto" w:val="clear"/>
             <w:tcMar>
               <w:top w:type="dxa" w:w="60"/>
@@ -2584,7 +2601,65 @@
                 <w:sz w:val="24"/>
                 <w:szCs w:val="24"/>
               </w:rPr>
-              <w:t xml:space="preserve">MỤC TIÊU (+ Thời gian)</w:t>
+              <w:t xml:space="preserve">Procedure</w:t>
+            </w:r>
+          </w:p>
+        </w:tc>
+        <w:tc>
+          <w:tcPr>
+            <w:tcW w:type="dxa" w:w="1500"/>
+            <w:shd w:fill="D9E2F3" w:color="auto" w:val="clear"/>
+            <w:tcMar>
+              <w:top w:type="dxa" w:w="60"/>
+              <w:left w:type="dxa" w:w="100"/>
+              <w:bottom w:type="dxa" w:w="60"/>
+              <w:right w:type="dxa" w:w="100"/>
+            </w:tcMar>
+            <w:vAlign w:val="top"/>
+          </w:tcPr>
+          <w:p>
+            <w:pPr>
+              <w:spacing w:after="60" w:before="40" w:line="300" w:lineRule="auto"/>
+              <w:jc w:val="center"/>
+            </w:pPr>
+            <w:r>
+              <w:rPr>
+                <w:rFonts w:ascii="Times New Roman" w:cs="Times New Roman" w:eastAsia="Times New Roman" w:hAnsi="Times New Roman"/>
+                <w:b/>
+                <w:bCs/>
+                <w:sz w:val="24"/>
+                <w:szCs w:val="24"/>
+              </w:rPr>
+              <w:t xml:space="preserve">Interaction</w:t>
+            </w:r>
+          </w:p>
+        </w:tc>
+        <w:tc>
+          <w:tcPr>
+            <w:tcW w:type="dxa" w:w="1100"/>
+            <w:shd w:fill="D9E2F3" w:color="auto" w:val="clear"/>
+            <w:tcMar>
+              <w:top w:type="dxa" w:w="60"/>
+              <w:left w:type="dxa" w:w="100"/>
+              <w:bottom w:type="dxa" w:w="60"/>
+              <w:right w:type="dxa" w:w="100"/>
+            </w:tcMar>
+            <w:vAlign w:val="top"/>
+          </w:tcPr>
+          <w:p>
+            <w:pPr>
+              <w:spacing w:after="60" w:before="40" w:line="300" w:lineRule="auto"/>
+              <w:jc w:val="center"/>
+            </w:pPr>
+            <w:r>
+              <w:rPr>
+                <w:rFonts w:ascii="Times New Roman" w:cs="Times New Roman" w:eastAsia="Times New Roman" w:hAnsi="Times New Roman"/>
+                <w:b/>
+                <w:bCs/>
+                <w:sz w:val="24"/>
+                <w:szCs w:val="24"/>
+              </w:rPr>
+              <w:t xml:space="preserve">Time</w:t>
             </w:r>
           </w:p>
         </w:tc>
@@ -2595,26 +2670,26 @@
         </w:trPr>
         <w:tc>
           <w:tcPr>
-            <w:tcW w:type="dxa" w:w="6400"/>
-            <w:tcMar>
-              <w:top w:type="dxa" w:w="60"/>
-              <w:left w:type="dxa" w:w="100"/>
-              <w:bottom w:type="dxa" w:w="60"/>
-              <w:right w:type="dxa" w:w="100"/>
-            </w:tcMar>
-            <w:vAlign w:val="top"/>
-          </w:tcPr>
-          <w:p>
-            <w:pPr>
-              <w:spacing w:after="60" w:before="40" w:line="300" w:lineRule="auto"/>
-            </w:pPr>
-            <w:r>
-              <w:rPr>
-                <w:rFonts w:ascii="Times New Roman" w:cs="Times New Roman" w:eastAsia="Times New Roman" w:hAnsi="Times New Roman"/>
-                <w:b/>
-                <w:bCs/>
-                <w:sz w:val="24"/>
-                <w:szCs w:val="24"/>
+            <w:tcW w:type="dxa" w:w="2100"/>
+            <w:tcMar>
+              <w:top w:type="dxa" w:w="60"/>
+              <w:left w:type="dxa" w:w="100"/>
+              <w:bottom w:type="dxa" w:w="60"/>
+              <w:right w:type="dxa" w:w="100"/>
+            </w:tcMar>
+            <w:vAlign w:val="top"/>
+          </w:tcPr>
+          <w:p>
+            <w:pPr>
+              <w:spacing w:after="60" w:before="40" w:line="300" w:lineRule="auto"/>
+            </w:pPr>
+            <w:r>
+              <w:rPr>
+                <w:rFonts w:ascii="Times New Roman" w:cs="Times New Roman" w:eastAsia="Times New Roman" w:hAnsi="Times New Roman"/>
+                <w:b/>
+                <w:bCs/>
+                <w:sz w:val="22"/>
+                <w:szCs w:val="22"/>
               </w:rPr>
               <w:t xml:space="preserve">HD1. Warm-up: HEALTH word race</w:t>
             </w:r>
@@ -2628,238 +2703,79 @@
                 <w:rFonts w:ascii="Times New Roman" w:cs="Times New Roman" w:eastAsia="Times New Roman" w:hAnsi="Times New Roman"/>
                 <w:i/>
                 <w:iCs/>
-                <w:sz w:val="22"/>
-                <w:szCs w:val="22"/>
-              </w:rPr>
-              <w:t xml:space="preserve">B1 Làm rõ kỳ vọng · Nhóm</w:t>
-            </w:r>
-          </w:p>
-          <w:p>
-            <w:pPr>
-              <w:spacing w:after="60" w:before="40" w:line="300" w:lineRule="auto"/>
-            </w:pPr>
-            <w:r>
-              <w:rPr>
-                <w:rFonts w:ascii="Times New Roman" w:cs="Times New Roman" w:eastAsia="Times New Roman" w:hAnsi="Times New Roman"/>
-                <w:b/>
-                <w:bCs/>
-                <w:sz w:val="22"/>
-                <w:szCs w:val="22"/>
-                <w:highlight w:val="yellow"/>
-              </w:rPr>
-              <w:t xml:space="preserve"> Active Learning: </w:t>
-            </w:r>
+                <w:sz w:val="20"/>
+                <w:szCs w:val="20"/>
+              </w:rPr>
+              <w:t xml:space="preserve">B1 Làm rõ kỳ vọng</w:t>
+            </w:r>
+          </w:p>
+        </w:tc>
+        <w:tc>
+          <w:tcPr>
+            <w:tcW w:type="dxa" w:w="2300"/>
+            <w:tcMar>
+              <w:top w:type="dxa" w:w="60"/>
+              <w:left w:type="dxa" w:w="100"/>
+              <w:bottom w:type="dxa" w:w="60"/>
+              <w:right w:type="dxa" w:w="100"/>
+            </w:tcMar>
+            <w:vAlign w:val="top"/>
+          </w:tcPr>
+          <w:p>
+            <w:pPr>
+              <w:spacing w:after="60" w:before="40" w:line="300" w:lineRule="auto"/>
+            </w:pPr>
+            <w:r>
+              <w:rPr>
+                <w:rFonts w:ascii="Times New Roman" w:cs="Times New Roman" w:eastAsia="Times New Roman" w:hAnsi="Times New Roman"/>
+                <w:sz w:val="22"/>
+                <w:szCs w:val="22"/>
+              </w:rPr>
+              <w:t xml:space="preserve">Kích hoạt từ vựng, nắm mục tiêu và rubric R1.</w:t>
+            </w:r>
+          </w:p>
+          <w:p>
+            <w:pPr>
+              <w:spacing w:after="60" w:before="40" w:line="300" w:lineRule="auto"/>
+            </w:pPr>
             <w:r>
               <w:rPr>
                 <w:rFonts w:ascii="Times New Roman" w:cs="Times New Roman" w:eastAsia="Times New Roman" w:hAnsi="Times New Roman"/>
                 <w:i/>
                 <w:iCs/>
-                <w:sz w:val="22"/>
-                <w:szCs w:val="22"/>
-              </w:rPr>
-              <w:t xml:space="preserve"> Nhóm có phân vai</w:t>
-            </w:r>
-          </w:p>
-          <w:p>
-            <w:pPr>
-              <w:spacing w:after="60" w:before="40" w:line="300" w:lineRule="auto"/>
-            </w:pPr>
-            <w:r>
-              <w:rPr>
-                <w:rFonts w:ascii="Times New Roman" w:cs="Times New Roman" w:eastAsia="Times New Roman" w:hAnsi="Times New Roman"/>
-                <w:b/>
-                <w:bCs/>
-                <w:sz w:val="24"/>
-                <w:szCs w:val="24"/>
-              </w:rPr>
-              <w:t xml:space="preserve">B1 Giao nhiệm vụ: </w:t>
-            </w:r>
-            <w:r>
-              <w:rPr>
-                <w:rFonts w:ascii="Times New Roman" w:cs="Times New Roman" w:eastAsia="Times New Roman" w:hAnsi="Times New Roman"/>
-                <w:sz w:val="24"/>
-                <w:szCs w:val="24"/>
-              </w:rPr>
-              <w:t xml:space="preserve">GV viết "HEALTH", chia 2 đội, 90 giây.</w:t>
-            </w:r>
-          </w:p>
-          <w:p>
-            <w:pPr>
-              <w:spacing w:after="60" w:before="40" w:line="300" w:lineRule="auto"/>
-            </w:pPr>
-            <w:r>
-              <w:rPr>
-                <w:rFonts w:ascii="Times New Roman" w:cs="Times New Roman" w:eastAsia="Times New Roman" w:hAnsi="Times New Roman"/>
-                <w:b/>
-                <w:bCs/>
-                <w:sz w:val="24"/>
-                <w:szCs w:val="24"/>
-              </w:rPr>
-              <w:t xml:space="preserve">B2 Thực hiện: </w:t>
-            </w:r>
-            <w:r>
-              <w:rPr>
-                <w:rFonts w:ascii="Times New Roman" w:cs="Times New Roman" w:eastAsia="Times New Roman" w:hAnsi="Times New Roman"/>
-                <w:sz w:val="24"/>
-                <w:szCs w:val="24"/>
-              </w:rPr>
-              <w:t xml:space="preserve">HS luân phiên lên viết 1 từ.</w:t>
-            </w:r>
-          </w:p>
-          <w:p>
-            <w:pPr>
-              <w:spacing w:after="60" w:before="40" w:line="300" w:lineRule="auto"/>
-            </w:pPr>
-            <w:r>
-              <w:rPr>
-                <w:rFonts w:ascii="Times New Roman" w:cs="Times New Roman" w:eastAsia="Times New Roman" w:hAnsi="Times New Roman"/>
-                <w:b/>
-                <w:bCs/>
-                <w:sz w:val="24"/>
-                <w:szCs w:val="24"/>
-              </w:rPr>
-              <w:t xml:space="preserve">B3 Báo cáo, thảo luận: </w:t>
-            </w:r>
-            <w:r>
-              <w:rPr>
-                <w:rFonts w:ascii="Times New Roman" w:cs="Times New Roman" w:eastAsia="Times New Roman" w:hAnsi="Times New Roman"/>
-                <w:sz w:val="24"/>
-                <w:szCs w:val="24"/>
-              </w:rPr>
-              <w:t xml:space="preserve">Đội bạn soát chính tả, phát âm.</w:t>
-            </w:r>
-          </w:p>
-          <w:p>
-            <w:pPr>
-              <w:spacing w:after="60" w:before="40" w:line="300" w:lineRule="auto"/>
-            </w:pPr>
-            <w:r>
-              <w:rPr>
-                <w:rFonts w:ascii="Times New Roman" w:cs="Times New Roman" w:eastAsia="Times New Roman" w:hAnsi="Times New Roman"/>
-                <w:b/>
-                <w:bCs/>
-                <w:sz w:val="24"/>
-                <w:szCs w:val="24"/>
-              </w:rPr>
-              <w:t xml:space="preserve">B4 Kết luận: </w:t>
-            </w:r>
-            <w:r>
-              <w:rPr>
-                <w:rFonts w:ascii="Times New Roman" w:cs="Times New Roman" w:eastAsia="Times New Roman" w:hAnsi="Times New Roman"/>
-                <w:sz w:val="24"/>
-                <w:szCs w:val="24"/>
-              </w:rPr>
-              <w:t xml:space="preserve">GV công bố đội thắng; chiếu mục tiêu, 3 phương án, R1.</w:t>
-            </w:r>
-          </w:p>
-          <w:p>
-            <w:pPr>
-              <w:spacing w:after="60" w:before="40" w:line="300" w:lineRule="auto"/>
-            </w:pPr>
-            <w:r>
-              <w:rPr>
-                <w:rFonts w:ascii="Times New Roman" w:cs="Times New Roman" w:eastAsia="Times New Roman" w:hAnsi="Times New Roman"/>
-                <w:b/>
-                <w:bCs/>
-                <w:sz w:val="24"/>
-                <w:szCs w:val="24"/>
-              </w:rPr>
-              <w:t xml:space="preserve">Phân vai: </w:t>
-            </w:r>
-            <w:r>
-              <w:rPr>
-                <w:rFonts w:ascii="Times New Roman" w:cs="Times New Roman" w:eastAsia="Times New Roman" w:hAnsi="Times New Roman"/>
-                <w:sz w:val="24"/>
-                <w:szCs w:val="24"/>
-              </w:rPr>
-              <w:t xml:space="preserve">Writer: Viết 1 từ rồi chuyền bút; Checker: Soát chính tả đội bạn</w:t>
-            </w:r>
-          </w:p>
-          <w:p>
-            <w:pPr>
-              <w:spacing w:after="60" w:before="40" w:line="300" w:lineRule="auto"/>
-            </w:pPr>
-            <w:r>
-              <w:rPr>
-                <w:rFonts w:ascii="Times New Roman" w:cs="Times New Roman" w:eastAsia="Times New Roman" w:hAnsi="Times New Roman"/>
-                <w:b/>
-                <w:bCs/>
-                <w:sz w:val="24"/>
-                <w:szCs w:val="24"/>
-              </w:rPr>
-              <w:t xml:space="preserve">Hỗ trợ: </w:t>
-            </w:r>
-            <w:r>
-              <w:rPr>
-                <w:rFonts w:ascii="Times New Roman" w:cs="Times New Roman" w:eastAsia="Times New Roman" w:hAnsi="Times New Roman"/>
-                <w:sz w:val="24"/>
-                <w:szCs w:val="24"/>
-              </w:rPr>
-              <w:t xml:space="preserve">Tranh gợi ý từ trên màn chiếu.</w:t>
-            </w:r>
-          </w:p>
-        </w:tc>
-        <w:tc>
-          <w:tcPr>
-            <w:tcW w:type="dxa" w:w="4600"/>
-            <w:tcMar>
-              <w:top w:type="dxa" w:w="60"/>
-              <w:left w:type="dxa" w:w="100"/>
-              <w:bottom w:type="dxa" w:w="60"/>
-              <w:right w:type="dxa" w:w="100"/>
-            </w:tcMar>
-            <w:vAlign w:val="top"/>
-          </w:tcPr>
-          <w:p>
-            <w:pPr>
-              <w:spacing w:after="60" w:before="40" w:line="300" w:lineRule="auto"/>
-            </w:pPr>
-            <w:r>
-              <w:rPr>
-                <w:rFonts w:ascii="Times New Roman" w:cs="Times New Roman" w:eastAsia="Times New Roman" w:hAnsi="Times New Roman"/>
-                <w:b/>
-                <w:bCs/>
-                <w:sz w:val="24"/>
-                <w:szCs w:val="24"/>
-              </w:rPr>
-              <w:t xml:space="preserve">Nội dung: </w:t>
-            </w:r>
-            <w:r>
-              <w:rPr>
-                <w:rFonts w:ascii="Times New Roman" w:cs="Times New Roman" w:eastAsia="Times New Roman" w:hAnsi="Times New Roman"/>
-                <w:sz w:val="24"/>
-                <w:szCs w:val="24"/>
-              </w:rPr>
-              <w:t xml:space="preserve">2 đội thi viết từ về "HEALTH"; trả lời "What should we do to be stronger?"</w:t>
-            </w:r>
-          </w:p>
-          <w:p>
-            <w:pPr>
-              <w:spacing w:after="60" w:before="40" w:line="300" w:lineRule="auto"/>
-            </w:pPr>
-            <w:r>
-              <w:rPr>
-                <w:rFonts w:ascii="Times New Roman" w:cs="Times New Roman" w:eastAsia="Times New Roman" w:hAnsi="Times New Roman"/>
-                <w:b/>
-                <w:bCs/>
-                <w:sz w:val="24"/>
-                <w:szCs w:val="24"/>
-              </w:rPr>
-              <w:t xml:space="preserve">Sản phẩm: </w:t>
-            </w:r>
-            <w:r>
-              <w:rPr>
-                <w:rFonts w:ascii="Times New Roman" w:cs="Times New Roman" w:eastAsia="Times New Roman" w:hAnsi="Times New Roman"/>
-                <w:sz w:val="24"/>
-                <w:szCs w:val="24"/>
-              </w:rPr>
-              <w:t xml:space="preserve">Bảng từ của 2 đội; HS nêu ≥3 cách khoẻ mạnh, biết rubric R1.</w:t>
-            </w:r>
-          </w:p>
-          <w:p>
-            <w:pPr>
-              <w:spacing w:after="60" w:before="40" w:line="300" w:lineRule="auto"/>
-            </w:pPr>
+                <w:sz w:val="20"/>
+                <w:szCs w:val="20"/>
+              </w:rPr>
+              <w:t xml:space="preserve">(KT2, NLC1)</w:t>
+            </w:r>
+          </w:p>
+        </w:tc>
+        <w:tc>
+          <w:tcPr>
+            <w:tcW w:type="dxa" w:w="7400"/>
+            <w:tcMar>
+              <w:top w:type="dxa" w:w="60"/>
+              <w:left w:type="dxa" w:w="100"/>
+              <w:bottom w:type="dxa" w:w="60"/>
+              <w:right w:type="dxa" w:w="100"/>
+            </w:tcMar>
+            <w:vAlign w:val="top"/>
+          </w:tcPr>
+          <w:p>
+            <w:pPr>
+              <w:spacing w:after="60" w:before="40" w:line="300" w:lineRule="auto"/>
+            </w:pPr>
+            <w:r>
+              <w:rPr>
+                <w:rFonts w:ascii="Times New Roman" w:cs="Times New Roman" w:eastAsia="Times New Roman" w:hAnsi="Times New Roman"/>
+                <w:b/>
+                <w:bCs/>
+                <w:sz w:val="22"/>
+                <w:szCs w:val="22"/>
+                <w:highlight w:val="yellow"/>
+              </w:rPr>
+              <w:t xml:space="preserve"> Active Learning: </w:t>
+            </w:r>
             <w:r>
               <w:rPr>
                 <w:rFonts w:ascii="Times New Roman" w:cs="Times New Roman" w:eastAsia="Times New Roman" w:hAnsi="Times New Roman"/>
@@ -2868,57 +2784,260 @@
                 <w:sz w:val="22"/>
                 <w:szCs w:val="22"/>
               </w:rPr>
-              <w:t xml:space="preserve">Đánh giá theo R1</w:t>
-            </w:r>
-          </w:p>
-        </w:tc>
-        <w:tc>
-          <w:tcPr>
-            <w:tcW w:type="dxa" w:w="3400"/>
-            <w:tcMar>
-              <w:top w:type="dxa" w:w="60"/>
-              <w:left w:type="dxa" w:w="100"/>
-              <w:bottom w:type="dxa" w:w="60"/>
-              <w:right w:type="dxa" w:w="100"/>
-            </w:tcMar>
-            <w:vAlign w:val="top"/>
-          </w:tcPr>
-          <w:p>
-            <w:pPr>
-              <w:spacing w:after="60" w:before="40" w:line="300" w:lineRule="auto"/>
-            </w:pPr>
-            <w:r>
-              <w:rPr>
-                <w:rFonts w:ascii="Times New Roman" w:cs="Times New Roman" w:eastAsia="Times New Roman" w:hAnsi="Times New Roman"/>
-                <w:sz w:val="24"/>
-                <w:szCs w:val="24"/>
-              </w:rPr>
-              <w:t xml:space="preserve">Kích hoạt từ vựng, nắm mục tiêu và rubric R1.</w:t>
-            </w:r>
+              <w:t xml:space="preserve"> Nhóm có phân vai</w:t>
+            </w:r>
+          </w:p>
+          <w:p>
+            <w:pPr>
+              <w:spacing w:after="60" w:before="40" w:line="300" w:lineRule="auto"/>
+            </w:pPr>
+            <w:r>
+              <w:rPr>
+                <w:rFonts w:ascii="Times New Roman" w:cs="Times New Roman" w:eastAsia="Times New Roman" w:hAnsi="Times New Roman"/>
+                <w:b/>
+                <w:bCs/>
+                <w:sz w:val="22"/>
+                <w:szCs w:val="22"/>
+              </w:rPr>
+              <w:t xml:space="preserve">Task: </w:t>
+            </w:r>
+            <w:r>
+              <w:rPr>
+                <w:rFonts w:ascii="Times New Roman" w:cs="Times New Roman" w:eastAsia="Times New Roman" w:hAnsi="Times New Roman"/>
+                <w:sz w:val="22"/>
+                <w:szCs w:val="22"/>
+              </w:rPr>
+              <w:t xml:space="preserve">2 đội thi viết từ về "HEALTH"; trả lời "What should we do to be stronger?"</w:t>
+            </w:r>
+          </w:p>
+          <w:p>
+            <w:pPr>
+              <w:spacing w:after="60" w:before="40" w:line="300" w:lineRule="auto"/>
+            </w:pPr>
+            <w:r>
+              <w:rPr>
+                <w:rFonts w:ascii="Times New Roman" w:cs="Times New Roman" w:eastAsia="Times New Roman" w:hAnsi="Times New Roman"/>
+                <w:b/>
+                <w:bCs/>
+                <w:sz w:val="22"/>
+                <w:szCs w:val="22"/>
+              </w:rPr>
+              <w:t xml:space="preserve">* </w:t>
+            </w:r>
+            <w:r>
+              <w:rPr>
+                <w:rFonts w:ascii="Times New Roman" w:cs="Times New Roman" w:eastAsia="Times New Roman" w:hAnsi="Times New Roman"/>
+                <w:sz w:val="22"/>
+                <w:szCs w:val="22"/>
+              </w:rPr>
+              <w:t xml:space="preserve">GV viết "HEALTH", chia 2 đội, 90 giây.</w:t>
+            </w:r>
+          </w:p>
+          <w:p>
+            <w:pPr>
+              <w:spacing w:after="60" w:before="40" w:line="300" w:lineRule="auto"/>
+            </w:pPr>
+            <w:r>
+              <w:rPr>
+                <w:rFonts w:ascii="Times New Roman" w:cs="Times New Roman" w:eastAsia="Times New Roman" w:hAnsi="Times New Roman"/>
+                <w:b/>
+                <w:bCs/>
+                <w:sz w:val="22"/>
+                <w:szCs w:val="22"/>
+              </w:rPr>
+              <w:t xml:space="preserve">** </w:t>
+            </w:r>
+            <w:r>
+              <w:rPr>
+                <w:rFonts w:ascii="Times New Roman" w:cs="Times New Roman" w:eastAsia="Times New Roman" w:hAnsi="Times New Roman"/>
+                <w:sz w:val="22"/>
+                <w:szCs w:val="22"/>
+              </w:rPr>
+              <w:t xml:space="preserve">HS luân phiên lên viết 1 từ.</w:t>
+            </w:r>
+          </w:p>
+          <w:p>
+            <w:pPr>
+              <w:spacing w:after="60" w:before="40" w:line="300" w:lineRule="auto"/>
+            </w:pPr>
+            <w:r>
+              <w:rPr>
+                <w:rFonts w:ascii="Times New Roman" w:cs="Times New Roman" w:eastAsia="Times New Roman" w:hAnsi="Times New Roman"/>
+                <w:b/>
+                <w:bCs/>
+                <w:sz w:val="22"/>
+                <w:szCs w:val="22"/>
+              </w:rPr>
+              <w:t xml:space="preserve">*** </w:t>
+            </w:r>
+            <w:r>
+              <w:rPr>
+                <w:rFonts w:ascii="Times New Roman" w:cs="Times New Roman" w:eastAsia="Times New Roman" w:hAnsi="Times New Roman"/>
+                <w:sz w:val="22"/>
+                <w:szCs w:val="22"/>
+              </w:rPr>
+              <w:t xml:space="preserve">Đội bạn soát chính tả, phát âm.</w:t>
+            </w:r>
+          </w:p>
+          <w:p>
+            <w:pPr>
+              <w:spacing w:after="60" w:before="40" w:line="300" w:lineRule="auto"/>
+            </w:pPr>
+            <w:r>
+              <w:rPr>
+                <w:rFonts w:ascii="Times New Roman" w:cs="Times New Roman" w:eastAsia="Times New Roman" w:hAnsi="Times New Roman"/>
+                <w:b/>
+                <w:bCs/>
+                <w:sz w:val="22"/>
+                <w:szCs w:val="22"/>
+              </w:rPr>
+              <w:t xml:space="preserve">**** </w:t>
+            </w:r>
+            <w:r>
+              <w:rPr>
+                <w:rFonts w:ascii="Times New Roman" w:cs="Times New Roman" w:eastAsia="Times New Roman" w:hAnsi="Times New Roman"/>
+                <w:sz w:val="22"/>
+                <w:szCs w:val="22"/>
+              </w:rPr>
+              <w:t xml:space="preserve">GV công bố đội thắng; chiếu mục tiêu, 3 phương án, R1.</w:t>
+            </w:r>
+          </w:p>
+          <w:p>
+            <w:pPr>
+              <w:spacing w:after="60" w:before="40" w:line="300" w:lineRule="auto"/>
+            </w:pPr>
+            <w:r>
+              <w:rPr>
+                <w:rFonts w:ascii="Times New Roman" w:cs="Times New Roman" w:eastAsia="Times New Roman" w:hAnsi="Times New Roman"/>
+                <w:b/>
+                <w:bCs/>
+                <w:sz w:val="22"/>
+                <w:szCs w:val="22"/>
+              </w:rPr>
+              <w:t xml:space="preserve">Answer key / product: </w:t>
+            </w:r>
+            <w:r>
+              <w:rPr>
+                <w:rFonts w:ascii="Times New Roman" w:cs="Times New Roman" w:eastAsia="Times New Roman" w:hAnsi="Times New Roman"/>
+                <w:sz w:val="22"/>
+                <w:szCs w:val="22"/>
+              </w:rPr>
+              <w:t xml:space="preserve">Bảng từ của 2 đội; HS nêu ≥3 cách khoẻ mạnh, biết rubric R1.</w:t>
+            </w:r>
+          </w:p>
+          <w:p>
+            <w:pPr>
+              <w:spacing w:after="60" w:before="40" w:line="300" w:lineRule="auto"/>
+            </w:pPr>
+            <w:r>
+              <w:rPr>
+                <w:rFonts w:ascii="Times New Roman" w:cs="Times New Roman" w:eastAsia="Times New Roman" w:hAnsi="Times New Roman"/>
+                <w:b/>
+                <w:bCs/>
+                <w:sz w:val="22"/>
+                <w:szCs w:val="22"/>
+              </w:rPr>
+              <w:t xml:space="preserve">Roles: </w:t>
+            </w:r>
+            <w:r>
+              <w:rPr>
+                <w:rFonts w:ascii="Times New Roman" w:cs="Times New Roman" w:eastAsia="Times New Roman" w:hAnsi="Times New Roman"/>
+                <w:sz w:val="22"/>
+                <w:szCs w:val="22"/>
+              </w:rPr>
+              <w:t xml:space="preserve">Writer: Viết 1 từ rồi chuyền bút; Checker: Soát chính tả đội bạn</w:t>
+            </w:r>
+          </w:p>
+          <w:p>
+            <w:pPr>
+              <w:spacing w:after="60" w:before="40" w:line="300" w:lineRule="auto"/>
+            </w:pPr>
+            <w:r>
+              <w:rPr>
+                <w:rFonts w:ascii="Times New Roman" w:cs="Times New Roman" w:eastAsia="Times New Roman" w:hAnsi="Times New Roman"/>
+                <w:b/>
+                <w:bCs/>
+                <w:sz w:val="22"/>
+                <w:szCs w:val="22"/>
+              </w:rPr>
+              <w:t xml:space="preserve">Support: </w:t>
+            </w:r>
+            <w:r>
+              <w:rPr>
+                <w:rFonts w:ascii="Times New Roman" w:cs="Times New Roman" w:eastAsia="Times New Roman" w:hAnsi="Times New Roman"/>
+                <w:sz w:val="22"/>
+                <w:szCs w:val="22"/>
+              </w:rPr>
+              <w:t xml:space="preserve">Tranh gợi ý từ trên màn chiếu.</w:t>
+            </w:r>
+          </w:p>
+          <w:p>
+            <w:pPr>
+              <w:spacing w:after="60" w:before="40" w:line="300" w:lineRule="auto"/>
+            </w:pPr>
             <w:r>
               <w:rPr>
                 <w:rFonts w:ascii="Times New Roman" w:cs="Times New Roman" w:eastAsia="Times New Roman" w:hAnsi="Times New Roman"/>
                 <w:i/>
                 <w:iCs/>
-                <w:sz w:val="22"/>
-                <w:szCs w:val="22"/>
-              </w:rPr>
-              <w:t xml:space="preserve"> (KT2, NLC1)</w:t>
-            </w:r>
-          </w:p>
-          <w:p>
-            <w:pPr>
-              <w:spacing w:after="60" w:before="40" w:line="300" w:lineRule="auto"/>
-            </w:pPr>
-            <w:r>
-              <w:rPr>
-                <w:rFonts w:ascii="Times New Roman" w:cs="Times New Roman" w:eastAsia="Times New Roman" w:hAnsi="Times New Roman"/>
-                <w:b/>
-                <w:bCs/>
-                <w:sz w:val="24"/>
-                <w:szCs w:val="24"/>
-              </w:rPr>
-              <w:t xml:space="preserve">4 phút</w:t>
+                <w:sz w:val="20"/>
+                <w:szCs w:val="20"/>
+              </w:rPr>
+              <w:t xml:space="preserve">Assessed with R1</w:t>
+            </w:r>
+          </w:p>
+        </w:tc>
+        <w:tc>
+          <w:tcPr>
+            <w:tcW w:type="dxa" w:w="1500"/>
+            <w:tcMar>
+              <w:top w:type="dxa" w:w="60"/>
+              <w:left w:type="dxa" w:w="100"/>
+              <w:bottom w:type="dxa" w:w="60"/>
+              <w:right w:type="dxa" w:w="100"/>
+            </w:tcMar>
+            <w:vAlign w:val="top"/>
+          </w:tcPr>
+          <w:p>
+            <w:pPr>
+              <w:spacing w:after="60" w:before="40" w:line="300" w:lineRule="auto"/>
+              <w:jc w:val="center"/>
+            </w:pPr>
+            <w:r>
+              <w:rPr>
+                <w:rFonts w:ascii="Times New Roman" w:cs="Times New Roman" w:eastAsia="Times New Roman" w:hAnsi="Times New Roman"/>
+                <w:sz w:val="22"/>
+                <w:szCs w:val="22"/>
+              </w:rPr>
+              <w:t xml:space="preserve">Group work</w:t>
+            </w:r>
+          </w:p>
+        </w:tc>
+        <w:tc>
+          <w:tcPr>
+            <w:tcW w:type="dxa" w:w="1100"/>
+            <w:tcMar>
+              <w:top w:type="dxa" w:w="60"/>
+              <w:left w:type="dxa" w:w="100"/>
+              <w:bottom w:type="dxa" w:w="60"/>
+              <w:right w:type="dxa" w:w="100"/>
+            </w:tcMar>
+            <w:vAlign w:val="top"/>
+          </w:tcPr>
+          <w:p>
+            <w:pPr>
+              <w:spacing w:after="60" w:before="40" w:line="300" w:lineRule="auto"/>
+              <w:jc w:val="center"/>
+            </w:pPr>
+            <w:r>
+              <w:rPr>
+                <w:rFonts w:ascii="Times New Roman" w:cs="Times New Roman" w:eastAsia="Times New Roman" w:hAnsi="Times New Roman"/>
+                <w:b/>
+                <w:bCs/>
+                <w:sz w:val="22"/>
+                <w:szCs w:val="22"/>
+              </w:rPr>
+              <w:t xml:space="preserve">4 mins</w:t>
             </w:r>
           </w:p>
         </w:tc>
@@ -2929,26 +3048,26 @@
         </w:trPr>
         <w:tc>
           <w:tcPr>
-            <w:tcW w:type="dxa" w:w="6400"/>
-            <w:tcMar>
-              <w:top w:type="dxa" w:w="60"/>
-              <w:left w:type="dxa" w:w="100"/>
-              <w:bottom w:type="dxa" w:w="60"/>
-              <w:right w:type="dxa" w:w="100"/>
-            </w:tcMar>
-            <w:vAlign w:val="top"/>
-          </w:tcPr>
-          <w:p>
-            <w:pPr>
-              <w:spacing w:after="60" w:before="40" w:line="300" w:lineRule="auto"/>
-            </w:pPr>
-            <w:r>
-              <w:rPr>
-                <w:rFonts w:ascii="Times New Roman" w:cs="Times New Roman" w:eastAsia="Times New Roman" w:hAnsi="Times New Roman"/>
-                <w:b/>
-                <w:bCs/>
-                <w:sz w:val="24"/>
-                <w:szCs w:val="24"/>
+            <w:tcW w:type="dxa" w:w="2100"/>
+            <w:tcMar>
+              <w:top w:type="dxa" w:w="60"/>
+              <w:left w:type="dxa" w:w="100"/>
+              <w:bottom w:type="dxa" w:w="60"/>
+              <w:right w:type="dxa" w:w="100"/>
+            </w:tcMar>
+            <w:vAlign w:val="top"/>
+          </w:tcPr>
+          <w:p>
+            <w:pPr>
+              <w:spacing w:after="60" w:before="40" w:line="300" w:lineRule="auto"/>
+            </w:pPr>
+            <w:r>
+              <w:rPr>
+                <w:rFonts w:ascii="Times New Roman" w:cs="Times New Roman" w:eastAsia="Times New Roman" w:hAnsi="Times New Roman"/>
+                <w:b/>
+                <w:bCs/>
+                <w:sz w:val="22"/>
+                <w:szCs w:val="22"/>
               </w:rPr>
               <w:t xml:space="preserve">HD2. Vocabulary + Listen and read (Bài 1)</w:t>
             </w:r>
@@ -2962,32 +3081,84 @@
                 <w:rFonts w:ascii="Times New Roman" w:cs="Times New Roman" w:eastAsia="Times New Roman" w:hAnsi="Times New Roman"/>
                 <w:i/>
                 <w:iCs/>
-                <w:sz w:val="22"/>
-                <w:szCs w:val="22"/>
-              </w:rPr>
-              <w:t xml:space="preserve">B2 Thực hành · Cặp đôi</w:t>
-            </w:r>
-          </w:p>
-          <w:p>
-            <w:pPr>
-              <w:spacing w:after="60" w:before="40" w:line="300" w:lineRule="auto"/>
-            </w:pPr>
-            <w:r>
-              <w:rPr>
-                <w:rFonts w:ascii="Times New Roman" w:cs="Times New Roman" w:eastAsia="Times New Roman" w:hAnsi="Times New Roman"/>
-                <w:b/>
-                <w:bCs/>
-                <w:sz w:val="22"/>
-                <w:szCs w:val="22"/>
-                <w:highlight w:val="yellow"/>
-              </w:rPr>
-              <w:t xml:space="preserve"> Active Learning: </w:t>
-            </w:r>
+                <w:sz w:val="20"/>
+                <w:szCs w:val="20"/>
+              </w:rPr>
+              <w:t xml:space="preserve">B2 Thực hành</w:t>
+            </w:r>
+          </w:p>
+        </w:tc>
+        <w:tc>
+          <w:tcPr>
+            <w:tcW w:type="dxa" w:w="2300"/>
+            <w:tcMar>
+              <w:top w:type="dxa" w:w="60"/>
+              <w:left w:type="dxa" w:w="100"/>
+              <w:bottom w:type="dxa" w:w="60"/>
+              <w:right w:type="dxa" w:w="100"/>
+            </w:tcMar>
+            <w:vAlign w:val="top"/>
+          </w:tcPr>
+          <w:p>
+            <w:pPr>
+              <w:spacing w:after="60" w:before="40" w:line="300" w:lineRule="auto"/>
+            </w:pPr>
+            <w:r>
+              <w:rPr>
+                <w:rFonts w:ascii="Times New Roman" w:cs="Times New Roman" w:eastAsia="Times New Roman" w:hAnsi="Times New Roman"/>
+                <w:sz w:val="22"/>
+                <w:szCs w:val="22"/>
+              </w:rPr>
+              <w:t xml:space="preserve">Hiểu 3 từ mới; nghe – đọc hội thoại.</w:t>
+            </w:r>
+          </w:p>
+          <w:p>
+            <w:pPr>
+              <w:spacing w:after="60" w:before="40" w:line="300" w:lineRule="auto"/>
+            </w:pPr>
             <w:r>
               <w:rPr>
                 <w:rFonts w:ascii="Times New Roman" w:cs="Times New Roman" w:eastAsia="Times New Roman" w:hAnsi="Times New Roman"/>
                 <w:i/>
                 <w:iCs/>
+                <w:sz w:val="20"/>
+                <w:szCs w:val="20"/>
+              </w:rPr>
+              <w:t xml:space="preserve">(KT1, NLDT1, ACT1)</w:t>
+            </w:r>
+          </w:p>
+        </w:tc>
+        <w:tc>
+          <w:tcPr>
+            <w:tcW w:type="dxa" w:w="7400"/>
+            <w:tcMar>
+              <w:top w:type="dxa" w:w="60"/>
+              <w:left w:type="dxa" w:w="100"/>
+              <w:bottom w:type="dxa" w:w="60"/>
+              <w:right w:type="dxa" w:w="100"/>
+            </w:tcMar>
+            <w:vAlign w:val="top"/>
+          </w:tcPr>
+          <w:p>
+            <w:pPr>
+              <w:spacing w:after="60" w:before="40" w:line="300" w:lineRule="auto"/>
+            </w:pPr>
+            <w:r>
+              <w:rPr>
+                <w:rFonts w:ascii="Times New Roman" w:cs="Times New Roman" w:eastAsia="Times New Roman" w:hAnsi="Times New Roman"/>
+                <w:b/>
+                <w:bCs/>
+                <w:sz w:val="22"/>
+                <w:szCs w:val="22"/>
+                <w:highlight w:val="yellow"/>
+              </w:rPr>
+              <w:t xml:space="preserve"> Active Learning: </w:t>
+            </w:r>
+            <w:r>
+              <w:rPr>
+                <w:rFonts w:ascii="Times New Roman" w:cs="Times New Roman" w:eastAsia="Times New Roman" w:hAnsi="Times New Roman"/>
+                <w:i/>
+                <w:iCs/>
                 <w:sz w:val="22"/>
                 <w:szCs w:val="22"/>
               </w:rPr>
@@ -3003,196 +3174,23 @@
                 <w:rFonts w:ascii="Times New Roman" w:cs="Times New Roman" w:eastAsia="Times New Roman" w:hAnsi="Times New Roman"/>
                 <w:b/>
                 <w:bCs/>
-                <w:sz w:val="24"/>
-                <w:szCs w:val="24"/>
-              </w:rPr>
-              <w:t xml:space="preserve">B1 Giao nhiệm vụ: </w:t>
-            </w:r>
-            <w:r>
-              <w:rPr>
-                <w:rFonts w:ascii="Times New Roman" w:cs="Times New Roman" w:eastAsia="Times New Roman" w:hAnsi="Times New Roman"/>
-                <w:sz w:val="24"/>
-                <w:szCs w:val="24"/>
-              </w:rPr>
-              <w:t xml:space="preserve">GV chiếu tranh, giao 4 câu hỏi tr.18.</w:t>
-            </w:r>
-          </w:p>
-          <w:p>
-            <w:pPr>
-              <w:spacing w:after="60" w:before="40" w:line="300" w:lineRule="auto"/>
-            </w:pPr>
-            <w:r>
-              <w:rPr>
-                <w:rFonts w:ascii="Times New Roman" w:cs="Times New Roman" w:eastAsia="Times New Roman" w:hAnsi="Times New Roman"/>
-                <w:b/>
-                <w:bCs/>
-                <w:sz w:val="24"/>
-                <w:szCs w:val="24"/>
-              </w:rPr>
-              <w:t xml:space="preserve">B2 Thực hiện: </w:t>
-            </w:r>
-            <w:r>
-              <w:rPr>
-                <w:rFonts w:ascii="Times New Roman" w:cs="Times New Roman" w:eastAsia="Times New Roman" w:hAnsi="Times New Roman"/>
-                <w:sz w:val="24"/>
-                <w:szCs w:val="24"/>
-              </w:rPr>
-              <w:t xml:space="preserve">HS theo cặp đoán nghĩa, nghe – đọc, gạch chân.</w:t>
-            </w:r>
-          </w:p>
-          <w:p>
-            <w:pPr>
-              <w:spacing w:after="60" w:before="40" w:line="300" w:lineRule="auto"/>
-            </w:pPr>
-            <w:r>
-              <w:rPr>
-                <w:rFonts w:ascii="Times New Roman" w:cs="Times New Roman" w:eastAsia="Times New Roman" w:hAnsi="Times New Roman"/>
-                <w:b/>
-                <w:bCs/>
-                <w:sz w:val="24"/>
-                <w:szCs w:val="24"/>
-              </w:rPr>
-              <w:t xml:space="preserve">B3 Báo cáo, thảo luận: </w:t>
-            </w:r>
-            <w:r>
-              <w:rPr>
-                <w:rFonts w:ascii="Times New Roman" w:cs="Times New Roman" w:eastAsia="Times New Roman" w:hAnsi="Times New Roman"/>
-                <w:sz w:val="24"/>
-                <w:szCs w:val="24"/>
-              </w:rPr>
-              <w:t xml:space="preserve">Cặp giơ bảng con; 2 cặp đọc phân vai.</w:t>
-            </w:r>
-          </w:p>
-          <w:p>
-            <w:pPr>
-              <w:spacing w:after="60" w:before="40" w:line="300" w:lineRule="auto"/>
-            </w:pPr>
-            <w:r>
-              <w:rPr>
-                <w:rFonts w:ascii="Times New Roman" w:cs="Times New Roman" w:eastAsia="Times New Roman" w:hAnsi="Times New Roman"/>
-                <w:b/>
-                <w:bCs/>
-                <w:sz w:val="24"/>
-                <w:szCs w:val="24"/>
-              </w:rPr>
-              <w:t xml:space="preserve">B4 Kết luận: </w:t>
-            </w:r>
-            <w:r>
-              <w:rPr>
-                <w:rFonts w:ascii="Times New Roman" w:cs="Times New Roman" w:eastAsia="Times New Roman" w:hAnsi="Times New Roman"/>
-                <w:sz w:val="24"/>
-                <w:szCs w:val="24"/>
-              </w:rPr>
-              <w:t xml:space="preserve">GV chốt nghĩa, phát âm, đáp án.</w:t>
-            </w:r>
-          </w:p>
-          <w:p>
-            <w:pPr>
-              <w:spacing w:after="60" w:before="40" w:line="300" w:lineRule="auto"/>
-            </w:pPr>
-            <w:r>
-              <w:rPr>
-                <w:rFonts w:ascii="Times New Roman" w:cs="Times New Roman" w:eastAsia="Times New Roman" w:hAnsi="Times New Roman"/>
-                <w:b/>
-                <w:bCs/>
-                <w:sz w:val="24"/>
-                <w:szCs w:val="24"/>
-              </w:rPr>
-              <w:t xml:space="preserve">Phân vai: </w:t>
-            </w:r>
-            <w:r>
-              <w:rPr>
-                <w:rFonts w:ascii="Times New Roman" w:cs="Times New Roman" w:eastAsia="Times New Roman" w:hAnsi="Times New Roman"/>
-                <w:sz w:val="24"/>
-                <w:szCs w:val="24"/>
-              </w:rPr>
-              <w:t xml:space="preserve">A: Ghi bảng con, đọc vai Mi; B: Tìm minh chứng, đọc vai Mark</w:t>
-            </w:r>
-          </w:p>
-          <w:p>
-            <w:pPr>
-              <w:spacing w:after="60" w:before="40" w:line="300" w:lineRule="auto"/>
-            </w:pPr>
-            <w:r>
-              <w:rPr>
-                <w:rFonts w:ascii="Times New Roman" w:cs="Times New Roman" w:eastAsia="Times New Roman" w:hAnsi="Times New Roman"/>
-                <w:b/>
-                <w:bCs/>
-                <w:sz w:val="24"/>
-                <w:szCs w:val="24"/>
-              </w:rPr>
-              <w:t xml:space="preserve">Kiểm tra nhanh: </w:t>
-            </w:r>
-            <w:r>
-              <w:rPr>
-                <w:rFonts w:ascii="Times New Roman" w:cs="Times New Roman" w:eastAsia="Times New Roman" w:hAnsi="Times New Roman"/>
-                <w:sz w:val="24"/>
-                <w:szCs w:val="24"/>
-              </w:rPr>
-              <w:t xml:space="preserve">Bảng con – 3 câu hỏi CCQ cho 3 từ mới → &lt;2/3 đúng → thêm ví dụ, hỏi lại</w:t>
-            </w:r>
-          </w:p>
-          <w:p>
-            <w:pPr>
-              <w:spacing w:after="60" w:before="40" w:line="300" w:lineRule="auto"/>
-            </w:pPr>
-            <w:r>
-              <w:rPr>
-                <w:rFonts w:ascii="Times New Roman" w:cs="Times New Roman" w:eastAsia="Times New Roman" w:hAnsi="Times New Roman"/>
-                <w:b/>
-                <w:bCs/>
-                <w:sz w:val="24"/>
-                <w:szCs w:val="24"/>
-              </w:rPr>
-              <w:t xml:space="preserve">Hỗ trợ: </w:t>
-            </w:r>
-            <w:r>
-              <w:rPr>
-                <w:rFonts w:ascii="Times New Roman" w:cs="Times New Roman" w:eastAsia="Times New Roman" w:hAnsi="Times New Roman"/>
-                <w:sz w:val="24"/>
-                <w:szCs w:val="24"/>
-              </w:rPr>
-              <w:t xml:space="preserve">Tranh + nghĩa tiếng Việt; nghe lại.</w:t>
-            </w:r>
-          </w:p>
-        </w:tc>
-        <w:tc>
-          <w:tcPr>
-            <w:tcW w:type="dxa" w:w="4600"/>
-            <w:tcMar>
-              <w:top w:type="dxa" w:w="60"/>
-              <w:left w:type="dxa" w:w="100"/>
-              <w:bottom w:type="dxa" w:w="60"/>
-              <w:right w:type="dxa" w:w="100"/>
-            </w:tcMar>
-            <w:vAlign w:val="top"/>
-          </w:tcPr>
-          <w:p>
-            <w:pPr>
-              <w:spacing w:after="60" w:before="40" w:line="300" w:lineRule="auto"/>
-            </w:pPr>
-            <w:r>
-              <w:rPr>
-                <w:rFonts w:ascii="Times New Roman" w:cs="Times New Roman" w:eastAsia="Times New Roman" w:hAnsi="Times New Roman"/>
-                <w:b/>
-                <w:bCs/>
-                <w:sz w:val="24"/>
-                <w:szCs w:val="24"/>
-              </w:rPr>
-              <w:t xml:space="preserve">Nội dung: </w:t>
-            </w:r>
-            <w:r>
-              <w:rPr>
-                <w:rFonts w:ascii="Times New Roman" w:cs="Times New Roman" w:eastAsia="Times New Roman" w:hAnsi="Times New Roman"/>
-                <w:sz w:val="24"/>
-                <w:szCs w:val="24"/>
+                <w:sz w:val="22"/>
+                <w:szCs w:val="22"/>
+              </w:rPr>
+              <w:t xml:space="preserve">Task: </w:t>
+            </w:r>
+            <w:r>
+              <w:rPr>
+                <w:rFonts w:ascii="Times New Roman" w:cs="Times New Roman" w:eastAsia="Times New Roman" w:hAnsi="Times New Roman"/>
+                <w:sz w:val="22"/>
+                <w:szCs w:val="22"/>
               </w:rPr>
               <w:t xml:space="preserve">Đoán nghĩa popular (trái nghĩa), fresh </w:t>
             </w:r>
             <w:r>
               <w:drawing>
                 <wp:inline distT="0" distB="0" distL="0" distR="0">
-                  <wp:extent cx="1524000" cy="1524000"/>
+                  <wp:extent cx="1047750" cy="1047750"/>
                   <wp:effectExtent t="0" r="0" b="0" l="0"/>
                   <wp:docPr id="1" name="" descr="" title=""/>
                   <wp:cNvGraphicFramePr>
@@ -3217,7 +3215,7 @@
                         <pic:spPr bwMode="auto">
                           <a:xfrm>
                             <a:off x="0" y="0"/>
-                            <a:ext cx="1524000" cy="1524000"/>
+                            <a:ext cx="1047750" cy="1047750"/>
                           </a:xfrm>
                           <a:prstGeom prst="rect">
                             <a:avLst/>
@@ -3232,15 +3230,15 @@
             <w:r>
               <w:rPr>
                 <w:rFonts w:ascii="Times New Roman" w:cs="Times New Roman" w:eastAsia="Times New Roman" w:hAnsi="Times New Roman"/>
-                <w:sz w:val="24"/>
-                <w:szCs w:val="24"/>
+                <w:sz w:val="22"/>
+                <w:szCs w:val="22"/>
               </w:rPr>
               <w:t xml:space="preserve">, join </w:t>
             </w:r>
             <w:r>
               <w:drawing>
                 <wp:inline distT="0" distB="0" distL="0" distR="0">
-                  <wp:extent cx="1524000" cy="1524000"/>
+                  <wp:extent cx="1047750" cy="1047750"/>
                   <wp:effectExtent t="0" r="0" b="0" l="0"/>
                   <wp:docPr id="2" name="" descr="" title=""/>
                   <wp:cNvGraphicFramePr>
@@ -3265,7 +3263,7 @@
                         <pic:spPr bwMode="auto">
                           <a:xfrm>
                             <a:off x="0" y="0"/>
-                            <a:ext cx="1524000" cy="1524000"/>
+                            <a:ext cx="1047750" cy="1047750"/>
                           </a:xfrm>
                           <a:prstGeom prst="rect">
                             <a:avLst/>
@@ -3280,8 +3278,8 @@
             <w:r>
               <w:rPr>
                 <w:rFonts w:ascii="Times New Roman" w:cs="Times New Roman" w:eastAsia="Times New Roman" w:hAnsi="Times New Roman"/>
-                <w:sz w:val="24"/>
-                <w:szCs w:val="24"/>
+                <w:sz w:val="22"/>
+                <w:szCs w:val="22"/>
               </w:rPr>
               <w:t xml:space="preserve">; cặp trả lời 4 câu về tranh; nghe – đọc, gạch chân từ về sức khoẻ.</w:t>
             </w:r>
@@ -3295,68 +3293,233 @@
                 <w:rFonts w:ascii="Times New Roman" w:cs="Times New Roman" w:eastAsia="Times New Roman" w:hAnsi="Times New Roman"/>
                 <w:b/>
                 <w:bCs/>
-                <w:sz w:val="24"/>
-                <w:szCs w:val="24"/>
-              </w:rPr>
-              <w:t xml:space="preserve">Sản phẩm: </w:t>
-            </w:r>
-            <w:r>
-              <w:rPr>
-                <w:rFonts w:ascii="Times New Roman" w:cs="Times New Roman" w:eastAsia="Times New Roman" w:hAnsi="Times New Roman"/>
-                <w:sz w:val="24"/>
-                <w:szCs w:val="24"/>
+                <w:sz w:val="22"/>
+                <w:szCs w:val="22"/>
+              </w:rPr>
+              <w:t xml:space="preserve">* </w:t>
+            </w:r>
+            <w:r>
+              <w:rPr>
+                <w:rFonts w:ascii="Times New Roman" w:cs="Times New Roman" w:eastAsia="Times New Roman" w:hAnsi="Times New Roman"/>
+                <w:sz w:val="22"/>
+                <w:szCs w:val="22"/>
+              </w:rPr>
+              <w:t xml:space="preserve">GV chiếu tranh, giao 4 câu hỏi tr.18.</w:t>
+            </w:r>
+          </w:p>
+          <w:p>
+            <w:pPr>
+              <w:spacing w:after="60" w:before="40" w:line="300" w:lineRule="auto"/>
+            </w:pPr>
+            <w:r>
+              <w:rPr>
+                <w:rFonts w:ascii="Times New Roman" w:cs="Times New Roman" w:eastAsia="Times New Roman" w:hAnsi="Times New Roman"/>
+                <w:b/>
+                <w:bCs/>
+                <w:sz w:val="22"/>
+                <w:szCs w:val="22"/>
+              </w:rPr>
+              <w:t xml:space="preserve">** </w:t>
+            </w:r>
+            <w:r>
+              <w:rPr>
+                <w:rFonts w:ascii="Times New Roman" w:cs="Times New Roman" w:eastAsia="Times New Roman" w:hAnsi="Times New Roman"/>
+                <w:sz w:val="22"/>
+                <w:szCs w:val="22"/>
+              </w:rPr>
+              <w:t xml:space="preserve">HS theo cặp đoán nghĩa, nghe – đọc, gạch chân.</w:t>
+            </w:r>
+          </w:p>
+          <w:p>
+            <w:pPr>
+              <w:spacing w:after="60" w:before="40" w:line="300" w:lineRule="auto"/>
+            </w:pPr>
+            <w:r>
+              <w:rPr>
+                <w:rFonts w:ascii="Times New Roman" w:cs="Times New Roman" w:eastAsia="Times New Roman" w:hAnsi="Times New Roman"/>
+                <w:b/>
+                <w:bCs/>
+                <w:sz w:val="22"/>
+                <w:szCs w:val="22"/>
+              </w:rPr>
+              <w:t xml:space="preserve">*** </w:t>
+            </w:r>
+            <w:r>
+              <w:rPr>
+                <w:rFonts w:ascii="Times New Roman" w:cs="Times New Roman" w:eastAsia="Times New Roman" w:hAnsi="Times New Roman"/>
+                <w:sz w:val="22"/>
+                <w:szCs w:val="22"/>
+              </w:rPr>
+              <w:t xml:space="preserve">Cặp giơ bảng con; 2 cặp đọc phân vai.</w:t>
+            </w:r>
+          </w:p>
+          <w:p>
+            <w:pPr>
+              <w:spacing w:after="60" w:before="40" w:line="300" w:lineRule="auto"/>
+            </w:pPr>
+            <w:r>
+              <w:rPr>
+                <w:rFonts w:ascii="Times New Roman" w:cs="Times New Roman" w:eastAsia="Times New Roman" w:hAnsi="Times New Roman"/>
+                <w:b/>
+                <w:bCs/>
+                <w:sz w:val="22"/>
+                <w:szCs w:val="22"/>
+              </w:rPr>
+              <w:t xml:space="preserve">**** </w:t>
+            </w:r>
+            <w:r>
+              <w:rPr>
+                <w:rFonts w:ascii="Times New Roman" w:cs="Times New Roman" w:eastAsia="Times New Roman" w:hAnsi="Times New Roman"/>
+                <w:sz w:val="22"/>
+                <w:szCs w:val="22"/>
+              </w:rPr>
+              <w:t xml:space="preserve">GV chốt nghĩa, phát âm, đáp án.</w:t>
+            </w:r>
+          </w:p>
+          <w:p>
+            <w:pPr>
+              <w:spacing w:after="60" w:before="40" w:line="300" w:lineRule="auto"/>
+            </w:pPr>
+            <w:r>
+              <w:rPr>
+                <w:rFonts w:ascii="Times New Roman" w:cs="Times New Roman" w:eastAsia="Times New Roman" w:hAnsi="Times New Roman"/>
+                <w:b/>
+                <w:bCs/>
+                <w:sz w:val="22"/>
+                <w:szCs w:val="22"/>
+              </w:rPr>
+              <w:t xml:space="preserve">Answer key / product: </w:t>
+            </w:r>
+            <w:r>
+              <w:rPr>
+                <w:rFonts w:ascii="Times New Roman" w:cs="Times New Roman" w:eastAsia="Times New Roman" w:hAnsi="Times New Roman"/>
+                <w:sz w:val="22"/>
+                <w:szCs w:val="22"/>
               </w:rPr>
               <w:t xml:space="preserve">1. Mi and Mark. 2. Talking about the picture. 3. Exercising, boating. 4. HS tự trả lời.</w:t>
             </w:r>
           </w:p>
-        </w:tc>
-        <w:tc>
-          <w:tcPr>
-            <w:tcW w:type="dxa" w:w="3400"/>
-            <w:tcMar>
-              <w:top w:type="dxa" w:w="60"/>
-              <w:left w:type="dxa" w:w="100"/>
-              <w:bottom w:type="dxa" w:w="60"/>
-              <w:right w:type="dxa" w:w="100"/>
-            </w:tcMar>
-            <w:vAlign w:val="top"/>
-          </w:tcPr>
-          <w:p>
-            <w:pPr>
-              <w:spacing w:after="60" w:before="40" w:line="300" w:lineRule="auto"/>
-            </w:pPr>
-            <w:r>
-              <w:rPr>
-                <w:rFonts w:ascii="Times New Roman" w:cs="Times New Roman" w:eastAsia="Times New Roman" w:hAnsi="Times New Roman"/>
-                <w:sz w:val="24"/>
-                <w:szCs w:val="24"/>
-              </w:rPr>
-              <w:t xml:space="preserve">Hiểu 3 từ mới; nghe – đọc hội thoại.</w:t>
-            </w:r>
-            <w:r>
-              <w:rPr>
-                <w:rFonts w:ascii="Times New Roman" w:cs="Times New Roman" w:eastAsia="Times New Roman" w:hAnsi="Times New Roman"/>
-                <w:i/>
-                <w:iCs/>
-                <w:sz w:val="22"/>
-                <w:szCs w:val="22"/>
-              </w:rPr>
-              <w:t xml:space="preserve"> (KT1, NLDT1, ACT1)</w:t>
-            </w:r>
-          </w:p>
-          <w:p>
-            <w:pPr>
-              <w:spacing w:after="60" w:before="40" w:line="300" w:lineRule="auto"/>
-            </w:pPr>
-            <w:r>
-              <w:rPr>
-                <w:rFonts w:ascii="Times New Roman" w:cs="Times New Roman" w:eastAsia="Times New Roman" w:hAnsi="Times New Roman"/>
-                <w:b/>
-                <w:bCs/>
-                <w:sz w:val="24"/>
-                <w:szCs w:val="24"/>
-              </w:rPr>
-              <w:t xml:space="preserve">8 phút</w:t>
+          <w:p>
+            <w:pPr>
+              <w:spacing w:after="60" w:before="40" w:line="300" w:lineRule="auto"/>
+            </w:pPr>
+            <w:r>
+              <w:rPr>
+                <w:rFonts w:ascii="Times New Roman" w:cs="Times New Roman" w:eastAsia="Times New Roman" w:hAnsi="Times New Roman"/>
+                <w:b/>
+                <w:bCs/>
+                <w:sz w:val="22"/>
+                <w:szCs w:val="22"/>
+              </w:rPr>
+              <w:t xml:space="preserve">Roles: </w:t>
+            </w:r>
+            <w:r>
+              <w:rPr>
+                <w:rFonts w:ascii="Times New Roman" w:cs="Times New Roman" w:eastAsia="Times New Roman" w:hAnsi="Times New Roman"/>
+                <w:sz w:val="22"/>
+                <w:szCs w:val="22"/>
+              </w:rPr>
+              <w:t xml:space="preserve">A: Ghi bảng con, đọc vai Mi; B: Tìm minh chứng, đọc vai Mark</w:t>
+            </w:r>
+          </w:p>
+          <w:p>
+            <w:pPr>
+              <w:spacing w:after="60" w:before="40" w:line="300" w:lineRule="auto"/>
+            </w:pPr>
+            <w:r>
+              <w:rPr>
+                <w:rFonts w:ascii="Times New Roman" w:cs="Times New Roman" w:eastAsia="Times New Roman" w:hAnsi="Times New Roman"/>
+                <w:b/>
+                <w:bCs/>
+                <w:sz w:val="22"/>
+                <w:szCs w:val="22"/>
+              </w:rPr>
+              <w:t xml:space="preserve">Quick check: </w:t>
+            </w:r>
+            <w:r>
+              <w:rPr>
+                <w:rFonts w:ascii="Times New Roman" w:cs="Times New Roman" w:eastAsia="Times New Roman" w:hAnsi="Times New Roman"/>
+                <w:sz w:val="22"/>
+                <w:szCs w:val="22"/>
+              </w:rPr>
+              <w:t xml:space="preserve">Bảng con – 3 câu hỏi CCQ cho 3 từ mới → &lt;2/3 đúng → thêm ví dụ, hỏi lại</w:t>
+            </w:r>
+          </w:p>
+          <w:p>
+            <w:pPr>
+              <w:spacing w:after="60" w:before="40" w:line="300" w:lineRule="auto"/>
+            </w:pPr>
+            <w:r>
+              <w:rPr>
+                <w:rFonts w:ascii="Times New Roman" w:cs="Times New Roman" w:eastAsia="Times New Roman" w:hAnsi="Times New Roman"/>
+                <w:b/>
+                <w:bCs/>
+                <w:sz w:val="22"/>
+                <w:szCs w:val="22"/>
+              </w:rPr>
+              <w:t xml:space="preserve">Support: </w:t>
+            </w:r>
+            <w:r>
+              <w:rPr>
+                <w:rFonts w:ascii="Times New Roman" w:cs="Times New Roman" w:eastAsia="Times New Roman" w:hAnsi="Times New Roman"/>
+                <w:sz w:val="22"/>
+                <w:szCs w:val="22"/>
+              </w:rPr>
+              <w:t xml:space="preserve">Tranh + nghĩa tiếng Việt; nghe lại.</w:t>
+            </w:r>
+          </w:p>
+        </w:tc>
+        <w:tc>
+          <w:tcPr>
+            <w:tcW w:type="dxa" w:w="1500"/>
+            <w:tcMar>
+              <w:top w:type="dxa" w:w="60"/>
+              <w:left w:type="dxa" w:w="100"/>
+              <w:bottom w:type="dxa" w:w="60"/>
+              <w:right w:type="dxa" w:w="100"/>
+            </w:tcMar>
+            <w:vAlign w:val="top"/>
+          </w:tcPr>
+          <w:p>
+            <w:pPr>
+              <w:spacing w:after="60" w:before="40" w:line="300" w:lineRule="auto"/>
+              <w:jc w:val="center"/>
+            </w:pPr>
+            <w:r>
+              <w:rPr>
+                <w:rFonts w:ascii="Times New Roman" w:cs="Times New Roman" w:eastAsia="Times New Roman" w:hAnsi="Times New Roman"/>
+                <w:sz w:val="22"/>
+                <w:szCs w:val="22"/>
+              </w:rPr>
+              <w:t xml:space="preserve">Pair work</w:t>
+            </w:r>
+          </w:p>
+        </w:tc>
+        <w:tc>
+          <w:tcPr>
+            <w:tcW w:type="dxa" w:w="1100"/>
+            <w:tcMar>
+              <w:top w:type="dxa" w:w="60"/>
+              <w:left w:type="dxa" w:w="100"/>
+              <w:bottom w:type="dxa" w:w="60"/>
+              <w:right w:type="dxa" w:w="100"/>
+            </w:tcMar>
+            <w:vAlign w:val="top"/>
+          </w:tcPr>
+          <w:p>
+            <w:pPr>
+              <w:spacing w:after="60" w:before="40" w:line="300" w:lineRule="auto"/>
+              <w:jc w:val="center"/>
+            </w:pPr>
+            <w:r>
+              <w:rPr>
+                <w:rFonts w:ascii="Times New Roman" w:cs="Times New Roman" w:eastAsia="Times New Roman" w:hAnsi="Times New Roman"/>
+                <w:b/>
+                <w:bCs/>
+                <w:sz w:val="22"/>
+                <w:szCs w:val="22"/>
+              </w:rPr>
+              <w:t xml:space="preserve">8 mins</w:t>
             </w:r>
           </w:p>
         </w:tc>
@@ -3367,26 +3530,26 @@
         </w:trPr>
         <w:tc>
           <w:tcPr>
-            <w:tcW w:type="dxa" w:w="6400"/>
-            <w:tcMar>
-              <w:top w:type="dxa" w:w="60"/>
-              <w:left w:type="dxa" w:w="100"/>
-              <w:bottom w:type="dxa" w:w="60"/>
-              <w:right w:type="dxa" w:w="100"/>
-            </w:tcMar>
-            <w:vAlign w:val="top"/>
-          </w:tcPr>
-          <w:p>
-            <w:pPr>
-              <w:spacing w:after="60" w:before="40" w:line="300" w:lineRule="auto"/>
-            </w:pPr>
-            <w:r>
-              <w:rPr>
-                <w:rFonts w:ascii="Times New Roman" w:cs="Times New Roman" w:eastAsia="Times New Roman" w:hAnsi="Times New Roman"/>
-                <w:b/>
-                <w:bCs/>
-                <w:sz w:val="24"/>
-                <w:szCs w:val="24"/>
+            <w:tcW w:type="dxa" w:w="2100"/>
+            <w:tcMar>
+              <w:top w:type="dxa" w:w="60"/>
+              <w:left w:type="dxa" w:w="100"/>
+              <w:bottom w:type="dxa" w:w="60"/>
+              <w:right w:type="dxa" w:w="100"/>
+            </w:tcMar>
+            <w:vAlign w:val="top"/>
+          </w:tcPr>
+          <w:p>
+            <w:pPr>
+              <w:spacing w:after="60" w:before="40" w:line="300" w:lineRule="auto"/>
+            </w:pPr>
+            <w:r>
+              <w:rPr>
+                <w:rFonts w:ascii="Times New Roman" w:cs="Times New Roman" w:eastAsia="Times New Roman" w:hAnsi="Times New Roman"/>
+                <w:b/>
+                <w:bCs/>
+                <w:sz w:val="22"/>
+                <w:szCs w:val="22"/>
               </w:rPr>
               <w:t xml:space="preserve">HD3. Practice: Bài 2 &amp; Bài 3</w:t>
             </w:r>
@@ -3400,280 +3563,78 @@
                 <w:rFonts w:ascii="Times New Roman" w:cs="Times New Roman" w:eastAsia="Times New Roman" w:hAnsi="Times New Roman"/>
                 <w:i/>
                 <w:iCs/>
-                <w:sz w:val="22"/>
-                <w:szCs w:val="22"/>
-              </w:rPr>
-              <w:t xml:space="preserve">B2 Thực hành · Cặp đôi</w:t>
-            </w:r>
-          </w:p>
-          <w:p>
-            <w:pPr>
-              <w:spacing w:after="60" w:before="40" w:line="300" w:lineRule="auto"/>
-            </w:pPr>
-            <w:r>
-              <w:rPr>
-                <w:rFonts w:ascii="Times New Roman" w:cs="Times New Roman" w:eastAsia="Times New Roman" w:hAnsi="Times New Roman"/>
-                <w:b/>
-                <w:bCs/>
-                <w:sz w:val="22"/>
-                <w:szCs w:val="22"/>
-                <w:highlight w:val="yellow"/>
-              </w:rPr>
-              <w:t xml:space="preserve"> Active Learning: </w:t>
-            </w:r>
+                <w:sz w:val="20"/>
+                <w:szCs w:val="20"/>
+              </w:rPr>
+              <w:t xml:space="preserve">B2 Thực hành</w:t>
+            </w:r>
+          </w:p>
+        </w:tc>
+        <w:tc>
+          <w:tcPr>
+            <w:tcW w:type="dxa" w:w="2300"/>
+            <w:tcMar>
+              <w:top w:type="dxa" w:w="60"/>
+              <w:left w:type="dxa" w:w="100"/>
+              <w:bottom w:type="dxa" w:w="60"/>
+              <w:right w:type="dxa" w:w="100"/>
+            </w:tcMar>
+            <w:vAlign w:val="top"/>
+          </w:tcPr>
+          <w:p>
+            <w:pPr>
+              <w:spacing w:after="60" w:before="40" w:line="300" w:lineRule="auto"/>
+            </w:pPr>
+            <w:r>
+              <w:rPr>
+                <w:rFonts w:ascii="Times New Roman" w:cs="Times New Roman" w:eastAsia="Times New Roman" w:hAnsi="Times New Roman"/>
+                <w:sz w:val="22"/>
+                <w:szCs w:val="22"/>
+              </w:rPr>
+              <w:t xml:space="preserve">Nắm ý chính; nhận diện từ qua tranh.</w:t>
+            </w:r>
+          </w:p>
+          <w:p>
+            <w:pPr>
+              <w:spacing w:after="60" w:before="40" w:line="300" w:lineRule="auto"/>
+            </w:pPr>
             <w:r>
               <w:rPr>
                 <w:rFonts w:ascii="Times New Roman" w:cs="Times New Roman" w:eastAsia="Times New Roman" w:hAnsi="Times New Roman"/>
                 <w:i/>
                 <w:iCs/>
-                <w:sz w:val="22"/>
-                <w:szCs w:val="22"/>
-              </w:rPr>
-              <w:t xml:space="preserve"> Cặp có phân vai · Kiểm tra nhanh</w:t>
-            </w:r>
-          </w:p>
-          <w:p>
-            <w:pPr>
-              <w:spacing w:after="60" w:before="40" w:line="300" w:lineRule="auto"/>
-            </w:pPr>
-            <w:r>
-              <w:rPr>
-                <w:rFonts w:ascii="Times New Roman" w:cs="Times New Roman" w:eastAsia="Times New Roman" w:hAnsi="Times New Roman"/>
-                <w:b/>
-                <w:bCs/>
-                <w:sz w:val="24"/>
-                <w:szCs w:val="24"/>
-              </w:rPr>
-              <w:t xml:space="preserve">B1 Giao nhiệm vụ: </w:t>
-            </w:r>
-            <w:r>
-              <w:rPr>
-                <w:rFonts w:ascii="Times New Roman" w:cs="Times New Roman" w:eastAsia="Times New Roman" w:hAnsi="Times New Roman"/>
-                <w:sz w:val="24"/>
-                <w:szCs w:val="24"/>
-              </w:rPr>
-              <w:t xml:space="preserve">GV nêu yêu cầu, 3 phút/bài.</w:t>
-            </w:r>
-          </w:p>
-          <w:p>
-            <w:pPr>
-              <w:spacing w:after="60" w:before="40" w:line="300" w:lineRule="auto"/>
-            </w:pPr>
-            <w:r>
-              <w:rPr>
-                <w:rFonts w:ascii="Times New Roman" w:cs="Times New Roman" w:eastAsia="Times New Roman" w:hAnsi="Times New Roman"/>
-                <w:b/>
-                <w:bCs/>
-                <w:sz w:val="24"/>
-                <w:szCs w:val="24"/>
-              </w:rPr>
-              <w:t xml:space="preserve">B2 Thực hiện: </w:t>
-            </w:r>
-            <w:r>
-              <w:rPr>
-                <w:rFonts w:ascii="Times New Roman" w:cs="Times New Roman" w:eastAsia="Times New Roman" w:hAnsi="Times New Roman"/>
-                <w:sz w:val="24"/>
-                <w:szCs w:val="24"/>
-              </w:rPr>
-              <w:t xml:space="preserve">HS làm cá nhân rồi so đáp án theo cặp.</w:t>
-            </w:r>
-          </w:p>
-          <w:p>
-            <w:pPr>
-              <w:spacing w:after="60" w:before="40" w:line="300" w:lineRule="auto"/>
-            </w:pPr>
-            <w:r>
-              <w:rPr>
-                <w:rFonts w:ascii="Times New Roman" w:cs="Times New Roman" w:eastAsia="Times New Roman" w:hAnsi="Times New Roman"/>
-                <w:b/>
-                <w:bCs/>
-                <w:sz w:val="24"/>
-                <w:szCs w:val="24"/>
-              </w:rPr>
-              <w:t xml:space="preserve">B3 Báo cáo, thảo luận: </w:t>
-            </w:r>
-            <w:r>
-              <w:rPr>
-                <w:rFonts w:ascii="Times New Roman" w:cs="Times New Roman" w:eastAsia="Times New Roman" w:hAnsi="Times New Roman"/>
-                <w:sz w:val="24"/>
-                <w:szCs w:val="24"/>
-              </w:rPr>
-              <w:t xml:space="preserve">2 HS giải thích Bài 2; cả lớp giơ bảng con Bài 3.</w:t>
-            </w:r>
-          </w:p>
-          <w:p>
-            <w:pPr>
-              <w:spacing w:after="60" w:before="40" w:line="300" w:lineRule="auto"/>
-            </w:pPr>
-            <w:r>
-              <w:rPr>
-                <w:rFonts w:ascii="Times New Roman" w:cs="Times New Roman" w:eastAsia="Times New Roman" w:hAnsi="Times New Roman"/>
-                <w:b/>
-                <w:bCs/>
-                <w:sz w:val="24"/>
-                <w:szCs w:val="24"/>
-              </w:rPr>
-              <w:t xml:space="preserve">B4 Kết luận: </w:t>
-            </w:r>
-            <w:r>
-              <w:rPr>
-                <w:rFonts w:ascii="Times New Roman" w:cs="Times New Roman" w:eastAsia="Times New Roman" w:hAnsi="Times New Roman"/>
-                <w:sz w:val="24"/>
-                <w:szCs w:val="24"/>
-              </w:rPr>
-              <w:t xml:space="preserve">GV chốt đáp án, sửa phát âm suncream.</w:t>
-            </w:r>
-          </w:p>
-          <w:p>
-            <w:pPr>
-              <w:spacing w:after="60" w:before="40" w:line="300" w:lineRule="auto"/>
-            </w:pPr>
-            <w:r>
-              <w:rPr>
-                <w:rFonts w:ascii="Times New Roman" w:cs="Times New Roman" w:eastAsia="Times New Roman" w:hAnsi="Times New Roman"/>
-                <w:b/>
-                <w:bCs/>
-                <w:sz w:val="24"/>
-                <w:szCs w:val="24"/>
-              </w:rPr>
-              <w:t xml:space="preserve">Phân vai: </w:t>
-            </w:r>
-            <w:r>
-              <w:rPr>
-                <w:rFonts w:ascii="Times New Roman" w:cs="Times New Roman" w:eastAsia="Times New Roman" w:hAnsi="Times New Roman"/>
-                <w:sz w:val="24"/>
-                <w:szCs w:val="24"/>
-              </w:rPr>
-              <w:t xml:space="preserve">Checker: Đánh dấu câu khác nhau; Explainer: Giải thích bằng câu trong bài</w:t>
-            </w:r>
-          </w:p>
-          <w:p>
-            <w:pPr>
-              <w:spacing w:after="60" w:before="40" w:line="300" w:lineRule="auto"/>
-            </w:pPr>
-            <w:r>
-              <w:rPr>
-                <w:rFonts w:ascii="Times New Roman" w:cs="Times New Roman" w:eastAsia="Times New Roman" w:hAnsi="Times New Roman"/>
-                <w:b/>
-                <w:bCs/>
-                <w:sz w:val="24"/>
-                <w:szCs w:val="24"/>
-              </w:rPr>
-              <w:t xml:space="preserve">Kiểm tra nhanh: </w:t>
-            </w:r>
-            <w:r>
-              <w:rPr>
-                <w:rFonts w:ascii="Times New Roman" w:cs="Times New Roman" w:eastAsia="Times New Roman" w:hAnsi="Times New Roman"/>
-                <w:sz w:val="24"/>
-                <w:szCs w:val="24"/>
-              </w:rPr>
-              <w:t xml:space="preserve">Bảng con đồng loạt cho 5 tranh → Từ sai nhiều → tìm lại trong bài, luyện lại</w:t>
-            </w:r>
-          </w:p>
-          <w:p>
-            <w:pPr>
-              <w:spacing w:after="60" w:before="40" w:line="300" w:lineRule="auto"/>
-            </w:pPr>
-            <w:r>
-              <w:rPr>
-                <w:rFonts w:ascii="Times New Roman" w:cs="Times New Roman" w:eastAsia="Times New Roman" w:hAnsi="Times New Roman"/>
-                <w:b/>
-                <w:bCs/>
-                <w:sz w:val="24"/>
-                <w:szCs w:val="24"/>
-              </w:rPr>
-              <w:t xml:space="preserve">Hỗ trợ: </w:t>
-            </w:r>
-            <w:r>
-              <w:rPr>
-                <w:rFonts w:ascii="Times New Roman" w:cs="Times New Roman" w:eastAsia="Times New Roman" w:hAnsi="Times New Roman"/>
-                <w:sz w:val="24"/>
-                <w:szCs w:val="24"/>
-              </w:rPr>
-              <w:t xml:space="preserve">Cho xem lại hội thoại.</w:t>
-            </w:r>
-          </w:p>
-        </w:tc>
-        <w:tc>
-          <w:tcPr>
-            <w:tcW w:type="dxa" w:w="4600"/>
-            <w:tcMar>
-              <w:top w:type="dxa" w:w="60"/>
-              <w:left w:type="dxa" w:w="100"/>
-              <w:bottom w:type="dxa" w:w="60"/>
-              <w:right w:type="dxa" w:w="100"/>
-            </w:tcMar>
-            <w:vAlign w:val="top"/>
-          </w:tcPr>
-          <w:p>
-            <w:pPr>
-              <w:spacing w:after="60" w:before="40" w:line="300" w:lineRule="auto"/>
-            </w:pPr>
-            <w:r>
-              <w:rPr>
-                <w:rFonts w:ascii="Times New Roman" w:cs="Times New Roman" w:eastAsia="Times New Roman" w:hAnsi="Times New Roman"/>
-                <w:b/>
-                <w:bCs/>
-                <w:sz w:val="24"/>
-                <w:szCs w:val="24"/>
-              </w:rPr>
-              <w:t xml:space="preserve">Nội dung: </w:t>
-            </w:r>
-            <w:r>
-              <w:rPr>
-                <w:rFonts w:ascii="Times New Roman" w:cs="Times New Roman" w:eastAsia="Times New Roman" w:hAnsi="Times New Roman"/>
-                <w:sz w:val="24"/>
-                <w:szCs w:val="24"/>
-              </w:rPr>
-              <w:t xml:space="preserve">Bài 2: chọn A/B/C, giải thích loại phương án. Bài 3: viết từ dưới tranh.</w:t>
-            </w:r>
-          </w:p>
-          <w:p>
-            <w:pPr>
-              <w:spacing w:after="60" w:before="40" w:line="300" w:lineRule="auto"/>
-            </w:pPr>
-            <w:r>
-              <w:rPr>
-                <w:rFonts w:ascii="Times New Roman" w:cs="Times New Roman" w:eastAsia="Times New Roman" w:hAnsi="Times New Roman"/>
-                <w:b/>
-                <w:bCs/>
-                <w:sz w:val="24"/>
-                <w:szCs w:val="24"/>
-              </w:rPr>
-              <w:t xml:space="preserve">Sản phẩm: </w:t>
-            </w:r>
-            <w:r>
-              <w:rPr>
-                <w:rFonts w:ascii="Times New Roman" w:cs="Times New Roman" w:eastAsia="Times New Roman" w:hAnsi="Times New Roman"/>
-                <w:sz w:val="24"/>
-                <w:szCs w:val="24"/>
-              </w:rPr>
-              <w:t xml:space="preserve">Bài 2: B. Healthy activities. Bài 3: 1. sunburn 2. suncream 3. lunch box 4. boating 5. cycling.</w:t>
-            </w:r>
-          </w:p>
-        </w:tc>
-        <w:tc>
-          <w:tcPr>
-            <w:tcW w:type="dxa" w:w="3400"/>
-            <w:tcMar>
-              <w:top w:type="dxa" w:w="60"/>
-              <w:left w:type="dxa" w:w="100"/>
-              <w:bottom w:type="dxa" w:w="60"/>
-              <w:right w:type="dxa" w:w="100"/>
-            </w:tcMar>
-            <w:vAlign w:val="top"/>
-          </w:tcPr>
-          <w:p>
-            <w:pPr>
-              <w:spacing w:after="60" w:before="40" w:line="300" w:lineRule="auto"/>
-            </w:pPr>
-            <w:r>
-              <w:rPr>
-                <w:rFonts w:ascii="Times New Roman" w:cs="Times New Roman" w:eastAsia="Times New Roman" w:hAnsi="Times New Roman"/>
-                <w:sz w:val="24"/>
-                <w:szCs w:val="24"/>
-              </w:rPr>
-              <w:t xml:space="preserve">Nắm ý chính; nhận diện từ qua tranh.</w:t>
+                <w:sz w:val="20"/>
+                <w:szCs w:val="20"/>
+              </w:rPr>
+              <w:t xml:space="preserve">(NLDT1, KT1, ACT1)</w:t>
+            </w:r>
+          </w:p>
+        </w:tc>
+        <w:tc>
+          <w:tcPr>
+            <w:tcW w:type="dxa" w:w="7400"/>
+            <w:tcMar>
+              <w:top w:type="dxa" w:w="60"/>
+              <w:left w:type="dxa" w:w="100"/>
+              <w:bottom w:type="dxa" w:w="60"/>
+              <w:right w:type="dxa" w:w="100"/>
+            </w:tcMar>
+            <w:vAlign w:val="top"/>
+          </w:tcPr>
+          <w:p>
+            <w:pPr>
+              <w:spacing w:after="60" w:before="40" w:line="300" w:lineRule="auto"/>
+            </w:pPr>
+            <w:r>
+              <w:rPr>
+                <w:rFonts w:ascii="Times New Roman" w:cs="Times New Roman" w:eastAsia="Times New Roman" w:hAnsi="Times New Roman"/>
+                <w:b/>
+                <w:bCs/>
+                <w:sz w:val="22"/>
+                <w:szCs w:val="22"/>
+                <w:highlight w:val="yellow"/>
+              </w:rPr>
+              <w:t xml:space="preserve"> Active Learning: </w:t>
             </w:r>
             <w:r>
               <w:rPr>
@@ -3683,22 +3644,268 @@
                 <w:sz w:val="22"/>
                 <w:szCs w:val="22"/>
               </w:rPr>
-              <w:t xml:space="preserve"> (NLDT1, KT1, ACT1)</w:t>
-            </w:r>
-          </w:p>
-          <w:p>
-            <w:pPr>
-              <w:spacing w:after="60" w:before="40" w:line="300" w:lineRule="auto"/>
-            </w:pPr>
-            <w:r>
-              <w:rPr>
-                <w:rFonts w:ascii="Times New Roman" w:cs="Times New Roman" w:eastAsia="Times New Roman" w:hAnsi="Times New Roman"/>
-                <w:b/>
-                <w:bCs/>
-                <w:sz w:val="24"/>
-                <w:szCs w:val="24"/>
-              </w:rPr>
-              <w:t xml:space="preserve">7 phút</w:t>
+              <w:t xml:space="preserve"> Cặp có phân vai · Kiểm tra nhanh</w:t>
+            </w:r>
+          </w:p>
+          <w:p>
+            <w:pPr>
+              <w:spacing w:after="60" w:before="40" w:line="300" w:lineRule="auto"/>
+            </w:pPr>
+            <w:r>
+              <w:rPr>
+                <w:rFonts w:ascii="Times New Roman" w:cs="Times New Roman" w:eastAsia="Times New Roman" w:hAnsi="Times New Roman"/>
+                <w:b/>
+                <w:bCs/>
+                <w:sz w:val="22"/>
+                <w:szCs w:val="22"/>
+              </w:rPr>
+              <w:t xml:space="preserve">Task: </w:t>
+            </w:r>
+            <w:r>
+              <w:rPr>
+                <w:rFonts w:ascii="Times New Roman" w:cs="Times New Roman" w:eastAsia="Times New Roman" w:hAnsi="Times New Roman"/>
+                <w:sz w:val="22"/>
+                <w:szCs w:val="22"/>
+              </w:rPr>
+              <w:t xml:space="preserve">Bài 2: chọn A/B/C, giải thích loại phương án. Bài 3: viết từ dưới tranh.</w:t>
+            </w:r>
+          </w:p>
+          <w:p>
+            <w:pPr>
+              <w:spacing w:after="60" w:before="40" w:line="300" w:lineRule="auto"/>
+            </w:pPr>
+            <w:r>
+              <w:rPr>
+                <w:rFonts w:ascii="Times New Roman" w:cs="Times New Roman" w:eastAsia="Times New Roman" w:hAnsi="Times New Roman"/>
+                <w:b/>
+                <w:bCs/>
+                <w:sz w:val="22"/>
+                <w:szCs w:val="22"/>
+              </w:rPr>
+              <w:t xml:space="preserve">* </w:t>
+            </w:r>
+            <w:r>
+              <w:rPr>
+                <w:rFonts w:ascii="Times New Roman" w:cs="Times New Roman" w:eastAsia="Times New Roman" w:hAnsi="Times New Roman"/>
+                <w:sz w:val="22"/>
+                <w:szCs w:val="22"/>
+              </w:rPr>
+              <w:t xml:space="preserve">GV nêu yêu cầu, 3 phút/bài.</w:t>
+            </w:r>
+          </w:p>
+          <w:p>
+            <w:pPr>
+              <w:spacing w:after="60" w:before="40" w:line="300" w:lineRule="auto"/>
+            </w:pPr>
+            <w:r>
+              <w:rPr>
+                <w:rFonts w:ascii="Times New Roman" w:cs="Times New Roman" w:eastAsia="Times New Roman" w:hAnsi="Times New Roman"/>
+                <w:b/>
+                <w:bCs/>
+                <w:sz w:val="22"/>
+                <w:szCs w:val="22"/>
+              </w:rPr>
+              <w:t xml:space="preserve">** </w:t>
+            </w:r>
+            <w:r>
+              <w:rPr>
+                <w:rFonts w:ascii="Times New Roman" w:cs="Times New Roman" w:eastAsia="Times New Roman" w:hAnsi="Times New Roman"/>
+                <w:sz w:val="22"/>
+                <w:szCs w:val="22"/>
+              </w:rPr>
+              <w:t xml:space="preserve">HS làm cá nhân rồi so đáp án theo cặp.</w:t>
+            </w:r>
+          </w:p>
+          <w:p>
+            <w:pPr>
+              <w:spacing w:after="60" w:before="40" w:line="300" w:lineRule="auto"/>
+            </w:pPr>
+            <w:r>
+              <w:rPr>
+                <w:rFonts w:ascii="Times New Roman" w:cs="Times New Roman" w:eastAsia="Times New Roman" w:hAnsi="Times New Roman"/>
+                <w:b/>
+                <w:bCs/>
+                <w:sz w:val="22"/>
+                <w:szCs w:val="22"/>
+              </w:rPr>
+              <w:t xml:space="preserve">*** </w:t>
+            </w:r>
+            <w:r>
+              <w:rPr>
+                <w:rFonts w:ascii="Times New Roman" w:cs="Times New Roman" w:eastAsia="Times New Roman" w:hAnsi="Times New Roman"/>
+                <w:sz w:val="22"/>
+                <w:szCs w:val="22"/>
+              </w:rPr>
+              <w:t xml:space="preserve">2 HS giải thích Bài 2; cả lớp giơ bảng con Bài 3.</w:t>
+            </w:r>
+          </w:p>
+          <w:p>
+            <w:pPr>
+              <w:spacing w:after="60" w:before="40" w:line="300" w:lineRule="auto"/>
+            </w:pPr>
+            <w:r>
+              <w:rPr>
+                <w:rFonts w:ascii="Times New Roman" w:cs="Times New Roman" w:eastAsia="Times New Roman" w:hAnsi="Times New Roman"/>
+                <w:b/>
+                <w:bCs/>
+                <w:sz w:val="22"/>
+                <w:szCs w:val="22"/>
+              </w:rPr>
+              <w:t xml:space="preserve">**** </w:t>
+            </w:r>
+            <w:r>
+              <w:rPr>
+                <w:rFonts w:ascii="Times New Roman" w:cs="Times New Roman" w:eastAsia="Times New Roman" w:hAnsi="Times New Roman"/>
+                <w:sz w:val="22"/>
+                <w:szCs w:val="22"/>
+              </w:rPr>
+              <w:t xml:space="preserve">GV chốt đáp án, sửa phát âm suncream.</w:t>
+            </w:r>
+          </w:p>
+          <w:p>
+            <w:pPr>
+              <w:spacing w:after="60" w:before="40" w:line="300" w:lineRule="auto"/>
+            </w:pPr>
+            <w:r>
+              <w:rPr>
+                <w:rFonts w:ascii="Times New Roman" w:cs="Times New Roman" w:eastAsia="Times New Roman" w:hAnsi="Times New Roman"/>
+                <w:b/>
+                <w:bCs/>
+                <w:sz w:val="22"/>
+                <w:szCs w:val="22"/>
+              </w:rPr>
+              <w:t xml:space="preserve">Answer key / product: </w:t>
+            </w:r>
+            <w:r>
+              <w:rPr>
+                <w:rFonts w:ascii="Times New Roman" w:cs="Times New Roman" w:eastAsia="Times New Roman" w:hAnsi="Times New Roman"/>
+                <w:sz w:val="22"/>
+                <w:szCs w:val="22"/>
+              </w:rPr>
+              <w:t xml:space="preserve">Bài 2: B. Healthy activities. Bài 3: 1. sunburn 2. suncream 3. lunch box 4. boating 5. cycling.</w:t>
+            </w:r>
+          </w:p>
+          <w:p>
+            <w:pPr>
+              <w:spacing w:after="60" w:before="40" w:line="300" w:lineRule="auto"/>
+            </w:pPr>
+            <w:r>
+              <w:rPr>
+                <w:rFonts w:ascii="Times New Roman" w:cs="Times New Roman" w:eastAsia="Times New Roman" w:hAnsi="Times New Roman"/>
+                <w:b/>
+                <w:bCs/>
+                <w:sz w:val="22"/>
+                <w:szCs w:val="22"/>
+              </w:rPr>
+              <w:t xml:space="preserve">Roles: </w:t>
+            </w:r>
+            <w:r>
+              <w:rPr>
+                <w:rFonts w:ascii="Times New Roman" w:cs="Times New Roman" w:eastAsia="Times New Roman" w:hAnsi="Times New Roman"/>
+                <w:sz w:val="22"/>
+                <w:szCs w:val="22"/>
+              </w:rPr>
+              <w:t xml:space="preserve">Checker: Đánh dấu câu khác nhau; Explainer: Giải thích bằng câu trong bài</w:t>
+            </w:r>
+          </w:p>
+          <w:p>
+            <w:pPr>
+              <w:spacing w:after="60" w:before="40" w:line="300" w:lineRule="auto"/>
+            </w:pPr>
+            <w:r>
+              <w:rPr>
+                <w:rFonts w:ascii="Times New Roman" w:cs="Times New Roman" w:eastAsia="Times New Roman" w:hAnsi="Times New Roman"/>
+                <w:b/>
+                <w:bCs/>
+                <w:sz w:val="22"/>
+                <w:szCs w:val="22"/>
+              </w:rPr>
+              <w:t xml:space="preserve">Quick check: </w:t>
+            </w:r>
+            <w:r>
+              <w:rPr>
+                <w:rFonts w:ascii="Times New Roman" w:cs="Times New Roman" w:eastAsia="Times New Roman" w:hAnsi="Times New Roman"/>
+                <w:sz w:val="22"/>
+                <w:szCs w:val="22"/>
+              </w:rPr>
+              <w:t xml:space="preserve">Bảng con đồng loạt cho 5 tranh → Từ sai nhiều → tìm lại trong bài, luyện lại</w:t>
+            </w:r>
+          </w:p>
+          <w:p>
+            <w:pPr>
+              <w:spacing w:after="60" w:before="40" w:line="300" w:lineRule="auto"/>
+            </w:pPr>
+            <w:r>
+              <w:rPr>
+                <w:rFonts w:ascii="Times New Roman" w:cs="Times New Roman" w:eastAsia="Times New Roman" w:hAnsi="Times New Roman"/>
+                <w:b/>
+                <w:bCs/>
+                <w:sz w:val="22"/>
+                <w:szCs w:val="22"/>
+              </w:rPr>
+              <w:t xml:space="preserve">Support: </w:t>
+            </w:r>
+            <w:r>
+              <w:rPr>
+                <w:rFonts w:ascii="Times New Roman" w:cs="Times New Roman" w:eastAsia="Times New Roman" w:hAnsi="Times New Roman"/>
+                <w:sz w:val="22"/>
+                <w:szCs w:val="22"/>
+              </w:rPr>
+              <w:t xml:space="preserve">Cho xem lại hội thoại.</w:t>
+            </w:r>
+          </w:p>
+        </w:tc>
+        <w:tc>
+          <w:tcPr>
+            <w:tcW w:type="dxa" w:w="1500"/>
+            <w:tcMar>
+              <w:top w:type="dxa" w:w="60"/>
+              <w:left w:type="dxa" w:w="100"/>
+              <w:bottom w:type="dxa" w:w="60"/>
+              <w:right w:type="dxa" w:w="100"/>
+            </w:tcMar>
+            <w:vAlign w:val="top"/>
+          </w:tcPr>
+          <w:p>
+            <w:pPr>
+              <w:spacing w:after="60" w:before="40" w:line="300" w:lineRule="auto"/>
+              <w:jc w:val="center"/>
+            </w:pPr>
+            <w:r>
+              <w:rPr>
+                <w:rFonts w:ascii="Times New Roman" w:cs="Times New Roman" w:eastAsia="Times New Roman" w:hAnsi="Times New Roman"/>
+                <w:sz w:val="22"/>
+                <w:szCs w:val="22"/>
+              </w:rPr>
+              <w:t xml:space="preserve">Pair work</w:t>
+            </w:r>
+          </w:p>
+        </w:tc>
+        <w:tc>
+          <w:tcPr>
+            <w:tcW w:type="dxa" w:w="1100"/>
+            <w:tcMar>
+              <w:top w:type="dxa" w:w="60"/>
+              <w:left w:type="dxa" w:w="100"/>
+              <w:bottom w:type="dxa" w:w="60"/>
+              <w:right w:type="dxa" w:w="100"/>
+            </w:tcMar>
+            <w:vAlign w:val="top"/>
+          </w:tcPr>
+          <w:p>
+            <w:pPr>
+              <w:spacing w:after="60" w:before="40" w:line="300" w:lineRule="auto"/>
+              <w:jc w:val="center"/>
+            </w:pPr>
+            <w:r>
+              <w:rPr>
+                <w:rFonts w:ascii="Times New Roman" w:cs="Times New Roman" w:eastAsia="Times New Roman" w:hAnsi="Times New Roman"/>
+                <w:b/>
+                <w:bCs/>
+                <w:sz w:val="22"/>
+                <w:szCs w:val="22"/>
+              </w:rPr>
+              <w:t xml:space="preserve">7 mins</w:t>
             </w:r>
           </w:p>
         </w:tc>
@@ -3709,26 +3916,26 @@
         </w:trPr>
         <w:tc>
           <w:tcPr>
-            <w:tcW w:type="dxa" w:w="6400"/>
-            <w:tcMar>
-              <w:top w:type="dxa" w:w="60"/>
-              <w:left w:type="dxa" w:w="100"/>
-              <w:bottom w:type="dxa" w:w="60"/>
-              <w:right w:type="dxa" w:w="100"/>
-            </w:tcMar>
-            <w:vAlign w:val="top"/>
-          </w:tcPr>
-          <w:p>
-            <w:pPr>
-              <w:spacing w:after="60" w:before="40" w:line="300" w:lineRule="auto"/>
-            </w:pPr>
-            <w:r>
-              <w:rPr>
-                <w:rFonts w:ascii="Times New Roman" w:cs="Times New Roman" w:eastAsia="Times New Roman" w:hAnsi="Times New Roman"/>
-                <w:b/>
-                <w:bCs/>
-                <w:sz w:val="24"/>
-                <w:szCs w:val="24"/>
+            <w:tcW w:type="dxa" w:w="2100"/>
+            <w:tcMar>
+              <w:top w:type="dxa" w:w="60"/>
+              <w:left w:type="dxa" w:w="100"/>
+              <w:bottom w:type="dxa" w:w="60"/>
+              <w:right w:type="dxa" w:w="100"/>
+            </w:tcMar>
+            <w:vAlign w:val="top"/>
+          </w:tcPr>
+          <w:p>
+            <w:pPr>
+              <w:spacing w:after="60" w:before="40" w:line="300" w:lineRule="auto"/>
+            </w:pPr>
+            <w:r>
+              <w:rPr>
+                <w:rFonts w:ascii="Times New Roman" w:cs="Times New Roman" w:eastAsia="Times New Roman" w:hAnsi="Times New Roman"/>
+                <w:b/>
+                <w:bCs/>
+                <w:sz w:val="22"/>
+                <w:szCs w:val="22"/>
               </w:rPr>
               <w:t xml:space="preserve">HD4. Practice: Bài 4</w:t>
             </w:r>
@@ -3742,233 +3949,277 @@
                 <w:rFonts w:ascii="Times New Roman" w:cs="Times New Roman" w:eastAsia="Times New Roman" w:hAnsi="Times New Roman"/>
                 <w:i/>
                 <w:iCs/>
-                <w:sz w:val="22"/>
-                <w:szCs w:val="22"/>
-              </w:rPr>
-              <w:t xml:space="preserve">B2 Thực hành · Cá nhân</w:t>
-            </w:r>
-          </w:p>
-          <w:p>
-            <w:pPr>
-              <w:spacing w:after="60" w:before="40" w:line="300" w:lineRule="auto"/>
-            </w:pPr>
-            <w:r>
-              <w:rPr>
-                <w:rFonts w:ascii="Times New Roman" w:cs="Times New Roman" w:eastAsia="Times New Roman" w:hAnsi="Times New Roman"/>
-                <w:b/>
-                <w:bCs/>
-                <w:sz w:val="24"/>
-                <w:szCs w:val="24"/>
-              </w:rPr>
-              <w:t xml:space="preserve">B1 Giao nhiệm vụ: </w:t>
-            </w:r>
-            <w:r>
-              <w:rPr>
-                <w:rFonts w:ascii="Times New Roman" w:cs="Times New Roman" w:eastAsia="Times New Roman" w:hAnsi="Times New Roman"/>
-                <w:sz w:val="24"/>
-                <w:szCs w:val="24"/>
-              </w:rPr>
-              <w:t xml:space="preserve">GV giao làm cá nhân 2 phút.</w:t>
-            </w:r>
-          </w:p>
-          <w:p>
-            <w:pPr>
-              <w:spacing w:after="60" w:before="40" w:line="300" w:lineRule="auto"/>
-            </w:pPr>
-            <w:r>
-              <w:rPr>
-                <w:rFonts w:ascii="Times New Roman" w:cs="Times New Roman" w:eastAsia="Times New Roman" w:hAnsi="Times New Roman"/>
-                <w:b/>
-                <w:bCs/>
-                <w:sz w:val="24"/>
-                <w:szCs w:val="24"/>
-              </w:rPr>
-              <w:t xml:space="preserve">B2 Thực hiện: </w:t>
-            </w:r>
-            <w:r>
-              <w:rPr>
-                <w:rFonts w:ascii="Times New Roman" w:cs="Times New Roman" w:eastAsia="Times New Roman" w:hAnsi="Times New Roman"/>
-                <w:sz w:val="24"/>
-                <w:szCs w:val="24"/>
-              </w:rPr>
-              <w:t xml:space="preserve">HS làm rồi chấm chéo theo đáp án chiếu.</w:t>
-            </w:r>
-          </w:p>
-          <w:p>
-            <w:pPr>
-              <w:spacing w:after="60" w:before="40" w:line="300" w:lineRule="auto"/>
-            </w:pPr>
-            <w:r>
-              <w:rPr>
-                <w:rFonts w:ascii="Times New Roman" w:cs="Times New Roman" w:eastAsia="Times New Roman" w:hAnsi="Times New Roman"/>
-                <w:b/>
-                <w:bCs/>
-                <w:sz w:val="24"/>
-                <w:szCs w:val="24"/>
-              </w:rPr>
-              <w:t xml:space="preserve">B3 Báo cáo, thảo luận: </w:t>
-            </w:r>
-            <w:r>
-              <w:rPr>
-                <w:rFonts w:ascii="Times New Roman" w:cs="Times New Roman" w:eastAsia="Times New Roman" w:hAnsi="Times New Roman"/>
-                <w:sz w:val="24"/>
-                <w:szCs w:val="24"/>
-              </w:rPr>
-              <w:t xml:space="preserve">HS báo số câu đúng, chỉ câu chứa đáp án.</w:t>
-            </w:r>
-          </w:p>
-          <w:p>
-            <w:pPr>
-              <w:spacing w:after="60" w:before="40" w:line="300" w:lineRule="auto"/>
-            </w:pPr>
-            <w:r>
-              <w:rPr>
-                <w:rFonts w:ascii="Times New Roman" w:cs="Times New Roman" w:eastAsia="Times New Roman" w:hAnsi="Times New Roman"/>
-                <w:b/>
-                <w:bCs/>
-                <w:sz w:val="24"/>
-                <w:szCs w:val="24"/>
-              </w:rPr>
-              <w:t xml:space="preserve">B4 Kết luận: </w:t>
-            </w:r>
-            <w:r>
-              <w:rPr>
-                <w:rFonts w:ascii="Times New Roman" w:cs="Times New Roman" w:eastAsia="Times New Roman" w:hAnsi="Times New Roman"/>
-                <w:sz w:val="24"/>
-                <w:szCs w:val="24"/>
-              </w:rPr>
-              <w:t xml:space="preserve">GV chốt câu nhiều HS sai.</w:t>
-            </w:r>
-          </w:p>
-          <w:p>
-            <w:pPr>
-              <w:spacing w:after="60" w:before="40" w:line="300" w:lineRule="auto"/>
-            </w:pPr>
-            <w:r>
-              <w:rPr>
-                <w:rFonts w:ascii="Times New Roman" w:cs="Times New Roman" w:eastAsia="Times New Roman" w:hAnsi="Times New Roman"/>
-                <w:b/>
-                <w:bCs/>
-                <w:sz w:val="24"/>
-                <w:szCs w:val="24"/>
-              </w:rPr>
-              <w:t xml:space="preserve">Hỗ trợ: </w:t>
-            </w:r>
-            <w:r>
-              <w:rPr>
-                <w:rFonts w:ascii="Times New Roman" w:cs="Times New Roman" w:eastAsia="Times New Roman" w:hAnsi="Times New Roman"/>
-                <w:sz w:val="24"/>
-                <w:szCs w:val="24"/>
-              </w:rPr>
-              <w:t xml:space="preserve">Gợi ý chữ cái đầu.</w:t>
-            </w:r>
-          </w:p>
-        </w:tc>
-        <w:tc>
-          <w:tcPr>
-            <w:tcW w:type="dxa" w:w="4600"/>
-            <w:tcMar>
-              <w:top w:type="dxa" w:w="60"/>
-              <w:left w:type="dxa" w:w="100"/>
-              <w:bottom w:type="dxa" w:w="60"/>
-              <w:right w:type="dxa" w:w="100"/>
-            </w:tcMar>
-            <w:vAlign w:val="top"/>
-          </w:tcPr>
-          <w:p>
-            <w:pPr>
-              <w:spacing w:after="60" w:before="40" w:line="300" w:lineRule="auto"/>
-            </w:pPr>
-            <w:r>
-              <w:rPr>
-                <w:rFonts w:ascii="Times New Roman" w:cs="Times New Roman" w:eastAsia="Times New Roman" w:hAnsi="Times New Roman"/>
-                <w:b/>
-                <w:bCs/>
-                <w:sz w:val="24"/>
-                <w:szCs w:val="24"/>
-              </w:rPr>
-              <w:t xml:space="preserve">Nội dung: </w:t>
-            </w:r>
-            <w:r>
-              <w:rPr>
-                <w:rFonts w:ascii="Times New Roman" w:cs="Times New Roman" w:eastAsia="Times New Roman" w:hAnsi="Times New Roman"/>
-                <w:sz w:val="24"/>
-                <w:szCs w:val="24"/>
-              </w:rPr>
-              <w:t xml:space="preserve">Hoàn thành 5 câu bằng từ trong hội thoại.</w:t>
-            </w:r>
-          </w:p>
-          <w:p>
-            <w:pPr>
-              <w:spacing w:after="60" w:before="40" w:line="300" w:lineRule="auto"/>
-            </w:pPr>
-            <w:r>
-              <w:rPr>
-                <w:rFonts w:ascii="Times New Roman" w:cs="Times New Roman" w:eastAsia="Times New Roman" w:hAnsi="Times New Roman"/>
-                <w:b/>
-                <w:bCs/>
-                <w:sz w:val="24"/>
-                <w:szCs w:val="24"/>
-              </w:rPr>
-              <w:t xml:space="preserve">Sản phẩm: </w:t>
-            </w:r>
-            <w:r>
-              <w:rPr>
-                <w:rFonts w:ascii="Times New Roman" w:cs="Times New Roman" w:eastAsia="Times New Roman" w:hAnsi="Times New Roman"/>
-                <w:sz w:val="24"/>
-                <w:szCs w:val="24"/>
-              </w:rPr>
-              <w:t xml:space="preserve">1. boating 2. park 3. countryside 4. suncream 5. health.</w:t>
-            </w:r>
-          </w:p>
-        </w:tc>
-        <w:tc>
-          <w:tcPr>
-            <w:tcW w:type="dxa" w:w="3400"/>
-            <w:tcMar>
-              <w:top w:type="dxa" w:w="60"/>
-              <w:left w:type="dxa" w:w="100"/>
-              <w:bottom w:type="dxa" w:w="60"/>
-              <w:right w:type="dxa" w:w="100"/>
-            </w:tcMar>
-            <w:vAlign w:val="top"/>
-          </w:tcPr>
-          <w:p>
-            <w:pPr>
-              <w:spacing w:after="60" w:before="40" w:line="300" w:lineRule="auto"/>
-            </w:pPr>
-            <w:r>
-              <w:rPr>
-                <w:rFonts w:ascii="Times New Roman" w:cs="Times New Roman" w:eastAsia="Times New Roman" w:hAnsi="Times New Roman"/>
-                <w:sz w:val="24"/>
-                <w:szCs w:val="24"/>
+                <w:sz w:val="20"/>
+                <w:szCs w:val="20"/>
+              </w:rPr>
+              <w:t xml:space="preserve">B2 Thực hành</w:t>
+            </w:r>
+          </w:p>
+        </w:tc>
+        <w:tc>
+          <w:tcPr>
+            <w:tcW w:type="dxa" w:w="2300"/>
+            <w:tcMar>
+              <w:top w:type="dxa" w:w="60"/>
+              <w:left w:type="dxa" w:w="100"/>
+              <w:bottom w:type="dxa" w:w="60"/>
+              <w:right w:type="dxa" w:w="100"/>
+            </w:tcMar>
+            <w:vAlign w:val="top"/>
+          </w:tcPr>
+          <w:p>
+            <w:pPr>
+              <w:spacing w:after="60" w:before="40" w:line="300" w:lineRule="auto"/>
+            </w:pPr>
+            <w:r>
+              <w:rPr>
+                <w:rFonts w:ascii="Times New Roman" w:cs="Times New Roman" w:eastAsia="Times New Roman" w:hAnsi="Times New Roman"/>
+                <w:sz w:val="22"/>
+                <w:szCs w:val="22"/>
               </w:rPr>
               <w:t xml:space="preserve">Dùng từ trong ngữ cảnh câu.</w:t>
             </w:r>
+          </w:p>
+          <w:p>
+            <w:pPr>
+              <w:spacing w:after="60" w:before="40" w:line="300" w:lineRule="auto"/>
+            </w:pPr>
             <w:r>
               <w:rPr>
                 <w:rFonts w:ascii="Times New Roman" w:cs="Times New Roman" w:eastAsia="Times New Roman" w:hAnsi="Times New Roman"/>
                 <w:i/>
                 <w:iCs/>
-                <w:sz w:val="22"/>
-                <w:szCs w:val="22"/>
-              </w:rPr>
-              <w:t xml:space="preserve"> (KT1, NLDT1, ACT1)</w:t>
-            </w:r>
-          </w:p>
-          <w:p>
-            <w:pPr>
-              <w:spacing w:after="60" w:before="40" w:line="300" w:lineRule="auto"/>
-            </w:pPr>
-            <w:r>
-              <w:rPr>
-                <w:rFonts w:ascii="Times New Roman" w:cs="Times New Roman" w:eastAsia="Times New Roman" w:hAnsi="Times New Roman"/>
-                <w:b/>
-                <w:bCs/>
-                <w:sz w:val="24"/>
-                <w:szCs w:val="24"/>
-              </w:rPr>
-              <w:t xml:space="preserve">4 phút</w:t>
+                <w:sz w:val="20"/>
+                <w:szCs w:val="20"/>
+              </w:rPr>
+              <w:t xml:space="preserve">(KT1, NLDT1, ACT1)</w:t>
+            </w:r>
+          </w:p>
+        </w:tc>
+        <w:tc>
+          <w:tcPr>
+            <w:tcW w:type="dxa" w:w="7400"/>
+            <w:tcMar>
+              <w:top w:type="dxa" w:w="60"/>
+              <w:left w:type="dxa" w:w="100"/>
+              <w:bottom w:type="dxa" w:w="60"/>
+              <w:right w:type="dxa" w:w="100"/>
+            </w:tcMar>
+            <w:vAlign w:val="top"/>
+          </w:tcPr>
+          <w:p>
+            <w:pPr>
+              <w:spacing w:after="60" w:before="40" w:line="300" w:lineRule="auto"/>
+            </w:pPr>
+            <w:r>
+              <w:rPr>
+                <w:rFonts w:ascii="Times New Roman" w:cs="Times New Roman" w:eastAsia="Times New Roman" w:hAnsi="Times New Roman"/>
+                <w:b/>
+                <w:bCs/>
+                <w:sz w:val="22"/>
+                <w:szCs w:val="22"/>
+              </w:rPr>
+              <w:t xml:space="preserve">Task: </w:t>
+            </w:r>
+            <w:r>
+              <w:rPr>
+                <w:rFonts w:ascii="Times New Roman" w:cs="Times New Roman" w:eastAsia="Times New Roman" w:hAnsi="Times New Roman"/>
+                <w:sz w:val="22"/>
+                <w:szCs w:val="22"/>
+              </w:rPr>
+              <w:t xml:space="preserve">Hoàn thành 5 câu bằng từ trong hội thoại.</w:t>
+            </w:r>
+          </w:p>
+          <w:p>
+            <w:pPr>
+              <w:spacing w:after="60" w:before="40" w:line="300" w:lineRule="auto"/>
+            </w:pPr>
+            <w:r>
+              <w:rPr>
+                <w:rFonts w:ascii="Times New Roman" w:cs="Times New Roman" w:eastAsia="Times New Roman" w:hAnsi="Times New Roman"/>
+                <w:b/>
+                <w:bCs/>
+                <w:sz w:val="22"/>
+                <w:szCs w:val="22"/>
+              </w:rPr>
+              <w:t xml:space="preserve">* </w:t>
+            </w:r>
+            <w:r>
+              <w:rPr>
+                <w:rFonts w:ascii="Times New Roman" w:cs="Times New Roman" w:eastAsia="Times New Roman" w:hAnsi="Times New Roman"/>
+                <w:sz w:val="22"/>
+                <w:szCs w:val="22"/>
+              </w:rPr>
+              <w:t xml:space="preserve">GV giao làm cá nhân 2 phút.</w:t>
+            </w:r>
+          </w:p>
+          <w:p>
+            <w:pPr>
+              <w:spacing w:after="60" w:before="40" w:line="300" w:lineRule="auto"/>
+            </w:pPr>
+            <w:r>
+              <w:rPr>
+                <w:rFonts w:ascii="Times New Roman" w:cs="Times New Roman" w:eastAsia="Times New Roman" w:hAnsi="Times New Roman"/>
+                <w:b/>
+                <w:bCs/>
+                <w:sz w:val="22"/>
+                <w:szCs w:val="22"/>
+              </w:rPr>
+              <w:t xml:space="preserve">** </w:t>
+            </w:r>
+            <w:r>
+              <w:rPr>
+                <w:rFonts w:ascii="Times New Roman" w:cs="Times New Roman" w:eastAsia="Times New Roman" w:hAnsi="Times New Roman"/>
+                <w:sz w:val="22"/>
+                <w:szCs w:val="22"/>
+              </w:rPr>
+              <w:t xml:space="preserve">HS làm rồi chấm chéo theo đáp án chiếu.</w:t>
+            </w:r>
+          </w:p>
+          <w:p>
+            <w:pPr>
+              <w:spacing w:after="60" w:before="40" w:line="300" w:lineRule="auto"/>
+            </w:pPr>
+            <w:r>
+              <w:rPr>
+                <w:rFonts w:ascii="Times New Roman" w:cs="Times New Roman" w:eastAsia="Times New Roman" w:hAnsi="Times New Roman"/>
+                <w:b/>
+                <w:bCs/>
+                <w:sz w:val="22"/>
+                <w:szCs w:val="22"/>
+              </w:rPr>
+              <w:t xml:space="preserve">*** </w:t>
+            </w:r>
+            <w:r>
+              <w:rPr>
+                <w:rFonts w:ascii="Times New Roman" w:cs="Times New Roman" w:eastAsia="Times New Roman" w:hAnsi="Times New Roman"/>
+                <w:sz w:val="22"/>
+                <w:szCs w:val="22"/>
+              </w:rPr>
+              <w:t xml:space="preserve">HS báo số câu đúng, chỉ câu chứa đáp án.</w:t>
+            </w:r>
+          </w:p>
+          <w:p>
+            <w:pPr>
+              <w:spacing w:after="60" w:before="40" w:line="300" w:lineRule="auto"/>
+            </w:pPr>
+            <w:r>
+              <w:rPr>
+                <w:rFonts w:ascii="Times New Roman" w:cs="Times New Roman" w:eastAsia="Times New Roman" w:hAnsi="Times New Roman"/>
+                <w:b/>
+                <w:bCs/>
+                <w:sz w:val="22"/>
+                <w:szCs w:val="22"/>
+              </w:rPr>
+              <w:t xml:space="preserve">**** </w:t>
+            </w:r>
+            <w:r>
+              <w:rPr>
+                <w:rFonts w:ascii="Times New Roman" w:cs="Times New Roman" w:eastAsia="Times New Roman" w:hAnsi="Times New Roman"/>
+                <w:sz w:val="22"/>
+                <w:szCs w:val="22"/>
+              </w:rPr>
+              <w:t xml:space="preserve">GV chốt câu nhiều HS sai.</w:t>
+            </w:r>
+          </w:p>
+          <w:p>
+            <w:pPr>
+              <w:spacing w:after="60" w:before="40" w:line="300" w:lineRule="auto"/>
+            </w:pPr>
+            <w:r>
+              <w:rPr>
+                <w:rFonts w:ascii="Times New Roman" w:cs="Times New Roman" w:eastAsia="Times New Roman" w:hAnsi="Times New Roman"/>
+                <w:b/>
+                <w:bCs/>
+                <w:sz w:val="22"/>
+                <w:szCs w:val="22"/>
+              </w:rPr>
+              <w:t xml:space="preserve">Answer key / product: </w:t>
+            </w:r>
+            <w:r>
+              <w:rPr>
+                <w:rFonts w:ascii="Times New Roman" w:cs="Times New Roman" w:eastAsia="Times New Roman" w:hAnsi="Times New Roman"/>
+                <w:sz w:val="22"/>
+                <w:szCs w:val="22"/>
+              </w:rPr>
+              <w:t xml:space="preserve">1. boating 2. park 3. countryside 4. suncream 5. health.</w:t>
+            </w:r>
+          </w:p>
+          <w:p>
+            <w:pPr>
+              <w:spacing w:after="60" w:before="40" w:line="300" w:lineRule="auto"/>
+            </w:pPr>
+            <w:r>
+              <w:rPr>
+                <w:rFonts w:ascii="Times New Roman" w:cs="Times New Roman" w:eastAsia="Times New Roman" w:hAnsi="Times New Roman"/>
+                <w:b/>
+                <w:bCs/>
+                <w:sz w:val="22"/>
+                <w:szCs w:val="22"/>
+              </w:rPr>
+              <w:t xml:space="preserve">Support: </w:t>
+            </w:r>
+            <w:r>
+              <w:rPr>
+                <w:rFonts w:ascii="Times New Roman" w:cs="Times New Roman" w:eastAsia="Times New Roman" w:hAnsi="Times New Roman"/>
+                <w:sz w:val="22"/>
+                <w:szCs w:val="22"/>
+              </w:rPr>
+              <w:t xml:space="preserve">Gợi ý chữ cái đầu.</w:t>
+            </w:r>
+          </w:p>
+        </w:tc>
+        <w:tc>
+          <w:tcPr>
+            <w:tcW w:type="dxa" w:w="1500"/>
+            <w:tcMar>
+              <w:top w:type="dxa" w:w="60"/>
+              <w:left w:type="dxa" w:w="100"/>
+              <w:bottom w:type="dxa" w:w="60"/>
+              <w:right w:type="dxa" w:w="100"/>
+            </w:tcMar>
+            <w:vAlign w:val="top"/>
+          </w:tcPr>
+          <w:p>
+            <w:pPr>
+              <w:spacing w:after="60" w:before="40" w:line="300" w:lineRule="auto"/>
+              <w:jc w:val="center"/>
+            </w:pPr>
+            <w:r>
+              <w:rPr>
+                <w:rFonts w:ascii="Times New Roman" w:cs="Times New Roman" w:eastAsia="Times New Roman" w:hAnsi="Times New Roman"/>
+                <w:sz w:val="22"/>
+                <w:szCs w:val="22"/>
+              </w:rPr>
+              <w:t xml:space="preserve">Individual</w:t>
+            </w:r>
+          </w:p>
+        </w:tc>
+        <w:tc>
+          <w:tcPr>
+            <w:tcW w:type="dxa" w:w="1100"/>
+            <w:tcMar>
+              <w:top w:type="dxa" w:w="60"/>
+              <w:left w:type="dxa" w:w="100"/>
+              <w:bottom w:type="dxa" w:w="60"/>
+              <w:right w:type="dxa" w:w="100"/>
+            </w:tcMar>
+            <w:vAlign w:val="top"/>
+          </w:tcPr>
+          <w:p>
+            <w:pPr>
+              <w:spacing w:after="60" w:before="40" w:line="300" w:lineRule="auto"/>
+              <w:jc w:val="center"/>
+            </w:pPr>
+            <w:r>
+              <w:rPr>
+                <w:rFonts w:ascii="Times New Roman" w:cs="Times New Roman" w:eastAsia="Times New Roman" w:hAnsi="Times New Roman"/>
+                <w:b/>
+                <w:bCs/>
+                <w:sz w:val="22"/>
+                <w:szCs w:val="22"/>
+              </w:rPr>
+              <w:t xml:space="preserve">4 mins</w:t>
             </w:r>
           </w:p>
         </w:tc>
@@ -3979,26 +4230,26 @@
         </w:trPr>
         <w:tc>
           <w:tcPr>
-            <w:tcW w:type="dxa" w:w="6400"/>
-            <w:tcMar>
-              <w:top w:type="dxa" w:w="60"/>
-              <w:left w:type="dxa" w:w="100"/>
-              <w:bottom w:type="dxa" w:w="60"/>
-              <w:right w:type="dxa" w:w="100"/>
-            </w:tcMar>
-            <w:vAlign w:val="top"/>
-          </w:tcPr>
-          <w:p>
-            <w:pPr>
-              <w:spacing w:after="60" w:before="40" w:line="300" w:lineRule="auto"/>
-            </w:pPr>
-            <w:r>
-              <w:rPr>
-                <w:rFonts w:ascii="Times New Roman" w:cs="Times New Roman" w:eastAsia="Times New Roman" w:hAnsi="Times New Roman"/>
-                <w:b/>
-                <w:bCs/>
-                <w:sz w:val="24"/>
-                <w:szCs w:val="24"/>
+            <w:tcW w:type="dxa" w:w="2100"/>
+            <w:tcMar>
+              <w:top w:type="dxa" w:w="60"/>
+              <w:left w:type="dxa" w:w="100"/>
+              <w:bottom w:type="dxa" w:w="60"/>
+              <w:right w:type="dxa" w:w="100"/>
+            </w:tcMar>
+            <w:vAlign w:val="top"/>
+          </w:tcPr>
+          <w:p>
+            <w:pPr>
+              <w:spacing w:after="60" w:before="40" w:line="300" w:lineRule="auto"/>
+            </w:pPr>
+            <w:r>
+              <w:rPr>
+                <w:rFonts w:ascii="Times New Roman" w:cs="Times New Roman" w:eastAsia="Times New Roman" w:hAnsi="Times New Roman"/>
+                <w:b/>
+                <w:bCs/>
+                <w:sz w:val="22"/>
+                <w:szCs w:val="22"/>
               </w:rPr>
               <w:t xml:space="preserve">HD5. Production: Our healthy living plan (Bài 5)</w:t>
             </w:r>
@@ -4012,238 +4263,79 @@
                 <w:rFonts w:ascii="Times New Roman" w:cs="Times New Roman" w:eastAsia="Times New Roman" w:hAnsi="Times New Roman"/>
                 <w:i/>
                 <w:iCs/>
-                <w:sz w:val="22"/>
-                <w:szCs w:val="22"/>
-              </w:rPr>
-              <w:t xml:space="preserve">B2 Thực hành · Nhóm</w:t>
-            </w:r>
-          </w:p>
-          <w:p>
-            <w:pPr>
-              <w:spacing w:after="60" w:before="40" w:line="300" w:lineRule="auto"/>
-            </w:pPr>
-            <w:r>
-              <w:rPr>
-                <w:rFonts w:ascii="Times New Roman" w:cs="Times New Roman" w:eastAsia="Times New Roman" w:hAnsi="Times New Roman"/>
-                <w:b/>
-                <w:bCs/>
-                <w:sz w:val="22"/>
-                <w:szCs w:val="22"/>
-                <w:highlight w:val="yellow"/>
-              </w:rPr>
-              <w:t xml:space="preserve"> Active Learning: </w:t>
-            </w:r>
+                <w:sz w:val="20"/>
+                <w:szCs w:val="20"/>
+              </w:rPr>
+              <w:t xml:space="preserve">B2 Thực hành</w:t>
+            </w:r>
+          </w:p>
+        </w:tc>
+        <w:tc>
+          <w:tcPr>
+            <w:tcW w:type="dxa" w:w="2300"/>
+            <w:tcMar>
+              <w:top w:type="dxa" w:w="60"/>
+              <w:left w:type="dxa" w:w="100"/>
+              <w:bottom w:type="dxa" w:w="60"/>
+              <w:right w:type="dxa" w:w="100"/>
+            </w:tcMar>
+            <w:vAlign w:val="top"/>
+          </w:tcPr>
+          <w:p>
+            <w:pPr>
+              <w:spacing w:after="60" w:before="40" w:line="300" w:lineRule="auto"/>
+            </w:pPr>
+            <w:r>
+              <w:rPr>
+                <w:rFonts w:ascii="Times New Roman" w:cs="Times New Roman" w:eastAsia="Times New Roman" w:hAnsi="Times New Roman"/>
+                <w:sz w:val="22"/>
+                <w:szCs w:val="22"/>
+              </w:rPr>
+              <w:t xml:space="preserve">Khảo sát, chọn phương án, lập kế hoạch có ưu tiên.</w:t>
+            </w:r>
+          </w:p>
+          <w:p>
+            <w:pPr>
+              <w:spacing w:after="60" w:before="40" w:line="300" w:lineRule="auto"/>
+            </w:pPr>
             <w:r>
               <w:rPr>
                 <w:rFonts w:ascii="Times New Roman" w:cs="Times New Roman" w:eastAsia="Times New Roman" w:hAnsi="Times New Roman"/>
                 <w:i/>
                 <w:iCs/>
-                <w:sz w:val="22"/>
-                <w:szCs w:val="22"/>
-              </w:rPr>
-              <w:t xml:space="preserve"> ICAP Tương tác · Nhóm có phân vai · Tư duy bậc cao</w:t>
-            </w:r>
-          </w:p>
-          <w:p>
-            <w:pPr>
-              <w:spacing w:after="60" w:before="40" w:line="300" w:lineRule="auto"/>
-            </w:pPr>
-            <w:r>
-              <w:rPr>
-                <w:rFonts w:ascii="Times New Roman" w:cs="Times New Roman" w:eastAsia="Times New Roman" w:hAnsi="Times New Roman"/>
-                <w:b/>
-                <w:bCs/>
-                <w:sz w:val="24"/>
-                <w:szCs w:val="24"/>
-              </w:rPr>
-              <w:t xml:space="preserve">B1 Giao nhiệm vụ: </w:t>
-            </w:r>
-            <w:r>
-              <w:rPr>
-                <w:rFonts w:ascii="Times New Roman" w:cs="Times New Roman" w:eastAsia="Times New Roman" w:hAnsi="Times New Roman"/>
-                <w:sz w:val="24"/>
-                <w:szCs w:val="24"/>
-              </w:rPr>
-              <w:t xml:space="preserve">GV phát phiếu, thẻ vai, R1; chiếu 3 phương án.</w:t>
-            </w:r>
-          </w:p>
-          <w:p>
-            <w:pPr>
-              <w:spacing w:after="60" w:before="40" w:line="300" w:lineRule="auto"/>
-            </w:pPr>
-            <w:r>
-              <w:rPr>
-                <w:rFonts w:ascii="Times New Roman" w:cs="Times New Roman" w:eastAsia="Times New Roman" w:hAnsi="Times New Roman"/>
-                <w:b/>
-                <w:bCs/>
-                <w:sz w:val="24"/>
-                <w:szCs w:val="24"/>
-              </w:rPr>
-              <w:t xml:space="preserve">B2 Thực hiện: </w:t>
-            </w:r>
-            <w:r>
-              <w:rPr>
-                <w:rFonts w:ascii="Times New Roman" w:cs="Times New Roman" w:eastAsia="Times New Roman" w:hAnsi="Times New Roman"/>
-                <w:sz w:val="24"/>
-                <w:szCs w:val="24"/>
-              </w:rPr>
-              <w:t xml:space="preserve">HS phỏng vấn, chọn phương án, xếp hạng, làm poster.</w:t>
-            </w:r>
-          </w:p>
-          <w:p>
-            <w:pPr>
-              <w:spacing w:after="60" w:before="40" w:line="300" w:lineRule="auto"/>
-            </w:pPr>
-            <w:r>
-              <w:rPr>
-                <w:rFonts w:ascii="Times New Roman" w:cs="Times New Roman" w:eastAsia="Times New Roman" w:hAnsi="Times New Roman"/>
-                <w:b/>
-                <w:bCs/>
-                <w:sz w:val="24"/>
-                <w:szCs w:val="24"/>
-              </w:rPr>
-              <w:t xml:space="preserve">B3 Báo cáo, thảo luận: </w:t>
-            </w:r>
-            <w:r>
-              <w:rPr>
-                <w:rFonts w:ascii="Times New Roman" w:cs="Times New Roman" w:eastAsia="Times New Roman" w:hAnsi="Times New Roman"/>
-                <w:sz w:val="24"/>
-                <w:szCs w:val="24"/>
-              </w:rPr>
-              <w:t xml:space="preserve">Nhóm tự chấm sơ bộ theo R1.</w:t>
-            </w:r>
-          </w:p>
-          <w:p>
-            <w:pPr>
-              <w:spacing w:after="60" w:before="40" w:line="300" w:lineRule="auto"/>
-            </w:pPr>
-            <w:r>
-              <w:rPr>
-                <w:rFonts w:ascii="Times New Roman" w:cs="Times New Roman" w:eastAsia="Times New Roman" w:hAnsi="Times New Roman"/>
-                <w:b/>
-                <w:bCs/>
-                <w:sz w:val="24"/>
-                <w:szCs w:val="24"/>
-              </w:rPr>
-              <w:t xml:space="preserve">B4 Kết luận: </w:t>
-            </w:r>
-            <w:r>
-              <w:rPr>
-                <w:rFonts w:ascii="Times New Roman" w:cs="Times New Roman" w:eastAsia="Times New Roman" w:hAnsi="Times New Roman"/>
-                <w:sz w:val="24"/>
-                <w:szCs w:val="24"/>
-              </w:rPr>
-              <w:t xml:space="preserve">GV nhắc nhóm thiếu "hòn đá lớn" bổ sung.</w:t>
-            </w:r>
-          </w:p>
-          <w:p>
-            <w:pPr>
-              <w:spacing w:after="60" w:before="40" w:line="300" w:lineRule="auto"/>
-            </w:pPr>
-            <w:r>
-              <w:rPr>
-                <w:rFonts w:ascii="Times New Roman" w:cs="Times New Roman" w:eastAsia="Times New Roman" w:hAnsi="Times New Roman"/>
-                <w:b/>
-                <w:bCs/>
-                <w:sz w:val="24"/>
-                <w:szCs w:val="24"/>
-              </w:rPr>
-              <w:t xml:space="preserve">Phân vai: </w:t>
-            </w:r>
-            <w:r>
-              <w:rPr>
-                <w:rFonts w:ascii="Times New Roman" w:cs="Times New Roman" w:eastAsia="Times New Roman" w:hAnsi="Times New Roman"/>
-                <w:sz w:val="24"/>
-                <w:szCs w:val="24"/>
-              </w:rPr>
-              <w:t xml:space="preserve">Leader: Điều phối, lập thứ tự việc; Interviewer: Hỏi khảo sát, nhắc giờ; Recorder: Ghi kết quả lên poster; Reporter: Trình bày 1 phút ở HD6</w:t>
-            </w:r>
-          </w:p>
-          <w:p>
-            <w:pPr>
-              <w:spacing w:after="60" w:before="40" w:line="300" w:lineRule="auto"/>
-            </w:pPr>
-            <w:r>
-              <w:rPr>
-                <w:rFonts w:ascii="Times New Roman" w:cs="Times New Roman" w:eastAsia="Times New Roman" w:hAnsi="Times New Roman"/>
-                <w:b/>
-                <w:bCs/>
-                <w:sz w:val="24"/>
-                <w:szCs w:val="24"/>
-              </w:rPr>
-              <w:t xml:space="preserve">Hỗ trợ: </w:t>
-            </w:r>
-            <w:r>
-              <w:rPr>
-                <w:rFonts w:ascii="Times New Roman" w:cs="Times New Roman" w:eastAsia="Times New Roman" w:hAnsi="Times New Roman"/>
-                <w:sz w:val="24"/>
-                <w:szCs w:val="24"/>
-              </w:rPr>
-              <w:t xml:space="preserve">Khung câu "We should… because…".</w:t>
-            </w:r>
-          </w:p>
-        </w:tc>
-        <w:tc>
-          <w:tcPr>
-            <w:tcW w:type="dxa" w:w="4600"/>
-            <w:tcMar>
-              <w:top w:type="dxa" w:w="60"/>
-              <w:left w:type="dxa" w:w="100"/>
-              <w:bottom w:type="dxa" w:w="60"/>
-              <w:right w:type="dxa" w:w="100"/>
-            </w:tcMar>
-            <w:vAlign w:val="top"/>
-          </w:tcPr>
-          <w:p>
-            <w:pPr>
-              <w:spacing w:after="60" w:before="40" w:line="300" w:lineRule="auto"/>
-            </w:pPr>
-            <w:r>
-              <w:rPr>
-                <w:rFonts w:ascii="Times New Roman" w:cs="Times New Roman" w:eastAsia="Times New Roman" w:hAnsi="Times New Roman"/>
-                <w:b/>
-                <w:bCs/>
-                <w:sz w:val="24"/>
-                <w:szCs w:val="24"/>
-              </w:rPr>
-              <w:t xml:space="preserve">Nội dung: </w:t>
-            </w:r>
-            <w:r>
-              <w:rPr>
-                <w:rFonts w:ascii="Times New Roman" w:cs="Times New Roman" w:eastAsia="Times New Roman" w:hAnsi="Times New Roman"/>
-                <w:sz w:val="24"/>
-                <w:szCs w:val="24"/>
-              </w:rPr>
-              <w:t xml:space="preserve">Mỗi HS nêu 2 hoạt động → nhóm hỏi How often/Good or bad/Why; chọn 1 phương án; viết ≥3 lời khuyên; xếp hạng, chọn "hòn đá lớn"; làm poster.</w:t>
-            </w:r>
-          </w:p>
-          <w:p>
-            <w:pPr>
-              <w:spacing w:after="60" w:before="40" w:line="300" w:lineRule="auto"/>
-            </w:pPr>
-            <w:r>
-              <w:rPr>
-                <w:rFonts w:ascii="Times New Roman" w:cs="Times New Roman" w:eastAsia="Times New Roman" w:hAnsi="Times New Roman"/>
-                <w:b/>
-                <w:bCs/>
-                <w:sz w:val="24"/>
-                <w:szCs w:val="24"/>
-              </w:rPr>
-              <w:t xml:space="preserve">Sản phẩm: </w:t>
-            </w:r>
-            <w:r>
-              <w:rPr>
-                <w:rFonts w:ascii="Times New Roman" w:cs="Times New Roman" w:eastAsia="Times New Roman" w:hAnsi="Times New Roman"/>
-                <w:sz w:val="24"/>
-                <w:szCs w:val="24"/>
-              </w:rPr>
-              <w:t xml:space="preserve">Phiếu khảo sát 4 HS + poster: ≥3 lời khuyên có lý do, 1 "hòn đá lớn", tên phần việc từng HS.</w:t>
-            </w:r>
-          </w:p>
-          <w:p>
-            <w:pPr>
-              <w:spacing w:after="60" w:before="40" w:line="300" w:lineRule="auto"/>
-            </w:pPr>
+                <w:sz w:val="20"/>
+                <w:szCs w:val="20"/>
+              </w:rPr>
+              <w:t xml:space="preserve">(KT1, KT2, NLC1, NLC2, NLDT2, PC1, ACT1, ACT2, TL1, GT1, TQ1, TQ2)</w:t>
+            </w:r>
+          </w:p>
+        </w:tc>
+        <w:tc>
+          <w:tcPr>
+            <w:tcW w:type="dxa" w:w="7400"/>
+            <w:tcMar>
+              <w:top w:type="dxa" w:w="60"/>
+              <w:left w:type="dxa" w:w="100"/>
+              <w:bottom w:type="dxa" w:w="60"/>
+              <w:right w:type="dxa" w:w="100"/>
+            </w:tcMar>
+            <w:vAlign w:val="top"/>
+          </w:tcPr>
+          <w:p>
+            <w:pPr>
+              <w:spacing w:after="60" w:before="40" w:line="300" w:lineRule="auto"/>
+            </w:pPr>
+            <w:r>
+              <w:rPr>
+                <w:rFonts w:ascii="Times New Roman" w:cs="Times New Roman" w:eastAsia="Times New Roman" w:hAnsi="Times New Roman"/>
+                <w:b/>
+                <w:bCs/>
+                <w:sz w:val="22"/>
+                <w:szCs w:val="22"/>
+                <w:highlight w:val="yellow"/>
+              </w:rPr>
+              <w:t xml:space="preserve"> Active Learning: </w:t>
+            </w:r>
             <w:r>
               <w:rPr>
                 <w:rFonts w:ascii="Times New Roman" w:cs="Times New Roman" w:eastAsia="Times New Roman" w:hAnsi="Times New Roman"/>
@@ -4252,57 +4344,260 @@
                 <w:sz w:val="22"/>
                 <w:szCs w:val="22"/>
               </w:rPr>
-              <w:t xml:space="preserve">Đánh giá theo R1</w:t>
-            </w:r>
-          </w:p>
-        </w:tc>
-        <w:tc>
-          <w:tcPr>
-            <w:tcW w:type="dxa" w:w="3400"/>
-            <w:tcMar>
-              <w:top w:type="dxa" w:w="60"/>
-              <w:left w:type="dxa" w:w="100"/>
-              <w:bottom w:type="dxa" w:w="60"/>
-              <w:right w:type="dxa" w:w="100"/>
-            </w:tcMar>
-            <w:vAlign w:val="top"/>
-          </w:tcPr>
-          <w:p>
-            <w:pPr>
-              <w:spacing w:after="60" w:before="40" w:line="300" w:lineRule="auto"/>
-            </w:pPr>
-            <w:r>
-              <w:rPr>
-                <w:rFonts w:ascii="Times New Roman" w:cs="Times New Roman" w:eastAsia="Times New Roman" w:hAnsi="Times New Roman"/>
-                <w:sz w:val="24"/>
-                <w:szCs w:val="24"/>
-              </w:rPr>
-              <w:t xml:space="preserve">Khảo sát, chọn phương án, lập kế hoạch có ưu tiên.</w:t>
-            </w:r>
+              <w:t xml:space="preserve"> ICAP Tương tác · Nhóm có phân vai · Tư duy bậc cao</w:t>
+            </w:r>
+          </w:p>
+          <w:p>
+            <w:pPr>
+              <w:spacing w:after="60" w:before="40" w:line="300" w:lineRule="auto"/>
+            </w:pPr>
+            <w:r>
+              <w:rPr>
+                <w:rFonts w:ascii="Times New Roman" w:cs="Times New Roman" w:eastAsia="Times New Roman" w:hAnsi="Times New Roman"/>
+                <w:b/>
+                <w:bCs/>
+                <w:sz w:val="22"/>
+                <w:szCs w:val="22"/>
+              </w:rPr>
+              <w:t xml:space="preserve">Task: </w:t>
+            </w:r>
+            <w:r>
+              <w:rPr>
+                <w:rFonts w:ascii="Times New Roman" w:cs="Times New Roman" w:eastAsia="Times New Roman" w:hAnsi="Times New Roman"/>
+                <w:sz w:val="22"/>
+                <w:szCs w:val="22"/>
+              </w:rPr>
+              <w:t xml:space="preserve">Mỗi HS nêu 2 hoạt động → nhóm hỏi How often/Good or bad/Why; chọn 1 phương án; viết ≥3 lời khuyên; xếp hạng, chọn "hòn đá lớn"; làm poster.</w:t>
+            </w:r>
+          </w:p>
+          <w:p>
+            <w:pPr>
+              <w:spacing w:after="60" w:before="40" w:line="300" w:lineRule="auto"/>
+            </w:pPr>
+            <w:r>
+              <w:rPr>
+                <w:rFonts w:ascii="Times New Roman" w:cs="Times New Roman" w:eastAsia="Times New Roman" w:hAnsi="Times New Roman"/>
+                <w:b/>
+                <w:bCs/>
+                <w:sz w:val="22"/>
+                <w:szCs w:val="22"/>
+              </w:rPr>
+              <w:t xml:space="preserve">* </w:t>
+            </w:r>
+            <w:r>
+              <w:rPr>
+                <w:rFonts w:ascii="Times New Roman" w:cs="Times New Roman" w:eastAsia="Times New Roman" w:hAnsi="Times New Roman"/>
+                <w:sz w:val="22"/>
+                <w:szCs w:val="22"/>
+              </w:rPr>
+              <w:t xml:space="preserve">GV phát phiếu, thẻ vai, R1; chiếu 3 phương án.</w:t>
+            </w:r>
+          </w:p>
+          <w:p>
+            <w:pPr>
+              <w:spacing w:after="60" w:before="40" w:line="300" w:lineRule="auto"/>
+            </w:pPr>
+            <w:r>
+              <w:rPr>
+                <w:rFonts w:ascii="Times New Roman" w:cs="Times New Roman" w:eastAsia="Times New Roman" w:hAnsi="Times New Roman"/>
+                <w:b/>
+                <w:bCs/>
+                <w:sz w:val="22"/>
+                <w:szCs w:val="22"/>
+              </w:rPr>
+              <w:t xml:space="preserve">** </w:t>
+            </w:r>
+            <w:r>
+              <w:rPr>
+                <w:rFonts w:ascii="Times New Roman" w:cs="Times New Roman" w:eastAsia="Times New Roman" w:hAnsi="Times New Roman"/>
+                <w:sz w:val="22"/>
+                <w:szCs w:val="22"/>
+              </w:rPr>
+              <w:t xml:space="preserve">HS phỏng vấn, chọn phương án, xếp hạng, làm poster.</w:t>
+            </w:r>
+          </w:p>
+          <w:p>
+            <w:pPr>
+              <w:spacing w:after="60" w:before="40" w:line="300" w:lineRule="auto"/>
+            </w:pPr>
+            <w:r>
+              <w:rPr>
+                <w:rFonts w:ascii="Times New Roman" w:cs="Times New Roman" w:eastAsia="Times New Roman" w:hAnsi="Times New Roman"/>
+                <w:b/>
+                <w:bCs/>
+                <w:sz w:val="22"/>
+                <w:szCs w:val="22"/>
+              </w:rPr>
+              <w:t xml:space="preserve">*** </w:t>
+            </w:r>
+            <w:r>
+              <w:rPr>
+                <w:rFonts w:ascii="Times New Roman" w:cs="Times New Roman" w:eastAsia="Times New Roman" w:hAnsi="Times New Roman"/>
+                <w:sz w:val="22"/>
+                <w:szCs w:val="22"/>
+              </w:rPr>
+              <w:t xml:space="preserve">Nhóm tự chấm sơ bộ theo R1.</w:t>
+            </w:r>
+          </w:p>
+          <w:p>
+            <w:pPr>
+              <w:spacing w:after="60" w:before="40" w:line="300" w:lineRule="auto"/>
+            </w:pPr>
+            <w:r>
+              <w:rPr>
+                <w:rFonts w:ascii="Times New Roman" w:cs="Times New Roman" w:eastAsia="Times New Roman" w:hAnsi="Times New Roman"/>
+                <w:b/>
+                <w:bCs/>
+                <w:sz w:val="22"/>
+                <w:szCs w:val="22"/>
+              </w:rPr>
+              <w:t xml:space="preserve">**** </w:t>
+            </w:r>
+            <w:r>
+              <w:rPr>
+                <w:rFonts w:ascii="Times New Roman" w:cs="Times New Roman" w:eastAsia="Times New Roman" w:hAnsi="Times New Roman"/>
+                <w:sz w:val="22"/>
+                <w:szCs w:val="22"/>
+              </w:rPr>
+              <w:t xml:space="preserve">GV nhắc nhóm thiếu "hòn đá lớn" bổ sung.</w:t>
+            </w:r>
+          </w:p>
+          <w:p>
+            <w:pPr>
+              <w:spacing w:after="60" w:before="40" w:line="300" w:lineRule="auto"/>
+            </w:pPr>
+            <w:r>
+              <w:rPr>
+                <w:rFonts w:ascii="Times New Roman" w:cs="Times New Roman" w:eastAsia="Times New Roman" w:hAnsi="Times New Roman"/>
+                <w:b/>
+                <w:bCs/>
+                <w:sz w:val="22"/>
+                <w:szCs w:val="22"/>
+              </w:rPr>
+              <w:t xml:space="preserve">Answer key / product: </w:t>
+            </w:r>
+            <w:r>
+              <w:rPr>
+                <w:rFonts w:ascii="Times New Roman" w:cs="Times New Roman" w:eastAsia="Times New Roman" w:hAnsi="Times New Roman"/>
+                <w:sz w:val="22"/>
+                <w:szCs w:val="22"/>
+              </w:rPr>
+              <w:t xml:space="preserve">Phiếu khảo sát 4 HS + poster: ≥3 lời khuyên có lý do, 1 "hòn đá lớn", tên phần việc từng HS.</w:t>
+            </w:r>
+          </w:p>
+          <w:p>
+            <w:pPr>
+              <w:spacing w:after="60" w:before="40" w:line="300" w:lineRule="auto"/>
+            </w:pPr>
+            <w:r>
+              <w:rPr>
+                <w:rFonts w:ascii="Times New Roman" w:cs="Times New Roman" w:eastAsia="Times New Roman" w:hAnsi="Times New Roman"/>
+                <w:b/>
+                <w:bCs/>
+                <w:sz w:val="22"/>
+                <w:szCs w:val="22"/>
+              </w:rPr>
+              <w:t xml:space="preserve">Roles: </w:t>
+            </w:r>
+            <w:r>
+              <w:rPr>
+                <w:rFonts w:ascii="Times New Roman" w:cs="Times New Roman" w:eastAsia="Times New Roman" w:hAnsi="Times New Roman"/>
+                <w:sz w:val="22"/>
+                <w:szCs w:val="22"/>
+              </w:rPr>
+              <w:t xml:space="preserve">Leader: Điều phối, lập thứ tự việc; Interviewer: Hỏi khảo sát, nhắc giờ; Recorder: Ghi kết quả lên poster; Reporter: Trình bày 1 phút ở HD6</w:t>
+            </w:r>
+          </w:p>
+          <w:p>
+            <w:pPr>
+              <w:spacing w:after="60" w:before="40" w:line="300" w:lineRule="auto"/>
+            </w:pPr>
+            <w:r>
+              <w:rPr>
+                <w:rFonts w:ascii="Times New Roman" w:cs="Times New Roman" w:eastAsia="Times New Roman" w:hAnsi="Times New Roman"/>
+                <w:b/>
+                <w:bCs/>
+                <w:sz w:val="22"/>
+                <w:szCs w:val="22"/>
+              </w:rPr>
+              <w:t xml:space="preserve">Support: </w:t>
+            </w:r>
+            <w:r>
+              <w:rPr>
+                <w:rFonts w:ascii="Times New Roman" w:cs="Times New Roman" w:eastAsia="Times New Roman" w:hAnsi="Times New Roman"/>
+                <w:sz w:val="22"/>
+                <w:szCs w:val="22"/>
+              </w:rPr>
+              <w:t xml:space="preserve">Khung câu "We should… because…".</w:t>
+            </w:r>
+          </w:p>
+          <w:p>
+            <w:pPr>
+              <w:spacing w:after="60" w:before="40" w:line="300" w:lineRule="auto"/>
+            </w:pPr>
             <w:r>
               <w:rPr>
                 <w:rFonts w:ascii="Times New Roman" w:cs="Times New Roman" w:eastAsia="Times New Roman" w:hAnsi="Times New Roman"/>
                 <w:i/>
                 <w:iCs/>
-                <w:sz w:val="22"/>
-                <w:szCs w:val="22"/>
-              </w:rPr>
-              <w:t xml:space="preserve"> (KT1, KT2, NLC1, NLC2, NLDT2, PC1, ACT1, ACT2, TL1, GT1, TQ1, TQ2)</w:t>
-            </w:r>
-          </w:p>
-          <w:p>
-            <w:pPr>
-              <w:spacing w:after="60" w:before="40" w:line="300" w:lineRule="auto"/>
-            </w:pPr>
-            <w:r>
-              <w:rPr>
-                <w:rFonts w:ascii="Times New Roman" w:cs="Times New Roman" w:eastAsia="Times New Roman" w:hAnsi="Times New Roman"/>
-                <w:b/>
-                <w:bCs/>
-                <w:sz w:val="24"/>
-                <w:szCs w:val="24"/>
-              </w:rPr>
-              <w:t xml:space="preserve">11 phút</w:t>
+                <w:sz w:val="20"/>
+                <w:szCs w:val="20"/>
+              </w:rPr>
+              <w:t xml:space="preserve">Assessed with R1</w:t>
+            </w:r>
+          </w:p>
+        </w:tc>
+        <w:tc>
+          <w:tcPr>
+            <w:tcW w:type="dxa" w:w="1500"/>
+            <w:tcMar>
+              <w:top w:type="dxa" w:w="60"/>
+              <w:left w:type="dxa" w:w="100"/>
+              <w:bottom w:type="dxa" w:w="60"/>
+              <w:right w:type="dxa" w:w="100"/>
+            </w:tcMar>
+            <w:vAlign w:val="top"/>
+          </w:tcPr>
+          <w:p>
+            <w:pPr>
+              <w:spacing w:after="60" w:before="40" w:line="300" w:lineRule="auto"/>
+              <w:jc w:val="center"/>
+            </w:pPr>
+            <w:r>
+              <w:rPr>
+                <w:rFonts w:ascii="Times New Roman" w:cs="Times New Roman" w:eastAsia="Times New Roman" w:hAnsi="Times New Roman"/>
+                <w:sz w:val="22"/>
+                <w:szCs w:val="22"/>
+              </w:rPr>
+              <w:t xml:space="preserve">Group work</w:t>
+            </w:r>
+          </w:p>
+        </w:tc>
+        <w:tc>
+          <w:tcPr>
+            <w:tcW w:type="dxa" w:w="1100"/>
+            <w:tcMar>
+              <w:top w:type="dxa" w:w="60"/>
+              <w:left w:type="dxa" w:w="100"/>
+              <w:bottom w:type="dxa" w:w="60"/>
+              <w:right w:type="dxa" w:w="100"/>
+            </w:tcMar>
+            <w:vAlign w:val="top"/>
+          </w:tcPr>
+          <w:p>
+            <w:pPr>
+              <w:spacing w:after="60" w:before="40" w:line="300" w:lineRule="auto"/>
+              <w:jc w:val="center"/>
+            </w:pPr>
+            <w:r>
+              <w:rPr>
+                <w:rFonts w:ascii="Times New Roman" w:cs="Times New Roman" w:eastAsia="Times New Roman" w:hAnsi="Times New Roman"/>
+                <w:b/>
+                <w:bCs/>
+                <w:sz w:val="22"/>
+                <w:szCs w:val="22"/>
+              </w:rPr>
+              <w:t xml:space="preserve">11 mins</w:t>
             </w:r>
           </w:p>
         </w:tc>
@@ -4313,26 +4608,26 @@
         </w:trPr>
         <w:tc>
           <w:tcPr>
-            <w:tcW w:type="dxa" w:w="6400"/>
-            <w:tcMar>
-              <w:top w:type="dxa" w:w="60"/>
-              <w:left w:type="dxa" w:w="100"/>
-              <w:bottom w:type="dxa" w:w="60"/>
-              <w:right w:type="dxa" w:w="100"/>
-            </w:tcMar>
-            <w:vAlign w:val="top"/>
-          </w:tcPr>
-          <w:p>
-            <w:pPr>
-              <w:spacing w:after="60" w:before="40" w:line="300" w:lineRule="auto"/>
-            </w:pPr>
-            <w:r>
-              <w:rPr>
-                <w:rFonts w:ascii="Times New Roman" w:cs="Times New Roman" w:eastAsia="Times New Roman" w:hAnsi="Times New Roman"/>
-                <w:b/>
-                <w:bCs/>
-                <w:sz w:val="24"/>
-                <w:szCs w:val="24"/>
+            <w:tcW w:type="dxa" w:w="2100"/>
+            <w:tcMar>
+              <w:top w:type="dxa" w:w="60"/>
+              <w:left w:type="dxa" w:w="100"/>
+              <w:bottom w:type="dxa" w:w="60"/>
+              <w:right w:type="dxa" w:w="100"/>
+            </w:tcMar>
+            <w:vAlign w:val="top"/>
+          </w:tcPr>
+          <w:p>
+            <w:pPr>
+              <w:spacing w:after="60" w:before="40" w:line="300" w:lineRule="auto"/>
+            </w:pPr>
+            <w:r>
+              <w:rPr>
+                <w:rFonts w:ascii="Times New Roman" w:cs="Times New Roman" w:eastAsia="Times New Roman" w:hAnsi="Times New Roman"/>
+                <w:b/>
+                <w:bCs/>
+                <w:sz w:val="22"/>
+                <w:szCs w:val="22"/>
               </w:rPr>
               <w:t xml:space="preserve">HD6. Report &amp; Compare: Same / Different</w:t>
             </w:r>
@@ -4346,238 +4641,79 @@
                 <w:rFonts w:ascii="Times New Roman" w:cs="Times New Roman" w:eastAsia="Times New Roman" w:hAnsi="Times New Roman"/>
                 <w:i/>
                 <w:iCs/>
-                <w:sz w:val="22"/>
-                <w:szCs w:val="22"/>
-              </w:rPr>
-              <w:t xml:space="preserve">B3 Báo cáo – đánh giá · Nhóm</w:t>
-            </w:r>
-          </w:p>
-          <w:p>
-            <w:pPr>
-              <w:spacing w:after="60" w:before="40" w:line="300" w:lineRule="auto"/>
-            </w:pPr>
-            <w:r>
-              <w:rPr>
-                <w:rFonts w:ascii="Times New Roman" w:cs="Times New Roman" w:eastAsia="Times New Roman" w:hAnsi="Times New Roman"/>
-                <w:b/>
-                <w:bCs/>
-                <w:sz w:val="22"/>
-                <w:szCs w:val="22"/>
-                <w:highlight w:val="yellow"/>
-              </w:rPr>
-              <w:t xml:space="preserve"> Active Learning: </w:t>
-            </w:r>
+                <w:sz w:val="20"/>
+                <w:szCs w:val="20"/>
+              </w:rPr>
+              <w:t xml:space="preserve">B3 Báo cáo – đánh giá</w:t>
+            </w:r>
+          </w:p>
+        </w:tc>
+        <w:tc>
+          <w:tcPr>
+            <w:tcW w:type="dxa" w:w="2300"/>
+            <w:tcMar>
+              <w:top w:type="dxa" w:w="60"/>
+              <w:left w:type="dxa" w:w="100"/>
+              <w:bottom w:type="dxa" w:w="60"/>
+              <w:right w:type="dxa" w:w="100"/>
+            </w:tcMar>
+            <w:vAlign w:val="top"/>
+          </w:tcPr>
+          <w:p>
+            <w:pPr>
+              <w:spacing w:after="60" w:before="40" w:line="300" w:lineRule="auto"/>
+            </w:pPr>
+            <w:r>
+              <w:rPr>
+                <w:rFonts w:ascii="Times New Roman" w:cs="Times New Roman" w:eastAsia="Times New Roman" w:hAnsi="Times New Roman"/>
+                <w:sz w:val="22"/>
+                <w:szCs w:val="22"/>
+              </w:rPr>
+              <w:t xml:space="preserve">Trình bày, đánh giá chéo, so sánh phương án.</w:t>
+            </w:r>
+          </w:p>
+          <w:p>
+            <w:pPr>
+              <w:spacing w:after="60" w:before="40" w:line="300" w:lineRule="auto"/>
+            </w:pPr>
             <w:r>
               <w:rPr>
                 <w:rFonts w:ascii="Times New Roman" w:cs="Times New Roman" w:eastAsia="Times New Roman" w:hAnsi="Times New Roman"/>
                 <w:i/>
                 <w:iCs/>
-                <w:sz w:val="22"/>
-                <w:szCs w:val="22"/>
-              </w:rPr>
-              <w:t xml:space="preserve"> ICAP Tương tác · Nhóm có phân vai · Tư duy bậc cao</w:t>
-            </w:r>
-          </w:p>
-          <w:p>
-            <w:pPr>
-              <w:spacing w:after="60" w:before="40" w:line="300" w:lineRule="auto"/>
-            </w:pPr>
-            <w:r>
-              <w:rPr>
-                <w:rFonts w:ascii="Times New Roman" w:cs="Times New Roman" w:eastAsia="Times New Roman" w:hAnsi="Times New Roman"/>
-                <w:b/>
-                <w:bCs/>
-                <w:sz w:val="24"/>
-                <w:szCs w:val="24"/>
-              </w:rPr>
-              <w:t xml:space="preserve">B1 Giao nhiệm vụ: </w:t>
-            </w:r>
-            <w:r>
-              <w:rPr>
-                <w:rFonts w:ascii="Times New Roman" w:cs="Times New Roman" w:eastAsia="Times New Roman" w:hAnsi="Times New Roman"/>
-                <w:sz w:val="24"/>
-                <w:szCs w:val="24"/>
-              </w:rPr>
-              <w:t xml:space="preserve">GV phân công nhóm chấm chéo.</w:t>
-            </w:r>
-          </w:p>
-          <w:p>
-            <w:pPr>
-              <w:spacing w:after="60" w:before="40" w:line="300" w:lineRule="auto"/>
-            </w:pPr>
-            <w:r>
-              <w:rPr>
-                <w:rFonts w:ascii="Times New Roman" w:cs="Times New Roman" w:eastAsia="Times New Roman" w:hAnsi="Times New Roman"/>
-                <w:b/>
-                <w:bCs/>
-                <w:sz w:val="24"/>
-                <w:szCs w:val="24"/>
-              </w:rPr>
-              <w:t xml:space="preserve">B2 Thực hiện: </w:t>
-            </w:r>
-            <w:r>
-              <w:rPr>
-                <w:rFonts w:ascii="Times New Roman" w:cs="Times New Roman" w:eastAsia="Times New Roman" w:hAnsi="Times New Roman"/>
-                <w:sz w:val="24"/>
-                <w:szCs w:val="24"/>
-              </w:rPr>
-              <w:t xml:space="preserve">HS trình bày, hỏi, chấm, điền Venn.</w:t>
-            </w:r>
-          </w:p>
-          <w:p>
-            <w:pPr>
-              <w:spacing w:after="60" w:before="40" w:line="300" w:lineRule="auto"/>
-            </w:pPr>
-            <w:r>
-              <w:rPr>
-                <w:rFonts w:ascii="Times New Roman" w:cs="Times New Roman" w:eastAsia="Times New Roman" w:hAnsi="Times New Roman"/>
-                <w:b/>
-                <w:bCs/>
-                <w:sz w:val="24"/>
-                <w:szCs w:val="24"/>
-              </w:rPr>
-              <w:t xml:space="preserve">B3 Báo cáo, thảo luận: </w:t>
-            </w:r>
-            <w:r>
-              <w:rPr>
-                <w:rFonts w:ascii="Times New Roman" w:cs="Times New Roman" w:eastAsia="Times New Roman" w:hAnsi="Times New Roman"/>
-                <w:sz w:val="24"/>
-                <w:szCs w:val="24"/>
-              </w:rPr>
-              <w:t xml:space="preserve">Lớp thảo luận câu hỏi so sánh.</w:t>
-            </w:r>
-          </w:p>
-          <w:p>
-            <w:pPr>
-              <w:spacing w:after="60" w:before="40" w:line="300" w:lineRule="auto"/>
-            </w:pPr>
-            <w:r>
-              <w:rPr>
-                <w:rFonts w:ascii="Times New Roman" w:cs="Times New Roman" w:eastAsia="Times New Roman" w:hAnsi="Times New Roman"/>
-                <w:b/>
-                <w:bCs/>
-                <w:sz w:val="24"/>
-                <w:szCs w:val="24"/>
-              </w:rPr>
-              <w:t xml:space="preserve">B4 Kết luận: </w:t>
-            </w:r>
-            <w:r>
-              <w:rPr>
-                <w:rFonts w:ascii="Times New Roman" w:cs="Times New Roman" w:eastAsia="Times New Roman" w:hAnsi="Times New Roman"/>
-                <w:sz w:val="24"/>
-                <w:szCs w:val="24"/>
-              </w:rPr>
-              <w:t xml:space="preserve">GV nhận xét theo R1, chốt giống/khác.</w:t>
-            </w:r>
-          </w:p>
-          <w:p>
-            <w:pPr>
-              <w:spacing w:after="60" w:before="40" w:line="300" w:lineRule="auto"/>
-            </w:pPr>
-            <w:r>
-              <w:rPr>
-                <w:rFonts w:ascii="Times New Roman" w:cs="Times New Roman" w:eastAsia="Times New Roman" w:hAnsi="Times New Roman"/>
-                <w:b/>
-                <w:bCs/>
-                <w:sz w:val="24"/>
-                <w:szCs w:val="24"/>
-              </w:rPr>
-              <w:t xml:space="preserve">Phân vai: </w:t>
-            </w:r>
-            <w:r>
-              <w:rPr>
-                <w:rFonts w:ascii="Times New Roman" w:cs="Times New Roman" w:eastAsia="Times New Roman" w:hAnsi="Times New Roman"/>
-                <w:sz w:val="24"/>
-                <w:szCs w:val="24"/>
-              </w:rPr>
-              <w:t xml:space="preserve">Reporter: Trình bày, trả lời câu hỏi; Assessors: Hỏi 1 câu, chấm theo R1</w:t>
-            </w:r>
-          </w:p>
-          <w:p>
-            <w:pPr>
-              <w:spacing w:after="60" w:before="40" w:line="300" w:lineRule="auto"/>
-            </w:pPr>
-            <w:r>
-              <w:rPr>
-                <w:rFonts w:ascii="Times New Roman" w:cs="Times New Roman" w:eastAsia="Times New Roman" w:hAnsi="Times New Roman"/>
-                <w:b/>
-                <w:bCs/>
-                <w:sz w:val="24"/>
-                <w:szCs w:val="24"/>
-              </w:rPr>
-              <w:t xml:space="preserve">Hỗ trợ: </w:t>
-            </w:r>
-            <w:r>
-              <w:rPr>
-                <w:rFonts w:ascii="Times New Roman" w:cs="Times New Roman" w:eastAsia="Times New Roman" w:hAnsi="Times New Roman"/>
-                <w:sz w:val="24"/>
-                <w:szCs w:val="24"/>
-              </w:rPr>
-              <w:t xml:space="preserve">Câu hỏi mẫu: Why is … your big rock?</w:t>
-            </w:r>
-          </w:p>
-        </w:tc>
-        <w:tc>
-          <w:tcPr>
-            <w:tcW w:type="dxa" w:w="4600"/>
-            <w:tcMar>
-              <w:top w:type="dxa" w:w="60"/>
-              <w:left w:type="dxa" w:w="100"/>
-              <w:bottom w:type="dxa" w:w="60"/>
-              <w:right w:type="dxa" w:w="100"/>
-            </w:tcMar>
-            <w:vAlign w:val="top"/>
-          </w:tcPr>
-          <w:p>
-            <w:pPr>
-              <w:spacing w:after="60" w:before="40" w:line="300" w:lineRule="auto"/>
-            </w:pPr>
-            <w:r>
-              <w:rPr>
-                <w:rFonts w:ascii="Times New Roman" w:cs="Times New Roman" w:eastAsia="Times New Roman" w:hAnsi="Times New Roman"/>
-                <w:b/>
-                <w:bCs/>
-                <w:sz w:val="24"/>
-                <w:szCs w:val="24"/>
-              </w:rPr>
-              <w:t xml:space="preserve">Nội dung: </w:t>
-            </w:r>
-            <w:r>
-              <w:rPr>
-                <w:rFonts w:ascii="Times New Roman" w:cs="Times New Roman" w:eastAsia="Times New Roman" w:hAnsi="Times New Roman"/>
-                <w:sz w:val="24"/>
-                <w:szCs w:val="24"/>
-              </w:rPr>
-              <w:t xml:space="preserve">Reporter trình bày 1 phút; nhóm bạn hỏi 1 câu, chấm R1; lớp điền Sơ đồ Venn.</w:t>
-            </w:r>
-          </w:p>
-          <w:p>
-            <w:pPr>
-              <w:spacing w:after="60" w:before="40" w:line="300" w:lineRule="auto"/>
-            </w:pPr>
-            <w:r>
-              <w:rPr>
-                <w:rFonts w:ascii="Times New Roman" w:cs="Times New Roman" w:eastAsia="Times New Roman" w:hAnsi="Times New Roman"/>
-                <w:b/>
-                <w:bCs/>
-                <w:sz w:val="24"/>
-                <w:szCs w:val="24"/>
-              </w:rPr>
-              <w:t xml:space="preserve">Sản phẩm: </w:t>
-            </w:r>
-            <w:r>
-              <w:rPr>
-                <w:rFonts w:ascii="Times New Roman" w:cs="Times New Roman" w:eastAsia="Times New Roman" w:hAnsi="Times New Roman"/>
-                <w:sz w:val="24"/>
-                <w:szCs w:val="24"/>
-              </w:rPr>
-              <w:t xml:space="preserve">Phiếu chấm chéo R1; Venn có ≥2 điểm giống, ≥3 điểm khác.</w:t>
-            </w:r>
-          </w:p>
-          <w:p>
-            <w:pPr>
-              <w:spacing w:after="60" w:before="40" w:line="300" w:lineRule="auto"/>
-            </w:pPr>
+                <w:sz w:val="20"/>
+                <w:szCs w:val="20"/>
+              </w:rPr>
+              <w:t xml:space="preserve">(NLDT2, NLC1, KT2, ACT1, ACT2, TL1, TQ3)</w:t>
+            </w:r>
+          </w:p>
+        </w:tc>
+        <w:tc>
+          <w:tcPr>
+            <w:tcW w:type="dxa" w:w="7400"/>
+            <w:tcMar>
+              <w:top w:type="dxa" w:w="60"/>
+              <w:left w:type="dxa" w:w="100"/>
+              <w:bottom w:type="dxa" w:w="60"/>
+              <w:right w:type="dxa" w:w="100"/>
+            </w:tcMar>
+            <w:vAlign w:val="top"/>
+          </w:tcPr>
+          <w:p>
+            <w:pPr>
+              <w:spacing w:after="60" w:before="40" w:line="300" w:lineRule="auto"/>
+            </w:pPr>
+            <w:r>
+              <w:rPr>
+                <w:rFonts w:ascii="Times New Roman" w:cs="Times New Roman" w:eastAsia="Times New Roman" w:hAnsi="Times New Roman"/>
+                <w:b/>
+                <w:bCs/>
+                <w:sz w:val="22"/>
+                <w:szCs w:val="22"/>
+                <w:highlight w:val="yellow"/>
+              </w:rPr>
+              <w:t xml:space="preserve"> Active Learning: </w:t>
+            </w:r>
             <w:r>
               <w:rPr>
                 <w:rFonts w:ascii="Times New Roman" w:cs="Times New Roman" w:eastAsia="Times New Roman" w:hAnsi="Times New Roman"/>
@@ -4586,57 +4722,260 @@
                 <w:sz w:val="22"/>
                 <w:szCs w:val="22"/>
               </w:rPr>
-              <w:t xml:space="preserve">Đánh giá theo R1</w:t>
-            </w:r>
-          </w:p>
-        </w:tc>
-        <w:tc>
-          <w:tcPr>
-            <w:tcW w:type="dxa" w:w="3400"/>
-            <w:tcMar>
-              <w:top w:type="dxa" w:w="60"/>
-              <w:left w:type="dxa" w:w="100"/>
-              <w:bottom w:type="dxa" w:w="60"/>
-              <w:right w:type="dxa" w:w="100"/>
-            </w:tcMar>
-            <w:vAlign w:val="top"/>
-          </w:tcPr>
-          <w:p>
-            <w:pPr>
-              <w:spacing w:after="60" w:before="40" w:line="300" w:lineRule="auto"/>
-            </w:pPr>
-            <w:r>
-              <w:rPr>
-                <w:rFonts w:ascii="Times New Roman" w:cs="Times New Roman" w:eastAsia="Times New Roman" w:hAnsi="Times New Roman"/>
-                <w:sz w:val="24"/>
-                <w:szCs w:val="24"/>
-              </w:rPr>
-              <w:t xml:space="preserve">Trình bày, đánh giá chéo, so sánh phương án.</w:t>
-            </w:r>
+              <w:t xml:space="preserve"> ICAP Tương tác · Nhóm có phân vai · Tư duy bậc cao</w:t>
+            </w:r>
+          </w:p>
+          <w:p>
+            <w:pPr>
+              <w:spacing w:after="60" w:before="40" w:line="300" w:lineRule="auto"/>
+            </w:pPr>
+            <w:r>
+              <w:rPr>
+                <w:rFonts w:ascii="Times New Roman" w:cs="Times New Roman" w:eastAsia="Times New Roman" w:hAnsi="Times New Roman"/>
+                <w:b/>
+                <w:bCs/>
+                <w:sz w:val="22"/>
+                <w:szCs w:val="22"/>
+              </w:rPr>
+              <w:t xml:space="preserve">Task: </w:t>
+            </w:r>
+            <w:r>
+              <w:rPr>
+                <w:rFonts w:ascii="Times New Roman" w:cs="Times New Roman" w:eastAsia="Times New Roman" w:hAnsi="Times New Roman"/>
+                <w:sz w:val="22"/>
+                <w:szCs w:val="22"/>
+              </w:rPr>
+              <w:t xml:space="preserve">Reporter trình bày 1 phút; nhóm bạn hỏi 1 câu, chấm R1; lớp điền Sơ đồ Venn.</w:t>
+            </w:r>
+          </w:p>
+          <w:p>
+            <w:pPr>
+              <w:spacing w:after="60" w:before="40" w:line="300" w:lineRule="auto"/>
+            </w:pPr>
+            <w:r>
+              <w:rPr>
+                <w:rFonts w:ascii="Times New Roman" w:cs="Times New Roman" w:eastAsia="Times New Roman" w:hAnsi="Times New Roman"/>
+                <w:b/>
+                <w:bCs/>
+                <w:sz w:val="22"/>
+                <w:szCs w:val="22"/>
+              </w:rPr>
+              <w:t xml:space="preserve">* </w:t>
+            </w:r>
+            <w:r>
+              <w:rPr>
+                <w:rFonts w:ascii="Times New Roman" w:cs="Times New Roman" w:eastAsia="Times New Roman" w:hAnsi="Times New Roman"/>
+                <w:sz w:val="22"/>
+                <w:szCs w:val="22"/>
+              </w:rPr>
+              <w:t xml:space="preserve">GV phân công nhóm chấm chéo.</w:t>
+            </w:r>
+          </w:p>
+          <w:p>
+            <w:pPr>
+              <w:spacing w:after="60" w:before="40" w:line="300" w:lineRule="auto"/>
+            </w:pPr>
+            <w:r>
+              <w:rPr>
+                <w:rFonts w:ascii="Times New Roman" w:cs="Times New Roman" w:eastAsia="Times New Roman" w:hAnsi="Times New Roman"/>
+                <w:b/>
+                <w:bCs/>
+                <w:sz w:val="22"/>
+                <w:szCs w:val="22"/>
+              </w:rPr>
+              <w:t xml:space="preserve">** </w:t>
+            </w:r>
+            <w:r>
+              <w:rPr>
+                <w:rFonts w:ascii="Times New Roman" w:cs="Times New Roman" w:eastAsia="Times New Roman" w:hAnsi="Times New Roman"/>
+                <w:sz w:val="22"/>
+                <w:szCs w:val="22"/>
+              </w:rPr>
+              <w:t xml:space="preserve">HS trình bày, hỏi, chấm, điền Venn.</w:t>
+            </w:r>
+          </w:p>
+          <w:p>
+            <w:pPr>
+              <w:spacing w:after="60" w:before="40" w:line="300" w:lineRule="auto"/>
+            </w:pPr>
+            <w:r>
+              <w:rPr>
+                <w:rFonts w:ascii="Times New Roman" w:cs="Times New Roman" w:eastAsia="Times New Roman" w:hAnsi="Times New Roman"/>
+                <w:b/>
+                <w:bCs/>
+                <w:sz w:val="22"/>
+                <w:szCs w:val="22"/>
+              </w:rPr>
+              <w:t xml:space="preserve">*** </w:t>
+            </w:r>
+            <w:r>
+              <w:rPr>
+                <w:rFonts w:ascii="Times New Roman" w:cs="Times New Roman" w:eastAsia="Times New Roman" w:hAnsi="Times New Roman"/>
+                <w:sz w:val="22"/>
+                <w:szCs w:val="22"/>
+              </w:rPr>
+              <w:t xml:space="preserve">Lớp thảo luận câu hỏi so sánh.</w:t>
+            </w:r>
+          </w:p>
+          <w:p>
+            <w:pPr>
+              <w:spacing w:after="60" w:before="40" w:line="300" w:lineRule="auto"/>
+            </w:pPr>
+            <w:r>
+              <w:rPr>
+                <w:rFonts w:ascii="Times New Roman" w:cs="Times New Roman" w:eastAsia="Times New Roman" w:hAnsi="Times New Roman"/>
+                <w:b/>
+                <w:bCs/>
+                <w:sz w:val="22"/>
+                <w:szCs w:val="22"/>
+              </w:rPr>
+              <w:t xml:space="preserve">**** </w:t>
+            </w:r>
+            <w:r>
+              <w:rPr>
+                <w:rFonts w:ascii="Times New Roman" w:cs="Times New Roman" w:eastAsia="Times New Roman" w:hAnsi="Times New Roman"/>
+                <w:sz w:val="22"/>
+                <w:szCs w:val="22"/>
+              </w:rPr>
+              <w:t xml:space="preserve">GV nhận xét theo R1, chốt giống/khác.</w:t>
+            </w:r>
+          </w:p>
+          <w:p>
+            <w:pPr>
+              <w:spacing w:after="60" w:before="40" w:line="300" w:lineRule="auto"/>
+            </w:pPr>
+            <w:r>
+              <w:rPr>
+                <w:rFonts w:ascii="Times New Roman" w:cs="Times New Roman" w:eastAsia="Times New Roman" w:hAnsi="Times New Roman"/>
+                <w:b/>
+                <w:bCs/>
+                <w:sz w:val="22"/>
+                <w:szCs w:val="22"/>
+              </w:rPr>
+              <w:t xml:space="preserve">Answer key / product: </w:t>
+            </w:r>
+            <w:r>
+              <w:rPr>
+                <w:rFonts w:ascii="Times New Roman" w:cs="Times New Roman" w:eastAsia="Times New Roman" w:hAnsi="Times New Roman"/>
+                <w:sz w:val="22"/>
+                <w:szCs w:val="22"/>
+              </w:rPr>
+              <w:t xml:space="preserve">Phiếu chấm chéo R1; Venn có ≥2 điểm giống, ≥3 điểm khác.</w:t>
+            </w:r>
+          </w:p>
+          <w:p>
+            <w:pPr>
+              <w:spacing w:after="60" w:before="40" w:line="300" w:lineRule="auto"/>
+            </w:pPr>
+            <w:r>
+              <w:rPr>
+                <w:rFonts w:ascii="Times New Roman" w:cs="Times New Roman" w:eastAsia="Times New Roman" w:hAnsi="Times New Roman"/>
+                <w:b/>
+                <w:bCs/>
+                <w:sz w:val="22"/>
+                <w:szCs w:val="22"/>
+              </w:rPr>
+              <w:t xml:space="preserve">Roles: </w:t>
+            </w:r>
+            <w:r>
+              <w:rPr>
+                <w:rFonts w:ascii="Times New Roman" w:cs="Times New Roman" w:eastAsia="Times New Roman" w:hAnsi="Times New Roman"/>
+                <w:sz w:val="22"/>
+                <w:szCs w:val="22"/>
+              </w:rPr>
+              <w:t xml:space="preserve">Reporter: Trình bày, trả lời câu hỏi; Assessors: Hỏi 1 câu, chấm theo R1</w:t>
+            </w:r>
+          </w:p>
+          <w:p>
+            <w:pPr>
+              <w:spacing w:after="60" w:before="40" w:line="300" w:lineRule="auto"/>
+            </w:pPr>
+            <w:r>
+              <w:rPr>
+                <w:rFonts w:ascii="Times New Roman" w:cs="Times New Roman" w:eastAsia="Times New Roman" w:hAnsi="Times New Roman"/>
+                <w:b/>
+                <w:bCs/>
+                <w:sz w:val="22"/>
+                <w:szCs w:val="22"/>
+              </w:rPr>
+              <w:t xml:space="preserve">Support: </w:t>
+            </w:r>
+            <w:r>
+              <w:rPr>
+                <w:rFonts w:ascii="Times New Roman" w:cs="Times New Roman" w:eastAsia="Times New Roman" w:hAnsi="Times New Roman"/>
+                <w:sz w:val="22"/>
+                <w:szCs w:val="22"/>
+              </w:rPr>
+              <w:t xml:space="preserve">Câu hỏi mẫu: Why is … your big rock?</w:t>
+            </w:r>
+          </w:p>
+          <w:p>
+            <w:pPr>
+              <w:spacing w:after="60" w:before="40" w:line="300" w:lineRule="auto"/>
+            </w:pPr>
             <w:r>
               <w:rPr>
                 <w:rFonts w:ascii="Times New Roman" w:cs="Times New Roman" w:eastAsia="Times New Roman" w:hAnsi="Times New Roman"/>
                 <w:i/>
                 <w:iCs/>
-                <w:sz w:val="22"/>
-                <w:szCs w:val="22"/>
-              </w:rPr>
-              <w:t xml:space="preserve"> (NLDT2, NLC1, KT2, ACT1, ACT2, TL1, TQ3)</w:t>
-            </w:r>
-          </w:p>
-          <w:p>
-            <w:pPr>
-              <w:spacing w:after="60" w:before="40" w:line="300" w:lineRule="auto"/>
-            </w:pPr>
-            <w:r>
-              <w:rPr>
-                <w:rFonts w:ascii="Times New Roman" w:cs="Times New Roman" w:eastAsia="Times New Roman" w:hAnsi="Times New Roman"/>
-                <w:b/>
-                <w:bCs/>
-                <w:sz w:val="24"/>
-                <w:szCs w:val="24"/>
-              </w:rPr>
-              <w:t xml:space="preserve">5 phút</w:t>
+                <w:sz w:val="20"/>
+                <w:szCs w:val="20"/>
+              </w:rPr>
+              <w:t xml:space="preserve">Assessed with R1</w:t>
+            </w:r>
+          </w:p>
+        </w:tc>
+        <w:tc>
+          <w:tcPr>
+            <w:tcW w:type="dxa" w:w="1500"/>
+            <w:tcMar>
+              <w:top w:type="dxa" w:w="60"/>
+              <w:left w:type="dxa" w:w="100"/>
+              <w:bottom w:type="dxa" w:w="60"/>
+              <w:right w:type="dxa" w:w="100"/>
+            </w:tcMar>
+            <w:vAlign w:val="top"/>
+          </w:tcPr>
+          <w:p>
+            <w:pPr>
+              <w:spacing w:after="60" w:before="40" w:line="300" w:lineRule="auto"/>
+              <w:jc w:val="center"/>
+            </w:pPr>
+            <w:r>
+              <w:rPr>
+                <w:rFonts w:ascii="Times New Roman" w:cs="Times New Roman" w:eastAsia="Times New Roman" w:hAnsi="Times New Roman"/>
+                <w:sz w:val="22"/>
+                <w:szCs w:val="22"/>
+              </w:rPr>
+              <w:t xml:space="preserve">Group work</w:t>
+            </w:r>
+          </w:p>
+        </w:tc>
+        <w:tc>
+          <w:tcPr>
+            <w:tcW w:type="dxa" w:w="1100"/>
+            <w:tcMar>
+              <w:top w:type="dxa" w:w="60"/>
+              <w:left w:type="dxa" w:w="100"/>
+              <w:bottom w:type="dxa" w:w="60"/>
+              <w:right w:type="dxa" w:w="100"/>
+            </w:tcMar>
+            <w:vAlign w:val="top"/>
+          </w:tcPr>
+          <w:p>
+            <w:pPr>
+              <w:spacing w:after="60" w:before="40" w:line="300" w:lineRule="auto"/>
+              <w:jc w:val="center"/>
+            </w:pPr>
+            <w:r>
+              <w:rPr>
+                <w:rFonts w:ascii="Times New Roman" w:cs="Times New Roman" w:eastAsia="Times New Roman" w:hAnsi="Times New Roman"/>
+                <w:b/>
+                <w:bCs/>
+                <w:sz w:val="22"/>
+                <w:szCs w:val="22"/>
+              </w:rPr>
+              <w:t xml:space="preserve">5 mins</w:t>
             </w:r>
           </w:p>
         </w:tc>
@@ -4647,26 +4986,26 @@
         </w:trPr>
         <w:tc>
           <w:tcPr>
-            <w:tcW w:type="dxa" w:w="6400"/>
-            <w:tcMar>
-              <w:top w:type="dxa" w:w="60"/>
-              <w:left w:type="dxa" w:w="100"/>
-              <w:bottom w:type="dxa" w:w="60"/>
-              <w:right w:type="dxa" w:w="100"/>
-            </w:tcMar>
-            <w:vAlign w:val="top"/>
-          </w:tcPr>
-          <w:p>
-            <w:pPr>
-              <w:spacing w:after="60" w:before="40" w:line="300" w:lineRule="auto"/>
-            </w:pPr>
-            <w:r>
-              <w:rPr>
-                <w:rFonts w:ascii="Times New Roman" w:cs="Times New Roman" w:eastAsia="Times New Roman" w:hAnsi="Times New Roman"/>
-                <w:b/>
-                <w:bCs/>
-                <w:sz w:val="24"/>
-                <w:szCs w:val="24"/>
+            <w:tcW w:type="dxa" w:w="2100"/>
+            <w:tcMar>
+              <w:top w:type="dxa" w:w="60"/>
+              <w:left w:type="dxa" w:w="100"/>
+              <w:bottom w:type="dxa" w:w="60"/>
+              <w:right w:type="dxa" w:w="100"/>
+            </w:tcMar>
+            <w:vAlign w:val="top"/>
+          </w:tcPr>
+          <w:p>
+            <w:pPr>
+              <w:spacing w:after="60" w:before="40" w:line="300" w:lineRule="auto"/>
+            </w:pPr>
+            <w:r>
+              <w:rPr>
+                <w:rFonts w:ascii="Times New Roman" w:cs="Times New Roman" w:eastAsia="Times New Roman" w:hAnsi="Times New Roman"/>
+                <w:b/>
+                <w:bCs/>
+                <w:sz w:val="22"/>
+                <w:szCs w:val="22"/>
               </w:rPr>
               <w:t xml:space="preserve">HD7. Chiêm nghiệm</w:t>
             </w:r>
@@ -4680,316 +5019,78 @@
                 <w:rFonts w:ascii="Times New Roman" w:cs="Times New Roman" w:eastAsia="Times New Roman" w:hAnsi="Times New Roman"/>
                 <w:i/>
                 <w:iCs/>
-                <w:sz w:val="22"/>
-                <w:szCs w:val="22"/>
-              </w:rPr>
-              <w:t xml:space="preserve">B4 Chiêm nghiệm · Cá nhân</w:t>
-            </w:r>
-          </w:p>
-          <w:p>
-            <w:pPr>
-              <w:spacing w:after="60" w:before="40" w:line="300" w:lineRule="auto"/>
-            </w:pPr>
-            <w:r>
-              <w:rPr>
-                <w:rFonts w:ascii="Times New Roman" w:cs="Times New Roman" w:eastAsia="Times New Roman" w:hAnsi="Times New Roman"/>
-                <w:b/>
-                <w:bCs/>
-                <w:sz w:val="22"/>
-                <w:szCs w:val="22"/>
-                <w:highlight w:val="yellow"/>
-              </w:rPr>
-              <w:t xml:space="preserve"> Active Learning: </w:t>
-            </w:r>
+                <w:sz w:val="20"/>
+                <w:szCs w:val="20"/>
+              </w:rPr>
+              <w:t xml:space="preserve">B4 Chiêm nghiệm</w:t>
+            </w:r>
+          </w:p>
+        </w:tc>
+        <w:tc>
+          <w:tcPr>
+            <w:tcW w:type="dxa" w:w="2300"/>
+            <w:tcMar>
+              <w:top w:type="dxa" w:w="60"/>
+              <w:left w:type="dxa" w:w="100"/>
+              <w:bottom w:type="dxa" w:w="60"/>
+              <w:right w:type="dxa" w:w="100"/>
+            </w:tcMar>
+            <w:vAlign w:val="top"/>
+          </w:tcPr>
+          <w:p>
+            <w:pPr>
+              <w:spacing w:after="60" w:before="40" w:line="300" w:lineRule="auto"/>
+            </w:pPr>
+            <w:r>
+              <w:rPr>
+                <w:rFonts w:ascii="Times New Roman" w:cs="Times New Roman" w:eastAsia="Times New Roman" w:hAnsi="Times New Roman"/>
+                <w:sz w:val="22"/>
+                <w:szCs w:val="22"/>
+              </w:rPr>
+              <w:t xml:space="preserve">GV, HS phản tư khó khăn, cách khắc phục, điều học được.</w:t>
+            </w:r>
+          </w:p>
+          <w:p>
+            <w:pPr>
+              <w:spacing w:after="60" w:before="40" w:line="300" w:lineRule="auto"/>
+            </w:pPr>
             <w:r>
               <w:rPr>
                 <w:rFonts w:ascii="Times New Roman" w:cs="Times New Roman" w:eastAsia="Times New Roman" w:hAnsi="Times New Roman"/>
                 <w:i/>
                 <w:iCs/>
-                <w:sz w:val="22"/>
-                <w:szCs w:val="22"/>
-              </w:rPr>
-              <w:t xml:space="preserve"> ICAP Kiến tạo · Tư duy bậc cao</w:t>
-            </w:r>
-          </w:p>
-          <w:p>
-            <w:pPr>
-              <w:spacing w:after="60" w:before="40" w:line="300" w:lineRule="auto"/>
-            </w:pPr>
-            <w:r>
-              <w:rPr>
-                <w:rFonts w:ascii="Times New Roman" w:cs="Times New Roman" w:eastAsia="Times New Roman" w:hAnsi="Times New Roman"/>
-                <w:b/>
-                <w:bCs/>
-                <w:sz w:val="24"/>
-                <w:szCs w:val="24"/>
-              </w:rPr>
-              <w:t xml:space="preserve">B1 Giao nhiệm vụ: </w:t>
-            </w:r>
-            <w:r>
-              <w:rPr>
-                <w:rFonts w:ascii="Times New Roman" w:cs="Times New Roman" w:eastAsia="Times New Roman" w:hAnsi="Times New Roman"/>
-                <w:sz w:val="24"/>
-                <w:szCs w:val="24"/>
-              </w:rPr>
-              <w:t xml:space="preserve">GV chiếu 3 câu hỏi.</w:t>
-            </w:r>
-          </w:p>
-          <w:p>
-            <w:pPr>
-              <w:spacing w:after="60" w:before="40" w:line="300" w:lineRule="auto"/>
-            </w:pPr>
-            <w:r>
-              <w:rPr>
-                <w:rFonts w:ascii="Times New Roman" w:cs="Times New Roman" w:eastAsia="Times New Roman" w:hAnsi="Times New Roman"/>
-                <w:b/>
-                <w:bCs/>
-                <w:sz w:val="24"/>
-                <w:szCs w:val="24"/>
-              </w:rPr>
-              <w:t xml:space="preserve">B2 Thực hiện: </w:t>
-            </w:r>
-            <w:r>
-              <w:rPr>
-                <w:rFonts w:ascii="Times New Roman" w:cs="Times New Roman" w:eastAsia="Times New Roman" w:hAnsi="Times New Roman"/>
-                <w:sz w:val="24"/>
-                <w:szCs w:val="24"/>
-              </w:rPr>
-              <w:t xml:space="preserve">HS viết cá nhân.</w:t>
-            </w:r>
-          </w:p>
-          <w:p>
-            <w:pPr>
-              <w:spacing w:after="60" w:before="40" w:line="300" w:lineRule="auto"/>
-            </w:pPr>
-            <w:r>
-              <w:rPr>
-                <w:rFonts w:ascii="Times New Roman" w:cs="Times New Roman" w:eastAsia="Times New Roman" w:hAnsi="Times New Roman"/>
-                <w:b/>
-                <w:bCs/>
-                <w:sz w:val="24"/>
-                <w:szCs w:val="24"/>
-              </w:rPr>
-              <w:t xml:space="preserve">B3 Báo cáo, thảo luận: </w:t>
-            </w:r>
-            <w:r>
-              <w:rPr>
-                <w:rFonts w:ascii="Times New Roman" w:cs="Times New Roman" w:eastAsia="Times New Roman" w:hAnsi="Times New Roman"/>
-                <w:sz w:val="24"/>
-                <w:szCs w:val="24"/>
-              </w:rPr>
-              <w:t xml:space="preserve">2–3 HS chia sẻ.</w:t>
-            </w:r>
-          </w:p>
-          <w:p>
-            <w:pPr>
-              <w:spacing w:after="60" w:before="40" w:line="300" w:lineRule="auto"/>
-            </w:pPr>
-            <w:r>
-              <w:rPr>
-                <w:rFonts w:ascii="Times New Roman" w:cs="Times New Roman" w:eastAsia="Times New Roman" w:hAnsi="Times New Roman"/>
-                <w:b/>
-                <w:bCs/>
-                <w:sz w:val="24"/>
-                <w:szCs w:val="24"/>
-              </w:rPr>
-              <w:t xml:space="preserve">B4 Kết luận: </w:t>
-            </w:r>
-            <w:r>
-              <w:rPr>
-                <w:rFonts w:ascii="Times New Roman" w:cs="Times New Roman" w:eastAsia="Times New Roman" w:hAnsi="Times New Roman"/>
-                <w:sz w:val="24"/>
-                <w:szCs w:val="24"/>
-              </w:rPr>
-              <w:t xml:space="preserve">GV ghi nhận, chia sẻ phản tư.</w:t>
-            </w:r>
-          </w:p>
-          <w:p>
-            <w:pPr>
-              <w:spacing w:after="60" w:before="40" w:line="300" w:lineRule="auto"/>
-            </w:pPr>
-            <w:r>
-              <w:rPr>
-                <w:rFonts w:ascii="Times New Roman" w:cs="Times New Roman" w:eastAsia="Times New Roman" w:hAnsi="Times New Roman"/>
-                <w:b/>
-                <w:bCs/>
-                <w:sz w:val="24"/>
-                <w:szCs w:val="24"/>
-              </w:rPr>
-              <w:t xml:space="preserve">Hỗ trợ: </w:t>
-            </w:r>
-            <w:r>
-              <w:rPr>
-                <w:rFonts w:ascii="Times New Roman" w:cs="Times New Roman" w:eastAsia="Times New Roman" w:hAnsi="Times New Roman"/>
-                <w:sz w:val="24"/>
-                <w:szCs w:val="24"/>
-              </w:rPr>
-              <w:t xml:space="preserve">Cho viết tiếng Việt.</w:t>
-            </w:r>
-          </w:p>
-          <w:p>
-            <w:pPr>
-              <w:keepNext/>
-              <w:spacing w:after="60" w:before="40" w:line="300" w:lineRule="auto"/>
-            </w:pPr>
-            <w:r>
-              <w:rPr>
-                <w:rFonts w:ascii="Times New Roman" w:cs="Times New Roman" w:eastAsia="Times New Roman" w:hAnsi="Times New Roman"/>
-                <w:b/>
-                <w:bCs/>
-                <w:sz w:val="24"/>
-                <w:szCs w:val="24"/>
-              </w:rPr>
-              <w:t xml:space="preserve">Câu hỏi chiêm nghiệm:</w:t>
-            </w:r>
-          </w:p>
-          <w:p>
-            <w:pPr>
-              <w:spacing w:after="60" w:before="40" w:line="300" w:lineRule="auto"/>
-              <w:ind w:left="284"/>
-            </w:pPr>
-            <w:r>
-              <w:rPr>
-                <w:rFonts w:ascii="Times New Roman" w:cs="Times New Roman" w:eastAsia="Times New Roman" w:hAnsi="Times New Roman"/>
-                <w:sz w:val="24"/>
-                <w:szCs w:val="24"/>
-              </w:rPr>
-              <w:t xml:space="preserve">– </w:t>
-            </w:r>
-            <w:r>
-              <w:rPr>
-                <w:rFonts w:ascii="Times New Roman" w:cs="Times New Roman" w:eastAsia="Times New Roman" w:hAnsi="Times New Roman"/>
-                <w:sz w:val="24"/>
-                <w:szCs w:val="24"/>
-              </w:rPr>
-              <w:t xml:space="preserve">Em gặp khó gì khi dùng từ mới? Đã khắc phục ra sao?</w:t>
-            </w:r>
-          </w:p>
-          <w:p>
-            <w:pPr>
-              <w:spacing w:after="60" w:before="40" w:line="300" w:lineRule="auto"/>
-              <w:ind w:left="284"/>
-            </w:pPr>
-            <w:r>
-              <w:rPr>
-                <w:rFonts w:ascii="Times New Roman" w:cs="Times New Roman" w:eastAsia="Times New Roman" w:hAnsi="Times New Roman"/>
-                <w:sz w:val="24"/>
-                <w:szCs w:val="24"/>
-              </w:rPr>
-              <w:t xml:space="preserve">– </w:t>
-            </w:r>
-            <w:r>
-              <w:rPr>
-                <w:rFonts w:ascii="Times New Roman" w:cs="Times New Roman" w:eastAsia="Times New Roman" w:hAnsi="Times New Roman"/>
-                <w:sz w:val="24"/>
-                <w:szCs w:val="24"/>
-              </w:rPr>
-              <w:t xml:space="preserve">"Hòn đá lớn" sức khoẻ tuần này của em là gì? Vì sao? (TL1)</w:t>
-            </w:r>
-          </w:p>
-          <w:p>
-            <w:pPr>
-              <w:spacing w:after="60" w:before="40" w:line="300" w:lineRule="auto"/>
-              <w:ind w:left="284"/>
-            </w:pPr>
-            <w:r>
-              <w:rPr>
-                <w:rFonts w:ascii="Times New Roman" w:cs="Times New Roman" w:eastAsia="Times New Roman" w:hAnsi="Times New Roman"/>
-                <w:sz w:val="24"/>
-                <w:szCs w:val="24"/>
-              </w:rPr>
-              <w:t xml:space="preserve">– </w:t>
-            </w:r>
-            <w:r>
-              <w:rPr>
-                <w:rFonts w:ascii="Times New Roman" w:cs="Times New Roman" w:eastAsia="Times New Roman" w:hAnsi="Times New Roman"/>
-                <w:sz w:val="24"/>
-                <w:szCs w:val="24"/>
-              </w:rPr>
-              <w:t xml:space="preserve">Em đã chịu trách nhiệm phần việc nào trong nhóm? (GT1)</w:t>
-            </w:r>
-          </w:p>
-        </w:tc>
-        <w:tc>
-          <w:tcPr>
-            <w:tcW w:type="dxa" w:w="4600"/>
-            <w:tcMar>
-              <w:top w:type="dxa" w:w="60"/>
-              <w:left w:type="dxa" w:w="100"/>
-              <w:bottom w:type="dxa" w:w="60"/>
-              <w:right w:type="dxa" w:w="100"/>
-            </w:tcMar>
-            <w:vAlign w:val="top"/>
-          </w:tcPr>
-          <w:p>
-            <w:pPr>
-              <w:spacing w:after="60" w:before="40" w:line="300" w:lineRule="auto"/>
-            </w:pPr>
-            <w:r>
-              <w:rPr>
-                <w:rFonts w:ascii="Times New Roman" w:cs="Times New Roman" w:eastAsia="Times New Roman" w:hAnsi="Times New Roman"/>
-                <w:b/>
-                <w:bCs/>
-                <w:sz w:val="24"/>
-                <w:szCs w:val="24"/>
-              </w:rPr>
-              <w:t xml:space="preserve">Nội dung: </w:t>
-            </w:r>
-            <w:r>
-              <w:rPr>
-                <w:rFonts w:ascii="Times New Roman" w:cs="Times New Roman" w:eastAsia="Times New Roman" w:hAnsi="Times New Roman"/>
-                <w:sz w:val="24"/>
-                <w:szCs w:val="24"/>
-              </w:rPr>
-              <w:t xml:space="preserve">HS viết trả lời 3 câu hỏi; 2–3 HS chia sẻ; GV chia sẻ phản tư.</w:t>
-            </w:r>
-          </w:p>
-          <w:p>
-            <w:pPr>
-              <w:spacing w:after="60" w:before="40" w:line="300" w:lineRule="auto"/>
-            </w:pPr>
-            <w:r>
-              <w:rPr>
-                <w:rFonts w:ascii="Times New Roman" w:cs="Times New Roman" w:eastAsia="Times New Roman" w:hAnsi="Times New Roman"/>
-                <w:b/>
-                <w:bCs/>
-                <w:sz w:val="24"/>
-                <w:szCs w:val="24"/>
-              </w:rPr>
-              <w:t xml:space="preserve">Sản phẩm: </w:t>
-            </w:r>
-            <w:r>
-              <w:rPr>
-                <w:rFonts w:ascii="Times New Roman" w:cs="Times New Roman" w:eastAsia="Times New Roman" w:hAnsi="Times New Roman"/>
-                <w:sz w:val="24"/>
-                <w:szCs w:val="24"/>
-              </w:rPr>
-              <w:t xml:space="preserve">Ghi chép 3 ý của mỗi HS + 1 cam kết sống khoẻ trong tuần.</w:t>
-            </w:r>
-          </w:p>
-        </w:tc>
-        <w:tc>
-          <w:tcPr>
-            <w:tcW w:type="dxa" w:w="3400"/>
-            <w:tcMar>
-              <w:top w:type="dxa" w:w="60"/>
-              <w:left w:type="dxa" w:w="100"/>
-              <w:bottom w:type="dxa" w:w="60"/>
-              <w:right w:type="dxa" w:w="100"/>
-            </w:tcMar>
-            <w:vAlign w:val="top"/>
-          </w:tcPr>
-          <w:p>
-            <w:pPr>
-              <w:spacing w:after="60" w:before="40" w:line="300" w:lineRule="auto"/>
-            </w:pPr>
-            <w:r>
-              <w:rPr>
-                <w:rFonts w:ascii="Times New Roman" w:cs="Times New Roman" w:eastAsia="Times New Roman" w:hAnsi="Times New Roman"/>
-                <w:sz w:val="24"/>
-                <w:szCs w:val="24"/>
-              </w:rPr>
-              <w:t xml:space="preserve">GV, HS phản tư khó khăn, cách khắc phục, điều học được.</w:t>
+                <w:sz w:val="20"/>
+                <w:szCs w:val="20"/>
+              </w:rPr>
+              <w:t xml:space="preserve">(PC1, TL1, GT1)</w:t>
+            </w:r>
+          </w:p>
+        </w:tc>
+        <w:tc>
+          <w:tcPr>
+            <w:tcW w:type="dxa" w:w="7400"/>
+            <w:tcMar>
+              <w:top w:type="dxa" w:w="60"/>
+              <w:left w:type="dxa" w:w="100"/>
+              <w:bottom w:type="dxa" w:w="60"/>
+              <w:right w:type="dxa" w:w="100"/>
+            </w:tcMar>
+            <w:vAlign w:val="top"/>
+          </w:tcPr>
+          <w:p>
+            <w:pPr>
+              <w:spacing w:after="60" w:before="40" w:line="300" w:lineRule="auto"/>
+            </w:pPr>
+            <w:r>
+              <w:rPr>
+                <w:rFonts w:ascii="Times New Roman" w:cs="Times New Roman" w:eastAsia="Times New Roman" w:hAnsi="Times New Roman"/>
+                <w:b/>
+                <w:bCs/>
+                <w:sz w:val="22"/>
+                <w:szCs w:val="22"/>
+                <w:highlight w:val="yellow"/>
+              </w:rPr>
+              <w:t xml:space="preserve"> Active Learning: </w:t>
             </w:r>
             <w:r>
               <w:rPr>
@@ -4999,22 +5100,304 @@
                 <w:sz w:val="22"/>
                 <w:szCs w:val="22"/>
               </w:rPr>
-              <w:t xml:space="preserve"> (PC1, TL1, GT1)</w:t>
-            </w:r>
-          </w:p>
-          <w:p>
-            <w:pPr>
-              <w:spacing w:after="60" w:before="40" w:line="300" w:lineRule="auto"/>
-            </w:pPr>
-            <w:r>
-              <w:rPr>
-                <w:rFonts w:ascii="Times New Roman" w:cs="Times New Roman" w:eastAsia="Times New Roman" w:hAnsi="Times New Roman"/>
-                <w:b/>
-                <w:bCs/>
-                <w:sz w:val="24"/>
-                <w:szCs w:val="24"/>
-              </w:rPr>
-              <w:t xml:space="preserve">3 phút</w:t>
+              <w:t xml:space="preserve"> ICAP Kiến tạo · Tư duy bậc cao</w:t>
+            </w:r>
+          </w:p>
+          <w:p>
+            <w:pPr>
+              <w:spacing w:after="60" w:before="40" w:line="300" w:lineRule="auto"/>
+            </w:pPr>
+            <w:r>
+              <w:rPr>
+                <w:rFonts w:ascii="Times New Roman" w:cs="Times New Roman" w:eastAsia="Times New Roman" w:hAnsi="Times New Roman"/>
+                <w:b/>
+                <w:bCs/>
+                <w:sz w:val="22"/>
+                <w:szCs w:val="22"/>
+              </w:rPr>
+              <w:t xml:space="preserve">Task: </w:t>
+            </w:r>
+            <w:r>
+              <w:rPr>
+                <w:rFonts w:ascii="Times New Roman" w:cs="Times New Roman" w:eastAsia="Times New Roman" w:hAnsi="Times New Roman"/>
+                <w:sz w:val="22"/>
+                <w:szCs w:val="22"/>
+              </w:rPr>
+              <w:t xml:space="preserve">HS viết trả lời 3 câu hỏi; 2–3 HS chia sẻ; GV chia sẻ phản tư.</w:t>
+            </w:r>
+          </w:p>
+          <w:p>
+            <w:pPr>
+              <w:spacing w:after="60" w:before="40" w:line="300" w:lineRule="auto"/>
+            </w:pPr>
+            <w:r>
+              <w:rPr>
+                <w:rFonts w:ascii="Times New Roman" w:cs="Times New Roman" w:eastAsia="Times New Roman" w:hAnsi="Times New Roman"/>
+                <w:b/>
+                <w:bCs/>
+                <w:sz w:val="22"/>
+                <w:szCs w:val="22"/>
+              </w:rPr>
+              <w:t xml:space="preserve">* </w:t>
+            </w:r>
+            <w:r>
+              <w:rPr>
+                <w:rFonts w:ascii="Times New Roman" w:cs="Times New Roman" w:eastAsia="Times New Roman" w:hAnsi="Times New Roman"/>
+                <w:sz w:val="22"/>
+                <w:szCs w:val="22"/>
+              </w:rPr>
+              <w:t xml:space="preserve">GV chiếu 3 câu hỏi.</w:t>
+            </w:r>
+          </w:p>
+          <w:p>
+            <w:pPr>
+              <w:spacing w:after="60" w:before="40" w:line="300" w:lineRule="auto"/>
+            </w:pPr>
+            <w:r>
+              <w:rPr>
+                <w:rFonts w:ascii="Times New Roman" w:cs="Times New Roman" w:eastAsia="Times New Roman" w:hAnsi="Times New Roman"/>
+                <w:b/>
+                <w:bCs/>
+                <w:sz w:val="22"/>
+                <w:szCs w:val="22"/>
+              </w:rPr>
+              <w:t xml:space="preserve">** </w:t>
+            </w:r>
+            <w:r>
+              <w:rPr>
+                <w:rFonts w:ascii="Times New Roman" w:cs="Times New Roman" w:eastAsia="Times New Roman" w:hAnsi="Times New Roman"/>
+                <w:sz w:val="22"/>
+                <w:szCs w:val="22"/>
+              </w:rPr>
+              <w:t xml:space="preserve">HS viết cá nhân.</w:t>
+            </w:r>
+          </w:p>
+          <w:p>
+            <w:pPr>
+              <w:spacing w:after="60" w:before="40" w:line="300" w:lineRule="auto"/>
+            </w:pPr>
+            <w:r>
+              <w:rPr>
+                <w:rFonts w:ascii="Times New Roman" w:cs="Times New Roman" w:eastAsia="Times New Roman" w:hAnsi="Times New Roman"/>
+                <w:b/>
+                <w:bCs/>
+                <w:sz w:val="22"/>
+                <w:szCs w:val="22"/>
+              </w:rPr>
+              <w:t xml:space="preserve">*** </w:t>
+            </w:r>
+            <w:r>
+              <w:rPr>
+                <w:rFonts w:ascii="Times New Roman" w:cs="Times New Roman" w:eastAsia="Times New Roman" w:hAnsi="Times New Roman"/>
+                <w:sz w:val="22"/>
+                <w:szCs w:val="22"/>
+              </w:rPr>
+              <w:t xml:space="preserve">2–3 HS chia sẻ.</w:t>
+            </w:r>
+          </w:p>
+          <w:p>
+            <w:pPr>
+              <w:spacing w:after="60" w:before="40" w:line="300" w:lineRule="auto"/>
+            </w:pPr>
+            <w:r>
+              <w:rPr>
+                <w:rFonts w:ascii="Times New Roman" w:cs="Times New Roman" w:eastAsia="Times New Roman" w:hAnsi="Times New Roman"/>
+                <w:b/>
+                <w:bCs/>
+                <w:sz w:val="22"/>
+                <w:szCs w:val="22"/>
+              </w:rPr>
+              <w:t xml:space="preserve">**** </w:t>
+            </w:r>
+            <w:r>
+              <w:rPr>
+                <w:rFonts w:ascii="Times New Roman" w:cs="Times New Roman" w:eastAsia="Times New Roman" w:hAnsi="Times New Roman"/>
+                <w:sz w:val="22"/>
+                <w:szCs w:val="22"/>
+              </w:rPr>
+              <w:t xml:space="preserve">GV ghi nhận, chia sẻ phản tư.</w:t>
+            </w:r>
+          </w:p>
+          <w:p>
+            <w:pPr>
+              <w:spacing w:after="60" w:before="40" w:line="300" w:lineRule="auto"/>
+            </w:pPr>
+            <w:r>
+              <w:rPr>
+                <w:rFonts w:ascii="Times New Roman" w:cs="Times New Roman" w:eastAsia="Times New Roman" w:hAnsi="Times New Roman"/>
+                <w:b/>
+                <w:bCs/>
+                <w:sz w:val="22"/>
+                <w:szCs w:val="22"/>
+              </w:rPr>
+              <w:t xml:space="preserve">Answer key / product: </w:t>
+            </w:r>
+            <w:r>
+              <w:rPr>
+                <w:rFonts w:ascii="Times New Roman" w:cs="Times New Roman" w:eastAsia="Times New Roman" w:hAnsi="Times New Roman"/>
+                <w:sz w:val="22"/>
+                <w:szCs w:val="22"/>
+              </w:rPr>
+              <w:t xml:space="preserve">Ghi chép 3 ý của mỗi HS + 1 cam kết sống khoẻ trong tuần.</w:t>
+            </w:r>
+          </w:p>
+          <w:p>
+            <w:pPr>
+              <w:spacing w:after="60" w:before="40" w:line="300" w:lineRule="auto"/>
+            </w:pPr>
+            <w:r>
+              <w:rPr>
+                <w:rFonts w:ascii="Times New Roman" w:cs="Times New Roman" w:eastAsia="Times New Roman" w:hAnsi="Times New Roman"/>
+                <w:b/>
+                <w:bCs/>
+                <w:sz w:val="22"/>
+                <w:szCs w:val="22"/>
+              </w:rPr>
+              <w:t xml:space="preserve">Support: </w:t>
+            </w:r>
+            <w:r>
+              <w:rPr>
+                <w:rFonts w:ascii="Times New Roman" w:cs="Times New Roman" w:eastAsia="Times New Roman" w:hAnsi="Times New Roman"/>
+                <w:sz w:val="22"/>
+                <w:szCs w:val="22"/>
+              </w:rPr>
+              <w:t xml:space="preserve">Cho viết tiếng Việt.</w:t>
+            </w:r>
+          </w:p>
+          <w:p>
+            <w:pPr>
+              <w:keepNext/>
+              <w:spacing w:after="60" w:before="40" w:line="300" w:lineRule="auto"/>
+            </w:pPr>
+            <w:r>
+              <w:rPr>
+                <w:rFonts w:ascii="Times New Roman" w:cs="Times New Roman" w:eastAsia="Times New Roman" w:hAnsi="Times New Roman"/>
+                <w:b/>
+                <w:bCs/>
+                <w:sz w:val="22"/>
+                <w:szCs w:val="22"/>
+              </w:rPr>
+              <w:t xml:space="preserve">Reflection questions:</w:t>
+            </w:r>
+          </w:p>
+          <w:p>
+            <w:pPr>
+              <w:spacing w:after="60" w:before="40" w:line="300" w:lineRule="auto"/>
+              <w:ind w:left="284"/>
+            </w:pPr>
+            <w:r>
+              <w:rPr>
+                <w:rFonts w:ascii="Times New Roman" w:cs="Times New Roman" w:eastAsia="Times New Roman" w:hAnsi="Times New Roman"/>
+                <w:sz w:val="22"/>
+                <w:szCs w:val="22"/>
+              </w:rPr>
+              <w:t xml:space="preserve">– </w:t>
+            </w:r>
+            <w:r>
+              <w:rPr>
+                <w:rFonts w:ascii="Times New Roman" w:cs="Times New Roman" w:eastAsia="Times New Roman" w:hAnsi="Times New Roman"/>
+                <w:sz w:val="22"/>
+                <w:szCs w:val="22"/>
+              </w:rPr>
+              <w:t xml:space="preserve">Em gặp khó gì khi dùng từ mới? Đã khắc phục ra sao?</w:t>
+            </w:r>
+          </w:p>
+          <w:p>
+            <w:pPr>
+              <w:spacing w:after="60" w:before="40" w:line="300" w:lineRule="auto"/>
+              <w:ind w:left="284"/>
+            </w:pPr>
+            <w:r>
+              <w:rPr>
+                <w:rFonts w:ascii="Times New Roman" w:cs="Times New Roman" w:eastAsia="Times New Roman" w:hAnsi="Times New Roman"/>
+                <w:sz w:val="22"/>
+                <w:szCs w:val="22"/>
+              </w:rPr>
+              <w:t xml:space="preserve">– </w:t>
+            </w:r>
+            <w:r>
+              <w:rPr>
+                <w:rFonts w:ascii="Times New Roman" w:cs="Times New Roman" w:eastAsia="Times New Roman" w:hAnsi="Times New Roman"/>
+                <w:sz w:val="22"/>
+                <w:szCs w:val="22"/>
+              </w:rPr>
+              <w:t xml:space="preserve">"Hòn đá lớn" sức khoẻ tuần này của em là gì? Vì sao? (TL1)</w:t>
+            </w:r>
+          </w:p>
+          <w:p>
+            <w:pPr>
+              <w:spacing w:after="60" w:before="40" w:line="300" w:lineRule="auto"/>
+              <w:ind w:left="284"/>
+            </w:pPr>
+            <w:r>
+              <w:rPr>
+                <w:rFonts w:ascii="Times New Roman" w:cs="Times New Roman" w:eastAsia="Times New Roman" w:hAnsi="Times New Roman"/>
+                <w:sz w:val="22"/>
+                <w:szCs w:val="22"/>
+              </w:rPr>
+              <w:t xml:space="preserve">– </w:t>
+            </w:r>
+            <w:r>
+              <w:rPr>
+                <w:rFonts w:ascii="Times New Roman" w:cs="Times New Roman" w:eastAsia="Times New Roman" w:hAnsi="Times New Roman"/>
+                <w:sz w:val="22"/>
+                <w:szCs w:val="22"/>
+              </w:rPr>
+              <w:t xml:space="preserve">Em đã chịu trách nhiệm phần việc nào trong nhóm? (GT1)</w:t>
+            </w:r>
+          </w:p>
+        </w:tc>
+        <w:tc>
+          <w:tcPr>
+            <w:tcW w:type="dxa" w:w="1500"/>
+            <w:tcMar>
+              <w:top w:type="dxa" w:w="60"/>
+              <w:left w:type="dxa" w:w="100"/>
+              <w:bottom w:type="dxa" w:w="60"/>
+              <w:right w:type="dxa" w:w="100"/>
+            </w:tcMar>
+            <w:vAlign w:val="top"/>
+          </w:tcPr>
+          <w:p>
+            <w:pPr>
+              <w:spacing w:after="60" w:before="40" w:line="300" w:lineRule="auto"/>
+              <w:jc w:val="center"/>
+            </w:pPr>
+            <w:r>
+              <w:rPr>
+                <w:rFonts w:ascii="Times New Roman" w:cs="Times New Roman" w:eastAsia="Times New Roman" w:hAnsi="Times New Roman"/>
+                <w:sz w:val="22"/>
+                <w:szCs w:val="22"/>
+              </w:rPr>
+              <w:t xml:space="preserve">Individual</w:t>
+            </w:r>
+          </w:p>
+        </w:tc>
+        <w:tc>
+          <w:tcPr>
+            <w:tcW w:type="dxa" w:w="1100"/>
+            <w:tcMar>
+              <w:top w:type="dxa" w:w="60"/>
+              <w:left w:type="dxa" w:w="100"/>
+              <w:bottom w:type="dxa" w:w="60"/>
+              <w:right w:type="dxa" w:w="100"/>
+            </w:tcMar>
+            <w:vAlign w:val="top"/>
+          </w:tcPr>
+          <w:p>
+            <w:pPr>
+              <w:spacing w:after="60" w:before="40" w:line="300" w:lineRule="auto"/>
+              <w:jc w:val="center"/>
+            </w:pPr>
+            <w:r>
+              <w:rPr>
+                <w:rFonts w:ascii="Times New Roman" w:cs="Times New Roman" w:eastAsia="Times New Roman" w:hAnsi="Times New Roman"/>
+                <w:b/>
+                <w:bCs/>
+                <w:sz w:val="22"/>
+                <w:szCs w:val="22"/>
+              </w:rPr>
+              <w:t xml:space="preserve">3 mins</w:t>
             </w:r>
           </w:p>
         </w:tc>
@@ -5025,26 +5408,26 @@
         </w:trPr>
         <w:tc>
           <w:tcPr>
-            <w:tcW w:type="dxa" w:w="6400"/>
-            <w:tcMar>
-              <w:top w:type="dxa" w:w="60"/>
-              <w:left w:type="dxa" w:w="100"/>
-              <w:bottom w:type="dxa" w:w="60"/>
-              <w:right w:type="dxa" w:w="100"/>
-            </w:tcMar>
-            <w:vAlign w:val="top"/>
-          </w:tcPr>
-          <w:p>
-            <w:pPr>
-              <w:spacing w:after="60" w:before="40" w:line="300" w:lineRule="auto"/>
-            </w:pPr>
-            <w:r>
-              <w:rPr>
-                <w:rFonts w:ascii="Times New Roman" w:cs="Times New Roman" w:eastAsia="Times New Roman" w:hAnsi="Times New Roman"/>
-                <w:b/>
-                <w:bCs/>
-                <w:sz w:val="24"/>
-                <w:szCs w:val="24"/>
+            <w:tcW w:type="dxa" w:w="2100"/>
+            <w:tcMar>
+              <w:top w:type="dxa" w:w="60"/>
+              <w:left w:type="dxa" w:w="100"/>
+              <w:bottom w:type="dxa" w:w="60"/>
+              <w:right w:type="dxa" w:w="100"/>
+            </w:tcMar>
+            <w:vAlign w:val="top"/>
+          </w:tcPr>
+          <w:p>
+            <w:pPr>
+              <w:spacing w:after="60" w:before="40" w:line="300" w:lineRule="auto"/>
+            </w:pPr>
+            <w:r>
+              <w:rPr>
+                <w:rFonts w:ascii="Times New Roman" w:cs="Times New Roman" w:eastAsia="Times New Roman" w:hAnsi="Times New Roman"/>
+                <w:b/>
+                <w:bCs/>
+                <w:sz w:val="22"/>
+                <w:szCs w:val="22"/>
               </w:rPr>
               <w:t xml:space="preserve">HD8. Củng cố &amp; về nhà</w:t>
             </w:r>
@@ -5058,233 +5441,277 @@
                 <w:rFonts w:ascii="Times New Roman" w:cs="Times New Roman" w:eastAsia="Times New Roman" w:hAnsi="Times New Roman"/>
                 <w:i/>
                 <w:iCs/>
-                <w:sz w:val="22"/>
-                <w:szCs w:val="22"/>
-              </w:rPr>
-              <w:t xml:space="preserve">B5 Củng cố · Cả lớp</w:t>
-            </w:r>
-          </w:p>
-          <w:p>
-            <w:pPr>
-              <w:spacing w:after="60" w:before="40" w:line="300" w:lineRule="auto"/>
-            </w:pPr>
-            <w:r>
-              <w:rPr>
-                <w:rFonts w:ascii="Times New Roman" w:cs="Times New Roman" w:eastAsia="Times New Roman" w:hAnsi="Times New Roman"/>
-                <w:b/>
-                <w:bCs/>
-                <w:sz w:val="24"/>
-                <w:szCs w:val="24"/>
-              </w:rPr>
-              <w:t xml:space="preserve">B1 Giao nhiệm vụ: </w:t>
-            </w:r>
-            <w:r>
-              <w:rPr>
-                <w:rFonts w:ascii="Times New Roman" w:cs="Times New Roman" w:eastAsia="Times New Roman" w:hAnsi="Times New Roman"/>
-                <w:sz w:val="24"/>
-                <w:szCs w:val="24"/>
-              </w:rPr>
-              <w:t xml:space="preserve">GV nêu luật chuỗi nói theo dãy.</w:t>
-            </w:r>
-          </w:p>
-          <w:p>
-            <w:pPr>
-              <w:spacing w:after="60" w:before="40" w:line="300" w:lineRule="auto"/>
-            </w:pPr>
-            <w:r>
-              <w:rPr>
-                <w:rFonts w:ascii="Times New Roman" w:cs="Times New Roman" w:eastAsia="Times New Roman" w:hAnsi="Times New Roman"/>
-                <w:b/>
-                <w:bCs/>
-                <w:sz w:val="24"/>
-                <w:szCs w:val="24"/>
-              </w:rPr>
-              <w:t xml:space="preserve">B2 Thực hiện: </w:t>
-            </w:r>
-            <w:r>
-              <w:rPr>
-                <w:rFonts w:ascii="Times New Roman" w:cs="Times New Roman" w:eastAsia="Times New Roman" w:hAnsi="Times New Roman"/>
-                <w:sz w:val="24"/>
-                <w:szCs w:val="24"/>
-              </w:rPr>
-              <w:t xml:space="preserve">HS lần lượt nói câu.</w:t>
-            </w:r>
-          </w:p>
-          <w:p>
-            <w:pPr>
-              <w:spacing w:after="60" w:before="40" w:line="300" w:lineRule="auto"/>
-            </w:pPr>
-            <w:r>
-              <w:rPr>
-                <w:rFonts w:ascii="Times New Roman" w:cs="Times New Roman" w:eastAsia="Times New Roman" w:hAnsi="Times New Roman"/>
-                <w:b/>
-                <w:bCs/>
-                <w:sz w:val="24"/>
-                <w:szCs w:val="24"/>
-              </w:rPr>
-              <w:t xml:space="preserve">B3 Báo cáo, thảo luận: </w:t>
-            </w:r>
-            <w:r>
-              <w:rPr>
-                <w:rFonts w:ascii="Times New Roman" w:cs="Times New Roman" w:eastAsia="Times New Roman" w:hAnsi="Times New Roman"/>
-                <w:sz w:val="24"/>
-                <w:szCs w:val="24"/>
-              </w:rPr>
-              <w:t xml:space="preserve">HS nhận xét câu của bạn.</w:t>
-            </w:r>
-          </w:p>
-          <w:p>
-            <w:pPr>
-              <w:spacing w:after="60" w:before="40" w:line="300" w:lineRule="auto"/>
-            </w:pPr>
-            <w:r>
-              <w:rPr>
-                <w:rFonts w:ascii="Times New Roman" w:cs="Times New Roman" w:eastAsia="Times New Roman" w:hAnsi="Times New Roman"/>
-                <w:b/>
-                <w:bCs/>
-                <w:sz w:val="24"/>
-                <w:szCs w:val="24"/>
-              </w:rPr>
-              <w:t xml:space="preserve">B4 Kết luận: </w:t>
-            </w:r>
-            <w:r>
-              <w:rPr>
-                <w:rFonts w:ascii="Times New Roman" w:cs="Times New Roman" w:eastAsia="Times New Roman" w:hAnsi="Times New Roman"/>
-                <w:sz w:val="24"/>
-                <w:szCs w:val="24"/>
-              </w:rPr>
-              <w:t xml:space="preserve">GV chốt từ trọng tâm, giao bài về nhà.</w:t>
-            </w:r>
-          </w:p>
-          <w:p>
-            <w:pPr>
-              <w:spacing w:after="60" w:before="40" w:line="300" w:lineRule="auto"/>
-            </w:pPr>
-            <w:r>
-              <w:rPr>
-                <w:rFonts w:ascii="Times New Roman" w:cs="Times New Roman" w:eastAsia="Times New Roman" w:hAnsi="Times New Roman"/>
-                <w:b/>
-                <w:bCs/>
-                <w:sz w:val="24"/>
-                <w:szCs w:val="24"/>
-              </w:rPr>
-              <w:t xml:space="preserve">Hỗ trợ: </w:t>
-            </w:r>
-            <w:r>
-              <w:rPr>
-                <w:rFonts w:ascii="Times New Roman" w:cs="Times New Roman" w:eastAsia="Times New Roman" w:hAnsi="Times New Roman"/>
-                <w:sz w:val="24"/>
-                <w:szCs w:val="24"/>
-              </w:rPr>
-              <w:t xml:space="preserve">HS yếu dùng câu mẫu trên bảng.</w:t>
-            </w:r>
-          </w:p>
-        </w:tc>
-        <w:tc>
-          <w:tcPr>
-            <w:tcW w:type="dxa" w:w="4600"/>
-            <w:tcMar>
-              <w:top w:type="dxa" w:w="60"/>
-              <w:left w:type="dxa" w:w="100"/>
-              <w:bottom w:type="dxa" w:w="60"/>
-              <w:right w:type="dxa" w:w="100"/>
-            </w:tcMar>
-            <w:vAlign w:val="top"/>
-          </w:tcPr>
-          <w:p>
-            <w:pPr>
-              <w:spacing w:after="60" w:before="40" w:line="300" w:lineRule="auto"/>
-            </w:pPr>
-            <w:r>
-              <w:rPr>
-                <w:rFonts w:ascii="Times New Roman" w:cs="Times New Roman" w:eastAsia="Times New Roman" w:hAnsi="Times New Roman"/>
-                <w:b/>
-                <w:bCs/>
-                <w:sz w:val="24"/>
-                <w:szCs w:val="24"/>
-              </w:rPr>
-              <w:t xml:space="preserve">Nội dung: </w:t>
-            </w:r>
-            <w:r>
-              <w:rPr>
-                <w:rFonts w:ascii="Times New Roman" w:cs="Times New Roman" w:eastAsia="Times New Roman" w:hAnsi="Times New Roman"/>
-                <w:sz w:val="24"/>
-                <w:szCs w:val="24"/>
-              </w:rPr>
-              <w:t xml:space="preserve">Chuỗi nói: mỗi HS 1 câu có từ của bài.</w:t>
-            </w:r>
-          </w:p>
-          <w:p>
-            <w:pPr>
-              <w:spacing w:after="60" w:before="40" w:line="300" w:lineRule="auto"/>
-            </w:pPr>
-            <w:r>
-              <w:rPr>
-                <w:rFonts w:ascii="Times New Roman" w:cs="Times New Roman" w:eastAsia="Times New Roman" w:hAnsi="Times New Roman"/>
-                <w:b/>
-                <w:bCs/>
-                <w:sz w:val="24"/>
-                <w:szCs w:val="24"/>
-              </w:rPr>
-              <w:t xml:space="preserve">Sản phẩm: </w:t>
-            </w:r>
-            <w:r>
-              <w:rPr>
-                <w:rFonts w:ascii="Times New Roman" w:cs="Times New Roman" w:eastAsia="Times New Roman" w:hAnsi="Times New Roman"/>
-                <w:sz w:val="24"/>
-                <w:szCs w:val="24"/>
-              </w:rPr>
-              <w:t xml:space="preserve">≥6 câu đúng của lớp có dùng từ của bài.</w:t>
-            </w:r>
-          </w:p>
-        </w:tc>
-        <w:tc>
-          <w:tcPr>
-            <w:tcW w:type="dxa" w:w="3400"/>
-            <w:tcMar>
-              <w:top w:type="dxa" w:w="60"/>
-              <w:left w:type="dxa" w:w="100"/>
-              <w:bottom w:type="dxa" w:w="60"/>
-              <w:right w:type="dxa" w:w="100"/>
-            </w:tcMar>
-            <w:vAlign w:val="top"/>
-          </w:tcPr>
-          <w:p>
-            <w:pPr>
-              <w:spacing w:after="60" w:before="40" w:line="300" w:lineRule="auto"/>
-            </w:pPr>
-            <w:r>
-              <w:rPr>
-                <w:rFonts w:ascii="Times New Roman" w:cs="Times New Roman" w:eastAsia="Times New Roman" w:hAnsi="Times New Roman"/>
-                <w:sz w:val="24"/>
-                <w:szCs w:val="24"/>
+                <w:sz w:val="20"/>
+                <w:szCs w:val="20"/>
+              </w:rPr>
+              <w:t xml:space="preserve">B5 Củng cố</w:t>
+            </w:r>
+          </w:p>
+        </w:tc>
+        <w:tc>
+          <w:tcPr>
+            <w:tcW w:type="dxa" w:w="2300"/>
+            <w:tcMar>
+              <w:top w:type="dxa" w:w="60"/>
+              <w:left w:type="dxa" w:w="100"/>
+              <w:bottom w:type="dxa" w:w="60"/>
+              <w:right w:type="dxa" w:w="100"/>
+            </w:tcMar>
+            <w:vAlign w:val="top"/>
+          </w:tcPr>
+          <w:p>
+            <w:pPr>
+              <w:spacing w:after="60" w:before="40" w:line="300" w:lineRule="auto"/>
+            </w:pPr>
+            <w:r>
+              <w:rPr>
+                <w:rFonts w:ascii="Times New Roman" w:cs="Times New Roman" w:eastAsia="Times New Roman" w:hAnsi="Times New Roman"/>
+                <w:sz w:val="22"/>
+                <w:szCs w:val="22"/>
               </w:rPr>
               <w:t xml:space="preserve">Hệ thống từ vựng trọng tâm.</w:t>
             </w:r>
+          </w:p>
+          <w:p>
+            <w:pPr>
+              <w:spacing w:after="60" w:before="40" w:line="300" w:lineRule="auto"/>
+            </w:pPr>
             <w:r>
               <w:rPr>
                 <w:rFonts w:ascii="Times New Roman" w:cs="Times New Roman" w:eastAsia="Times New Roman" w:hAnsi="Times New Roman"/>
                 <w:i/>
                 <w:iCs/>
-                <w:sz w:val="22"/>
-                <w:szCs w:val="22"/>
-              </w:rPr>
-              <w:t xml:space="preserve"> (KT1)</w:t>
-            </w:r>
-          </w:p>
-          <w:p>
-            <w:pPr>
-              <w:spacing w:after="60" w:before="40" w:line="300" w:lineRule="auto"/>
-            </w:pPr>
-            <w:r>
-              <w:rPr>
-                <w:rFonts w:ascii="Times New Roman" w:cs="Times New Roman" w:eastAsia="Times New Roman" w:hAnsi="Times New Roman"/>
-                <w:b/>
-                <w:bCs/>
-                <w:sz w:val="24"/>
-                <w:szCs w:val="24"/>
-              </w:rPr>
-              <w:t xml:space="preserve">3 phút</w:t>
+                <w:sz w:val="20"/>
+                <w:szCs w:val="20"/>
+              </w:rPr>
+              <w:t xml:space="preserve">(KT1)</w:t>
+            </w:r>
+          </w:p>
+        </w:tc>
+        <w:tc>
+          <w:tcPr>
+            <w:tcW w:type="dxa" w:w="7400"/>
+            <w:tcMar>
+              <w:top w:type="dxa" w:w="60"/>
+              <w:left w:type="dxa" w:w="100"/>
+              <w:bottom w:type="dxa" w:w="60"/>
+              <w:right w:type="dxa" w:w="100"/>
+            </w:tcMar>
+            <w:vAlign w:val="top"/>
+          </w:tcPr>
+          <w:p>
+            <w:pPr>
+              <w:spacing w:after="60" w:before="40" w:line="300" w:lineRule="auto"/>
+            </w:pPr>
+            <w:r>
+              <w:rPr>
+                <w:rFonts w:ascii="Times New Roman" w:cs="Times New Roman" w:eastAsia="Times New Roman" w:hAnsi="Times New Roman"/>
+                <w:b/>
+                <w:bCs/>
+                <w:sz w:val="22"/>
+                <w:szCs w:val="22"/>
+              </w:rPr>
+              <w:t xml:space="preserve">Task: </w:t>
+            </w:r>
+            <w:r>
+              <w:rPr>
+                <w:rFonts w:ascii="Times New Roman" w:cs="Times New Roman" w:eastAsia="Times New Roman" w:hAnsi="Times New Roman"/>
+                <w:sz w:val="22"/>
+                <w:szCs w:val="22"/>
+              </w:rPr>
+              <w:t xml:space="preserve">Chuỗi nói: mỗi HS 1 câu có từ của bài.</w:t>
+            </w:r>
+          </w:p>
+          <w:p>
+            <w:pPr>
+              <w:spacing w:after="60" w:before="40" w:line="300" w:lineRule="auto"/>
+            </w:pPr>
+            <w:r>
+              <w:rPr>
+                <w:rFonts w:ascii="Times New Roman" w:cs="Times New Roman" w:eastAsia="Times New Roman" w:hAnsi="Times New Roman"/>
+                <w:b/>
+                <w:bCs/>
+                <w:sz w:val="22"/>
+                <w:szCs w:val="22"/>
+              </w:rPr>
+              <w:t xml:space="preserve">* </w:t>
+            </w:r>
+            <w:r>
+              <w:rPr>
+                <w:rFonts w:ascii="Times New Roman" w:cs="Times New Roman" w:eastAsia="Times New Roman" w:hAnsi="Times New Roman"/>
+                <w:sz w:val="22"/>
+                <w:szCs w:val="22"/>
+              </w:rPr>
+              <w:t xml:space="preserve">GV nêu luật chuỗi nói theo dãy.</w:t>
+            </w:r>
+          </w:p>
+          <w:p>
+            <w:pPr>
+              <w:spacing w:after="60" w:before="40" w:line="300" w:lineRule="auto"/>
+            </w:pPr>
+            <w:r>
+              <w:rPr>
+                <w:rFonts w:ascii="Times New Roman" w:cs="Times New Roman" w:eastAsia="Times New Roman" w:hAnsi="Times New Roman"/>
+                <w:b/>
+                <w:bCs/>
+                <w:sz w:val="22"/>
+                <w:szCs w:val="22"/>
+              </w:rPr>
+              <w:t xml:space="preserve">** </w:t>
+            </w:r>
+            <w:r>
+              <w:rPr>
+                <w:rFonts w:ascii="Times New Roman" w:cs="Times New Roman" w:eastAsia="Times New Roman" w:hAnsi="Times New Roman"/>
+                <w:sz w:val="22"/>
+                <w:szCs w:val="22"/>
+              </w:rPr>
+              <w:t xml:space="preserve">HS lần lượt nói câu.</w:t>
+            </w:r>
+          </w:p>
+          <w:p>
+            <w:pPr>
+              <w:spacing w:after="60" w:before="40" w:line="300" w:lineRule="auto"/>
+            </w:pPr>
+            <w:r>
+              <w:rPr>
+                <w:rFonts w:ascii="Times New Roman" w:cs="Times New Roman" w:eastAsia="Times New Roman" w:hAnsi="Times New Roman"/>
+                <w:b/>
+                <w:bCs/>
+                <w:sz w:val="22"/>
+                <w:szCs w:val="22"/>
+              </w:rPr>
+              <w:t xml:space="preserve">*** </w:t>
+            </w:r>
+            <w:r>
+              <w:rPr>
+                <w:rFonts w:ascii="Times New Roman" w:cs="Times New Roman" w:eastAsia="Times New Roman" w:hAnsi="Times New Roman"/>
+                <w:sz w:val="22"/>
+                <w:szCs w:val="22"/>
+              </w:rPr>
+              <w:t xml:space="preserve">HS nhận xét câu của bạn.</w:t>
+            </w:r>
+          </w:p>
+          <w:p>
+            <w:pPr>
+              <w:spacing w:after="60" w:before="40" w:line="300" w:lineRule="auto"/>
+            </w:pPr>
+            <w:r>
+              <w:rPr>
+                <w:rFonts w:ascii="Times New Roman" w:cs="Times New Roman" w:eastAsia="Times New Roman" w:hAnsi="Times New Roman"/>
+                <w:b/>
+                <w:bCs/>
+                <w:sz w:val="22"/>
+                <w:szCs w:val="22"/>
+              </w:rPr>
+              <w:t xml:space="preserve">**** </w:t>
+            </w:r>
+            <w:r>
+              <w:rPr>
+                <w:rFonts w:ascii="Times New Roman" w:cs="Times New Roman" w:eastAsia="Times New Roman" w:hAnsi="Times New Roman"/>
+                <w:sz w:val="22"/>
+                <w:szCs w:val="22"/>
+              </w:rPr>
+              <w:t xml:space="preserve">GV chốt từ trọng tâm, giao bài về nhà.</w:t>
+            </w:r>
+          </w:p>
+          <w:p>
+            <w:pPr>
+              <w:spacing w:after="60" w:before="40" w:line="300" w:lineRule="auto"/>
+            </w:pPr>
+            <w:r>
+              <w:rPr>
+                <w:rFonts w:ascii="Times New Roman" w:cs="Times New Roman" w:eastAsia="Times New Roman" w:hAnsi="Times New Roman"/>
+                <w:b/>
+                <w:bCs/>
+                <w:sz w:val="22"/>
+                <w:szCs w:val="22"/>
+              </w:rPr>
+              <w:t xml:space="preserve">Answer key / product: </w:t>
+            </w:r>
+            <w:r>
+              <w:rPr>
+                <w:rFonts w:ascii="Times New Roman" w:cs="Times New Roman" w:eastAsia="Times New Roman" w:hAnsi="Times New Roman"/>
+                <w:sz w:val="22"/>
+                <w:szCs w:val="22"/>
+              </w:rPr>
+              <w:t xml:space="preserve">≥6 câu đúng của lớp có dùng từ của bài.</w:t>
+            </w:r>
+          </w:p>
+          <w:p>
+            <w:pPr>
+              <w:spacing w:after="60" w:before="40" w:line="300" w:lineRule="auto"/>
+            </w:pPr>
+            <w:r>
+              <w:rPr>
+                <w:rFonts w:ascii="Times New Roman" w:cs="Times New Roman" w:eastAsia="Times New Roman" w:hAnsi="Times New Roman"/>
+                <w:b/>
+                <w:bCs/>
+                <w:sz w:val="22"/>
+                <w:szCs w:val="22"/>
+              </w:rPr>
+              <w:t xml:space="preserve">Support: </w:t>
+            </w:r>
+            <w:r>
+              <w:rPr>
+                <w:rFonts w:ascii="Times New Roman" w:cs="Times New Roman" w:eastAsia="Times New Roman" w:hAnsi="Times New Roman"/>
+                <w:sz w:val="22"/>
+                <w:szCs w:val="22"/>
+              </w:rPr>
+              <w:t xml:space="preserve">HS yếu dùng câu mẫu trên bảng.</w:t>
+            </w:r>
+          </w:p>
+        </w:tc>
+        <w:tc>
+          <w:tcPr>
+            <w:tcW w:type="dxa" w:w="1500"/>
+            <w:tcMar>
+              <w:top w:type="dxa" w:w="60"/>
+              <w:left w:type="dxa" w:w="100"/>
+              <w:bottom w:type="dxa" w:w="60"/>
+              <w:right w:type="dxa" w:w="100"/>
+            </w:tcMar>
+            <w:vAlign w:val="top"/>
+          </w:tcPr>
+          <w:p>
+            <w:pPr>
+              <w:spacing w:after="60" w:before="40" w:line="300" w:lineRule="auto"/>
+              <w:jc w:val="center"/>
+            </w:pPr>
+            <w:r>
+              <w:rPr>
+                <w:rFonts w:ascii="Times New Roman" w:cs="Times New Roman" w:eastAsia="Times New Roman" w:hAnsi="Times New Roman"/>
+                <w:sz w:val="22"/>
+                <w:szCs w:val="22"/>
+              </w:rPr>
+              <w:t xml:space="preserve">T-Ss</w:t>
+            </w:r>
+          </w:p>
+        </w:tc>
+        <w:tc>
+          <w:tcPr>
+            <w:tcW w:type="dxa" w:w="1100"/>
+            <w:tcMar>
+              <w:top w:type="dxa" w:w="60"/>
+              <w:left w:type="dxa" w:w="100"/>
+              <w:bottom w:type="dxa" w:w="60"/>
+              <w:right w:type="dxa" w:w="100"/>
+            </w:tcMar>
+            <w:vAlign w:val="top"/>
+          </w:tcPr>
+          <w:p>
+            <w:pPr>
+              <w:spacing w:after="60" w:before="40" w:line="300" w:lineRule="auto"/>
+              <w:jc w:val="center"/>
+            </w:pPr>
+            <w:r>
+              <w:rPr>
+                <w:rFonts w:ascii="Times New Roman" w:cs="Times New Roman" w:eastAsia="Times New Roman" w:hAnsi="Times New Roman"/>
+                <w:b/>
+                <w:bCs/>
+                <w:sz w:val="22"/>
+                <w:szCs w:val="22"/>
+              </w:rPr>
+              <w:t xml:space="preserve">3 mins</w:t>
             </w:r>
           </w:p>
         </w:tc>

--- a/samples/output/TA7_Unit2_Lesson1_KHBD.docx
+++ b/samples/output/TA7_Unit2_Lesson1_KHBD.docx
@@ -104,7 +104,7 @@
                 <w:sz w:val="26"/>
                 <w:szCs w:val="26"/>
               </w:rPr>
-              <w:t xml:space="preserve">Môn: Tiếng Anh – Lớp 7</w:t>
+              <w:t xml:space="preserve">Subject: English – Grade 7</w:t>
             </w:r>
           </w:p>
           <w:p>
@@ -115,10 +115,12 @@
             <w:r>
               <w:rPr>
                 <w:rFonts w:ascii="Times New Roman" w:cs="Times New Roman" w:eastAsia="Times New Roman" w:hAnsi="Times New Roman"/>
+                <w:b/>
+                <w:bCs/>
                 <w:sz w:val="26"/>
                 <w:szCs w:val="26"/>
               </w:rPr>
-              <w:t xml:space="preserve">Tiết PPCT: ……   ·   Tuần: ……</w:t>
+              <w:t xml:space="preserve">Week: ……   ·   Period: ……</w:t>
             </w:r>
           </w:p>
           <w:p>
@@ -132,7 +134,7 @@
                 <w:sz w:val="26"/>
                 <w:szCs w:val="26"/>
               </w:rPr>
-              <w:t xml:space="preserve">Giáo viên: ……………………</w:t>
+              <w:t xml:space="preserve">Teacher: ……………………</w:t>
             </w:r>
           </w:p>
         </w:tc>
@@ -151,7 +153,7 @@
           <w:sz w:val="32"/>
           <w:szCs w:val="32"/>
         </w:rPr>
-        <w:t xml:space="preserve">KẾ HOẠCH BÀI DẠY</w:t>
+        <w:t xml:space="preserve">KẾ HOẠCH BÀI DẠY (LESSON PLAN)</w:t>
       </w:r>
     </w:p>
     <w:p>
@@ -172,6 +174,48 @@
     </w:p>
     <w:p>
       <w:pPr>
+        <w:spacing w:after="60" w:before="40" w:line="300" w:lineRule="auto"/>
+        <w:jc w:val="center"/>
+      </w:pPr>
+      <w:r>
+        <w:rPr>
+          <w:rFonts w:ascii="Times New Roman" w:cs="Times New Roman" w:eastAsia="Times New Roman" w:hAnsi="Times New Roman"/>
+          <w:b/>
+          <w:bCs/>
+          <w:sz w:val="26"/>
+          <w:szCs w:val="26"/>
+        </w:rPr>
+        <w:t xml:space="preserve">Lesson: </w:t>
+      </w:r>
+      <w:r>
+        <w:rPr>
+          <w:rFonts w:ascii="Times New Roman" w:cs="Times New Roman" w:eastAsia="Times New Roman" w:hAnsi="Times New Roman"/>
+          <w:sz w:val="26"/>
+          <w:szCs w:val="26"/>
+        </w:rPr>
+        <w:t xml:space="preserve">Getting Started</w:t>
+      </w:r>
+      <w:r>
+        <w:rPr>
+          <w:rFonts w:ascii="Times New Roman" w:cs="Times New Roman" w:eastAsia="Times New Roman" w:hAnsi="Times New Roman"/>
+          <w:b/>
+          <w:bCs/>
+          <w:sz w:val="26"/>
+          <w:szCs w:val="26"/>
+        </w:rPr>
+        <w:t xml:space="preserve">   ·   Framework: </w:t>
+      </w:r>
+      <w:r>
+        <w:rPr>
+          <w:rFonts w:ascii="Times New Roman" w:cs="Times New Roman" w:eastAsia="Times New Roman" w:hAnsi="Times New Roman"/>
+          <w:sz w:val="26"/>
+          <w:szCs w:val="26"/>
+        </w:rPr>
+        <w:t xml:space="preserve">PPP (Presentation – Practice – Production)</w:t>
+      </w:r>
+    </w:p>
+    <w:p>
+      <w:pPr>
         <w:spacing w:after="160" w:before="40" w:line="300" w:lineRule="auto"/>
         <w:jc w:val="center"/>
       </w:pPr>
@@ -225,7 +269,7 @@
           <w:sz w:val="28"/>
           <w:szCs w:val="28"/>
         </w:rPr>
-        <w:t xml:space="preserve">I. MỤC TIÊU</w:t>
+        <w:t xml:space="preserve">I. MỤC TIÊU (OBJECTIVES)</w:t>
       </w:r>
     </w:p>
     <w:p>
@@ -241,7 +285,7 @@
           <w:sz w:val="26"/>
           <w:szCs w:val="26"/>
         </w:rPr>
-        <w:t xml:space="preserve">1. Về kiến thức</w:t>
+        <w:t xml:space="preserve">1. Kiến thức (Knowledge)</w:t>
       </w:r>
     </w:p>
     <w:p>
@@ -321,7 +365,7 @@
           <w:sz w:val="26"/>
           <w:szCs w:val="26"/>
         </w:rPr>
-        <w:t xml:space="preserve">2. Về năng lực</w:t>
+        <w:t xml:space="preserve">2. Năng lực (Competences)</w:t>
       </w:r>
     </w:p>
     <w:p>
@@ -338,7 +382,7 @@
           <w:sz w:val="26"/>
           <w:szCs w:val="26"/>
         </w:rPr>
-        <w:t xml:space="preserve">a) Năng lực chung:</w:t>
+        <w:t xml:space="preserve">a) Năng lực chung (Core competences):</w:t>
       </w:r>
     </w:p>
     <w:p>
@@ -419,7 +463,7 @@
           <w:sz w:val="26"/>
           <w:szCs w:val="26"/>
         </w:rPr>
-        <w:t xml:space="preserve">b) Năng lực đặc thù:</w:t>
+        <w:t xml:space="preserve">b) Năng lực đặc thù (Language competences):</w:t>
       </w:r>
     </w:p>
     <w:p>
@@ -499,7 +543,7 @@
           <w:sz w:val="26"/>
           <w:szCs w:val="26"/>
         </w:rPr>
-        <w:t xml:space="preserve">3. Về phẩm chất</w:t>
+        <w:t xml:space="preserve">3. Phẩm chất (Personal qualities)</w:t>
       </w:r>
     </w:p>
     <w:p>
@@ -1002,7 +1046,7 @@
           <w:sz w:val="28"/>
           <w:szCs w:val="28"/>
         </w:rPr>
-        <w:t xml:space="preserve">II. THIẾT BỊ DẠY HỌC VÀ HỌC LIỆU</w:t>
+        <w:t xml:space="preserve">II. THIẾT BỊ DẠY HỌC VÀ HỌC LIỆU (MATERIALS)</w:t>
       </w:r>
     </w:p>
     <w:p>
@@ -1017,7 +1061,7 @@
           <w:sz w:val="26"/>
           <w:szCs w:val="26"/>
         </w:rPr>
-        <w:t xml:space="preserve">Giáo viên: </w:t>
+        <w:t xml:space="preserve">Teacher: </w:t>
       </w:r>
       <w:r>
         <w:rPr>
@@ -1040,7 +1084,7 @@
           <w:sz w:val="26"/>
           <w:szCs w:val="26"/>
         </w:rPr>
-        <w:t xml:space="preserve">Học sinh: </w:t>
+        <w:t xml:space="preserve">Students: </w:t>
       </w:r>
       <w:r>
         <w:rPr>
@@ -1051,6 +1095,1165 @@
         <w:t xml:space="preserve">SGK tr.18–19 (HD2, HD3, HD4, HD5); Bảng con theo cặp (HD2, HD3); Phiếu khảo sát, thẻ vai, giấy A3, rubric R1 (HD5, HD6)</w:t>
       </w:r>
     </w:p>
+    <w:p>
+      <w:pPr>
+        <w:spacing w:after="60" w:before="40" w:line="300" w:lineRule="auto"/>
+      </w:pPr>
+      <w:r>
+        <w:rPr>
+          <w:rFonts w:ascii="Times New Roman" w:cs="Times New Roman" w:eastAsia="Times New Roman" w:hAnsi="Times New Roman"/>
+          <w:b/>
+          <w:bCs/>
+          <w:sz w:val="26"/>
+          <w:szCs w:val="26"/>
+        </w:rPr>
+        <w:t xml:space="preserve">Language focus: </w:t>
+      </w:r>
+      <w:r>
+        <w:rPr>
+          <w:rFonts w:ascii="Times New Roman" w:cs="Times New Roman" w:eastAsia="Times New Roman" w:hAnsi="Times New Roman"/>
+          <w:sz w:val="26"/>
+          <w:szCs w:val="26"/>
+        </w:rPr>
+        <w:t xml:space="preserve">Vocabulary: healthy activities; talking about good/bad habits for health</w:t>
+      </w:r>
+    </w:p>
+    <w:p>
+      <w:pPr>
+        <w:keepNext/>
+        <w:spacing w:after="80" w:before="120" w:line="300" w:lineRule="auto"/>
+      </w:pPr>
+      <w:r>
+        <w:rPr>
+          <w:rFonts w:ascii="Times New Roman" w:cs="Times New Roman" w:eastAsia="Times New Roman" w:hAnsi="Times New Roman"/>
+          <w:b/>
+          <w:bCs/>
+          <w:sz w:val="26"/>
+          <w:szCs w:val="26"/>
+        </w:rPr>
+        <w:t xml:space="preserve">Phân tích ngôn ngữ (Language analysis)</w:t>
+      </w:r>
+    </w:p>
+    <w:tbl>
+      <w:tblPr>
+        <w:tblW w:type="dxa" w:w="9355"/>
+        <w:tblBorders>
+          <w:top w:val="single" w:color="808080" w:sz="4"/>
+          <w:left w:val="single" w:color="808080" w:sz="4"/>
+          <w:bottom w:val="single" w:color="808080" w:sz="4"/>
+          <w:right w:val="single" w:color="808080" w:sz="4"/>
+          <w:insideH w:val="single" w:color="808080" w:sz="4"/>
+          <w:insideV w:val="single" w:color="808080" w:sz="4"/>
+        </w:tblBorders>
+      </w:tblPr>
+      <w:tblGrid>
+        <w:gridCol w:w="2700"/>
+        <w:gridCol w:w="2100"/>
+        <w:gridCol w:w="2555"/>
+        <w:gridCol w:w="2000"/>
+      </w:tblGrid>
+      <w:tr>
+        <w:trPr>
+          <w:tblHeader/>
+        </w:trPr>
+        <w:tc>
+          <w:tcPr>
+            <w:tcW w:type="dxa" w:w="2700"/>
+            <w:shd w:fill="D9E2F3" w:color="auto" w:val="clear"/>
+            <w:tcMar>
+              <w:top w:type="dxa" w:w="60"/>
+              <w:left w:type="dxa" w:w="100"/>
+              <w:bottom w:type="dxa" w:w="60"/>
+              <w:right w:type="dxa" w:w="100"/>
+            </w:tcMar>
+            <w:vAlign w:val="top"/>
+          </w:tcPr>
+          <w:p>
+            <w:pPr>
+              <w:spacing w:after="60" w:before="40" w:line="300" w:lineRule="auto"/>
+              <w:jc w:val="center"/>
+            </w:pPr>
+            <w:r>
+              <w:rPr>
+                <w:rFonts w:ascii="Times New Roman" w:cs="Times New Roman" w:eastAsia="Times New Roman" w:hAnsi="Times New Roman"/>
+                <w:b/>
+                <w:bCs/>
+                <w:sz w:val="24"/>
+                <w:szCs w:val="24"/>
+              </w:rPr>
+              <w:t xml:space="preserve">Form</w:t>
+            </w:r>
+          </w:p>
+        </w:tc>
+        <w:tc>
+          <w:tcPr>
+            <w:tcW w:type="dxa" w:w="2100"/>
+            <w:shd w:fill="D9E2F3" w:color="auto" w:val="clear"/>
+            <w:tcMar>
+              <w:top w:type="dxa" w:w="60"/>
+              <w:left w:type="dxa" w:w="100"/>
+              <w:bottom w:type="dxa" w:w="60"/>
+              <w:right w:type="dxa" w:w="100"/>
+            </w:tcMar>
+            <w:vAlign w:val="top"/>
+          </w:tcPr>
+          <w:p>
+            <w:pPr>
+              <w:spacing w:after="60" w:before="40" w:line="300" w:lineRule="auto"/>
+              <w:jc w:val="center"/>
+            </w:pPr>
+            <w:r>
+              <w:rPr>
+                <w:rFonts w:ascii="Times New Roman" w:cs="Times New Roman" w:eastAsia="Times New Roman" w:hAnsi="Times New Roman"/>
+                <w:b/>
+                <w:bCs/>
+                <w:sz w:val="24"/>
+                <w:szCs w:val="24"/>
+              </w:rPr>
+              <w:t xml:space="preserve">Pronunciation</w:t>
+            </w:r>
+          </w:p>
+        </w:tc>
+        <w:tc>
+          <w:tcPr>
+            <w:tcW w:type="dxa" w:w="2555"/>
+            <w:shd w:fill="D9E2F3" w:color="auto" w:val="clear"/>
+            <w:tcMar>
+              <w:top w:type="dxa" w:w="60"/>
+              <w:left w:type="dxa" w:w="100"/>
+              <w:bottom w:type="dxa" w:w="60"/>
+              <w:right w:type="dxa" w:w="100"/>
+            </w:tcMar>
+            <w:vAlign w:val="top"/>
+          </w:tcPr>
+          <w:p>
+            <w:pPr>
+              <w:spacing w:after="60" w:before="40" w:line="300" w:lineRule="auto"/>
+              <w:jc w:val="center"/>
+            </w:pPr>
+            <w:r>
+              <w:rPr>
+                <w:rFonts w:ascii="Times New Roman" w:cs="Times New Roman" w:eastAsia="Times New Roman" w:hAnsi="Times New Roman"/>
+                <w:b/>
+                <w:bCs/>
+                <w:sz w:val="24"/>
+                <w:szCs w:val="24"/>
+              </w:rPr>
+              <w:t xml:space="preserve">Meaning</w:t>
+            </w:r>
+          </w:p>
+        </w:tc>
+        <w:tc>
+          <w:tcPr>
+            <w:tcW w:type="dxa" w:w="2000"/>
+            <w:shd w:fill="D9E2F3" w:color="auto" w:val="clear"/>
+            <w:tcMar>
+              <w:top w:type="dxa" w:w="60"/>
+              <w:left w:type="dxa" w:w="100"/>
+              <w:bottom w:type="dxa" w:w="60"/>
+              <w:right w:type="dxa" w:w="100"/>
+            </w:tcMar>
+            <w:vAlign w:val="top"/>
+          </w:tcPr>
+          <w:p>
+            <w:pPr>
+              <w:spacing w:after="60" w:before="40" w:line="300" w:lineRule="auto"/>
+              <w:jc w:val="center"/>
+            </w:pPr>
+            <w:r>
+              <w:rPr>
+                <w:rFonts w:ascii="Times New Roman" w:cs="Times New Roman" w:eastAsia="Times New Roman" w:hAnsi="Times New Roman"/>
+                <w:b/>
+                <w:bCs/>
+                <w:sz w:val="24"/>
+                <w:szCs w:val="24"/>
+              </w:rPr>
+              <w:t xml:space="preserve">Vietnamese equivalent</w:t>
+            </w:r>
+          </w:p>
+        </w:tc>
+      </w:tr>
+      <w:tr>
+        <w:trPr>
+          <w:tblHeader w:val="off"/>
+        </w:trPr>
+        <w:tc>
+          <w:tcPr>
+            <w:tcW w:type="dxa" w:w="2700"/>
+            <w:tcMar>
+              <w:top w:type="dxa" w:w="60"/>
+              <w:left w:type="dxa" w:w="100"/>
+              <w:bottom w:type="dxa" w:w="60"/>
+              <w:right w:type="dxa" w:w="100"/>
+            </w:tcMar>
+            <w:vAlign w:val="top"/>
+          </w:tcPr>
+          <w:p>
+            <w:pPr>
+              <w:spacing w:after="60" w:before="40" w:line="300" w:lineRule="auto"/>
+            </w:pPr>
+            <w:r>
+              <w:rPr>
+                <w:rFonts w:ascii="Times New Roman" w:cs="Times New Roman" w:eastAsia="Times New Roman" w:hAnsi="Times New Roman"/>
+                <w:sz w:val="22"/>
+                <w:szCs w:val="22"/>
+              </w:rPr>
+              <w:t xml:space="preserve">popular (a)</w:t>
+            </w:r>
+          </w:p>
+        </w:tc>
+        <w:tc>
+          <w:tcPr>
+            <w:tcW w:type="dxa" w:w="2100"/>
+            <w:tcMar>
+              <w:top w:type="dxa" w:w="60"/>
+              <w:left w:type="dxa" w:w="100"/>
+              <w:bottom w:type="dxa" w:w="60"/>
+              <w:right w:type="dxa" w:w="100"/>
+            </w:tcMar>
+            <w:vAlign w:val="top"/>
+          </w:tcPr>
+          <w:p>
+            <w:pPr>
+              <w:spacing w:after="60" w:before="40" w:line="300" w:lineRule="auto"/>
+            </w:pPr>
+            <w:r>
+              <w:rPr>
+                <w:rFonts w:ascii="Times New Roman" w:cs="Times New Roman" w:eastAsia="Times New Roman" w:hAnsi="Times New Roman"/>
+                <w:sz w:val="22"/>
+                <w:szCs w:val="22"/>
+              </w:rPr>
+              <w:t xml:space="preserve">/ˈpɒpjələr/</w:t>
+            </w:r>
+          </w:p>
+        </w:tc>
+        <w:tc>
+          <w:tcPr>
+            <w:tcW w:type="dxa" w:w="2555"/>
+            <w:tcMar>
+              <w:top w:type="dxa" w:w="60"/>
+              <w:left w:type="dxa" w:w="100"/>
+              <w:bottom w:type="dxa" w:w="60"/>
+              <w:right w:type="dxa" w:w="100"/>
+            </w:tcMar>
+            <w:vAlign w:val="top"/>
+          </w:tcPr>
+          <w:p>
+            <w:pPr>
+              <w:spacing w:after="60" w:before="40" w:line="300" w:lineRule="auto"/>
+            </w:pPr>
+            <w:r>
+              <w:rPr>
+                <w:rFonts w:ascii="Times New Roman" w:cs="Times New Roman" w:eastAsia="Times New Roman" w:hAnsi="Times New Roman"/>
+                <w:sz w:val="22"/>
+                <w:szCs w:val="22"/>
+              </w:rPr>
+              <w:t xml:space="preserve">liked, enjoyed, or supported by many people</w:t>
+            </w:r>
+          </w:p>
+        </w:tc>
+        <w:tc>
+          <w:tcPr>
+            <w:tcW w:type="dxa" w:w="2000"/>
+            <w:tcMar>
+              <w:top w:type="dxa" w:w="60"/>
+              <w:left w:type="dxa" w:w="100"/>
+              <w:bottom w:type="dxa" w:w="60"/>
+              <w:right w:type="dxa" w:w="100"/>
+            </w:tcMar>
+            <w:vAlign w:val="top"/>
+          </w:tcPr>
+          <w:p>
+            <w:pPr>
+              <w:spacing w:after="60" w:before="40" w:line="300" w:lineRule="auto"/>
+            </w:pPr>
+            <w:r>
+              <w:rPr>
+                <w:rFonts w:ascii="Times New Roman" w:cs="Times New Roman" w:eastAsia="Times New Roman" w:hAnsi="Times New Roman"/>
+                <w:sz w:val="22"/>
+                <w:szCs w:val="22"/>
+              </w:rPr>
+              <w:t xml:space="preserve">phổ biến</w:t>
+            </w:r>
+          </w:p>
+        </w:tc>
+      </w:tr>
+      <w:tr>
+        <w:trPr>
+          <w:tblHeader w:val="off"/>
+        </w:trPr>
+        <w:tc>
+          <w:tcPr>
+            <w:tcW w:type="dxa" w:w="2700"/>
+            <w:tcMar>
+              <w:top w:type="dxa" w:w="60"/>
+              <w:left w:type="dxa" w:w="100"/>
+              <w:bottom w:type="dxa" w:w="60"/>
+              <w:right w:type="dxa" w:w="100"/>
+            </w:tcMar>
+            <w:vAlign w:val="top"/>
+          </w:tcPr>
+          <w:p>
+            <w:pPr>
+              <w:spacing w:after="60" w:before="40" w:line="300" w:lineRule="auto"/>
+            </w:pPr>
+            <w:r>
+              <w:rPr>
+                <w:rFonts w:ascii="Times New Roman" w:cs="Times New Roman" w:eastAsia="Times New Roman" w:hAnsi="Times New Roman"/>
+                <w:sz w:val="22"/>
+                <w:szCs w:val="22"/>
+              </w:rPr>
+              <w:t xml:space="preserve">fresh (a)</w:t>
+            </w:r>
+          </w:p>
+        </w:tc>
+        <w:tc>
+          <w:tcPr>
+            <w:tcW w:type="dxa" w:w="2100"/>
+            <w:tcMar>
+              <w:top w:type="dxa" w:w="60"/>
+              <w:left w:type="dxa" w:w="100"/>
+              <w:bottom w:type="dxa" w:w="60"/>
+              <w:right w:type="dxa" w:w="100"/>
+            </w:tcMar>
+            <w:vAlign w:val="top"/>
+          </w:tcPr>
+          <w:p>
+            <w:pPr>
+              <w:spacing w:after="60" w:before="40" w:line="300" w:lineRule="auto"/>
+            </w:pPr>
+            <w:r>
+              <w:rPr>
+                <w:rFonts w:ascii="Times New Roman" w:cs="Times New Roman" w:eastAsia="Times New Roman" w:hAnsi="Times New Roman"/>
+                <w:sz w:val="22"/>
+                <w:szCs w:val="22"/>
+              </w:rPr>
+              <w:t xml:space="preserve">/freʃ/</w:t>
+            </w:r>
+          </w:p>
+        </w:tc>
+        <w:tc>
+          <w:tcPr>
+            <w:tcW w:type="dxa" w:w="2555"/>
+            <w:tcMar>
+              <w:top w:type="dxa" w:w="60"/>
+              <w:left w:type="dxa" w:w="100"/>
+              <w:bottom w:type="dxa" w:w="60"/>
+              <w:right w:type="dxa" w:w="100"/>
+            </w:tcMar>
+            <w:vAlign w:val="top"/>
+          </w:tcPr>
+          <w:p>
+            <w:pPr>
+              <w:spacing w:after="60" w:before="40" w:line="300" w:lineRule="auto"/>
+            </w:pPr>
+            <w:r>
+              <w:rPr>
+                <w:rFonts w:ascii="Times New Roman" w:cs="Times New Roman" w:eastAsia="Times New Roman" w:hAnsi="Times New Roman"/>
+                <w:sz w:val="22"/>
+                <w:szCs w:val="22"/>
+              </w:rPr>
+              <w:t xml:space="preserve">new or different</w:t>
+            </w:r>
+          </w:p>
+        </w:tc>
+        <w:tc>
+          <w:tcPr>
+            <w:tcW w:type="dxa" w:w="2000"/>
+            <w:tcMar>
+              <w:top w:type="dxa" w:w="60"/>
+              <w:left w:type="dxa" w:w="100"/>
+              <w:bottom w:type="dxa" w:w="60"/>
+              <w:right w:type="dxa" w:w="100"/>
+            </w:tcMar>
+            <w:vAlign w:val="top"/>
+          </w:tcPr>
+          <w:p>
+            <w:pPr>
+              <w:spacing w:after="60" w:before="40" w:line="300" w:lineRule="auto"/>
+            </w:pPr>
+            <w:r>
+              <w:rPr>
+                <w:rFonts w:ascii="Times New Roman" w:cs="Times New Roman" w:eastAsia="Times New Roman" w:hAnsi="Times New Roman"/>
+                <w:sz w:val="22"/>
+                <w:szCs w:val="22"/>
+              </w:rPr>
+              <w:t xml:space="preserve">tươi, mới</w:t>
+            </w:r>
+          </w:p>
+        </w:tc>
+      </w:tr>
+      <w:tr>
+        <w:trPr>
+          <w:tblHeader w:val="off"/>
+        </w:trPr>
+        <w:tc>
+          <w:tcPr>
+            <w:tcW w:type="dxa" w:w="2700"/>
+            <w:tcMar>
+              <w:top w:type="dxa" w:w="60"/>
+              <w:left w:type="dxa" w:w="100"/>
+              <w:bottom w:type="dxa" w:w="60"/>
+              <w:right w:type="dxa" w:w="100"/>
+            </w:tcMar>
+            <w:vAlign w:val="top"/>
+          </w:tcPr>
+          <w:p>
+            <w:pPr>
+              <w:spacing w:after="60" w:before="40" w:line="300" w:lineRule="auto"/>
+            </w:pPr>
+            <w:r>
+              <w:rPr>
+                <w:rFonts w:ascii="Times New Roman" w:cs="Times New Roman" w:eastAsia="Times New Roman" w:hAnsi="Times New Roman"/>
+                <w:sz w:val="22"/>
+                <w:szCs w:val="22"/>
+              </w:rPr>
+              <w:t xml:space="preserve">join (v)</w:t>
+            </w:r>
+          </w:p>
+        </w:tc>
+        <w:tc>
+          <w:tcPr>
+            <w:tcW w:type="dxa" w:w="2100"/>
+            <w:tcMar>
+              <w:top w:type="dxa" w:w="60"/>
+              <w:left w:type="dxa" w:w="100"/>
+              <w:bottom w:type="dxa" w:w="60"/>
+              <w:right w:type="dxa" w:w="100"/>
+            </w:tcMar>
+            <w:vAlign w:val="top"/>
+          </w:tcPr>
+          <w:p>
+            <w:pPr>
+              <w:spacing w:after="60" w:before="40" w:line="300" w:lineRule="auto"/>
+            </w:pPr>
+            <w:r>
+              <w:rPr>
+                <w:rFonts w:ascii="Times New Roman" w:cs="Times New Roman" w:eastAsia="Times New Roman" w:hAnsi="Times New Roman"/>
+                <w:sz w:val="22"/>
+                <w:szCs w:val="22"/>
+              </w:rPr>
+              <w:t xml:space="preserve">/dʒɔɪn/</w:t>
+            </w:r>
+          </w:p>
+        </w:tc>
+        <w:tc>
+          <w:tcPr>
+            <w:tcW w:type="dxa" w:w="2555"/>
+            <w:tcMar>
+              <w:top w:type="dxa" w:w="60"/>
+              <w:left w:type="dxa" w:w="100"/>
+              <w:bottom w:type="dxa" w:w="60"/>
+              <w:right w:type="dxa" w:w="100"/>
+            </w:tcMar>
+            <w:vAlign w:val="top"/>
+          </w:tcPr>
+          <w:p>
+            <w:pPr>
+              <w:spacing w:after="60" w:before="40" w:line="300" w:lineRule="auto"/>
+            </w:pPr>
+            <w:r>
+              <w:rPr>
+                <w:rFonts w:ascii="Times New Roman" w:cs="Times New Roman" w:eastAsia="Times New Roman" w:hAnsi="Times New Roman"/>
+                <w:sz w:val="22"/>
+                <w:szCs w:val="22"/>
+              </w:rPr>
+              <w:t xml:space="preserve">to do an activity together with others</w:t>
+            </w:r>
+          </w:p>
+        </w:tc>
+        <w:tc>
+          <w:tcPr>
+            <w:tcW w:type="dxa" w:w="2000"/>
+            <w:tcMar>
+              <w:top w:type="dxa" w:w="60"/>
+              <w:left w:type="dxa" w:w="100"/>
+              <w:bottom w:type="dxa" w:w="60"/>
+              <w:right w:type="dxa" w:w="100"/>
+            </w:tcMar>
+            <w:vAlign w:val="top"/>
+          </w:tcPr>
+          <w:p>
+            <w:pPr>
+              <w:spacing w:after="60" w:before="40" w:line="300" w:lineRule="auto"/>
+            </w:pPr>
+            <w:r>
+              <w:rPr>
+                <w:rFonts w:ascii="Times New Roman" w:cs="Times New Roman" w:eastAsia="Times New Roman" w:hAnsi="Times New Roman"/>
+                <w:sz w:val="22"/>
+                <w:szCs w:val="22"/>
+              </w:rPr>
+              <w:t xml:space="preserve">tham gia</w:t>
+            </w:r>
+          </w:p>
+        </w:tc>
+      </w:tr>
+      <w:tr>
+        <w:trPr>
+          <w:tblHeader w:val="off"/>
+        </w:trPr>
+        <w:tc>
+          <w:tcPr>
+            <w:tcW w:type="dxa" w:w="2700"/>
+            <w:tcMar>
+              <w:top w:type="dxa" w:w="60"/>
+              <w:left w:type="dxa" w:w="100"/>
+              <w:bottom w:type="dxa" w:w="60"/>
+              <w:right w:type="dxa" w:w="100"/>
+            </w:tcMar>
+            <w:vAlign w:val="top"/>
+          </w:tcPr>
+          <w:p>
+            <w:pPr>
+              <w:spacing w:after="60" w:before="40" w:line="300" w:lineRule="auto"/>
+            </w:pPr>
+            <w:r>
+              <w:rPr>
+                <w:rFonts w:ascii="Times New Roman" w:cs="Times New Roman" w:eastAsia="Times New Roman" w:hAnsi="Times New Roman"/>
+                <w:sz w:val="22"/>
+                <w:szCs w:val="22"/>
+              </w:rPr>
+              <w:t xml:space="preserve">sunburn (n)</w:t>
+            </w:r>
+          </w:p>
+        </w:tc>
+        <w:tc>
+          <w:tcPr>
+            <w:tcW w:type="dxa" w:w="2100"/>
+            <w:tcMar>
+              <w:top w:type="dxa" w:w="60"/>
+              <w:left w:type="dxa" w:w="100"/>
+              <w:bottom w:type="dxa" w:w="60"/>
+              <w:right w:type="dxa" w:w="100"/>
+            </w:tcMar>
+            <w:vAlign w:val="top"/>
+          </w:tcPr>
+          <w:p>
+            <w:pPr>
+              <w:spacing w:after="60" w:before="40" w:line="300" w:lineRule="auto"/>
+            </w:pPr>
+            <w:r>
+              <w:rPr>
+                <w:rFonts w:ascii="Times New Roman" w:cs="Times New Roman" w:eastAsia="Times New Roman" w:hAnsi="Times New Roman"/>
+                <w:sz w:val="22"/>
+                <w:szCs w:val="22"/>
+              </w:rPr>
+              <w:t xml:space="preserve">/ˈsʌnbɜːn/</w:t>
+            </w:r>
+          </w:p>
+        </w:tc>
+        <w:tc>
+          <w:tcPr>
+            <w:tcW w:type="dxa" w:w="2555"/>
+            <w:tcMar>
+              <w:top w:type="dxa" w:w="60"/>
+              <w:left w:type="dxa" w:w="100"/>
+              <w:bottom w:type="dxa" w:w="60"/>
+              <w:right w:type="dxa" w:w="100"/>
+            </w:tcMar>
+            <w:vAlign w:val="top"/>
+          </w:tcPr>
+          <w:p>
+            <w:pPr>
+              <w:spacing w:after="60" w:before="40" w:line="300" w:lineRule="auto"/>
+            </w:pPr>
+            <w:r>
+              <w:rPr>
+                <w:rFonts w:ascii="Times New Roman" w:cs="Times New Roman" w:eastAsia="Times New Roman" w:hAnsi="Times New Roman"/>
+                <w:sz w:val="22"/>
+                <w:szCs w:val="22"/>
+              </w:rPr>
+              <w:t xml:space="preserve">red, painful skin from too much sun</w:t>
+            </w:r>
+          </w:p>
+        </w:tc>
+        <w:tc>
+          <w:tcPr>
+            <w:tcW w:type="dxa" w:w="2000"/>
+            <w:tcMar>
+              <w:top w:type="dxa" w:w="60"/>
+              <w:left w:type="dxa" w:w="100"/>
+              <w:bottom w:type="dxa" w:w="60"/>
+              <w:right w:type="dxa" w:w="100"/>
+            </w:tcMar>
+            <w:vAlign w:val="top"/>
+          </w:tcPr>
+          <w:p>
+            <w:pPr>
+              <w:spacing w:after="60" w:before="40" w:line="300" w:lineRule="auto"/>
+            </w:pPr>
+            <w:r>
+              <w:rPr>
+                <w:rFonts w:ascii="Times New Roman" w:cs="Times New Roman" w:eastAsia="Times New Roman" w:hAnsi="Times New Roman"/>
+                <w:sz w:val="22"/>
+                <w:szCs w:val="22"/>
+              </w:rPr>
+              <w:t xml:space="preserve">cháy nắng</w:t>
+            </w:r>
+          </w:p>
+        </w:tc>
+      </w:tr>
+      <w:tr>
+        <w:trPr>
+          <w:tblHeader w:val="off"/>
+        </w:trPr>
+        <w:tc>
+          <w:tcPr>
+            <w:tcW w:type="dxa" w:w="2700"/>
+            <w:tcMar>
+              <w:top w:type="dxa" w:w="60"/>
+              <w:left w:type="dxa" w:w="100"/>
+              <w:bottom w:type="dxa" w:w="60"/>
+              <w:right w:type="dxa" w:w="100"/>
+            </w:tcMar>
+            <w:vAlign w:val="top"/>
+          </w:tcPr>
+          <w:p>
+            <w:pPr>
+              <w:spacing w:after="60" w:before="40" w:line="300" w:lineRule="auto"/>
+            </w:pPr>
+            <w:r>
+              <w:rPr>
+                <w:rFonts w:ascii="Times New Roman" w:cs="Times New Roman" w:eastAsia="Times New Roman" w:hAnsi="Times New Roman"/>
+                <w:sz w:val="22"/>
+                <w:szCs w:val="22"/>
+              </w:rPr>
+              <w:t xml:space="preserve">suncream (n)</w:t>
+            </w:r>
+          </w:p>
+        </w:tc>
+        <w:tc>
+          <w:tcPr>
+            <w:tcW w:type="dxa" w:w="2100"/>
+            <w:tcMar>
+              <w:top w:type="dxa" w:w="60"/>
+              <w:left w:type="dxa" w:w="100"/>
+              <w:bottom w:type="dxa" w:w="60"/>
+              <w:right w:type="dxa" w:w="100"/>
+            </w:tcMar>
+            <w:vAlign w:val="top"/>
+          </w:tcPr>
+          <w:p>
+            <w:pPr>
+              <w:spacing w:after="60" w:before="40" w:line="300" w:lineRule="auto"/>
+            </w:pPr>
+            <w:r>
+              <w:rPr>
+                <w:rFonts w:ascii="Times New Roman" w:cs="Times New Roman" w:eastAsia="Times New Roman" w:hAnsi="Times New Roman"/>
+                <w:sz w:val="22"/>
+                <w:szCs w:val="22"/>
+              </w:rPr>
+              <w:t xml:space="preserve">/ˈsʌnkriːm/</w:t>
+            </w:r>
+          </w:p>
+        </w:tc>
+        <w:tc>
+          <w:tcPr>
+            <w:tcW w:type="dxa" w:w="2555"/>
+            <w:tcMar>
+              <w:top w:type="dxa" w:w="60"/>
+              <w:left w:type="dxa" w:w="100"/>
+              <w:bottom w:type="dxa" w:w="60"/>
+              <w:right w:type="dxa" w:w="100"/>
+            </w:tcMar>
+            <w:vAlign w:val="top"/>
+          </w:tcPr>
+          <w:p>
+            <w:pPr>
+              <w:spacing w:after="60" w:before="40" w:line="300" w:lineRule="auto"/>
+            </w:pPr>
+            <w:r>
+              <w:rPr>
+                <w:rFonts w:ascii="Times New Roman" w:cs="Times New Roman" w:eastAsia="Times New Roman" w:hAnsi="Times New Roman"/>
+                <w:sz w:val="22"/>
+                <w:szCs w:val="22"/>
+              </w:rPr>
+              <w:t xml:space="preserve">cream that protects skin from the sun</w:t>
+            </w:r>
+          </w:p>
+        </w:tc>
+        <w:tc>
+          <w:tcPr>
+            <w:tcW w:type="dxa" w:w="2000"/>
+            <w:tcMar>
+              <w:top w:type="dxa" w:w="60"/>
+              <w:left w:type="dxa" w:w="100"/>
+              <w:bottom w:type="dxa" w:w="60"/>
+              <w:right w:type="dxa" w:w="100"/>
+            </w:tcMar>
+            <w:vAlign w:val="top"/>
+          </w:tcPr>
+          <w:p>
+            <w:pPr>
+              <w:spacing w:after="60" w:before="40" w:line="300" w:lineRule="auto"/>
+            </w:pPr>
+            <w:r>
+              <w:rPr>
+                <w:rFonts w:ascii="Times New Roman" w:cs="Times New Roman" w:eastAsia="Times New Roman" w:hAnsi="Times New Roman"/>
+                <w:sz w:val="22"/>
+                <w:szCs w:val="22"/>
+              </w:rPr>
+              <w:t xml:space="preserve">kem chống nắng</w:t>
+            </w:r>
+          </w:p>
+        </w:tc>
+      </w:tr>
+      <w:tr>
+        <w:trPr>
+          <w:tblHeader w:val="off"/>
+        </w:trPr>
+        <w:tc>
+          <w:tcPr>
+            <w:tcW w:type="dxa" w:w="2700"/>
+            <w:tcMar>
+              <w:top w:type="dxa" w:w="60"/>
+              <w:left w:type="dxa" w:w="100"/>
+              <w:bottom w:type="dxa" w:w="60"/>
+              <w:right w:type="dxa" w:w="100"/>
+            </w:tcMar>
+            <w:vAlign w:val="top"/>
+          </w:tcPr>
+          <w:p>
+            <w:pPr>
+              <w:spacing w:after="60" w:before="40" w:line="300" w:lineRule="auto"/>
+            </w:pPr>
+            <w:r>
+              <w:rPr>
+                <w:rFonts w:ascii="Times New Roman" w:cs="Times New Roman" w:eastAsia="Times New Roman" w:hAnsi="Times New Roman"/>
+                <w:sz w:val="22"/>
+                <w:szCs w:val="22"/>
+              </w:rPr>
+              <w:t xml:space="preserve">lunch box (n)</w:t>
+            </w:r>
+          </w:p>
+        </w:tc>
+        <w:tc>
+          <w:tcPr>
+            <w:tcW w:type="dxa" w:w="2100"/>
+            <w:tcMar>
+              <w:top w:type="dxa" w:w="60"/>
+              <w:left w:type="dxa" w:w="100"/>
+              <w:bottom w:type="dxa" w:w="60"/>
+              <w:right w:type="dxa" w:w="100"/>
+            </w:tcMar>
+            <w:vAlign w:val="top"/>
+          </w:tcPr>
+          <w:p>
+            <w:pPr>
+              <w:spacing w:after="60" w:before="40" w:line="300" w:lineRule="auto"/>
+            </w:pPr>
+            <w:r>
+              <w:rPr>
+                <w:rFonts w:ascii="Times New Roman" w:cs="Times New Roman" w:eastAsia="Times New Roman" w:hAnsi="Times New Roman"/>
+                <w:sz w:val="22"/>
+                <w:szCs w:val="22"/>
+              </w:rPr>
+              <w:t xml:space="preserve">/ˈlʌntʃ bɒks/</w:t>
+            </w:r>
+          </w:p>
+        </w:tc>
+        <w:tc>
+          <w:tcPr>
+            <w:tcW w:type="dxa" w:w="2555"/>
+            <w:tcMar>
+              <w:top w:type="dxa" w:w="60"/>
+              <w:left w:type="dxa" w:w="100"/>
+              <w:bottom w:type="dxa" w:w="60"/>
+              <w:right w:type="dxa" w:w="100"/>
+            </w:tcMar>
+            <w:vAlign w:val="top"/>
+          </w:tcPr>
+          <w:p>
+            <w:pPr>
+              <w:spacing w:after="60" w:before="40" w:line="300" w:lineRule="auto"/>
+            </w:pPr>
+            <w:r>
+              <w:rPr>
+                <w:rFonts w:ascii="Times New Roman" w:cs="Times New Roman" w:eastAsia="Times New Roman" w:hAnsi="Times New Roman"/>
+                <w:sz w:val="22"/>
+                <w:szCs w:val="22"/>
+              </w:rPr>
+              <w:t xml:space="preserve">a box for carrying lunch</w:t>
+            </w:r>
+          </w:p>
+        </w:tc>
+        <w:tc>
+          <w:tcPr>
+            <w:tcW w:type="dxa" w:w="2000"/>
+            <w:tcMar>
+              <w:top w:type="dxa" w:w="60"/>
+              <w:left w:type="dxa" w:w="100"/>
+              <w:bottom w:type="dxa" w:w="60"/>
+              <w:right w:type="dxa" w:w="100"/>
+            </w:tcMar>
+            <w:vAlign w:val="top"/>
+          </w:tcPr>
+          <w:p>
+            <w:pPr>
+              <w:spacing w:after="60" w:before="40" w:line="300" w:lineRule="auto"/>
+            </w:pPr>
+            <w:r>
+              <w:rPr>
+                <w:rFonts w:ascii="Times New Roman" w:cs="Times New Roman" w:eastAsia="Times New Roman" w:hAnsi="Times New Roman"/>
+                <w:sz w:val="22"/>
+                <w:szCs w:val="22"/>
+              </w:rPr>
+              <w:t xml:space="preserve">hộp cơm trưa</w:t>
+            </w:r>
+          </w:p>
+        </w:tc>
+      </w:tr>
+      <w:tr>
+        <w:trPr>
+          <w:tblHeader w:val="off"/>
+        </w:trPr>
+        <w:tc>
+          <w:tcPr>
+            <w:tcW w:type="dxa" w:w="2700"/>
+            <w:tcMar>
+              <w:top w:type="dxa" w:w="60"/>
+              <w:left w:type="dxa" w:w="100"/>
+              <w:bottom w:type="dxa" w:w="60"/>
+              <w:right w:type="dxa" w:w="100"/>
+            </w:tcMar>
+            <w:vAlign w:val="top"/>
+          </w:tcPr>
+          <w:p>
+            <w:pPr>
+              <w:spacing w:after="60" w:before="40" w:line="300" w:lineRule="auto"/>
+            </w:pPr>
+            <w:r>
+              <w:rPr>
+                <w:rFonts w:ascii="Times New Roman" w:cs="Times New Roman" w:eastAsia="Times New Roman" w:hAnsi="Times New Roman"/>
+                <w:sz w:val="22"/>
+                <w:szCs w:val="22"/>
+              </w:rPr>
+              <w:t xml:space="preserve">boating (n)</w:t>
+            </w:r>
+          </w:p>
+        </w:tc>
+        <w:tc>
+          <w:tcPr>
+            <w:tcW w:type="dxa" w:w="2100"/>
+            <w:tcMar>
+              <w:top w:type="dxa" w:w="60"/>
+              <w:left w:type="dxa" w:w="100"/>
+              <w:bottom w:type="dxa" w:w="60"/>
+              <w:right w:type="dxa" w:w="100"/>
+            </w:tcMar>
+            <w:vAlign w:val="top"/>
+          </w:tcPr>
+          <w:p>
+            <w:pPr>
+              <w:spacing w:after="60" w:before="40" w:line="300" w:lineRule="auto"/>
+            </w:pPr>
+            <w:r>
+              <w:rPr>
+                <w:rFonts w:ascii="Times New Roman" w:cs="Times New Roman" w:eastAsia="Times New Roman" w:hAnsi="Times New Roman"/>
+                <w:sz w:val="22"/>
+                <w:szCs w:val="22"/>
+              </w:rPr>
+              <w:t xml:space="preserve">/ˈbəʊtɪŋ/</w:t>
+            </w:r>
+          </w:p>
+        </w:tc>
+        <w:tc>
+          <w:tcPr>
+            <w:tcW w:type="dxa" w:w="2555"/>
+            <w:tcMar>
+              <w:top w:type="dxa" w:w="60"/>
+              <w:left w:type="dxa" w:w="100"/>
+              <w:bottom w:type="dxa" w:w="60"/>
+              <w:right w:type="dxa" w:w="100"/>
+            </w:tcMar>
+            <w:vAlign w:val="top"/>
+          </w:tcPr>
+          <w:p>
+            <w:pPr>
+              <w:spacing w:after="60" w:before="40" w:line="300" w:lineRule="auto"/>
+            </w:pPr>
+            <w:r>
+              <w:rPr>
+                <w:rFonts w:ascii="Times New Roman" w:cs="Times New Roman" w:eastAsia="Times New Roman" w:hAnsi="Times New Roman"/>
+                <w:sz w:val="22"/>
+                <w:szCs w:val="22"/>
+              </w:rPr>
+              <w:t xml:space="preserve">going out in a small boat</w:t>
+            </w:r>
+          </w:p>
+        </w:tc>
+        <w:tc>
+          <w:tcPr>
+            <w:tcW w:type="dxa" w:w="2000"/>
+            <w:tcMar>
+              <w:top w:type="dxa" w:w="60"/>
+              <w:left w:type="dxa" w:w="100"/>
+              <w:bottom w:type="dxa" w:w="60"/>
+              <w:right w:type="dxa" w:w="100"/>
+            </w:tcMar>
+            <w:vAlign w:val="top"/>
+          </w:tcPr>
+          <w:p>
+            <w:pPr>
+              <w:spacing w:after="60" w:before="40" w:line="300" w:lineRule="auto"/>
+            </w:pPr>
+            <w:r>
+              <w:rPr>
+                <w:rFonts w:ascii="Times New Roman" w:cs="Times New Roman" w:eastAsia="Times New Roman" w:hAnsi="Times New Roman"/>
+                <w:sz w:val="22"/>
+                <w:szCs w:val="22"/>
+              </w:rPr>
+              <w:t xml:space="preserve">chèo thuyền</w:t>
+            </w:r>
+          </w:p>
+        </w:tc>
+      </w:tr>
+      <w:tr>
+        <w:trPr>
+          <w:tblHeader w:val="off"/>
+        </w:trPr>
+        <w:tc>
+          <w:tcPr>
+            <w:tcW w:type="dxa" w:w="2700"/>
+            <w:tcMar>
+              <w:top w:type="dxa" w:w="60"/>
+              <w:left w:type="dxa" w:w="100"/>
+              <w:bottom w:type="dxa" w:w="60"/>
+              <w:right w:type="dxa" w:w="100"/>
+            </w:tcMar>
+            <w:vAlign w:val="top"/>
+          </w:tcPr>
+          <w:p>
+            <w:pPr>
+              <w:spacing w:after="60" w:before="40" w:line="300" w:lineRule="auto"/>
+            </w:pPr>
+            <w:r>
+              <w:rPr>
+                <w:rFonts w:ascii="Times New Roman" w:cs="Times New Roman" w:eastAsia="Times New Roman" w:hAnsi="Times New Roman"/>
+                <w:sz w:val="22"/>
+                <w:szCs w:val="22"/>
+              </w:rPr>
+              <w:t xml:space="preserve">cycling (n)</w:t>
+            </w:r>
+          </w:p>
+        </w:tc>
+        <w:tc>
+          <w:tcPr>
+            <w:tcW w:type="dxa" w:w="2100"/>
+            <w:tcMar>
+              <w:top w:type="dxa" w:w="60"/>
+              <w:left w:type="dxa" w:w="100"/>
+              <w:bottom w:type="dxa" w:w="60"/>
+              <w:right w:type="dxa" w:w="100"/>
+            </w:tcMar>
+            <w:vAlign w:val="top"/>
+          </w:tcPr>
+          <w:p>
+            <w:pPr>
+              <w:spacing w:after="60" w:before="40" w:line="300" w:lineRule="auto"/>
+            </w:pPr>
+            <w:r>
+              <w:rPr>
+                <w:rFonts w:ascii="Times New Roman" w:cs="Times New Roman" w:eastAsia="Times New Roman" w:hAnsi="Times New Roman"/>
+                <w:sz w:val="22"/>
+                <w:szCs w:val="22"/>
+              </w:rPr>
+              <w:t xml:space="preserve">/ˈsaɪklɪŋ/</w:t>
+            </w:r>
+          </w:p>
+        </w:tc>
+        <w:tc>
+          <w:tcPr>
+            <w:tcW w:type="dxa" w:w="2555"/>
+            <w:tcMar>
+              <w:top w:type="dxa" w:w="60"/>
+              <w:left w:type="dxa" w:w="100"/>
+              <w:bottom w:type="dxa" w:w="60"/>
+              <w:right w:type="dxa" w:w="100"/>
+            </w:tcMar>
+            <w:vAlign w:val="top"/>
+          </w:tcPr>
+          <w:p>
+            <w:pPr>
+              <w:spacing w:after="60" w:before="40" w:line="300" w:lineRule="auto"/>
+            </w:pPr>
+            <w:r>
+              <w:rPr>
+                <w:rFonts w:ascii="Times New Roman" w:cs="Times New Roman" w:eastAsia="Times New Roman" w:hAnsi="Times New Roman"/>
+                <w:sz w:val="22"/>
+                <w:szCs w:val="22"/>
+              </w:rPr>
+              <w:t xml:space="preserve">riding a bicycle</w:t>
+            </w:r>
+          </w:p>
+        </w:tc>
+        <w:tc>
+          <w:tcPr>
+            <w:tcW w:type="dxa" w:w="2000"/>
+            <w:tcMar>
+              <w:top w:type="dxa" w:w="60"/>
+              <w:left w:type="dxa" w:w="100"/>
+              <w:bottom w:type="dxa" w:w="60"/>
+              <w:right w:type="dxa" w:w="100"/>
+            </w:tcMar>
+            <w:vAlign w:val="top"/>
+          </w:tcPr>
+          <w:p>
+            <w:pPr>
+              <w:spacing w:after="60" w:before="40" w:line="300" w:lineRule="auto"/>
+            </w:pPr>
+            <w:r>
+              <w:rPr>
+                <w:rFonts w:ascii="Times New Roman" w:cs="Times New Roman" w:eastAsia="Times New Roman" w:hAnsi="Times New Roman"/>
+                <w:sz w:val="22"/>
+                <w:szCs w:val="22"/>
+              </w:rPr>
+              <w:t xml:space="preserve">đạp xe</w:t>
+            </w:r>
+          </w:p>
+        </w:tc>
+      </w:tr>
+    </w:tbl>
+    <w:p>
+      <w:pPr>
+        <w:keepNext/>
+        <w:spacing w:after="80" w:before="120" w:line="300" w:lineRule="auto"/>
+      </w:pPr>
+      <w:r>
+        <w:rPr>
+          <w:rFonts w:ascii="Times New Roman" w:cs="Times New Roman" w:eastAsia="Times New Roman" w:hAnsi="Times New Roman"/>
+          <w:b/>
+          <w:bCs/>
+          <w:sz w:val="26"/>
+          <w:szCs w:val="26"/>
+        </w:rPr>
+        <w:t xml:space="preserve">Kế hoạch bảng (Board plan)</w:t>
+      </w:r>
+    </w:p>
+    <w:tbl>
+      <w:tblPr>
+        <w:tblW w:type="dxa" w:w="9355"/>
+        <w:tblBorders>
+          <w:top w:val="single" w:color="808080" w:sz="4"/>
+          <w:left w:val="single" w:color="808080" w:sz="4"/>
+          <w:bottom w:val="single" w:color="808080" w:sz="4"/>
+          <w:right w:val="single" w:color="808080" w:sz="4"/>
+          <w:insideH w:val="single" w:color="808080" w:sz="4"/>
+          <w:insideV w:val="single" w:color="808080" w:sz="4"/>
+        </w:tblBorders>
+      </w:tblPr>
+      <w:tblGrid>
+        <w:gridCol w:w="9355"/>
+      </w:tblGrid>
+      <w:tr>
+        <w:trPr>
+          <w:tblHeader w:val="off"/>
+        </w:trPr>
+        <w:tc>
+          <w:tcPr>
+            <w:tcW w:type="dxa" w:w="9355"/>
+            <w:tcMar>
+              <w:top w:type="dxa" w:w="60"/>
+              <w:left w:type="dxa" w:w="100"/>
+              <w:bottom w:type="dxa" w:w="60"/>
+              <w:right w:type="dxa" w:w="100"/>
+            </w:tcMar>
+            <w:vAlign w:val="top"/>
+          </w:tcPr>
+          <w:p>
+            <w:pPr>
+              <w:spacing w:after="20" w:before="0" w:line="300" w:lineRule="auto"/>
+            </w:pPr>
+            <w:r>
+              <w:rPr>
+                <w:rFonts w:ascii="Times New Roman" w:cs="Times New Roman" w:eastAsia="Times New Roman" w:hAnsi="Times New Roman"/>
+                <w:sz w:val="22"/>
+                <w:szCs w:val="22"/>
+              </w:rPr>
+              <w:t xml:space="preserve">Date of teaching: ……</w:t>
+            </w:r>
+          </w:p>
+          <w:p>
+            <w:pPr>
+              <w:spacing w:after="20" w:before="0" w:line="300" w:lineRule="auto"/>
+            </w:pPr>
+            <w:r>
+              <w:rPr>
+                <w:rFonts w:ascii="Times New Roman" w:cs="Times New Roman" w:eastAsia="Times New Roman" w:hAnsi="Times New Roman"/>
+                <w:sz w:val="22"/>
+                <w:szCs w:val="22"/>
+              </w:rPr>
+              <w:t xml:space="preserve">Unit 2: Healthy living – Lesson 1: Getting started – Let's go out!</w:t>
+            </w:r>
+          </w:p>
+          <w:p>
+            <w:pPr>
+              <w:spacing w:after="20" w:before="0" w:line="300" w:lineRule="auto"/>
+            </w:pPr>
+            <w:r>
+              <w:rPr>
+                <w:rFonts w:ascii="Times New Roman" w:cs="Times New Roman" w:eastAsia="Times New Roman" w:hAnsi="Times New Roman"/>
+                <w:sz w:val="22"/>
+                <w:szCs w:val="22"/>
+              </w:rPr>
+              <w:t xml:space="preserve">Warm-up: Brainstorming – HEALTH</w:t>
+            </w:r>
+          </w:p>
+          <w:p>
+            <w:pPr>
+              <w:spacing w:after="20" w:before="0" w:line="300" w:lineRule="auto"/>
+            </w:pPr>
+            <w:r>
+              <w:rPr>
+                <w:rFonts w:ascii="Times New Roman" w:cs="Times New Roman" w:eastAsia="Times New Roman" w:hAnsi="Times New Roman"/>
+                <w:sz w:val="22"/>
+                <w:szCs w:val="22"/>
+              </w:rPr>
+              <w:t xml:space="preserve">I. Vocabulary: popular (a) phổ biến; fresh (a) tươi, mới; join (v) tham gia</w:t>
+            </w:r>
+          </w:p>
+          <w:p>
+            <w:pPr>
+              <w:spacing w:after="20" w:before="0" w:line="300" w:lineRule="auto"/>
+            </w:pPr>
+            <w:r>
+              <w:rPr>
+                <w:rFonts w:ascii="Times New Roman" w:cs="Times New Roman" w:eastAsia="Times New Roman" w:hAnsi="Times New Roman"/>
+                <w:sz w:val="22"/>
+                <w:szCs w:val="22"/>
+              </w:rPr>
+              <w:t xml:space="preserve">II. Practice: Ex 2 – Tick; Ex 3 – Words under pictures; Ex 4 – Complete (p. 19)</w:t>
+            </w:r>
+          </w:p>
+          <w:p>
+            <w:pPr>
+              <w:spacing w:after="20" w:before="0" w:line="300" w:lineRule="auto"/>
+            </w:pPr>
+            <w:r>
+              <w:rPr>
+                <w:rFonts w:ascii="Times New Roman" w:cs="Times New Roman" w:eastAsia="Times New Roman" w:hAnsi="Times New Roman"/>
+                <w:sz w:val="22"/>
+                <w:szCs w:val="22"/>
+              </w:rPr>
+              <w:t xml:space="preserve">III. Production: Ex 5 – Survey: Good or bad for health</w:t>
+            </w:r>
+          </w:p>
+          <w:p>
+            <w:pPr>
+              <w:spacing w:after="20" w:before="0" w:line="300" w:lineRule="auto"/>
+            </w:pPr>
+            <w:r>
+              <w:rPr>
+                <w:rFonts w:ascii="Times New Roman" w:cs="Times New Roman" w:eastAsia="Times New Roman" w:hAnsi="Times New Roman"/>
+                <w:sz w:val="22"/>
+                <w:szCs w:val="22"/>
+              </w:rPr>
+              <w:t xml:space="preserve">Homework: learn new words; prepare A Closer Look 1</w:t>
+            </w:r>
+          </w:p>
+        </w:tc>
+      </w:tr>
+    </w:tbl>
     <w:p>
       <w:pPr>
         <w:keepNext/>
@@ -2688,6 +3891,22 @@
                 <w:rFonts w:ascii="Times New Roman" w:cs="Times New Roman" w:eastAsia="Times New Roman" w:hAnsi="Times New Roman"/>
                 <w:b/>
                 <w:bCs/>
+                <w:color w:val="1F3864"/>
+                <w:sz w:val="22"/>
+                <w:szCs w:val="22"/>
+              </w:rPr>
+              <w:t xml:space="preserve">WARM-UP</w:t>
+            </w:r>
+          </w:p>
+          <w:p>
+            <w:pPr>
+              <w:spacing w:after="60" w:before="40" w:line="300" w:lineRule="auto"/>
+            </w:pPr>
+            <w:r>
+              <w:rPr>
+                <w:rFonts w:ascii="Times New Roman" w:cs="Times New Roman" w:eastAsia="Times New Roman" w:hAnsi="Times New Roman"/>
+                <w:b w:val="false"/>
+                <w:bCs w:val="false"/>
                 <w:sz w:val="22"/>
                 <w:szCs w:val="22"/>
               </w:rPr>
@@ -3066,6 +4285,22 @@
                 <w:rFonts w:ascii="Times New Roman" w:cs="Times New Roman" w:eastAsia="Times New Roman" w:hAnsi="Times New Roman"/>
                 <w:b/>
                 <w:bCs/>
+                <w:color w:val="1F3864"/>
+                <w:sz w:val="22"/>
+                <w:szCs w:val="22"/>
+              </w:rPr>
+              <w:t xml:space="preserve">PRESENTATION</w:t>
+            </w:r>
+          </w:p>
+          <w:p>
+            <w:pPr>
+              <w:spacing w:after="60" w:before="40" w:line="300" w:lineRule="auto"/>
+            </w:pPr>
+            <w:r>
+              <w:rPr>
+                <w:rFonts w:ascii="Times New Roman" w:cs="Times New Roman" w:eastAsia="Times New Roman" w:hAnsi="Times New Roman"/>
+                <w:b w:val="false"/>
+                <w:bCs w:val="false"/>
                 <w:sz w:val="22"/>
                 <w:szCs w:val="22"/>
               </w:rPr>
@@ -3188,44 +4423,14 @@
               <w:t xml:space="preserve">Đoán nghĩa popular (trái nghĩa), fresh </w:t>
             </w:r>
             <w:r>
-              <w:drawing>
-                <wp:inline distT="0" distB="0" distL="0" distR="0">
-                  <wp:extent cx="1047750" cy="1047750"/>
-                  <wp:effectExtent t="0" r="0" b="0" l="0"/>
-                  <wp:docPr id="1" name="" descr="" title=""/>
-                  <wp:cNvGraphicFramePr>
-                    <a:graphicFrameLocks xmlns:a="http://schemas.openxmlformats.org/drawingml/2006/main" noChangeAspect="1"/>
-                  </wp:cNvGraphicFramePr>
-                  <a:graphic xmlns:a="http://schemas.openxmlformats.org/drawingml/2006/main">
-                    <a:graphicData uri="http://schemas.openxmlformats.org/drawingml/2006/picture">
-                      <pic:pic xmlns:pic="http://schemas.openxmlformats.org/drawingml/2006/picture">
-                        <pic:nvPicPr>
-                          <pic:cNvPr id="0" name="" descr=""/>
-                          <pic:cNvPicPr>
-                            <a:picLocks noChangeAspect="1" noChangeArrowheads="1"/>
-                          </pic:cNvPicPr>
-                        </pic:nvPicPr>
-                        <pic:blipFill>
-                          <a:blip r:embed="rId7" cstate="none"/>
-                          <a:srcRect/>
-                          <a:stretch>
-                            <a:fillRect/>
-                          </a:stretch>
-                        </pic:blipFill>
-                        <pic:spPr bwMode="auto">
-                          <a:xfrm>
-                            <a:off x="0" y="0"/>
-                            <a:ext cx="1047750" cy="1047750"/>
-                          </a:xfrm>
-                          <a:prstGeom prst="rect">
-                            <a:avLst/>
-                          </a:prstGeom>
-                        </pic:spPr>
-                      </pic:pic>
-                    </a:graphicData>
-                  </a:graphic>
-                </wp:inline>
-              </w:drawing>
+              <w:rPr>
+                <w:rFonts w:ascii="Times New Roman" w:cs="Times New Roman" w:eastAsia="Times New Roman" w:hAnsi="Times New Roman"/>
+                <w:i/>
+                <w:iCs/>
+                <w:sz w:val="22"/>
+                <w:szCs w:val="22"/>
+              </w:rPr>
+              <w:t xml:space="preserve">(hình 1 trong giáo án gốc)</w:t>
             </w:r>
             <w:r>
               <w:rPr>
@@ -3236,44 +4441,14 @@
               <w:t xml:space="preserve">, join </w:t>
             </w:r>
             <w:r>
-              <w:drawing>
-                <wp:inline distT="0" distB="0" distL="0" distR="0">
-                  <wp:extent cx="1047750" cy="1047750"/>
-                  <wp:effectExtent t="0" r="0" b="0" l="0"/>
-                  <wp:docPr id="2" name="" descr="" title=""/>
-                  <wp:cNvGraphicFramePr>
-                    <a:graphicFrameLocks xmlns:a="http://schemas.openxmlformats.org/drawingml/2006/main" noChangeAspect="1"/>
-                  </wp:cNvGraphicFramePr>
-                  <a:graphic xmlns:a="http://schemas.openxmlformats.org/drawingml/2006/main">
-                    <a:graphicData uri="http://schemas.openxmlformats.org/drawingml/2006/picture">
-                      <pic:pic xmlns:pic="http://schemas.openxmlformats.org/drawingml/2006/picture">
-                        <pic:nvPicPr>
-                          <pic:cNvPr id="0" name="" descr=""/>
-                          <pic:cNvPicPr>
-                            <a:picLocks noChangeAspect="1" noChangeArrowheads="1"/>
-                          </pic:cNvPicPr>
-                        </pic:nvPicPr>
-                        <pic:blipFill>
-                          <a:blip r:embed="rId8" cstate="none"/>
-                          <a:srcRect/>
-                          <a:stretch>
-                            <a:fillRect/>
-                          </a:stretch>
-                        </pic:blipFill>
-                        <pic:spPr bwMode="auto">
-                          <a:xfrm>
-                            <a:off x="0" y="0"/>
-                            <a:ext cx="1047750" cy="1047750"/>
-                          </a:xfrm>
-                          <a:prstGeom prst="rect">
-                            <a:avLst/>
-                          </a:prstGeom>
-                        </pic:spPr>
-                      </pic:pic>
-                    </a:graphicData>
-                  </a:graphic>
-                </wp:inline>
-              </w:drawing>
+              <w:rPr>
+                <w:rFonts w:ascii="Times New Roman" w:cs="Times New Roman" w:eastAsia="Times New Roman" w:hAnsi="Times New Roman"/>
+                <w:i/>
+                <w:iCs/>
+                <w:sz w:val="22"/>
+                <w:szCs w:val="22"/>
+              </w:rPr>
+              <w:t xml:space="preserve">(hình 2 trong giáo án gốc)</w:t>
             </w:r>
             <w:r>
               <w:rPr>
@@ -3548,6 +4723,22 @@
                 <w:rFonts w:ascii="Times New Roman" w:cs="Times New Roman" w:eastAsia="Times New Roman" w:hAnsi="Times New Roman"/>
                 <w:b/>
                 <w:bCs/>
+                <w:color w:val="1F3864"/>
+                <w:sz w:val="22"/>
+                <w:szCs w:val="22"/>
+              </w:rPr>
+              <w:t xml:space="preserve">PRACTICE</w:t>
+            </w:r>
+          </w:p>
+          <w:p>
+            <w:pPr>
+              <w:spacing w:after="60" w:before="40" w:line="300" w:lineRule="auto"/>
+            </w:pPr>
+            <w:r>
+              <w:rPr>
+                <w:rFonts w:ascii="Times New Roman" w:cs="Times New Roman" w:eastAsia="Times New Roman" w:hAnsi="Times New Roman"/>
+                <w:b w:val="false"/>
+                <w:bCs w:val="false"/>
                 <w:sz w:val="22"/>
                 <w:szCs w:val="22"/>
               </w:rPr>
@@ -3934,6 +5125,22 @@
                 <w:rFonts w:ascii="Times New Roman" w:cs="Times New Roman" w:eastAsia="Times New Roman" w:hAnsi="Times New Roman"/>
                 <w:b/>
                 <w:bCs/>
+                <w:color w:val="1F3864"/>
+                <w:sz w:val="22"/>
+                <w:szCs w:val="22"/>
+              </w:rPr>
+              <w:t xml:space="preserve">PRACTICE</w:t>
+            </w:r>
+          </w:p>
+          <w:p>
+            <w:pPr>
+              <w:spacing w:after="60" w:before="40" w:line="300" w:lineRule="auto"/>
+            </w:pPr>
+            <w:r>
+              <w:rPr>
+                <w:rFonts w:ascii="Times New Roman" w:cs="Times New Roman" w:eastAsia="Times New Roman" w:hAnsi="Times New Roman"/>
+                <w:b w:val="false"/>
+                <w:bCs w:val="false"/>
                 <w:sz w:val="22"/>
                 <w:szCs w:val="22"/>
               </w:rPr>
@@ -4248,6 +5455,22 @@
                 <w:rFonts w:ascii="Times New Roman" w:cs="Times New Roman" w:eastAsia="Times New Roman" w:hAnsi="Times New Roman"/>
                 <w:b/>
                 <w:bCs/>
+                <w:color w:val="1F3864"/>
+                <w:sz w:val="22"/>
+                <w:szCs w:val="22"/>
+              </w:rPr>
+              <w:t xml:space="preserve">PRODUCTION</w:t>
+            </w:r>
+          </w:p>
+          <w:p>
+            <w:pPr>
+              <w:spacing w:after="60" w:before="40" w:line="300" w:lineRule="auto"/>
+            </w:pPr>
+            <w:r>
+              <w:rPr>
+                <w:rFonts w:ascii="Times New Roman" w:cs="Times New Roman" w:eastAsia="Times New Roman" w:hAnsi="Times New Roman"/>
+                <w:b w:val="false"/>
+                <w:bCs w:val="false"/>
                 <w:sz w:val="22"/>
                 <w:szCs w:val="22"/>
               </w:rPr>
@@ -4626,6 +5849,22 @@
                 <w:rFonts w:ascii="Times New Roman" w:cs="Times New Roman" w:eastAsia="Times New Roman" w:hAnsi="Times New Roman"/>
                 <w:b/>
                 <w:bCs/>
+                <w:color w:val="1F3864"/>
+                <w:sz w:val="22"/>
+                <w:szCs w:val="22"/>
+              </w:rPr>
+              <w:t xml:space="preserve">PRODUCTION</w:t>
+            </w:r>
+          </w:p>
+          <w:p>
+            <w:pPr>
+              <w:spacing w:after="60" w:before="40" w:line="300" w:lineRule="auto"/>
+            </w:pPr>
+            <w:r>
+              <w:rPr>
+                <w:rFonts w:ascii="Times New Roman" w:cs="Times New Roman" w:eastAsia="Times New Roman" w:hAnsi="Times New Roman"/>
+                <w:b w:val="false"/>
+                <w:bCs w:val="false"/>
                 <w:sz w:val="22"/>
                 <w:szCs w:val="22"/>
               </w:rPr>
@@ -5004,6 +6243,22 @@
                 <w:rFonts w:ascii="Times New Roman" w:cs="Times New Roman" w:eastAsia="Times New Roman" w:hAnsi="Times New Roman"/>
                 <w:b/>
                 <w:bCs/>
+                <w:color w:val="1F3864"/>
+                <w:sz w:val="22"/>
+                <w:szCs w:val="22"/>
+              </w:rPr>
+              <w:t xml:space="preserve">REFLECTION</w:t>
+            </w:r>
+          </w:p>
+          <w:p>
+            <w:pPr>
+              <w:spacing w:after="60" w:before="40" w:line="300" w:lineRule="auto"/>
+            </w:pPr>
+            <w:r>
+              <w:rPr>
+                <w:rFonts w:ascii="Times New Roman" w:cs="Times New Roman" w:eastAsia="Times New Roman" w:hAnsi="Times New Roman"/>
+                <w:b w:val="false"/>
+                <w:bCs w:val="false"/>
                 <w:sz w:val="22"/>
                 <w:szCs w:val="22"/>
               </w:rPr>
@@ -5426,6 +6681,22 @@
                 <w:rFonts w:ascii="Times New Roman" w:cs="Times New Roman" w:eastAsia="Times New Roman" w:hAnsi="Times New Roman"/>
                 <w:b/>
                 <w:bCs/>
+                <w:color w:val="1F3864"/>
+                <w:sz w:val="22"/>
+                <w:szCs w:val="22"/>
+              </w:rPr>
+              <w:t xml:space="preserve">CONSOLIDATION</w:t>
+            </w:r>
+          </w:p>
+          <w:p>
+            <w:pPr>
+              <w:spacing w:after="60" w:before="40" w:line="300" w:lineRule="auto"/>
+            </w:pPr>
+            <w:r>
+              <w:rPr>
+                <w:rFonts w:ascii="Times New Roman" w:cs="Times New Roman" w:eastAsia="Times New Roman" w:hAnsi="Times New Roman"/>
+                <w:b w:val="false"/>
+                <w:bCs w:val="false"/>
                 <w:sz w:val="22"/>
                 <w:szCs w:val="22"/>
               </w:rPr>
@@ -5740,75 +7011,254 @@
           <w:sz w:val="28"/>
           <w:szCs w:val="28"/>
         </w:rPr>
-        <w:t xml:space="preserve">IV. DỰ KIẾN KHÓ KHĂN VÀ GIẢI PHÁP</w:t>
+        <w:t xml:space="preserve">IV. DỰ KIẾN KHÓ KHĂN VÀ GIẢI PHÁP (ASSUMPTIONS)</w:t>
       </w:r>
     </w:p>
-    <w:p>
-      <w:pPr>
-        <w:spacing w:after="60" w:before="40" w:line="300" w:lineRule="auto"/>
-        <w:ind w:left="284"/>
-      </w:pPr>
-      <w:r>
-        <w:rPr>
-          <w:rFonts w:ascii="Times New Roman" w:cs="Times New Roman" w:eastAsia="Times New Roman" w:hAnsi="Times New Roman"/>
-          <w:sz w:val="26"/>
-          <w:szCs w:val="26"/>
-        </w:rPr>
-        <w:t xml:space="preserve">– </w:t>
-      </w:r>
-      <w:r>
-        <w:rPr>
-          <w:rFonts w:ascii="Times New Roman" w:cs="Times New Roman" w:eastAsia="Times New Roman" w:hAnsi="Times New Roman"/>
-          <w:sz w:val="26"/>
-          <w:szCs w:val="26"/>
-        </w:rPr>
-        <w:t xml:space="preserve">HS thiếu vốn từ, trải nghiệm chủ đề → Tranh, handout, khung câu</w:t>
-      </w:r>
-    </w:p>
-    <w:p>
-      <w:pPr>
-        <w:spacing w:after="60" w:before="40" w:line="300" w:lineRule="auto"/>
-        <w:ind w:left="284"/>
-      </w:pPr>
-      <w:r>
-        <w:rPr>
-          <w:rFonts w:ascii="Times New Roman" w:cs="Times New Roman" w:eastAsia="Times New Roman" w:hAnsi="Times New Roman"/>
-          <w:sz w:val="26"/>
-          <w:szCs w:val="26"/>
-        </w:rPr>
-        <w:t xml:space="preserve">– </w:t>
-      </w:r>
-      <w:r>
-        <w:rPr>
-          <w:rFonts w:ascii="Times New Roman" w:cs="Times New Roman" w:eastAsia="Times New Roman" w:hAnsi="Times New Roman"/>
-          <w:sz w:val="26"/>
-          <w:szCs w:val="26"/>
-        </w:rPr>
-        <w:t xml:space="preserve">HS yếu nghe, nói, hợp tác → Nghe lại; ghép khá – yếu; phân vai</w:t>
-      </w:r>
-    </w:p>
-    <w:p>
-      <w:pPr>
-        <w:spacing w:after="60" w:before="40" w:line="300" w:lineRule="auto"/>
-        <w:ind w:left="284"/>
-      </w:pPr>
-      <w:r>
-        <w:rPr>
-          <w:rFonts w:ascii="Times New Roman" w:cs="Times New Roman" w:eastAsia="Times New Roman" w:hAnsi="Times New Roman"/>
-          <w:sz w:val="26"/>
-          <w:szCs w:val="26"/>
-        </w:rPr>
-        <w:t xml:space="preserve">– </w:t>
-      </w:r>
-      <w:r>
-        <w:rPr>
-          <w:rFonts w:ascii="Times New Roman" w:cs="Times New Roman" w:eastAsia="Times New Roman" w:hAnsi="Times New Roman"/>
-          <w:sz w:val="26"/>
-          <w:szCs w:val="26"/>
-        </w:rPr>
-        <w:t xml:space="preserve">Nhóm làm poster quá giờ → Timekeeper; báo mốc còn 2 phút</w:t>
-      </w:r>
-    </w:p>
+    <w:tbl>
+      <w:tblPr>
+        <w:tblW w:type="dxa" w:w="9355"/>
+        <w:tblBorders>
+          <w:top w:val="single" w:color="808080" w:sz="4"/>
+          <w:left w:val="single" w:color="808080" w:sz="4"/>
+          <w:bottom w:val="single" w:color="808080" w:sz="4"/>
+          <w:right w:val="single" w:color="808080" w:sz="4"/>
+          <w:insideH w:val="single" w:color="808080" w:sz="4"/>
+          <w:insideV w:val="single" w:color="808080" w:sz="4"/>
+        </w:tblBorders>
+      </w:tblPr>
+      <w:tblGrid>
+        <w:gridCol w:w="4677"/>
+        <w:gridCol w:w="4678"/>
+      </w:tblGrid>
+      <w:tr>
+        <w:trPr>
+          <w:tblHeader/>
+        </w:trPr>
+        <w:tc>
+          <w:tcPr>
+            <w:tcW w:type="dxa" w:w="4677"/>
+            <w:shd w:fill="D9E2F3" w:color="auto" w:val="clear"/>
+            <w:tcMar>
+              <w:top w:type="dxa" w:w="60"/>
+              <w:left w:type="dxa" w:w="100"/>
+              <w:bottom w:type="dxa" w:w="60"/>
+              <w:right w:type="dxa" w:w="100"/>
+            </w:tcMar>
+            <w:vAlign w:val="top"/>
+          </w:tcPr>
+          <w:p>
+            <w:pPr>
+              <w:spacing w:after="60" w:before="40" w:line="300" w:lineRule="auto"/>
+              <w:jc w:val="center"/>
+            </w:pPr>
+            <w:r>
+              <w:rPr>
+                <w:rFonts w:ascii="Times New Roman" w:cs="Times New Roman" w:eastAsia="Times New Roman" w:hAnsi="Times New Roman"/>
+                <w:b/>
+                <w:bCs/>
+                <w:sz w:val="24"/>
+                <w:szCs w:val="24"/>
+              </w:rPr>
+              <w:t xml:space="preserve">Anticipated difficulties</w:t>
+            </w:r>
+          </w:p>
+        </w:tc>
+        <w:tc>
+          <w:tcPr>
+            <w:tcW w:type="dxa" w:w="4678"/>
+            <w:shd w:fill="D9E2F3" w:color="auto" w:val="clear"/>
+            <w:tcMar>
+              <w:top w:type="dxa" w:w="60"/>
+              <w:left w:type="dxa" w:w="100"/>
+              <w:bottom w:type="dxa" w:w="60"/>
+              <w:right w:type="dxa" w:w="100"/>
+            </w:tcMar>
+            <w:vAlign w:val="top"/>
+          </w:tcPr>
+          <w:p>
+            <w:pPr>
+              <w:spacing w:after="60" w:before="40" w:line="300" w:lineRule="auto"/>
+              <w:jc w:val="center"/>
+            </w:pPr>
+            <w:r>
+              <w:rPr>
+                <w:rFonts w:ascii="Times New Roman" w:cs="Times New Roman" w:eastAsia="Times New Roman" w:hAnsi="Times New Roman"/>
+                <w:b/>
+                <w:bCs/>
+                <w:sz w:val="24"/>
+                <w:szCs w:val="24"/>
+              </w:rPr>
+              <w:t xml:space="preserve">Solutions</w:t>
+            </w:r>
+          </w:p>
+        </w:tc>
+      </w:tr>
+      <w:tr>
+        <w:trPr>
+          <w:tblHeader w:val="off"/>
+        </w:trPr>
+        <w:tc>
+          <w:tcPr>
+            <w:tcW w:type="dxa" w:w="4677"/>
+            <w:tcMar>
+              <w:top w:type="dxa" w:w="60"/>
+              <w:left w:type="dxa" w:w="100"/>
+              <w:bottom w:type="dxa" w:w="60"/>
+              <w:right w:type="dxa" w:w="100"/>
+            </w:tcMar>
+            <w:vAlign w:val="top"/>
+          </w:tcPr>
+          <w:p>
+            <w:pPr>
+              <w:spacing w:after="60" w:before="40" w:line="300" w:lineRule="auto"/>
+            </w:pPr>
+            <w:r>
+              <w:rPr>
+                <w:rFonts w:ascii="Times New Roman" w:cs="Times New Roman" w:eastAsia="Times New Roman" w:hAnsi="Times New Roman"/>
+                <w:sz w:val="22"/>
+                <w:szCs w:val="22"/>
+              </w:rPr>
+              <w:t xml:space="preserve">HS thiếu vốn từ, trải nghiệm chủ đề</w:t>
+            </w:r>
+          </w:p>
+        </w:tc>
+        <w:tc>
+          <w:tcPr>
+            <w:tcW w:type="dxa" w:w="4678"/>
+            <w:tcMar>
+              <w:top w:type="dxa" w:w="60"/>
+              <w:left w:type="dxa" w:w="100"/>
+              <w:bottom w:type="dxa" w:w="60"/>
+              <w:right w:type="dxa" w:w="100"/>
+            </w:tcMar>
+            <w:vAlign w:val="top"/>
+          </w:tcPr>
+          <w:p>
+            <w:pPr>
+              <w:spacing w:after="60" w:before="40" w:line="300" w:lineRule="auto"/>
+            </w:pPr>
+            <w:r>
+              <w:rPr>
+                <w:rFonts w:ascii="Times New Roman" w:cs="Times New Roman" w:eastAsia="Times New Roman" w:hAnsi="Times New Roman"/>
+                <w:sz w:val="22"/>
+                <w:szCs w:val="22"/>
+              </w:rPr>
+              <w:t xml:space="preserve">Tranh, handout, khung câu</w:t>
+            </w:r>
+          </w:p>
+        </w:tc>
+      </w:tr>
+      <w:tr>
+        <w:trPr>
+          <w:tblHeader w:val="off"/>
+        </w:trPr>
+        <w:tc>
+          <w:tcPr>
+            <w:tcW w:type="dxa" w:w="4677"/>
+            <w:tcMar>
+              <w:top w:type="dxa" w:w="60"/>
+              <w:left w:type="dxa" w:w="100"/>
+              <w:bottom w:type="dxa" w:w="60"/>
+              <w:right w:type="dxa" w:w="100"/>
+            </w:tcMar>
+            <w:vAlign w:val="top"/>
+          </w:tcPr>
+          <w:p>
+            <w:pPr>
+              <w:spacing w:after="60" w:before="40" w:line="300" w:lineRule="auto"/>
+            </w:pPr>
+            <w:r>
+              <w:rPr>
+                <w:rFonts w:ascii="Times New Roman" w:cs="Times New Roman" w:eastAsia="Times New Roman" w:hAnsi="Times New Roman"/>
+                <w:sz w:val="22"/>
+                <w:szCs w:val="22"/>
+              </w:rPr>
+              <w:t xml:space="preserve">HS yếu nghe, nói, hợp tác</w:t>
+            </w:r>
+          </w:p>
+        </w:tc>
+        <w:tc>
+          <w:tcPr>
+            <w:tcW w:type="dxa" w:w="4678"/>
+            <w:tcMar>
+              <w:top w:type="dxa" w:w="60"/>
+              <w:left w:type="dxa" w:w="100"/>
+              <w:bottom w:type="dxa" w:w="60"/>
+              <w:right w:type="dxa" w:w="100"/>
+            </w:tcMar>
+            <w:vAlign w:val="top"/>
+          </w:tcPr>
+          <w:p>
+            <w:pPr>
+              <w:spacing w:after="60" w:before="40" w:line="300" w:lineRule="auto"/>
+            </w:pPr>
+            <w:r>
+              <w:rPr>
+                <w:rFonts w:ascii="Times New Roman" w:cs="Times New Roman" w:eastAsia="Times New Roman" w:hAnsi="Times New Roman"/>
+                <w:sz w:val="22"/>
+                <w:szCs w:val="22"/>
+              </w:rPr>
+              <w:t xml:space="preserve">Nghe lại; ghép khá – yếu; phân vai</w:t>
+            </w:r>
+          </w:p>
+        </w:tc>
+      </w:tr>
+      <w:tr>
+        <w:trPr>
+          <w:tblHeader w:val="off"/>
+        </w:trPr>
+        <w:tc>
+          <w:tcPr>
+            <w:tcW w:type="dxa" w:w="4677"/>
+            <w:tcMar>
+              <w:top w:type="dxa" w:w="60"/>
+              <w:left w:type="dxa" w:w="100"/>
+              <w:bottom w:type="dxa" w:w="60"/>
+              <w:right w:type="dxa" w:w="100"/>
+            </w:tcMar>
+            <w:vAlign w:val="top"/>
+          </w:tcPr>
+          <w:p>
+            <w:pPr>
+              <w:spacing w:after="60" w:before="40" w:line="300" w:lineRule="auto"/>
+            </w:pPr>
+            <w:r>
+              <w:rPr>
+                <w:rFonts w:ascii="Times New Roman" w:cs="Times New Roman" w:eastAsia="Times New Roman" w:hAnsi="Times New Roman"/>
+                <w:sz w:val="22"/>
+                <w:szCs w:val="22"/>
+              </w:rPr>
+              <w:t xml:space="preserve">Nhóm làm poster quá giờ</w:t>
+            </w:r>
+          </w:p>
+        </w:tc>
+        <w:tc>
+          <w:tcPr>
+            <w:tcW w:type="dxa" w:w="4678"/>
+            <w:tcMar>
+              <w:top w:type="dxa" w:w="60"/>
+              <w:left w:type="dxa" w:w="100"/>
+              <w:bottom w:type="dxa" w:w="60"/>
+              <w:right w:type="dxa" w:w="100"/>
+            </w:tcMar>
+            <w:vAlign w:val="top"/>
+          </w:tcPr>
+          <w:p>
+            <w:pPr>
+              <w:spacing w:after="60" w:before="40" w:line="300" w:lineRule="auto"/>
+            </w:pPr>
+            <w:r>
+              <w:rPr>
+                <w:rFonts w:ascii="Times New Roman" w:cs="Times New Roman" w:eastAsia="Times New Roman" w:hAnsi="Times New Roman"/>
+                <w:sz w:val="22"/>
+                <w:szCs w:val="22"/>
+              </w:rPr>
+              <w:t xml:space="preserve">Timekeeper; báo mốc còn 2 phút</w:t>
+            </w:r>
+          </w:p>
+        </w:tc>
+      </w:tr>
+    </w:tbl>
     <w:p>
       <w:pPr>
         <w:keepNext/>
@@ -5822,7 +7272,7 @@
           <w:sz w:val="28"/>
           <w:szCs w:val="28"/>
         </w:rPr>
-        <w:t xml:space="preserve">V. HƯỚNG DẪN TỰ HỌC Ở NHÀ</w:t>
+        <w:t xml:space="preserve">V. HƯỚNG DẪN VỀ NHÀ (HOMEWORK)</w:t>
       </w:r>
     </w:p>
     <w:p>
